--- a/docx/en/BUFRCREX_CodeFlag_en_03.docx
+++ b/docx/en/BUFRCREX_CodeFlag_en_03.docx
@@ -8,17 +8,17 @@
       </w:pPr>
       <w:r>
         <w:rPr>
-          <w:rFonts w:ascii="Arial" w:hAnsi="Arial"/>
+          <w:rFonts w:ascii="Verdana" w:hAnsi="Verdana"/>
           <w:b/>
           <w:sz w:val="22"/>
         </w:rPr>
-        <w:t>BUFR/CREX Code/Flag Tables — Class 03</w:t>
+        <w:t>Class 03</w:t>
       </w:r>
     </w:p>
     <w:p>
       <w:r>
         <w:rPr>
-          <w:rFonts w:ascii="Arial" w:hAnsi="Arial"/>
+          <w:rFonts w:ascii="Verdana" w:hAnsi="Verdana"/>
           <w:b/>
           <w:sz w:val="18"/>
         </w:rPr>
@@ -31,6 +31,20 @@
         <w:tblW w:type="auto" w:w="0"/>
         <w:jc w:val="center"/>
         <w:tblLook w:firstColumn="1" w:firstRow="1" w:lastColumn="0" w:lastRow="0" w:noHBand="0" w:noVBand="1" w:val="04A0"/>
+        <w:tblBorders>
+          <w:top w:val="single" w:sz="4" w:space="0" w:color="595959"/>
+          <w:left w:val="single" w:sz="4" w:space="0" w:color="595959"/>
+          <w:bottom w:val="single" w:sz="4" w:space="0" w:color="595959"/>
+          <w:right w:val="single" w:sz="4" w:space="0" w:color="595959"/>
+          <w:insideH w:val="single" w:sz="4" w:space="0" w:color="595959"/>
+          <w:insideV w:val="single" w:sz="4" w:space="0" w:color="595959"/>
+        </w:tblBorders>
+        <w:tblCellMar>
+          <w:top w:w="85" w:type="dxa"/>
+          <w:left w:w="85" w:type="dxa"/>
+          <w:bottom w:w="85" w:type="dxa"/>
+          <w:right w:w="85" w:type="dxa"/>
+        </w:tblCellMar>
       </w:tblPr>
       <w:tblGrid>
         <w:gridCol w:w="5046"/>
@@ -40,61 +54,52 @@
       <w:tr>
         <w:tc>
           <w:tcPr>
-            <w:tcW w:type="dxa" w:w="5046"/>
-            <w:shd w:val="clear" w:color="auto" w:fill="D9E2F3"/>
-          </w:tcPr>
-          <w:p>
-            <w:pPr>
-              <w:jc w:val="center"/>
-            </w:pPr>
-            <w:r/>
-            <w:r>
-              <w:rPr>
-                <w:rFonts w:ascii="Arial" w:hAnsi="Arial"/>
-                <w:b/>
-                <w:sz w:val="16"/>
-              </w:rPr>
-              <w:t>Code Figure</w:t>
-            </w:r>
-          </w:p>
-        </w:tc>
-        <w:tc>
-          <w:tcPr>
-            <w:tcW w:type="dxa" w:w="5046"/>
-            <w:shd w:val="clear" w:color="auto" w:fill="D9E2F3"/>
-          </w:tcPr>
-          <w:p>
-            <w:pPr>
-              <w:jc w:val="center"/>
-            </w:pPr>
-            <w:r/>
-            <w:r>
-              <w:rPr>
-                <w:rFonts w:ascii="Arial" w:hAnsi="Arial"/>
-                <w:b/>
-                <w:sz w:val="16"/>
-              </w:rPr>
-              <w:t>Entry Name</w:t>
-            </w:r>
-          </w:p>
-        </w:tc>
-        <w:tc>
-          <w:tcPr>
-            <w:tcW w:type="dxa" w:w="5046"/>
-            <w:shd w:val="clear" w:color="auto" w:fill="D9E2F3"/>
-          </w:tcPr>
-          <w:p>
-            <w:pPr>
-              <w:jc w:val="center"/>
-            </w:pPr>
-            <w:r/>
-            <w:r>
-              <w:rPr>
-                <w:rFonts w:ascii="Arial" w:hAnsi="Arial"/>
-                <w:b/>
-                <w:sz w:val="16"/>
-              </w:rPr>
-              <w:t>Note</w:t>
+            <w:tcW w:type="dxa" w:w="1134"/>
+            <w:shd w:val="clear" w:color="auto" w:fill="D9D9D9"/>
+          </w:tcPr>
+          <w:p>
+            <w:r/>
+            <w:r>
+              <w:rPr>
+                <w:rFonts w:ascii="Verdana" w:hAnsi="Verdana"/>
+                <w:b w:val="0"/>
+                <w:sz w:val="16"/>
+              </w:rPr>
+              <w:t>CODE FIGURE</w:t>
+            </w:r>
+          </w:p>
+        </w:tc>
+        <w:tc>
+          <w:tcPr>
+            <w:tcW w:type="dxa" w:w="5046"/>
+            <w:shd w:val="clear" w:color="auto" w:fill="D9D9D9"/>
+          </w:tcPr>
+          <w:p>
+            <w:r/>
+            <w:r>
+              <w:rPr>
+                <w:rFonts w:ascii="Verdana" w:hAnsi="Verdana"/>
+                <w:b w:val="0"/>
+                <w:sz w:val="16"/>
+              </w:rPr>
+              <w:t>ENTRY NAME</w:t>
+            </w:r>
+          </w:p>
+        </w:tc>
+        <w:tc>
+          <w:tcPr>
+            <w:tcW w:type="dxa" w:w="5046"/>
+            <w:shd w:val="clear" w:color="auto" w:fill="D9D9D9"/>
+          </w:tcPr>
+          <w:p>
+            <w:r/>
+            <w:r>
+              <w:rPr>
+                <w:rFonts w:ascii="Verdana" w:hAnsi="Verdana"/>
+                <w:b w:val="0"/>
+                <w:sz w:val="16"/>
+              </w:rPr>
+              <w:t>NOTE</w:t>
             </w:r>
           </w:p>
         </w:tc>
@@ -108,7 +113,7 @@
             <w:r/>
             <w:r>
               <w:rPr>
-                <w:rFonts w:ascii="Arial" w:hAnsi="Arial"/>
+                <w:rFonts w:ascii="Verdana" w:hAnsi="Verdana"/>
                 <w:b w:val="0"/>
                 <w:sz w:val="16"/>
               </w:rPr>
@@ -124,7 +129,7 @@
             <w:r/>
             <w:r>
               <w:rPr>
-                <w:rFonts w:ascii="Arial" w:hAnsi="Arial"/>
+                <w:rFonts w:ascii="Verdana" w:hAnsi="Verdana"/>
                 <w:b w:val="0"/>
                 <w:sz w:val="16"/>
               </w:rPr>
@@ -140,7 +145,7 @@
             <w:r/>
             <w:r>
               <w:rPr>
-                <w:rFonts w:ascii="Arial" w:hAnsi="Arial"/>
+                <w:rFonts w:ascii="Verdana" w:hAnsi="Verdana"/>
                 <w:b w:val="0"/>
                 <w:sz w:val="16"/>
               </w:rPr>
@@ -157,7 +162,7 @@
             <w:r/>
             <w:r>
               <w:rPr>
-                <w:rFonts w:ascii="Arial" w:hAnsi="Arial"/>
+                <w:rFonts w:ascii="Verdana" w:hAnsi="Verdana"/>
                 <w:b w:val="0"/>
                 <w:sz w:val="16"/>
               </w:rPr>
@@ -173,7 +178,7 @@
             <w:r/>
             <w:r>
               <w:rPr>
-                <w:rFonts w:ascii="Arial" w:hAnsi="Arial"/>
+                <w:rFonts w:ascii="Verdana" w:hAnsi="Verdana"/>
                 <w:b w:val="0"/>
                 <w:sz w:val="16"/>
               </w:rPr>
@@ -189,7 +194,7 @@
             <w:r/>
             <w:r>
               <w:rPr>
-                <w:rFonts w:ascii="Arial" w:hAnsi="Arial"/>
+                <w:rFonts w:ascii="Verdana" w:hAnsi="Verdana"/>
                 <w:b w:val="0"/>
                 <w:sz w:val="16"/>
               </w:rPr>
@@ -206,7 +211,7 @@
             <w:r/>
             <w:r>
               <w:rPr>
-                <w:rFonts w:ascii="Arial" w:hAnsi="Arial"/>
+                <w:rFonts w:ascii="Verdana" w:hAnsi="Verdana"/>
                 <w:b w:val="0"/>
                 <w:sz w:val="16"/>
               </w:rPr>
@@ -222,7 +227,7 @@
             <w:r/>
             <w:r>
               <w:rPr>
-                <w:rFonts w:ascii="Arial" w:hAnsi="Arial"/>
+                <w:rFonts w:ascii="Verdana" w:hAnsi="Verdana"/>
                 <w:b w:val="0"/>
                 <w:sz w:val="16"/>
               </w:rPr>
@@ -238,7 +243,7 @@
             <w:r/>
             <w:r>
               <w:rPr>
-                <w:rFonts w:ascii="Arial" w:hAnsi="Arial"/>
+                <w:rFonts w:ascii="Verdana" w:hAnsi="Verdana"/>
                 <w:b w:val="0"/>
                 <w:sz w:val="16"/>
               </w:rPr>
@@ -255,7 +260,7 @@
             <w:r/>
             <w:r>
               <w:rPr>
-                <w:rFonts w:ascii="Arial" w:hAnsi="Arial"/>
+                <w:rFonts w:ascii="Verdana" w:hAnsi="Verdana"/>
                 <w:b w:val="0"/>
                 <w:sz w:val="16"/>
               </w:rPr>
@@ -271,7 +276,7 @@
             <w:r/>
             <w:r>
               <w:rPr>
-                <w:rFonts w:ascii="Arial" w:hAnsi="Arial"/>
+                <w:rFonts w:ascii="Verdana" w:hAnsi="Verdana"/>
                 <w:b w:val="0"/>
                 <w:sz w:val="16"/>
               </w:rPr>
@@ -287,7 +292,7 @@
             <w:r/>
             <w:r>
               <w:rPr>
-                <w:rFonts w:ascii="Arial" w:hAnsi="Arial"/>
+                <w:rFonts w:ascii="Verdana" w:hAnsi="Verdana"/>
                 <w:b w:val="0"/>
                 <w:sz w:val="16"/>
               </w:rPr>
@@ -304,7 +309,7 @@
             <w:r/>
             <w:r>
               <w:rPr>
-                <w:rFonts w:ascii="Arial" w:hAnsi="Arial"/>
+                <w:rFonts w:ascii="Verdana" w:hAnsi="Verdana"/>
                 <w:b w:val="0"/>
                 <w:sz w:val="16"/>
               </w:rPr>
@@ -320,7 +325,7 @@
             <w:r/>
             <w:r>
               <w:rPr>
-                <w:rFonts w:ascii="Arial" w:hAnsi="Arial"/>
+                <w:rFonts w:ascii="Verdana" w:hAnsi="Verdana"/>
                 <w:b w:val="0"/>
                 <w:sz w:val="16"/>
               </w:rPr>
@@ -336,7 +341,7 @@
             <w:r/>
             <w:r>
               <w:rPr>
-                <w:rFonts w:ascii="Arial" w:hAnsi="Arial"/>
+                <w:rFonts w:ascii="Verdana" w:hAnsi="Verdana"/>
                 <w:b w:val="0"/>
                 <w:sz w:val="16"/>
               </w:rPr>
@@ -353,7 +358,7 @@
             <w:r/>
             <w:r>
               <w:rPr>
-                <w:rFonts w:ascii="Arial" w:hAnsi="Arial"/>
+                <w:rFonts w:ascii="Verdana" w:hAnsi="Verdana"/>
                 <w:b w:val="0"/>
                 <w:sz w:val="16"/>
               </w:rPr>
@@ -369,7 +374,7 @@
             <w:r/>
             <w:r>
               <w:rPr>
-                <w:rFonts w:ascii="Arial" w:hAnsi="Arial"/>
+                <w:rFonts w:ascii="Verdana" w:hAnsi="Verdana"/>
                 <w:b w:val="0"/>
                 <w:sz w:val="16"/>
               </w:rPr>
@@ -385,7 +390,7 @@
             <w:r/>
             <w:r>
               <w:rPr>
-                <w:rFonts w:ascii="Arial" w:hAnsi="Arial"/>
+                <w:rFonts w:ascii="Verdana" w:hAnsi="Verdana"/>
                 <w:b w:val="0"/>
                 <w:sz w:val="16"/>
               </w:rPr>
@@ -402,7 +407,7 @@
             <w:r/>
             <w:r>
               <w:rPr>
-                <w:rFonts w:ascii="Arial" w:hAnsi="Arial"/>
+                <w:rFonts w:ascii="Verdana" w:hAnsi="Verdana"/>
                 <w:b w:val="0"/>
                 <w:sz w:val="16"/>
               </w:rPr>
@@ -418,7 +423,7 @@
             <w:r/>
             <w:r>
               <w:rPr>
-                <w:rFonts w:ascii="Arial" w:hAnsi="Arial"/>
+                <w:rFonts w:ascii="Verdana" w:hAnsi="Verdana"/>
                 <w:b w:val="0"/>
                 <w:sz w:val="16"/>
               </w:rPr>
@@ -434,7 +439,7 @@
             <w:r/>
             <w:r>
               <w:rPr>
-                <w:rFonts w:ascii="Arial" w:hAnsi="Arial"/>
+                <w:rFonts w:ascii="Verdana" w:hAnsi="Verdana"/>
                 <w:b w:val="0"/>
                 <w:sz w:val="16"/>
               </w:rPr>
@@ -451,7 +456,7 @@
             <w:r/>
             <w:r>
               <w:rPr>
-                <w:rFonts w:ascii="Arial" w:hAnsi="Arial"/>
+                <w:rFonts w:ascii="Verdana" w:hAnsi="Verdana"/>
                 <w:b w:val="0"/>
                 <w:sz w:val="16"/>
               </w:rPr>
@@ -467,7 +472,7 @@
             <w:r/>
             <w:r>
               <w:rPr>
-                <w:rFonts w:ascii="Arial" w:hAnsi="Arial"/>
+                <w:rFonts w:ascii="Verdana" w:hAnsi="Verdana"/>
                 <w:b w:val="0"/>
                 <w:sz w:val="16"/>
               </w:rPr>
@@ -483,7 +488,7 @@
             <w:r/>
             <w:r>
               <w:rPr>
-                <w:rFonts w:ascii="Arial" w:hAnsi="Arial"/>
+                <w:rFonts w:ascii="Verdana" w:hAnsi="Verdana"/>
                 <w:b w:val="0"/>
                 <w:sz w:val="16"/>
               </w:rPr>
@@ -500,7 +505,7 @@
             <w:r/>
             <w:r>
               <w:rPr>
-                <w:rFonts w:ascii="Arial" w:hAnsi="Arial"/>
+                <w:rFonts w:ascii="Verdana" w:hAnsi="Verdana"/>
                 <w:b w:val="0"/>
                 <w:sz w:val="16"/>
               </w:rPr>
@@ -516,7 +521,7 @@
             <w:r/>
             <w:r>
               <w:rPr>
-                <w:rFonts w:ascii="Arial" w:hAnsi="Arial"/>
+                <w:rFonts w:ascii="Verdana" w:hAnsi="Verdana"/>
                 <w:b w:val="0"/>
                 <w:sz w:val="16"/>
               </w:rPr>
@@ -532,7 +537,7 @@
             <w:r/>
             <w:r>
               <w:rPr>
-                <w:rFonts w:ascii="Arial" w:hAnsi="Arial"/>
+                <w:rFonts w:ascii="Verdana" w:hAnsi="Verdana"/>
                 <w:b w:val="0"/>
                 <w:sz w:val="16"/>
               </w:rPr>
@@ -549,7 +554,7 @@
             <w:r/>
             <w:r>
               <w:rPr>
-                <w:rFonts w:ascii="Arial" w:hAnsi="Arial"/>
+                <w:rFonts w:ascii="Verdana" w:hAnsi="Verdana"/>
                 <w:b w:val="0"/>
                 <w:sz w:val="16"/>
               </w:rPr>
@@ -565,7 +570,7 @@
             <w:r/>
             <w:r>
               <w:rPr>
-                <w:rFonts w:ascii="Arial" w:hAnsi="Arial"/>
+                <w:rFonts w:ascii="Verdana" w:hAnsi="Verdana"/>
                 <w:b w:val="0"/>
                 <w:sz w:val="16"/>
               </w:rPr>
@@ -581,7 +586,7 @@
             <w:r/>
             <w:r>
               <w:rPr>
-                <w:rFonts w:ascii="Arial" w:hAnsi="Arial"/>
+                <w:rFonts w:ascii="Verdana" w:hAnsi="Verdana"/>
                 <w:b w:val="0"/>
                 <w:sz w:val="16"/>
               </w:rPr>
@@ -598,7 +603,7 @@
             <w:r/>
             <w:r>
               <w:rPr>
-                <w:rFonts w:ascii="Arial" w:hAnsi="Arial"/>
+                <w:rFonts w:ascii="Verdana" w:hAnsi="Verdana"/>
                 <w:b w:val="0"/>
                 <w:sz w:val="16"/>
               </w:rPr>
@@ -614,7 +619,7 @@
             <w:r/>
             <w:r>
               <w:rPr>
-                <w:rFonts w:ascii="Arial" w:hAnsi="Arial"/>
+                <w:rFonts w:ascii="Verdana" w:hAnsi="Verdana"/>
                 <w:b w:val="0"/>
                 <w:sz w:val="16"/>
               </w:rPr>
@@ -630,7 +635,7 @@
             <w:r/>
             <w:r>
               <w:rPr>
-                <w:rFonts w:ascii="Arial" w:hAnsi="Arial"/>
+                <w:rFonts w:ascii="Verdana" w:hAnsi="Verdana"/>
                 <w:b w:val="0"/>
                 <w:sz w:val="16"/>
               </w:rPr>
@@ -647,7 +652,7 @@
             <w:r/>
             <w:r>
               <w:rPr>
-                <w:rFonts w:ascii="Arial" w:hAnsi="Arial"/>
+                <w:rFonts w:ascii="Verdana" w:hAnsi="Verdana"/>
                 <w:b w:val="0"/>
                 <w:sz w:val="16"/>
               </w:rPr>
@@ -663,7 +668,7 @@
             <w:r/>
             <w:r>
               <w:rPr>
-                <w:rFonts w:ascii="Arial" w:hAnsi="Arial"/>
+                <w:rFonts w:ascii="Verdana" w:hAnsi="Verdana"/>
                 <w:b w:val="0"/>
                 <w:sz w:val="16"/>
               </w:rPr>
@@ -679,7 +684,7 @@
             <w:r/>
             <w:r>
               <w:rPr>
-                <w:rFonts w:ascii="Arial" w:hAnsi="Arial"/>
+                <w:rFonts w:ascii="Verdana" w:hAnsi="Verdana"/>
                 <w:b w:val="0"/>
                 <w:sz w:val="16"/>
               </w:rPr>
@@ -696,7 +701,7 @@
             <w:r/>
             <w:r>
               <w:rPr>
-                <w:rFonts w:ascii="Arial" w:hAnsi="Arial"/>
+                <w:rFonts w:ascii="Verdana" w:hAnsi="Verdana"/>
                 <w:b w:val="0"/>
                 <w:sz w:val="16"/>
               </w:rPr>
@@ -712,7 +717,7 @@
             <w:r/>
             <w:r>
               <w:rPr>
-                <w:rFonts w:ascii="Arial" w:hAnsi="Arial"/>
+                <w:rFonts w:ascii="Verdana" w:hAnsi="Verdana"/>
                 <w:b w:val="0"/>
                 <w:sz w:val="16"/>
               </w:rPr>
@@ -728,7 +733,7 @@
             <w:r/>
             <w:r>
               <w:rPr>
-                <w:rFonts w:ascii="Arial" w:hAnsi="Arial"/>
+                <w:rFonts w:ascii="Verdana" w:hAnsi="Verdana"/>
                 <w:b w:val="0"/>
                 <w:sz w:val="16"/>
               </w:rPr>
@@ -741,7 +746,7 @@
     <w:p>
       <w:r>
         <w:rPr>
-          <w:rFonts w:ascii="Arial" w:hAnsi="Arial"/>
+          <w:rFonts w:ascii="Verdana" w:hAnsi="Verdana"/>
           <w:b/>
           <w:sz w:val="18"/>
         </w:rPr>
@@ -754,6 +759,20 @@
         <w:tblW w:type="auto" w:w="0"/>
         <w:jc w:val="center"/>
         <w:tblLook w:firstColumn="1" w:firstRow="1" w:lastColumn="0" w:lastRow="0" w:noHBand="0" w:noVBand="1" w:val="04A0"/>
+        <w:tblBorders>
+          <w:top w:val="single" w:sz="4" w:space="0" w:color="595959"/>
+          <w:left w:val="single" w:sz="4" w:space="0" w:color="595959"/>
+          <w:bottom w:val="single" w:sz="4" w:space="0" w:color="595959"/>
+          <w:right w:val="single" w:sz="4" w:space="0" w:color="595959"/>
+          <w:insideH w:val="single" w:sz="4" w:space="0" w:color="595959"/>
+          <w:insideV w:val="single" w:sz="4" w:space="0" w:color="595959"/>
+        </w:tblBorders>
+        <w:tblCellMar>
+          <w:top w:w="85" w:type="dxa"/>
+          <w:left w:w="85" w:type="dxa"/>
+          <w:bottom w:w="85" w:type="dxa"/>
+          <w:right w:w="85" w:type="dxa"/>
+        </w:tblCellMar>
       </w:tblPr>
       <w:tblGrid>
         <w:gridCol w:w="5046"/>
@@ -763,61 +782,52 @@
       <w:tr>
         <w:tc>
           <w:tcPr>
-            <w:tcW w:type="dxa" w:w="5046"/>
-            <w:shd w:val="clear" w:color="auto" w:fill="D9E2F3"/>
-          </w:tcPr>
-          <w:p>
-            <w:pPr>
-              <w:jc w:val="center"/>
-            </w:pPr>
-            <w:r/>
-            <w:r>
-              <w:rPr>
-                <w:rFonts w:ascii="Arial" w:hAnsi="Arial"/>
-                <w:b/>
-                <w:sz w:val="16"/>
-              </w:rPr>
-              <w:t>Code Figure</w:t>
-            </w:r>
-          </w:p>
-        </w:tc>
-        <w:tc>
-          <w:tcPr>
-            <w:tcW w:type="dxa" w:w="5046"/>
-            <w:shd w:val="clear" w:color="auto" w:fill="D9E2F3"/>
-          </w:tcPr>
-          <w:p>
-            <w:pPr>
-              <w:jc w:val="center"/>
-            </w:pPr>
-            <w:r/>
-            <w:r>
-              <w:rPr>
-                <w:rFonts w:ascii="Arial" w:hAnsi="Arial"/>
-                <w:b/>
-                <w:sz w:val="16"/>
-              </w:rPr>
-              <w:t>Entry Name</w:t>
-            </w:r>
-          </w:p>
-        </w:tc>
-        <w:tc>
-          <w:tcPr>
-            <w:tcW w:type="dxa" w:w="5046"/>
-            <w:shd w:val="clear" w:color="auto" w:fill="D9E2F3"/>
-          </w:tcPr>
-          <w:p>
-            <w:pPr>
-              <w:jc w:val="center"/>
-            </w:pPr>
-            <w:r/>
-            <w:r>
-              <w:rPr>
-                <w:rFonts w:ascii="Arial" w:hAnsi="Arial"/>
-                <w:b/>
-                <w:sz w:val="16"/>
-              </w:rPr>
-              <w:t>Note</w:t>
+            <w:tcW w:type="dxa" w:w="1134"/>
+            <w:shd w:val="clear" w:color="auto" w:fill="D9D9D9"/>
+          </w:tcPr>
+          <w:p>
+            <w:r/>
+            <w:r>
+              <w:rPr>
+                <w:rFonts w:ascii="Verdana" w:hAnsi="Verdana"/>
+                <w:b w:val="0"/>
+                <w:sz w:val="16"/>
+              </w:rPr>
+              <w:t>CODE FIGURE</w:t>
+            </w:r>
+          </w:p>
+        </w:tc>
+        <w:tc>
+          <w:tcPr>
+            <w:tcW w:type="dxa" w:w="5046"/>
+            <w:shd w:val="clear" w:color="auto" w:fill="D9D9D9"/>
+          </w:tcPr>
+          <w:p>
+            <w:r/>
+            <w:r>
+              <w:rPr>
+                <w:rFonts w:ascii="Verdana" w:hAnsi="Verdana"/>
+                <w:b w:val="0"/>
+                <w:sz w:val="16"/>
+              </w:rPr>
+              <w:t>ENTRY NAME</w:t>
+            </w:r>
+          </w:p>
+        </w:tc>
+        <w:tc>
+          <w:tcPr>
+            <w:tcW w:type="dxa" w:w="5046"/>
+            <w:shd w:val="clear" w:color="auto" w:fill="D9D9D9"/>
+          </w:tcPr>
+          <w:p>
+            <w:r/>
+            <w:r>
+              <w:rPr>
+                <w:rFonts w:ascii="Verdana" w:hAnsi="Verdana"/>
+                <w:b w:val="0"/>
+                <w:sz w:val="16"/>
+              </w:rPr>
+              <w:t>NOTE</w:t>
             </w:r>
           </w:p>
         </w:tc>
@@ -831,7 +841,7 @@
             <w:r/>
             <w:r>
               <w:rPr>
-                <w:rFonts w:ascii="Arial" w:hAnsi="Arial"/>
+                <w:rFonts w:ascii="Verdana" w:hAnsi="Verdana"/>
                 <w:b w:val="0"/>
                 <w:sz w:val="16"/>
               </w:rPr>
@@ -847,7 +857,7 @@
             <w:r/>
             <w:r>
               <w:rPr>
-                <w:rFonts w:ascii="Arial" w:hAnsi="Arial"/>
+                <w:rFonts w:ascii="Verdana" w:hAnsi="Verdana"/>
                 <w:b w:val="0"/>
                 <w:sz w:val="16"/>
               </w:rPr>
@@ -863,7 +873,7 @@
             <w:r/>
             <w:r>
               <w:rPr>
-                <w:rFonts w:ascii="Arial" w:hAnsi="Arial"/>
+                <w:rFonts w:ascii="Verdana" w:hAnsi="Verdana"/>
                 <w:b w:val="0"/>
                 <w:sz w:val="16"/>
               </w:rPr>
@@ -880,7 +890,7 @@
             <w:r/>
             <w:r>
               <w:rPr>
-                <w:rFonts w:ascii="Arial" w:hAnsi="Arial"/>
+                <w:rFonts w:ascii="Verdana" w:hAnsi="Verdana"/>
                 <w:b w:val="0"/>
                 <w:sz w:val="16"/>
               </w:rPr>
@@ -896,7 +906,7 @@
             <w:r/>
             <w:r>
               <w:rPr>
-                <w:rFonts w:ascii="Arial" w:hAnsi="Arial"/>
+                <w:rFonts w:ascii="Verdana" w:hAnsi="Verdana"/>
                 <w:b w:val="0"/>
                 <w:sz w:val="16"/>
               </w:rPr>
@@ -912,7 +922,7 @@
             <w:r/>
             <w:r>
               <w:rPr>
-                <w:rFonts w:ascii="Arial" w:hAnsi="Arial"/>
+                <w:rFonts w:ascii="Verdana" w:hAnsi="Verdana"/>
                 <w:b w:val="0"/>
                 <w:sz w:val="16"/>
               </w:rPr>
@@ -929,7 +939,7 @@
             <w:r/>
             <w:r>
               <w:rPr>
-                <w:rFonts w:ascii="Arial" w:hAnsi="Arial"/>
+                <w:rFonts w:ascii="Verdana" w:hAnsi="Verdana"/>
                 <w:b w:val="0"/>
                 <w:sz w:val="16"/>
               </w:rPr>
@@ -945,7 +955,7 @@
             <w:r/>
             <w:r>
               <w:rPr>
-                <w:rFonts w:ascii="Arial" w:hAnsi="Arial"/>
+                <w:rFonts w:ascii="Verdana" w:hAnsi="Verdana"/>
                 <w:b w:val="0"/>
                 <w:sz w:val="16"/>
               </w:rPr>
@@ -961,7 +971,7 @@
             <w:r/>
             <w:r>
               <w:rPr>
-                <w:rFonts w:ascii="Arial" w:hAnsi="Arial"/>
+                <w:rFonts w:ascii="Verdana" w:hAnsi="Verdana"/>
                 <w:b w:val="0"/>
                 <w:sz w:val="16"/>
               </w:rPr>
@@ -978,7 +988,7 @@
             <w:r/>
             <w:r>
               <w:rPr>
-                <w:rFonts w:ascii="Arial" w:hAnsi="Arial"/>
+                <w:rFonts w:ascii="Verdana" w:hAnsi="Verdana"/>
                 <w:b w:val="0"/>
                 <w:sz w:val="16"/>
               </w:rPr>
@@ -994,7 +1004,7 @@
             <w:r/>
             <w:r>
               <w:rPr>
-                <w:rFonts w:ascii="Arial" w:hAnsi="Arial"/>
+                <w:rFonts w:ascii="Verdana" w:hAnsi="Verdana"/>
                 <w:b w:val="0"/>
                 <w:sz w:val="16"/>
               </w:rPr>
@@ -1010,7 +1020,7 @@
             <w:r/>
             <w:r>
               <w:rPr>
-                <w:rFonts w:ascii="Arial" w:hAnsi="Arial"/>
+                <w:rFonts w:ascii="Verdana" w:hAnsi="Verdana"/>
                 <w:b w:val="0"/>
                 <w:sz w:val="16"/>
               </w:rPr>
@@ -1027,7 +1037,7 @@
             <w:r/>
             <w:r>
               <w:rPr>
-                <w:rFonts w:ascii="Arial" w:hAnsi="Arial"/>
+                <w:rFonts w:ascii="Verdana" w:hAnsi="Verdana"/>
                 <w:b w:val="0"/>
                 <w:sz w:val="16"/>
               </w:rPr>
@@ -1043,7 +1053,7 @@
             <w:r/>
             <w:r>
               <w:rPr>
-                <w:rFonts w:ascii="Arial" w:hAnsi="Arial"/>
+                <w:rFonts w:ascii="Verdana" w:hAnsi="Verdana"/>
                 <w:b w:val="0"/>
                 <w:sz w:val="16"/>
               </w:rPr>
@@ -1059,7 +1069,7 @@
             <w:r/>
             <w:r>
               <w:rPr>
-                <w:rFonts w:ascii="Arial" w:hAnsi="Arial"/>
+                <w:rFonts w:ascii="Verdana" w:hAnsi="Verdana"/>
                 <w:b w:val="0"/>
                 <w:sz w:val="16"/>
               </w:rPr>
@@ -1076,7 +1086,7 @@
             <w:r/>
             <w:r>
               <w:rPr>
-                <w:rFonts w:ascii="Arial" w:hAnsi="Arial"/>
+                <w:rFonts w:ascii="Verdana" w:hAnsi="Verdana"/>
                 <w:b w:val="0"/>
                 <w:sz w:val="16"/>
               </w:rPr>
@@ -1092,7 +1102,7 @@
             <w:r/>
             <w:r>
               <w:rPr>
-                <w:rFonts w:ascii="Arial" w:hAnsi="Arial"/>
+                <w:rFonts w:ascii="Verdana" w:hAnsi="Verdana"/>
                 <w:b w:val="0"/>
                 <w:sz w:val="16"/>
               </w:rPr>
@@ -1108,7 +1118,7 @@
             <w:r/>
             <w:r>
               <w:rPr>
-                <w:rFonts w:ascii="Arial" w:hAnsi="Arial"/>
+                <w:rFonts w:ascii="Verdana" w:hAnsi="Verdana"/>
                 <w:b w:val="0"/>
                 <w:sz w:val="16"/>
               </w:rPr>
@@ -1125,7 +1135,7 @@
             <w:r/>
             <w:r>
               <w:rPr>
-                <w:rFonts w:ascii="Arial" w:hAnsi="Arial"/>
+                <w:rFonts w:ascii="Verdana" w:hAnsi="Verdana"/>
                 <w:b w:val="0"/>
                 <w:sz w:val="16"/>
               </w:rPr>
@@ -1141,7 +1151,7 @@
             <w:r/>
             <w:r>
               <w:rPr>
-                <w:rFonts w:ascii="Arial" w:hAnsi="Arial"/>
+                <w:rFonts w:ascii="Verdana" w:hAnsi="Verdana"/>
                 <w:b w:val="0"/>
                 <w:sz w:val="16"/>
               </w:rPr>
@@ -1157,7 +1167,7 @@
             <w:r/>
             <w:r>
               <w:rPr>
-                <w:rFonts w:ascii="Arial" w:hAnsi="Arial"/>
+                <w:rFonts w:ascii="Verdana" w:hAnsi="Verdana"/>
                 <w:b w:val="0"/>
                 <w:sz w:val="16"/>
               </w:rPr>
@@ -1174,7 +1184,7 @@
             <w:r/>
             <w:r>
               <w:rPr>
-                <w:rFonts w:ascii="Arial" w:hAnsi="Arial"/>
+                <w:rFonts w:ascii="Verdana" w:hAnsi="Verdana"/>
                 <w:b w:val="0"/>
                 <w:sz w:val="16"/>
               </w:rPr>
@@ -1190,7 +1200,7 @@
             <w:r/>
             <w:r>
               <w:rPr>
-                <w:rFonts w:ascii="Arial" w:hAnsi="Arial"/>
+                <w:rFonts w:ascii="Verdana" w:hAnsi="Verdana"/>
                 <w:b w:val="0"/>
                 <w:sz w:val="16"/>
               </w:rPr>
@@ -1206,7 +1216,7 @@
             <w:r/>
             <w:r>
               <w:rPr>
-                <w:rFonts w:ascii="Arial" w:hAnsi="Arial"/>
+                <w:rFonts w:ascii="Verdana" w:hAnsi="Verdana"/>
                 <w:b w:val="0"/>
                 <w:sz w:val="16"/>
               </w:rPr>
@@ -1223,7 +1233,7 @@
             <w:r/>
             <w:r>
               <w:rPr>
-                <w:rFonts w:ascii="Arial" w:hAnsi="Arial"/>
+                <w:rFonts w:ascii="Verdana" w:hAnsi="Verdana"/>
                 <w:b w:val="0"/>
                 <w:sz w:val="16"/>
               </w:rPr>
@@ -1239,7 +1249,7 @@
             <w:r/>
             <w:r>
               <w:rPr>
-                <w:rFonts w:ascii="Arial" w:hAnsi="Arial"/>
+                <w:rFonts w:ascii="Verdana" w:hAnsi="Verdana"/>
                 <w:b w:val="0"/>
                 <w:sz w:val="16"/>
               </w:rPr>
@@ -1255,7 +1265,7 @@
             <w:r/>
             <w:r>
               <w:rPr>
-                <w:rFonts w:ascii="Arial" w:hAnsi="Arial"/>
+                <w:rFonts w:ascii="Verdana" w:hAnsi="Verdana"/>
                 <w:b w:val="0"/>
                 <w:sz w:val="16"/>
               </w:rPr>
@@ -1268,7 +1278,7 @@
     <w:p>
       <w:r>
         <w:rPr>
-          <w:rFonts w:ascii="Arial" w:hAnsi="Arial"/>
+          <w:rFonts w:ascii="Verdana" w:hAnsi="Verdana"/>
           <w:b/>
           <w:sz w:val="18"/>
         </w:rPr>
@@ -1281,6 +1291,20 @@
         <w:tblW w:type="auto" w:w="0"/>
         <w:jc w:val="center"/>
         <w:tblLook w:firstColumn="1" w:firstRow="1" w:lastColumn="0" w:lastRow="0" w:noHBand="0" w:noVBand="1" w:val="04A0"/>
+        <w:tblBorders>
+          <w:top w:val="single" w:sz="4" w:space="0" w:color="595959"/>
+          <w:left w:val="single" w:sz="4" w:space="0" w:color="595959"/>
+          <w:bottom w:val="single" w:sz="4" w:space="0" w:color="595959"/>
+          <w:right w:val="single" w:sz="4" w:space="0" w:color="595959"/>
+          <w:insideH w:val="single" w:sz="4" w:space="0" w:color="595959"/>
+          <w:insideV w:val="single" w:sz="4" w:space="0" w:color="595959"/>
+        </w:tblBorders>
+        <w:tblCellMar>
+          <w:top w:w="85" w:type="dxa"/>
+          <w:left w:w="85" w:type="dxa"/>
+          <w:bottom w:w="85" w:type="dxa"/>
+          <w:right w:w="85" w:type="dxa"/>
+        </w:tblCellMar>
       </w:tblPr>
       <w:tblGrid>
         <w:gridCol w:w="5046"/>
@@ -1290,61 +1314,52 @@
       <w:tr>
         <w:tc>
           <w:tcPr>
-            <w:tcW w:type="dxa" w:w="5046"/>
-            <w:shd w:val="clear" w:color="auto" w:fill="D9E2F3"/>
-          </w:tcPr>
-          <w:p>
-            <w:pPr>
-              <w:jc w:val="center"/>
-            </w:pPr>
-            <w:r/>
-            <w:r>
-              <w:rPr>
-                <w:rFonts w:ascii="Arial" w:hAnsi="Arial"/>
-                <w:b/>
-                <w:sz w:val="16"/>
-              </w:rPr>
-              <w:t>Code Figure</w:t>
-            </w:r>
-          </w:p>
-        </w:tc>
-        <w:tc>
-          <w:tcPr>
-            <w:tcW w:type="dxa" w:w="5046"/>
-            <w:shd w:val="clear" w:color="auto" w:fill="D9E2F3"/>
-          </w:tcPr>
-          <w:p>
-            <w:pPr>
-              <w:jc w:val="center"/>
-            </w:pPr>
-            <w:r/>
-            <w:r>
-              <w:rPr>
-                <w:rFonts w:ascii="Arial" w:hAnsi="Arial"/>
-                <w:b/>
-                <w:sz w:val="16"/>
-              </w:rPr>
-              <w:t>Entry Name</w:t>
-            </w:r>
-          </w:p>
-        </w:tc>
-        <w:tc>
-          <w:tcPr>
-            <w:tcW w:type="dxa" w:w="5046"/>
-            <w:shd w:val="clear" w:color="auto" w:fill="D9E2F3"/>
-          </w:tcPr>
-          <w:p>
-            <w:pPr>
-              <w:jc w:val="center"/>
-            </w:pPr>
-            <w:r/>
-            <w:r>
-              <w:rPr>
-                <w:rFonts w:ascii="Arial" w:hAnsi="Arial"/>
-                <w:b/>
-                <w:sz w:val="16"/>
-              </w:rPr>
-              <w:t>Note</w:t>
+            <w:tcW w:type="dxa" w:w="1134"/>
+            <w:shd w:val="clear" w:color="auto" w:fill="D9D9D9"/>
+          </w:tcPr>
+          <w:p>
+            <w:r/>
+            <w:r>
+              <w:rPr>
+                <w:rFonts w:ascii="Verdana" w:hAnsi="Verdana"/>
+                <w:b w:val="0"/>
+                <w:sz w:val="16"/>
+              </w:rPr>
+              <w:t>CODE FIGURE</w:t>
+            </w:r>
+          </w:p>
+        </w:tc>
+        <w:tc>
+          <w:tcPr>
+            <w:tcW w:type="dxa" w:w="5046"/>
+            <w:shd w:val="clear" w:color="auto" w:fill="D9D9D9"/>
+          </w:tcPr>
+          <w:p>
+            <w:r/>
+            <w:r>
+              <w:rPr>
+                <w:rFonts w:ascii="Verdana" w:hAnsi="Verdana"/>
+                <w:b w:val="0"/>
+                <w:sz w:val="16"/>
+              </w:rPr>
+              <w:t>ENTRY NAME</w:t>
+            </w:r>
+          </w:p>
+        </w:tc>
+        <w:tc>
+          <w:tcPr>
+            <w:tcW w:type="dxa" w:w="5046"/>
+            <w:shd w:val="clear" w:color="auto" w:fill="D9D9D9"/>
+          </w:tcPr>
+          <w:p>
+            <w:r/>
+            <w:r>
+              <w:rPr>
+                <w:rFonts w:ascii="Verdana" w:hAnsi="Verdana"/>
+                <w:b w:val="0"/>
+                <w:sz w:val="16"/>
+              </w:rPr>
+              <w:t>NOTE</w:t>
             </w:r>
           </w:p>
         </w:tc>
@@ -1358,7 +1373,7 @@
             <w:r/>
             <w:r>
               <w:rPr>
-                <w:rFonts w:ascii="Arial" w:hAnsi="Arial"/>
+                <w:rFonts w:ascii="Verdana" w:hAnsi="Verdana"/>
                 <w:b w:val="0"/>
                 <w:sz w:val="16"/>
               </w:rPr>
@@ -1374,7 +1389,7 @@
             <w:r/>
             <w:r>
               <w:rPr>
-                <w:rFonts w:ascii="Arial" w:hAnsi="Arial"/>
+                <w:rFonts w:ascii="Verdana" w:hAnsi="Verdana"/>
                 <w:b w:val="0"/>
                 <w:sz w:val="16"/>
               </w:rPr>
@@ -1390,7 +1405,7 @@
             <w:r/>
             <w:r>
               <w:rPr>
-                <w:rFonts w:ascii="Arial" w:hAnsi="Arial"/>
+                <w:rFonts w:ascii="Verdana" w:hAnsi="Verdana"/>
                 <w:b w:val="0"/>
                 <w:sz w:val="16"/>
               </w:rPr>
@@ -1407,7 +1422,7 @@
             <w:r/>
             <w:r>
               <w:rPr>
-                <w:rFonts w:ascii="Arial" w:hAnsi="Arial"/>
+                <w:rFonts w:ascii="Verdana" w:hAnsi="Verdana"/>
                 <w:b w:val="0"/>
                 <w:sz w:val="16"/>
               </w:rPr>
@@ -1423,7 +1438,7 @@
             <w:r/>
             <w:r>
               <w:rPr>
-                <w:rFonts w:ascii="Arial" w:hAnsi="Arial"/>
+                <w:rFonts w:ascii="Verdana" w:hAnsi="Verdana"/>
                 <w:b w:val="0"/>
                 <w:sz w:val="16"/>
               </w:rPr>
@@ -1439,7 +1454,7 @@
             <w:r/>
             <w:r>
               <w:rPr>
-                <w:rFonts w:ascii="Arial" w:hAnsi="Arial"/>
+                <w:rFonts w:ascii="Verdana" w:hAnsi="Verdana"/>
                 <w:b w:val="0"/>
                 <w:sz w:val="16"/>
               </w:rPr>
@@ -1456,7 +1471,7 @@
             <w:r/>
             <w:r>
               <w:rPr>
-                <w:rFonts w:ascii="Arial" w:hAnsi="Arial"/>
+                <w:rFonts w:ascii="Verdana" w:hAnsi="Verdana"/>
                 <w:b w:val="0"/>
                 <w:sz w:val="16"/>
               </w:rPr>
@@ -1472,7 +1487,7 @@
             <w:r/>
             <w:r>
               <w:rPr>
-                <w:rFonts w:ascii="Arial" w:hAnsi="Arial"/>
+                <w:rFonts w:ascii="Verdana" w:hAnsi="Verdana"/>
                 <w:b w:val="0"/>
                 <w:sz w:val="16"/>
               </w:rPr>
@@ -1488,7 +1503,7 @@
             <w:r/>
             <w:r>
               <w:rPr>
-                <w:rFonts w:ascii="Arial" w:hAnsi="Arial"/>
+                <w:rFonts w:ascii="Verdana" w:hAnsi="Verdana"/>
                 <w:b w:val="0"/>
                 <w:sz w:val="16"/>
               </w:rPr>
@@ -1505,7 +1520,7 @@
             <w:r/>
             <w:r>
               <w:rPr>
-                <w:rFonts w:ascii="Arial" w:hAnsi="Arial"/>
+                <w:rFonts w:ascii="Verdana" w:hAnsi="Verdana"/>
                 <w:b w:val="0"/>
                 <w:sz w:val="16"/>
               </w:rPr>
@@ -1521,7 +1536,7 @@
             <w:r/>
             <w:r>
               <w:rPr>
-                <w:rFonts w:ascii="Arial" w:hAnsi="Arial"/>
+                <w:rFonts w:ascii="Verdana" w:hAnsi="Verdana"/>
                 <w:b w:val="0"/>
                 <w:sz w:val="16"/>
               </w:rPr>
@@ -1537,7 +1552,7 @@
             <w:r/>
             <w:r>
               <w:rPr>
-                <w:rFonts w:ascii="Arial" w:hAnsi="Arial"/>
+                <w:rFonts w:ascii="Verdana" w:hAnsi="Verdana"/>
                 <w:b w:val="0"/>
                 <w:sz w:val="16"/>
               </w:rPr>
@@ -1554,7 +1569,7 @@
             <w:r/>
             <w:r>
               <w:rPr>
-                <w:rFonts w:ascii="Arial" w:hAnsi="Arial"/>
+                <w:rFonts w:ascii="Verdana" w:hAnsi="Verdana"/>
                 <w:b w:val="0"/>
                 <w:sz w:val="16"/>
               </w:rPr>
@@ -1570,7 +1585,7 @@
             <w:r/>
             <w:r>
               <w:rPr>
-                <w:rFonts w:ascii="Arial" w:hAnsi="Arial"/>
+                <w:rFonts w:ascii="Verdana" w:hAnsi="Verdana"/>
                 <w:b w:val="0"/>
                 <w:sz w:val="16"/>
               </w:rPr>
@@ -1586,7 +1601,7 @@
             <w:r/>
             <w:r>
               <w:rPr>
-                <w:rFonts w:ascii="Arial" w:hAnsi="Arial"/>
+                <w:rFonts w:ascii="Verdana" w:hAnsi="Verdana"/>
                 <w:b w:val="0"/>
                 <w:sz w:val="16"/>
               </w:rPr>
@@ -1603,7 +1618,7 @@
             <w:r/>
             <w:r>
               <w:rPr>
-                <w:rFonts w:ascii="Arial" w:hAnsi="Arial"/>
+                <w:rFonts w:ascii="Verdana" w:hAnsi="Verdana"/>
                 <w:b w:val="0"/>
                 <w:sz w:val="16"/>
               </w:rPr>
@@ -1619,7 +1634,7 @@
             <w:r/>
             <w:r>
               <w:rPr>
-                <w:rFonts w:ascii="Arial" w:hAnsi="Arial"/>
+                <w:rFonts w:ascii="Verdana" w:hAnsi="Verdana"/>
                 <w:b w:val="0"/>
                 <w:sz w:val="16"/>
               </w:rPr>
@@ -1635,7 +1650,7 @@
             <w:r/>
             <w:r>
               <w:rPr>
-                <w:rFonts w:ascii="Arial" w:hAnsi="Arial"/>
+                <w:rFonts w:ascii="Verdana" w:hAnsi="Verdana"/>
                 <w:b w:val="0"/>
                 <w:sz w:val="16"/>
               </w:rPr>
@@ -1652,7 +1667,7 @@
             <w:r/>
             <w:r>
               <w:rPr>
-                <w:rFonts w:ascii="Arial" w:hAnsi="Arial"/>
+                <w:rFonts w:ascii="Verdana" w:hAnsi="Verdana"/>
                 <w:b w:val="0"/>
                 <w:sz w:val="16"/>
               </w:rPr>
@@ -1668,7 +1683,7 @@
             <w:r/>
             <w:r>
               <w:rPr>
-                <w:rFonts w:ascii="Arial" w:hAnsi="Arial"/>
+                <w:rFonts w:ascii="Verdana" w:hAnsi="Verdana"/>
                 <w:b w:val="0"/>
                 <w:sz w:val="16"/>
               </w:rPr>
@@ -1684,7 +1699,7 @@
             <w:r/>
             <w:r>
               <w:rPr>
-                <w:rFonts w:ascii="Arial" w:hAnsi="Arial"/>
+                <w:rFonts w:ascii="Verdana" w:hAnsi="Verdana"/>
                 <w:b w:val="0"/>
                 <w:sz w:val="16"/>
               </w:rPr>
@@ -1701,7 +1716,7 @@
             <w:r/>
             <w:r>
               <w:rPr>
-                <w:rFonts w:ascii="Arial" w:hAnsi="Arial"/>
+                <w:rFonts w:ascii="Verdana" w:hAnsi="Verdana"/>
                 <w:b w:val="0"/>
                 <w:sz w:val="16"/>
               </w:rPr>
@@ -1717,7 +1732,7 @@
             <w:r/>
             <w:r>
               <w:rPr>
-                <w:rFonts w:ascii="Arial" w:hAnsi="Arial"/>
+                <w:rFonts w:ascii="Verdana" w:hAnsi="Verdana"/>
                 <w:b w:val="0"/>
                 <w:sz w:val="16"/>
               </w:rPr>
@@ -1733,7 +1748,7 @@
             <w:r/>
             <w:r>
               <w:rPr>
-                <w:rFonts w:ascii="Arial" w:hAnsi="Arial"/>
+                <w:rFonts w:ascii="Verdana" w:hAnsi="Verdana"/>
                 <w:b w:val="0"/>
                 <w:sz w:val="16"/>
               </w:rPr>
@@ -1750,7 +1765,7 @@
             <w:r/>
             <w:r>
               <w:rPr>
-                <w:rFonts w:ascii="Arial" w:hAnsi="Arial"/>
+                <w:rFonts w:ascii="Verdana" w:hAnsi="Verdana"/>
                 <w:b w:val="0"/>
                 <w:sz w:val="16"/>
               </w:rPr>
@@ -1766,7 +1781,7 @@
             <w:r/>
             <w:r>
               <w:rPr>
-                <w:rFonts w:ascii="Arial" w:hAnsi="Arial"/>
+                <w:rFonts w:ascii="Verdana" w:hAnsi="Verdana"/>
                 <w:b w:val="0"/>
                 <w:sz w:val="16"/>
               </w:rPr>
@@ -1782,7 +1797,7 @@
             <w:r/>
             <w:r>
               <w:rPr>
-                <w:rFonts w:ascii="Arial" w:hAnsi="Arial"/>
+                <w:rFonts w:ascii="Verdana" w:hAnsi="Verdana"/>
                 <w:b w:val="0"/>
                 <w:sz w:val="16"/>
               </w:rPr>
@@ -1799,7 +1814,7 @@
             <w:r/>
             <w:r>
               <w:rPr>
-                <w:rFonts w:ascii="Arial" w:hAnsi="Arial"/>
+                <w:rFonts w:ascii="Verdana" w:hAnsi="Verdana"/>
                 <w:b w:val="0"/>
                 <w:sz w:val="16"/>
               </w:rPr>
@@ -1815,7 +1830,7 @@
             <w:r/>
             <w:r>
               <w:rPr>
-                <w:rFonts w:ascii="Arial" w:hAnsi="Arial"/>
+                <w:rFonts w:ascii="Verdana" w:hAnsi="Verdana"/>
                 <w:b w:val="0"/>
                 <w:sz w:val="16"/>
               </w:rPr>
@@ -1831,7 +1846,7 @@
             <w:r/>
             <w:r>
               <w:rPr>
-                <w:rFonts w:ascii="Arial" w:hAnsi="Arial"/>
+                <w:rFonts w:ascii="Verdana" w:hAnsi="Verdana"/>
                 <w:b w:val="0"/>
                 <w:sz w:val="16"/>
               </w:rPr>
@@ -1848,7 +1863,7 @@
             <w:r/>
             <w:r>
               <w:rPr>
-                <w:rFonts w:ascii="Arial" w:hAnsi="Arial"/>
+                <w:rFonts w:ascii="Verdana" w:hAnsi="Verdana"/>
                 <w:b w:val="0"/>
                 <w:sz w:val="16"/>
               </w:rPr>
@@ -1864,7 +1879,7 @@
             <w:r/>
             <w:r>
               <w:rPr>
-                <w:rFonts w:ascii="Arial" w:hAnsi="Arial"/>
+                <w:rFonts w:ascii="Verdana" w:hAnsi="Verdana"/>
                 <w:b w:val="0"/>
                 <w:sz w:val="16"/>
               </w:rPr>
@@ -1880,7 +1895,7 @@
             <w:r/>
             <w:r>
               <w:rPr>
-                <w:rFonts w:ascii="Arial" w:hAnsi="Arial"/>
+                <w:rFonts w:ascii="Verdana" w:hAnsi="Verdana"/>
                 <w:b w:val="0"/>
                 <w:sz w:val="16"/>
               </w:rPr>
@@ -1897,7 +1912,7 @@
             <w:r/>
             <w:r>
               <w:rPr>
-                <w:rFonts w:ascii="Arial" w:hAnsi="Arial"/>
+                <w:rFonts w:ascii="Verdana" w:hAnsi="Verdana"/>
                 <w:b w:val="0"/>
                 <w:sz w:val="16"/>
               </w:rPr>
@@ -1913,7 +1928,7 @@
             <w:r/>
             <w:r>
               <w:rPr>
-                <w:rFonts w:ascii="Arial" w:hAnsi="Arial"/>
+                <w:rFonts w:ascii="Verdana" w:hAnsi="Verdana"/>
                 <w:b w:val="0"/>
                 <w:sz w:val="16"/>
               </w:rPr>
@@ -1929,7 +1944,7 @@
             <w:r/>
             <w:r>
               <w:rPr>
-                <w:rFonts w:ascii="Arial" w:hAnsi="Arial"/>
+                <w:rFonts w:ascii="Verdana" w:hAnsi="Verdana"/>
                 <w:b w:val="0"/>
                 <w:sz w:val="16"/>
               </w:rPr>
@@ -1942,7 +1957,7 @@
     <w:p>
       <w:r>
         <w:rPr>
-          <w:rFonts w:ascii="Arial" w:hAnsi="Arial"/>
+          <w:rFonts w:ascii="Verdana" w:hAnsi="Verdana"/>
           <w:b/>
           <w:sz w:val="18"/>
         </w:rPr>
@@ -1955,6 +1970,20 @@
         <w:tblW w:type="auto" w:w="0"/>
         <w:jc w:val="center"/>
         <w:tblLook w:firstColumn="1" w:firstRow="1" w:lastColumn="0" w:lastRow="0" w:noHBand="0" w:noVBand="1" w:val="04A0"/>
+        <w:tblBorders>
+          <w:top w:val="single" w:sz="4" w:space="0" w:color="595959"/>
+          <w:left w:val="single" w:sz="4" w:space="0" w:color="595959"/>
+          <w:bottom w:val="single" w:sz="4" w:space="0" w:color="595959"/>
+          <w:right w:val="single" w:sz="4" w:space="0" w:color="595959"/>
+          <w:insideH w:val="single" w:sz="4" w:space="0" w:color="595959"/>
+          <w:insideV w:val="single" w:sz="4" w:space="0" w:color="595959"/>
+        </w:tblBorders>
+        <w:tblCellMar>
+          <w:top w:w="85" w:type="dxa"/>
+          <w:left w:w="85" w:type="dxa"/>
+          <w:bottom w:w="85" w:type="dxa"/>
+          <w:right w:w="85" w:type="dxa"/>
+        </w:tblCellMar>
       </w:tblPr>
       <w:tblGrid>
         <w:gridCol w:w="5046"/>
@@ -1964,61 +1993,52 @@
       <w:tr>
         <w:tc>
           <w:tcPr>
-            <w:tcW w:type="dxa" w:w="5046"/>
-            <w:shd w:val="clear" w:color="auto" w:fill="D9E2F3"/>
-          </w:tcPr>
-          <w:p>
-            <w:pPr>
-              <w:jc w:val="center"/>
-            </w:pPr>
-            <w:r/>
-            <w:r>
-              <w:rPr>
-                <w:rFonts w:ascii="Arial" w:hAnsi="Arial"/>
-                <w:b/>
-                <w:sz w:val="16"/>
-              </w:rPr>
-              <w:t>Code Figure</w:t>
-            </w:r>
-          </w:p>
-        </w:tc>
-        <w:tc>
-          <w:tcPr>
-            <w:tcW w:type="dxa" w:w="5046"/>
-            <w:shd w:val="clear" w:color="auto" w:fill="D9E2F3"/>
-          </w:tcPr>
-          <w:p>
-            <w:pPr>
-              <w:jc w:val="center"/>
-            </w:pPr>
-            <w:r/>
-            <w:r>
-              <w:rPr>
-                <w:rFonts w:ascii="Arial" w:hAnsi="Arial"/>
-                <w:b/>
-                <w:sz w:val="16"/>
-              </w:rPr>
-              <w:t>Entry Name</w:t>
-            </w:r>
-          </w:p>
-        </w:tc>
-        <w:tc>
-          <w:tcPr>
-            <w:tcW w:type="dxa" w:w="5046"/>
-            <w:shd w:val="clear" w:color="auto" w:fill="D9E2F3"/>
-          </w:tcPr>
-          <w:p>
-            <w:pPr>
-              <w:jc w:val="center"/>
-            </w:pPr>
-            <w:r/>
-            <w:r>
-              <w:rPr>
-                <w:rFonts w:ascii="Arial" w:hAnsi="Arial"/>
-                <w:b/>
-                <w:sz w:val="16"/>
-              </w:rPr>
-              <w:t>Note</w:t>
+            <w:tcW w:type="dxa" w:w="1134"/>
+            <w:shd w:val="clear" w:color="auto" w:fill="D9D9D9"/>
+          </w:tcPr>
+          <w:p>
+            <w:r/>
+            <w:r>
+              <w:rPr>
+                <w:rFonts w:ascii="Verdana" w:hAnsi="Verdana"/>
+                <w:b w:val="0"/>
+                <w:sz w:val="16"/>
+              </w:rPr>
+              <w:t>CODE FIGURE</w:t>
+            </w:r>
+          </w:p>
+        </w:tc>
+        <w:tc>
+          <w:tcPr>
+            <w:tcW w:type="dxa" w:w="5046"/>
+            <w:shd w:val="clear" w:color="auto" w:fill="D9D9D9"/>
+          </w:tcPr>
+          <w:p>
+            <w:r/>
+            <w:r>
+              <w:rPr>
+                <w:rFonts w:ascii="Verdana" w:hAnsi="Verdana"/>
+                <w:b w:val="0"/>
+                <w:sz w:val="16"/>
+              </w:rPr>
+              <w:t>ENTRY NAME</w:t>
+            </w:r>
+          </w:p>
+        </w:tc>
+        <w:tc>
+          <w:tcPr>
+            <w:tcW w:type="dxa" w:w="5046"/>
+            <w:shd w:val="clear" w:color="auto" w:fill="D9D9D9"/>
+          </w:tcPr>
+          <w:p>
+            <w:r/>
+            <w:r>
+              <w:rPr>
+                <w:rFonts w:ascii="Verdana" w:hAnsi="Verdana"/>
+                <w:b w:val="0"/>
+                <w:sz w:val="16"/>
+              </w:rPr>
+              <w:t>NOTE</w:t>
             </w:r>
           </w:p>
         </w:tc>
@@ -2032,7 +2052,7 @@
             <w:r/>
             <w:r>
               <w:rPr>
-                <w:rFonts w:ascii="Arial" w:hAnsi="Arial"/>
+                <w:rFonts w:ascii="Verdana" w:hAnsi="Verdana"/>
                 <w:b w:val="0"/>
                 <w:sz w:val="16"/>
               </w:rPr>
@@ -2048,7 +2068,7 @@
             <w:r/>
             <w:r>
               <w:rPr>
-                <w:rFonts w:ascii="Arial" w:hAnsi="Arial"/>
+                <w:rFonts w:ascii="Verdana" w:hAnsi="Verdana"/>
                 <w:b w:val="0"/>
                 <w:sz w:val="16"/>
               </w:rPr>
@@ -2064,7 +2084,7 @@
             <w:r/>
             <w:r>
               <w:rPr>
-                <w:rFonts w:ascii="Arial" w:hAnsi="Arial"/>
+                <w:rFonts w:ascii="Verdana" w:hAnsi="Verdana"/>
                 <w:b w:val="0"/>
                 <w:sz w:val="16"/>
               </w:rPr>
@@ -2081,7 +2101,7 @@
             <w:r/>
             <w:r>
               <w:rPr>
-                <w:rFonts w:ascii="Arial" w:hAnsi="Arial"/>
+                <w:rFonts w:ascii="Verdana" w:hAnsi="Verdana"/>
                 <w:b w:val="0"/>
                 <w:sz w:val="16"/>
               </w:rPr>
@@ -2097,7 +2117,7 @@
             <w:r/>
             <w:r>
               <w:rPr>
-                <w:rFonts w:ascii="Arial" w:hAnsi="Arial"/>
+                <w:rFonts w:ascii="Verdana" w:hAnsi="Verdana"/>
                 <w:b w:val="0"/>
                 <w:sz w:val="16"/>
               </w:rPr>
@@ -2113,7 +2133,7 @@
             <w:r/>
             <w:r>
               <w:rPr>
-                <w:rFonts w:ascii="Arial" w:hAnsi="Arial"/>
+                <w:rFonts w:ascii="Verdana" w:hAnsi="Verdana"/>
                 <w:b w:val="0"/>
                 <w:sz w:val="16"/>
               </w:rPr>
@@ -2130,7 +2150,7 @@
             <w:r/>
             <w:r>
               <w:rPr>
-                <w:rFonts w:ascii="Arial" w:hAnsi="Arial"/>
+                <w:rFonts w:ascii="Verdana" w:hAnsi="Verdana"/>
                 <w:b w:val="0"/>
                 <w:sz w:val="16"/>
               </w:rPr>
@@ -2146,7 +2166,7 @@
             <w:r/>
             <w:r>
               <w:rPr>
-                <w:rFonts w:ascii="Arial" w:hAnsi="Arial"/>
+                <w:rFonts w:ascii="Verdana" w:hAnsi="Verdana"/>
                 <w:b w:val="0"/>
                 <w:sz w:val="16"/>
               </w:rPr>
@@ -2162,7 +2182,7 @@
             <w:r/>
             <w:r>
               <w:rPr>
-                <w:rFonts w:ascii="Arial" w:hAnsi="Arial"/>
+                <w:rFonts w:ascii="Verdana" w:hAnsi="Verdana"/>
                 <w:b w:val="0"/>
                 <w:sz w:val="16"/>
               </w:rPr>
@@ -2179,7 +2199,7 @@
             <w:r/>
             <w:r>
               <w:rPr>
-                <w:rFonts w:ascii="Arial" w:hAnsi="Arial"/>
+                <w:rFonts w:ascii="Verdana" w:hAnsi="Verdana"/>
                 <w:b w:val="0"/>
                 <w:sz w:val="16"/>
               </w:rPr>
@@ -2195,7 +2215,7 @@
             <w:r/>
             <w:r>
               <w:rPr>
-                <w:rFonts w:ascii="Arial" w:hAnsi="Arial"/>
+                <w:rFonts w:ascii="Verdana" w:hAnsi="Verdana"/>
                 <w:b w:val="0"/>
                 <w:sz w:val="16"/>
               </w:rPr>
@@ -2211,7 +2231,7 @@
             <w:r/>
             <w:r>
               <w:rPr>
-                <w:rFonts w:ascii="Arial" w:hAnsi="Arial"/>
+                <w:rFonts w:ascii="Verdana" w:hAnsi="Verdana"/>
                 <w:b w:val="0"/>
                 <w:sz w:val="16"/>
               </w:rPr>
@@ -2228,7 +2248,7 @@
             <w:r/>
             <w:r>
               <w:rPr>
-                <w:rFonts w:ascii="Arial" w:hAnsi="Arial"/>
+                <w:rFonts w:ascii="Verdana" w:hAnsi="Verdana"/>
                 <w:b w:val="0"/>
                 <w:sz w:val="16"/>
               </w:rPr>
@@ -2244,7 +2264,7 @@
             <w:r/>
             <w:r>
               <w:rPr>
-                <w:rFonts w:ascii="Arial" w:hAnsi="Arial"/>
+                <w:rFonts w:ascii="Verdana" w:hAnsi="Verdana"/>
                 <w:b w:val="0"/>
                 <w:sz w:val="16"/>
               </w:rPr>
@@ -2260,7 +2280,7 @@
             <w:r/>
             <w:r>
               <w:rPr>
-                <w:rFonts w:ascii="Arial" w:hAnsi="Arial"/>
+                <w:rFonts w:ascii="Verdana" w:hAnsi="Verdana"/>
                 <w:b w:val="0"/>
                 <w:sz w:val="16"/>
               </w:rPr>
@@ -2273,7 +2293,7 @@
     <w:p>
       <w:r>
         <w:rPr>
-          <w:rFonts w:ascii="Arial" w:hAnsi="Arial"/>
+          <w:rFonts w:ascii="Verdana" w:hAnsi="Verdana"/>
           <w:b/>
           <w:sz w:val="18"/>
         </w:rPr>
@@ -2286,6 +2306,20 @@
         <w:tblW w:type="auto" w:w="0"/>
         <w:jc w:val="center"/>
         <w:tblLook w:firstColumn="1" w:firstRow="1" w:lastColumn="0" w:lastRow="0" w:noHBand="0" w:noVBand="1" w:val="04A0"/>
+        <w:tblBorders>
+          <w:top w:val="single" w:sz="4" w:space="0" w:color="595959"/>
+          <w:left w:val="single" w:sz="4" w:space="0" w:color="595959"/>
+          <w:bottom w:val="single" w:sz="4" w:space="0" w:color="595959"/>
+          <w:right w:val="single" w:sz="4" w:space="0" w:color="595959"/>
+          <w:insideH w:val="single" w:sz="4" w:space="0" w:color="595959"/>
+          <w:insideV w:val="single" w:sz="4" w:space="0" w:color="595959"/>
+        </w:tblBorders>
+        <w:tblCellMar>
+          <w:top w:w="85" w:type="dxa"/>
+          <w:left w:w="85" w:type="dxa"/>
+          <w:bottom w:w="85" w:type="dxa"/>
+          <w:right w:w="85" w:type="dxa"/>
+        </w:tblCellMar>
       </w:tblPr>
       <w:tblGrid>
         <w:gridCol w:w="5046"/>
@@ -2295,61 +2329,52 @@
       <w:tr>
         <w:tc>
           <w:tcPr>
-            <w:tcW w:type="dxa" w:w="5046"/>
-            <w:shd w:val="clear" w:color="auto" w:fill="D9E2F3"/>
-          </w:tcPr>
-          <w:p>
-            <w:pPr>
-              <w:jc w:val="center"/>
-            </w:pPr>
-            <w:r/>
-            <w:r>
-              <w:rPr>
-                <w:rFonts w:ascii="Arial" w:hAnsi="Arial"/>
-                <w:b/>
-                <w:sz w:val="16"/>
-              </w:rPr>
-              <w:t>Code Figure</w:t>
-            </w:r>
-          </w:p>
-        </w:tc>
-        <w:tc>
-          <w:tcPr>
-            <w:tcW w:type="dxa" w:w="5046"/>
-            <w:shd w:val="clear" w:color="auto" w:fill="D9E2F3"/>
-          </w:tcPr>
-          <w:p>
-            <w:pPr>
-              <w:jc w:val="center"/>
-            </w:pPr>
-            <w:r/>
-            <w:r>
-              <w:rPr>
-                <w:rFonts w:ascii="Arial" w:hAnsi="Arial"/>
-                <w:b/>
-                <w:sz w:val="16"/>
-              </w:rPr>
-              <w:t>Entry Name</w:t>
-            </w:r>
-          </w:p>
-        </w:tc>
-        <w:tc>
-          <w:tcPr>
-            <w:tcW w:type="dxa" w:w="5046"/>
-            <w:shd w:val="clear" w:color="auto" w:fill="D9E2F3"/>
-          </w:tcPr>
-          <w:p>
-            <w:pPr>
-              <w:jc w:val="center"/>
-            </w:pPr>
-            <w:r/>
-            <w:r>
-              <w:rPr>
-                <w:rFonts w:ascii="Arial" w:hAnsi="Arial"/>
-                <w:b/>
-                <w:sz w:val="16"/>
-              </w:rPr>
-              <w:t>Note</w:t>
+            <w:tcW w:type="dxa" w:w="1134"/>
+            <w:shd w:val="clear" w:color="auto" w:fill="D9D9D9"/>
+          </w:tcPr>
+          <w:p>
+            <w:r/>
+            <w:r>
+              <w:rPr>
+                <w:rFonts w:ascii="Verdana" w:hAnsi="Verdana"/>
+                <w:b w:val="0"/>
+                <w:sz w:val="16"/>
+              </w:rPr>
+              <w:t>CODE FIGURE</w:t>
+            </w:r>
+          </w:p>
+        </w:tc>
+        <w:tc>
+          <w:tcPr>
+            <w:tcW w:type="dxa" w:w="5046"/>
+            <w:shd w:val="clear" w:color="auto" w:fill="D9D9D9"/>
+          </w:tcPr>
+          <w:p>
+            <w:r/>
+            <w:r>
+              <w:rPr>
+                <w:rFonts w:ascii="Verdana" w:hAnsi="Verdana"/>
+                <w:b w:val="0"/>
+                <w:sz w:val="16"/>
+              </w:rPr>
+              <w:t>ENTRY NAME</w:t>
+            </w:r>
+          </w:p>
+        </w:tc>
+        <w:tc>
+          <w:tcPr>
+            <w:tcW w:type="dxa" w:w="5046"/>
+            <w:shd w:val="clear" w:color="auto" w:fill="D9D9D9"/>
+          </w:tcPr>
+          <w:p>
+            <w:r/>
+            <w:r>
+              <w:rPr>
+                <w:rFonts w:ascii="Verdana" w:hAnsi="Verdana"/>
+                <w:b w:val="0"/>
+                <w:sz w:val="16"/>
+              </w:rPr>
+              <w:t>NOTE</w:t>
             </w:r>
           </w:p>
         </w:tc>
@@ -2363,7 +2388,7 @@
             <w:r/>
             <w:r>
               <w:rPr>
-                <w:rFonts w:ascii="Arial" w:hAnsi="Arial"/>
+                <w:rFonts w:ascii="Verdana" w:hAnsi="Verdana"/>
                 <w:b w:val="0"/>
                 <w:sz w:val="16"/>
               </w:rPr>
@@ -2379,7 +2404,7 @@
             <w:r/>
             <w:r>
               <w:rPr>
-                <w:rFonts w:ascii="Arial" w:hAnsi="Arial"/>
+                <w:rFonts w:ascii="Verdana" w:hAnsi="Verdana"/>
                 <w:b w:val="0"/>
                 <w:sz w:val="16"/>
               </w:rPr>
@@ -2395,7 +2420,7 @@
             <w:r/>
             <w:r>
               <w:rPr>
-                <w:rFonts w:ascii="Arial" w:hAnsi="Arial"/>
+                <w:rFonts w:ascii="Verdana" w:hAnsi="Verdana"/>
                 <w:b w:val="0"/>
                 <w:sz w:val="16"/>
               </w:rPr>
@@ -2412,7 +2437,7 @@
             <w:r/>
             <w:r>
               <w:rPr>
-                <w:rFonts w:ascii="Arial" w:hAnsi="Arial"/>
+                <w:rFonts w:ascii="Verdana" w:hAnsi="Verdana"/>
                 <w:b w:val="0"/>
                 <w:sz w:val="16"/>
               </w:rPr>
@@ -2428,7 +2453,7 @@
             <w:r/>
             <w:r>
               <w:rPr>
-                <w:rFonts w:ascii="Arial" w:hAnsi="Arial"/>
+                <w:rFonts w:ascii="Verdana" w:hAnsi="Verdana"/>
                 <w:b w:val="0"/>
                 <w:sz w:val="16"/>
               </w:rPr>
@@ -2444,11 +2469,11 @@
             <w:r/>
             <w:r>
               <w:rPr>
-                <w:rFonts w:ascii="Arial" w:hAnsi="Arial"/>
-                <w:b w:val="0"/>
-                <w:sz w:val="16"/>
-              </w:rPr>
-              <w:t>Note 91: Code figure 1 is deprecated. Code figure 6 should be used instead.</w:t>
+                <w:rFonts w:ascii="Verdana" w:hAnsi="Verdana"/>
+                <w:b w:val="0"/>
+                <w:sz w:val="16"/>
+              </w:rPr>
+              <w:t>Note 91: In descriptor 0 02 142: Ozone instrument serial number/identification is four characters long. For Japanese Dobson instruments, omit the leading digit(s).</w:t>
             </w:r>
           </w:p>
         </w:tc>
@@ -2462,7 +2487,7 @@
             <w:r/>
             <w:r>
               <w:rPr>
-                <w:rFonts w:ascii="Arial" w:hAnsi="Arial"/>
+                <w:rFonts w:ascii="Verdana" w:hAnsi="Verdana"/>
                 <w:b w:val="0"/>
                 <w:sz w:val="16"/>
               </w:rPr>
@@ -2478,7 +2503,7 @@
             <w:r/>
             <w:r>
               <w:rPr>
-                <w:rFonts w:ascii="Arial" w:hAnsi="Arial"/>
+                <w:rFonts w:ascii="Verdana" w:hAnsi="Verdana"/>
                 <w:b w:val="0"/>
                 <w:sz w:val="16"/>
               </w:rPr>
@@ -2494,7 +2519,7 @@
             <w:r/>
             <w:r>
               <w:rPr>
-                <w:rFonts w:ascii="Arial" w:hAnsi="Arial"/>
+                <w:rFonts w:ascii="Verdana" w:hAnsi="Verdana"/>
                 <w:b w:val="0"/>
                 <w:sz w:val="16"/>
               </w:rPr>
@@ -2511,7 +2536,7 @@
             <w:r/>
             <w:r>
               <w:rPr>
-                <w:rFonts w:ascii="Arial" w:hAnsi="Arial"/>
+                <w:rFonts w:ascii="Verdana" w:hAnsi="Verdana"/>
                 <w:b w:val="0"/>
                 <w:sz w:val="16"/>
               </w:rPr>
@@ -2527,7 +2552,7 @@
             <w:r/>
             <w:r>
               <w:rPr>
-                <w:rFonts w:ascii="Arial" w:hAnsi="Arial"/>
+                <w:rFonts w:ascii="Verdana" w:hAnsi="Verdana"/>
                 <w:b w:val="0"/>
                 <w:sz w:val="16"/>
               </w:rPr>
@@ -2543,7 +2568,7 @@
             <w:r/>
             <w:r>
               <w:rPr>
-                <w:rFonts w:ascii="Arial" w:hAnsi="Arial"/>
+                <w:rFonts w:ascii="Verdana" w:hAnsi="Verdana"/>
                 <w:b w:val="0"/>
                 <w:sz w:val="16"/>
               </w:rPr>
@@ -2560,7 +2585,7 @@
             <w:r/>
             <w:r>
               <w:rPr>
-                <w:rFonts w:ascii="Arial" w:hAnsi="Arial"/>
+                <w:rFonts w:ascii="Verdana" w:hAnsi="Verdana"/>
                 <w:b w:val="0"/>
                 <w:sz w:val="16"/>
               </w:rPr>
@@ -2576,7 +2601,7 @@
             <w:r/>
             <w:r>
               <w:rPr>
-                <w:rFonts w:ascii="Arial" w:hAnsi="Arial"/>
+                <w:rFonts w:ascii="Verdana" w:hAnsi="Verdana"/>
                 <w:b w:val="0"/>
                 <w:sz w:val="16"/>
               </w:rPr>
@@ -2592,7 +2617,7 @@
             <w:r/>
             <w:r>
               <w:rPr>
-                <w:rFonts w:ascii="Arial" w:hAnsi="Arial"/>
+                <w:rFonts w:ascii="Verdana" w:hAnsi="Verdana"/>
                 <w:b w:val="0"/>
                 <w:sz w:val="16"/>
               </w:rPr>
@@ -2609,7 +2634,7 @@
             <w:r/>
             <w:r>
               <w:rPr>
-                <w:rFonts w:ascii="Arial" w:hAnsi="Arial"/>
+                <w:rFonts w:ascii="Verdana" w:hAnsi="Verdana"/>
                 <w:b w:val="0"/>
                 <w:sz w:val="16"/>
               </w:rPr>
@@ -2625,7 +2650,7 @@
             <w:r/>
             <w:r>
               <w:rPr>
-                <w:rFonts w:ascii="Arial" w:hAnsi="Arial"/>
+                <w:rFonts w:ascii="Verdana" w:hAnsi="Verdana"/>
                 <w:b w:val="0"/>
                 <w:sz w:val="16"/>
               </w:rPr>
@@ -2641,7 +2666,7 @@
             <w:r/>
             <w:r>
               <w:rPr>
-                <w:rFonts w:ascii="Arial" w:hAnsi="Arial"/>
+                <w:rFonts w:ascii="Verdana" w:hAnsi="Verdana"/>
                 <w:b w:val="0"/>
                 <w:sz w:val="16"/>
               </w:rPr>
@@ -2658,7 +2683,7 @@
             <w:r/>
             <w:r>
               <w:rPr>
-                <w:rFonts w:ascii="Arial" w:hAnsi="Arial"/>
+                <w:rFonts w:ascii="Verdana" w:hAnsi="Verdana"/>
                 <w:b w:val="0"/>
                 <w:sz w:val="16"/>
               </w:rPr>
@@ -2674,7 +2699,7 @@
             <w:r/>
             <w:r>
               <w:rPr>
-                <w:rFonts w:ascii="Arial" w:hAnsi="Arial"/>
+                <w:rFonts w:ascii="Verdana" w:hAnsi="Verdana"/>
                 <w:b w:val="0"/>
                 <w:sz w:val="16"/>
               </w:rPr>
@@ -2690,7 +2715,7 @@
             <w:r/>
             <w:r>
               <w:rPr>
-                <w:rFonts w:ascii="Arial" w:hAnsi="Arial"/>
+                <w:rFonts w:ascii="Verdana" w:hAnsi="Verdana"/>
                 <w:b w:val="0"/>
                 <w:sz w:val="16"/>
               </w:rPr>
@@ -2707,7 +2732,7 @@
             <w:r/>
             <w:r>
               <w:rPr>
-                <w:rFonts w:ascii="Arial" w:hAnsi="Arial"/>
+                <w:rFonts w:ascii="Verdana" w:hAnsi="Verdana"/>
                 <w:b w:val="0"/>
                 <w:sz w:val="16"/>
               </w:rPr>
@@ -2723,7 +2748,7 @@
             <w:r/>
             <w:r>
               <w:rPr>
-                <w:rFonts w:ascii="Arial" w:hAnsi="Arial"/>
+                <w:rFonts w:ascii="Verdana" w:hAnsi="Verdana"/>
                 <w:b w:val="0"/>
                 <w:sz w:val="16"/>
               </w:rPr>
@@ -2739,7 +2764,7 @@
             <w:r/>
             <w:r>
               <w:rPr>
-                <w:rFonts w:ascii="Arial" w:hAnsi="Arial"/>
+                <w:rFonts w:ascii="Verdana" w:hAnsi="Verdana"/>
                 <w:b w:val="0"/>
                 <w:sz w:val="16"/>
               </w:rPr>
@@ -2756,7 +2781,7 @@
             <w:r/>
             <w:r>
               <w:rPr>
-                <w:rFonts w:ascii="Arial" w:hAnsi="Arial"/>
+                <w:rFonts w:ascii="Verdana" w:hAnsi="Verdana"/>
                 <w:b w:val="0"/>
                 <w:sz w:val="16"/>
               </w:rPr>
@@ -2772,7 +2797,7 @@
             <w:r/>
             <w:r>
               <w:rPr>
-                <w:rFonts w:ascii="Arial" w:hAnsi="Arial"/>
+                <w:rFonts w:ascii="Verdana" w:hAnsi="Verdana"/>
                 <w:b w:val="0"/>
                 <w:sz w:val="16"/>
               </w:rPr>
@@ -2788,7 +2813,7 @@
             <w:r/>
             <w:r>
               <w:rPr>
-                <w:rFonts w:ascii="Arial" w:hAnsi="Arial"/>
+                <w:rFonts w:ascii="Verdana" w:hAnsi="Verdana"/>
                 <w:b w:val="0"/>
                 <w:sz w:val="16"/>
               </w:rPr>
@@ -2805,7 +2830,7 @@
             <w:r/>
             <w:r>
               <w:rPr>
-                <w:rFonts w:ascii="Arial" w:hAnsi="Arial"/>
+                <w:rFonts w:ascii="Verdana" w:hAnsi="Verdana"/>
                 <w:b w:val="0"/>
                 <w:sz w:val="16"/>
               </w:rPr>
@@ -2821,7 +2846,7 @@
             <w:r/>
             <w:r>
               <w:rPr>
-                <w:rFonts w:ascii="Arial" w:hAnsi="Arial"/>
+                <w:rFonts w:ascii="Verdana" w:hAnsi="Verdana"/>
                 <w:b w:val="0"/>
                 <w:sz w:val="16"/>
               </w:rPr>
@@ -2837,7 +2862,7 @@
             <w:r/>
             <w:r>
               <w:rPr>
-                <w:rFonts w:ascii="Arial" w:hAnsi="Arial"/>
+                <w:rFonts w:ascii="Verdana" w:hAnsi="Verdana"/>
                 <w:b w:val="0"/>
                 <w:sz w:val="16"/>
               </w:rPr>
@@ -2854,7 +2879,7 @@
             <w:r/>
             <w:r>
               <w:rPr>
-                <w:rFonts w:ascii="Arial" w:hAnsi="Arial"/>
+                <w:rFonts w:ascii="Verdana" w:hAnsi="Verdana"/>
                 <w:b w:val="0"/>
                 <w:sz w:val="16"/>
               </w:rPr>
@@ -2870,7 +2895,7 @@
             <w:r/>
             <w:r>
               <w:rPr>
-                <w:rFonts w:ascii="Arial" w:hAnsi="Arial"/>
+                <w:rFonts w:ascii="Verdana" w:hAnsi="Verdana"/>
                 <w:b w:val="0"/>
                 <w:sz w:val="16"/>
               </w:rPr>
@@ -2886,7 +2911,7 @@
             <w:r/>
             <w:r>
               <w:rPr>
-                <w:rFonts w:ascii="Arial" w:hAnsi="Arial"/>
+                <w:rFonts w:ascii="Verdana" w:hAnsi="Verdana"/>
                 <w:b w:val="0"/>
                 <w:sz w:val="16"/>
               </w:rPr>
@@ -2903,7 +2928,7 @@
             <w:r/>
             <w:r>
               <w:rPr>
-                <w:rFonts w:ascii="Arial" w:hAnsi="Arial"/>
+                <w:rFonts w:ascii="Verdana" w:hAnsi="Verdana"/>
                 <w:b w:val="0"/>
                 <w:sz w:val="16"/>
               </w:rPr>
@@ -2919,7 +2944,7 @@
             <w:r/>
             <w:r>
               <w:rPr>
-                <w:rFonts w:ascii="Arial" w:hAnsi="Arial"/>
+                <w:rFonts w:ascii="Verdana" w:hAnsi="Verdana"/>
                 <w:b w:val="0"/>
                 <w:sz w:val="16"/>
               </w:rPr>
@@ -2935,7 +2960,7 @@
             <w:r/>
             <w:r>
               <w:rPr>
-                <w:rFonts w:ascii="Arial" w:hAnsi="Arial"/>
+                <w:rFonts w:ascii="Verdana" w:hAnsi="Verdana"/>
                 <w:b w:val="0"/>
                 <w:sz w:val="16"/>
               </w:rPr>
@@ -2952,7 +2977,7 @@
             <w:r/>
             <w:r>
               <w:rPr>
-                <w:rFonts w:ascii="Arial" w:hAnsi="Arial"/>
+                <w:rFonts w:ascii="Verdana" w:hAnsi="Verdana"/>
                 <w:b w:val="0"/>
                 <w:sz w:val="16"/>
               </w:rPr>
@@ -2968,7 +2993,7 @@
             <w:r/>
             <w:r>
               <w:rPr>
-                <w:rFonts w:ascii="Arial" w:hAnsi="Arial"/>
+                <w:rFonts w:ascii="Verdana" w:hAnsi="Verdana"/>
                 <w:b w:val="0"/>
                 <w:sz w:val="16"/>
               </w:rPr>
@@ -2984,7 +3009,7 @@
             <w:r/>
             <w:r>
               <w:rPr>
-                <w:rFonts w:ascii="Arial" w:hAnsi="Arial"/>
+                <w:rFonts w:ascii="Verdana" w:hAnsi="Verdana"/>
                 <w:b w:val="0"/>
                 <w:sz w:val="16"/>
               </w:rPr>
@@ -2997,7 +3022,7 @@
     <w:p>
       <w:r>
         <w:rPr>
-          <w:rFonts w:ascii="Arial" w:hAnsi="Arial"/>
+          <w:rFonts w:ascii="Verdana" w:hAnsi="Verdana"/>
           <w:b/>
           <w:sz w:val="18"/>
         </w:rPr>
@@ -3010,6 +3035,20 @@
         <w:tblW w:type="auto" w:w="0"/>
         <w:jc w:val="center"/>
         <w:tblLook w:firstColumn="1" w:firstRow="1" w:lastColumn="0" w:lastRow="0" w:noHBand="0" w:noVBand="1" w:val="04A0"/>
+        <w:tblBorders>
+          <w:top w:val="single" w:sz="4" w:space="0" w:color="595959"/>
+          <w:left w:val="single" w:sz="4" w:space="0" w:color="595959"/>
+          <w:bottom w:val="single" w:sz="4" w:space="0" w:color="595959"/>
+          <w:right w:val="single" w:sz="4" w:space="0" w:color="595959"/>
+          <w:insideH w:val="single" w:sz="4" w:space="0" w:color="595959"/>
+          <w:insideV w:val="single" w:sz="4" w:space="0" w:color="595959"/>
+        </w:tblBorders>
+        <w:tblCellMar>
+          <w:top w:w="85" w:type="dxa"/>
+          <w:left w:w="85" w:type="dxa"/>
+          <w:bottom w:w="85" w:type="dxa"/>
+          <w:right w:w="85" w:type="dxa"/>
+        </w:tblCellMar>
       </w:tblPr>
       <w:tblGrid>
         <w:gridCol w:w="5046"/>
@@ -3019,61 +3058,52 @@
       <w:tr>
         <w:tc>
           <w:tcPr>
-            <w:tcW w:type="dxa" w:w="5046"/>
-            <w:shd w:val="clear" w:color="auto" w:fill="D9E2F3"/>
-          </w:tcPr>
-          <w:p>
-            <w:pPr>
-              <w:jc w:val="center"/>
-            </w:pPr>
-            <w:r/>
-            <w:r>
-              <w:rPr>
-                <w:rFonts w:ascii="Arial" w:hAnsi="Arial"/>
-                <w:b/>
-                <w:sz w:val="16"/>
-              </w:rPr>
-              <w:t>Code Figure</w:t>
-            </w:r>
-          </w:p>
-        </w:tc>
-        <w:tc>
-          <w:tcPr>
-            <w:tcW w:type="dxa" w:w="5046"/>
-            <w:shd w:val="clear" w:color="auto" w:fill="D9E2F3"/>
-          </w:tcPr>
-          <w:p>
-            <w:pPr>
-              <w:jc w:val="center"/>
-            </w:pPr>
-            <w:r/>
-            <w:r>
-              <w:rPr>
-                <w:rFonts w:ascii="Arial" w:hAnsi="Arial"/>
-                <w:b/>
-                <w:sz w:val="16"/>
-              </w:rPr>
-              <w:t>Entry Name</w:t>
-            </w:r>
-          </w:p>
-        </w:tc>
-        <w:tc>
-          <w:tcPr>
-            <w:tcW w:type="dxa" w:w="5046"/>
-            <w:shd w:val="clear" w:color="auto" w:fill="D9E2F3"/>
-          </w:tcPr>
-          <w:p>
-            <w:pPr>
-              <w:jc w:val="center"/>
-            </w:pPr>
-            <w:r/>
-            <w:r>
-              <w:rPr>
-                <w:rFonts w:ascii="Arial" w:hAnsi="Arial"/>
-                <w:b/>
-                <w:sz w:val="16"/>
-              </w:rPr>
-              <w:t>Note</w:t>
+            <w:tcW w:type="dxa" w:w="1134"/>
+            <w:shd w:val="clear" w:color="auto" w:fill="D9D9D9"/>
+          </w:tcPr>
+          <w:p>
+            <w:r/>
+            <w:r>
+              <w:rPr>
+                <w:rFonts w:ascii="Verdana" w:hAnsi="Verdana"/>
+                <w:b w:val="0"/>
+                <w:sz w:val="16"/>
+              </w:rPr>
+              <w:t>CODE FIGURE</w:t>
+            </w:r>
+          </w:p>
+        </w:tc>
+        <w:tc>
+          <w:tcPr>
+            <w:tcW w:type="dxa" w:w="5046"/>
+            <w:shd w:val="clear" w:color="auto" w:fill="D9D9D9"/>
+          </w:tcPr>
+          <w:p>
+            <w:r/>
+            <w:r>
+              <w:rPr>
+                <w:rFonts w:ascii="Verdana" w:hAnsi="Verdana"/>
+                <w:b w:val="0"/>
+                <w:sz w:val="16"/>
+              </w:rPr>
+              <w:t>ENTRY NAME</w:t>
+            </w:r>
+          </w:p>
+        </w:tc>
+        <w:tc>
+          <w:tcPr>
+            <w:tcW w:type="dxa" w:w="5046"/>
+            <w:shd w:val="clear" w:color="auto" w:fill="D9D9D9"/>
+          </w:tcPr>
+          <w:p>
+            <w:r/>
+            <w:r>
+              <w:rPr>
+                <w:rFonts w:ascii="Verdana" w:hAnsi="Verdana"/>
+                <w:b w:val="0"/>
+                <w:sz w:val="16"/>
+              </w:rPr>
+              <w:t>NOTE</w:t>
             </w:r>
           </w:p>
         </w:tc>
@@ -3087,7 +3117,7 @@
             <w:r/>
             <w:r>
               <w:rPr>
-                <w:rFonts w:ascii="Arial" w:hAnsi="Arial"/>
+                <w:rFonts w:ascii="Verdana" w:hAnsi="Verdana"/>
                 <w:b w:val="0"/>
                 <w:sz w:val="16"/>
               </w:rPr>
@@ -3103,7 +3133,7 @@
             <w:r/>
             <w:r>
               <w:rPr>
-                <w:rFonts w:ascii="Arial" w:hAnsi="Arial"/>
+                <w:rFonts w:ascii="Verdana" w:hAnsi="Verdana"/>
                 <w:b w:val="0"/>
                 <w:sz w:val="16"/>
               </w:rPr>
@@ -3119,7 +3149,7 @@
             <w:r/>
             <w:r>
               <w:rPr>
-                <w:rFonts w:ascii="Arial" w:hAnsi="Arial"/>
+                <w:rFonts w:ascii="Verdana" w:hAnsi="Verdana"/>
                 <w:b w:val="0"/>
                 <w:sz w:val="16"/>
               </w:rPr>
@@ -3136,7 +3166,7 @@
             <w:r/>
             <w:r>
               <w:rPr>
-                <w:rFonts w:ascii="Arial" w:hAnsi="Arial"/>
+                <w:rFonts w:ascii="Verdana" w:hAnsi="Verdana"/>
                 <w:b w:val="0"/>
                 <w:sz w:val="16"/>
               </w:rPr>
@@ -3152,7 +3182,7 @@
             <w:r/>
             <w:r>
               <w:rPr>
-                <w:rFonts w:ascii="Arial" w:hAnsi="Arial"/>
+                <w:rFonts w:ascii="Verdana" w:hAnsi="Verdana"/>
                 <w:b w:val="0"/>
                 <w:sz w:val="16"/>
               </w:rPr>
@@ -3168,7 +3198,7 @@
             <w:r/>
             <w:r>
               <w:rPr>
-                <w:rFonts w:ascii="Arial" w:hAnsi="Arial"/>
+                <w:rFonts w:ascii="Verdana" w:hAnsi="Verdana"/>
                 <w:b w:val="0"/>
                 <w:sz w:val="16"/>
               </w:rPr>
@@ -3185,7 +3215,7 @@
             <w:r/>
             <w:r>
               <w:rPr>
-                <w:rFonts w:ascii="Arial" w:hAnsi="Arial"/>
+                <w:rFonts w:ascii="Verdana" w:hAnsi="Verdana"/>
                 <w:b w:val="0"/>
                 <w:sz w:val="16"/>
               </w:rPr>
@@ -3201,7 +3231,7 @@
             <w:r/>
             <w:r>
               <w:rPr>
-                <w:rFonts w:ascii="Arial" w:hAnsi="Arial"/>
+                <w:rFonts w:ascii="Verdana" w:hAnsi="Verdana"/>
                 <w:b w:val="0"/>
                 <w:sz w:val="16"/>
               </w:rPr>
@@ -3217,7 +3247,7 @@
             <w:r/>
             <w:r>
               <w:rPr>
-                <w:rFonts w:ascii="Arial" w:hAnsi="Arial"/>
+                <w:rFonts w:ascii="Verdana" w:hAnsi="Verdana"/>
                 <w:b w:val="0"/>
                 <w:sz w:val="16"/>
               </w:rPr>
@@ -3234,7 +3264,7 @@
             <w:r/>
             <w:r>
               <w:rPr>
-                <w:rFonts w:ascii="Arial" w:hAnsi="Arial"/>
+                <w:rFonts w:ascii="Verdana" w:hAnsi="Verdana"/>
                 <w:b w:val="0"/>
                 <w:sz w:val="16"/>
               </w:rPr>
@@ -3250,7 +3280,7 @@
             <w:r/>
             <w:r>
               <w:rPr>
-                <w:rFonts w:ascii="Arial" w:hAnsi="Arial"/>
+                <w:rFonts w:ascii="Verdana" w:hAnsi="Verdana"/>
                 <w:b w:val="0"/>
                 <w:sz w:val="16"/>
               </w:rPr>
@@ -3266,7 +3296,7 @@
             <w:r/>
             <w:r>
               <w:rPr>
-                <w:rFonts w:ascii="Arial" w:hAnsi="Arial"/>
+                <w:rFonts w:ascii="Verdana" w:hAnsi="Verdana"/>
                 <w:b w:val="0"/>
                 <w:sz w:val="16"/>
               </w:rPr>
@@ -3279,7 +3309,7 @@
     <w:p>
       <w:r>
         <w:rPr>
-          <w:rFonts w:ascii="Arial" w:hAnsi="Arial"/>
+          <w:rFonts w:ascii="Verdana" w:hAnsi="Verdana"/>
           <w:b/>
           <w:sz w:val="18"/>
         </w:rPr>
@@ -3292,6 +3322,20 @@
         <w:tblW w:type="auto" w:w="0"/>
         <w:jc w:val="center"/>
         <w:tblLook w:firstColumn="1" w:firstRow="1" w:lastColumn="0" w:lastRow="0" w:noHBand="0" w:noVBand="1" w:val="04A0"/>
+        <w:tblBorders>
+          <w:top w:val="single" w:sz="4" w:space="0" w:color="595959"/>
+          <w:left w:val="single" w:sz="4" w:space="0" w:color="595959"/>
+          <w:bottom w:val="single" w:sz="4" w:space="0" w:color="595959"/>
+          <w:right w:val="single" w:sz="4" w:space="0" w:color="595959"/>
+          <w:insideH w:val="single" w:sz="4" w:space="0" w:color="595959"/>
+          <w:insideV w:val="single" w:sz="4" w:space="0" w:color="595959"/>
+        </w:tblBorders>
+        <w:tblCellMar>
+          <w:top w:w="85" w:type="dxa"/>
+          <w:left w:w="85" w:type="dxa"/>
+          <w:bottom w:w="85" w:type="dxa"/>
+          <w:right w:w="85" w:type="dxa"/>
+        </w:tblCellMar>
       </w:tblPr>
       <w:tblGrid>
         <w:gridCol w:w="5046"/>
@@ -3301,61 +3345,52 @@
       <w:tr>
         <w:tc>
           <w:tcPr>
-            <w:tcW w:type="dxa" w:w="5046"/>
-            <w:shd w:val="clear" w:color="auto" w:fill="D9E2F3"/>
-          </w:tcPr>
-          <w:p>
-            <w:pPr>
-              <w:jc w:val="center"/>
-            </w:pPr>
-            <w:r/>
-            <w:r>
-              <w:rPr>
-                <w:rFonts w:ascii="Arial" w:hAnsi="Arial"/>
-                <w:b/>
-                <w:sz w:val="16"/>
-              </w:rPr>
-              <w:t>Code Figure</w:t>
-            </w:r>
-          </w:p>
-        </w:tc>
-        <w:tc>
-          <w:tcPr>
-            <w:tcW w:type="dxa" w:w="5046"/>
-            <w:shd w:val="clear" w:color="auto" w:fill="D9E2F3"/>
-          </w:tcPr>
-          <w:p>
-            <w:pPr>
-              <w:jc w:val="center"/>
-            </w:pPr>
-            <w:r/>
-            <w:r>
-              <w:rPr>
-                <w:rFonts w:ascii="Arial" w:hAnsi="Arial"/>
-                <w:b/>
-                <w:sz w:val="16"/>
-              </w:rPr>
-              <w:t>Entry Name</w:t>
-            </w:r>
-          </w:p>
-        </w:tc>
-        <w:tc>
-          <w:tcPr>
-            <w:tcW w:type="dxa" w:w="5046"/>
-            <w:shd w:val="clear" w:color="auto" w:fill="D9E2F3"/>
-          </w:tcPr>
-          <w:p>
-            <w:pPr>
-              <w:jc w:val="center"/>
-            </w:pPr>
-            <w:r/>
-            <w:r>
-              <w:rPr>
-                <w:rFonts w:ascii="Arial" w:hAnsi="Arial"/>
-                <w:b/>
-                <w:sz w:val="16"/>
-              </w:rPr>
-              <w:t>Note</w:t>
+            <w:tcW w:type="dxa" w:w="1134"/>
+            <w:shd w:val="clear" w:color="auto" w:fill="D9D9D9"/>
+          </w:tcPr>
+          <w:p>
+            <w:r/>
+            <w:r>
+              <w:rPr>
+                <w:rFonts w:ascii="Verdana" w:hAnsi="Verdana"/>
+                <w:b w:val="0"/>
+                <w:sz w:val="16"/>
+              </w:rPr>
+              <w:t>CODE FIGURE</w:t>
+            </w:r>
+          </w:p>
+        </w:tc>
+        <w:tc>
+          <w:tcPr>
+            <w:tcW w:type="dxa" w:w="5046"/>
+            <w:shd w:val="clear" w:color="auto" w:fill="D9D9D9"/>
+          </w:tcPr>
+          <w:p>
+            <w:r/>
+            <w:r>
+              <w:rPr>
+                <w:rFonts w:ascii="Verdana" w:hAnsi="Verdana"/>
+                <w:b w:val="0"/>
+                <w:sz w:val="16"/>
+              </w:rPr>
+              <w:t>ENTRY NAME</w:t>
+            </w:r>
+          </w:p>
+        </w:tc>
+        <w:tc>
+          <w:tcPr>
+            <w:tcW w:type="dxa" w:w="5046"/>
+            <w:shd w:val="clear" w:color="auto" w:fill="D9D9D9"/>
+          </w:tcPr>
+          <w:p>
+            <w:r/>
+            <w:r>
+              <w:rPr>
+                <w:rFonts w:ascii="Verdana" w:hAnsi="Verdana"/>
+                <w:b w:val="0"/>
+                <w:sz w:val="16"/>
+              </w:rPr>
+              <w:t>NOTE</w:t>
             </w:r>
           </w:p>
         </w:tc>
@@ -3369,7 +3404,7 @@
             <w:r/>
             <w:r>
               <w:rPr>
-                <w:rFonts w:ascii="Arial" w:hAnsi="Arial"/>
+                <w:rFonts w:ascii="Verdana" w:hAnsi="Verdana"/>
                 <w:b w:val="0"/>
                 <w:sz w:val="16"/>
               </w:rPr>
@@ -3385,7 +3420,7 @@
             <w:r/>
             <w:r>
               <w:rPr>
-                <w:rFonts w:ascii="Arial" w:hAnsi="Arial"/>
+                <w:rFonts w:ascii="Verdana" w:hAnsi="Verdana"/>
                 <w:b w:val="0"/>
                 <w:sz w:val="16"/>
               </w:rPr>
@@ -3401,7 +3436,7 @@
             <w:r/>
             <w:r>
               <w:rPr>
-                <w:rFonts w:ascii="Arial" w:hAnsi="Arial"/>
+                <w:rFonts w:ascii="Verdana" w:hAnsi="Verdana"/>
                 <w:b w:val="0"/>
                 <w:sz w:val="16"/>
               </w:rPr>
@@ -3418,7 +3453,7 @@
             <w:r/>
             <w:r>
               <w:rPr>
-                <w:rFonts w:ascii="Arial" w:hAnsi="Arial"/>
+                <w:rFonts w:ascii="Verdana" w:hAnsi="Verdana"/>
                 <w:b w:val="0"/>
                 <w:sz w:val="16"/>
               </w:rPr>
@@ -3434,7 +3469,7 @@
             <w:r/>
             <w:r>
               <w:rPr>
-                <w:rFonts w:ascii="Arial" w:hAnsi="Arial"/>
+                <w:rFonts w:ascii="Verdana" w:hAnsi="Verdana"/>
                 <w:b w:val="0"/>
                 <w:sz w:val="16"/>
               </w:rPr>
@@ -3450,7 +3485,7 @@
             <w:r/>
             <w:r>
               <w:rPr>
-                <w:rFonts w:ascii="Arial" w:hAnsi="Arial"/>
+                <w:rFonts w:ascii="Verdana" w:hAnsi="Verdana"/>
                 <w:b w:val="0"/>
                 <w:sz w:val="16"/>
               </w:rPr>
@@ -3467,7 +3502,7 @@
             <w:r/>
             <w:r>
               <w:rPr>
-                <w:rFonts w:ascii="Arial" w:hAnsi="Arial"/>
+                <w:rFonts w:ascii="Verdana" w:hAnsi="Verdana"/>
                 <w:b w:val="0"/>
                 <w:sz w:val="16"/>
               </w:rPr>
@@ -3483,7 +3518,7 @@
             <w:r/>
             <w:r>
               <w:rPr>
-                <w:rFonts w:ascii="Arial" w:hAnsi="Arial"/>
+                <w:rFonts w:ascii="Verdana" w:hAnsi="Verdana"/>
                 <w:b w:val="0"/>
                 <w:sz w:val="16"/>
               </w:rPr>
@@ -3499,7 +3534,7 @@
             <w:r/>
             <w:r>
               <w:rPr>
-                <w:rFonts w:ascii="Arial" w:hAnsi="Arial"/>
+                <w:rFonts w:ascii="Verdana" w:hAnsi="Verdana"/>
                 <w:b w:val="0"/>
                 <w:sz w:val="16"/>
               </w:rPr>
@@ -3516,7 +3551,7 @@
             <w:r/>
             <w:r>
               <w:rPr>
-                <w:rFonts w:ascii="Arial" w:hAnsi="Arial"/>
+                <w:rFonts w:ascii="Verdana" w:hAnsi="Verdana"/>
                 <w:b w:val="0"/>
                 <w:sz w:val="16"/>
               </w:rPr>
@@ -3532,7 +3567,7 @@
             <w:r/>
             <w:r>
               <w:rPr>
-                <w:rFonts w:ascii="Arial" w:hAnsi="Arial"/>
+                <w:rFonts w:ascii="Verdana" w:hAnsi="Verdana"/>
                 <w:b w:val="0"/>
                 <w:sz w:val="16"/>
               </w:rPr>
@@ -3548,7 +3583,7 @@
             <w:r/>
             <w:r>
               <w:rPr>
-                <w:rFonts w:ascii="Arial" w:hAnsi="Arial"/>
+                <w:rFonts w:ascii="Verdana" w:hAnsi="Verdana"/>
                 <w:b w:val="0"/>
                 <w:sz w:val="16"/>
               </w:rPr>
@@ -3561,7 +3596,7 @@
     <w:p>
       <w:r>
         <w:rPr>
-          <w:rFonts w:ascii="Arial" w:hAnsi="Arial"/>
+          <w:rFonts w:ascii="Verdana" w:hAnsi="Verdana"/>
           <w:b/>
           <w:sz w:val="18"/>
         </w:rPr>
@@ -3574,6 +3609,20 @@
         <w:tblW w:type="auto" w:w="0"/>
         <w:jc w:val="center"/>
         <w:tblLook w:firstColumn="1" w:firstRow="1" w:lastColumn="0" w:lastRow="0" w:noHBand="0" w:noVBand="1" w:val="04A0"/>
+        <w:tblBorders>
+          <w:top w:val="single" w:sz="4" w:space="0" w:color="595959"/>
+          <w:left w:val="single" w:sz="4" w:space="0" w:color="595959"/>
+          <w:bottom w:val="single" w:sz="4" w:space="0" w:color="595959"/>
+          <w:right w:val="single" w:sz="4" w:space="0" w:color="595959"/>
+          <w:insideH w:val="single" w:sz="4" w:space="0" w:color="595959"/>
+          <w:insideV w:val="single" w:sz="4" w:space="0" w:color="595959"/>
+        </w:tblBorders>
+        <w:tblCellMar>
+          <w:top w:w="85" w:type="dxa"/>
+          <w:left w:w="85" w:type="dxa"/>
+          <w:bottom w:w="85" w:type="dxa"/>
+          <w:right w:w="85" w:type="dxa"/>
+        </w:tblCellMar>
       </w:tblPr>
       <w:tblGrid>
         <w:gridCol w:w="5046"/>
@@ -3583,61 +3632,52 @@
       <w:tr>
         <w:tc>
           <w:tcPr>
-            <w:tcW w:type="dxa" w:w="5046"/>
-            <w:shd w:val="clear" w:color="auto" w:fill="D9E2F3"/>
-          </w:tcPr>
-          <w:p>
-            <w:pPr>
-              <w:jc w:val="center"/>
-            </w:pPr>
-            <w:r/>
-            <w:r>
-              <w:rPr>
-                <w:rFonts w:ascii="Arial" w:hAnsi="Arial"/>
-                <w:b/>
-                <w:sz w:val="16"/>
-              </w:rPr>
-              <w:t>Code Figure</w:t>
-            </w:r>
-          </w:p>
-        </w:tc>
-        <w:tc>
-          <w:tcPr>
-            <w:tcW w:type="dxa" w:w="5046"/>
-            <w:shd w:val="clear" w:color="auto" w:fill="D9E2F3"/>
-          </w:tcPr>
-          <w:p>
-            <w:pPr>
-              <w:jc w:val="center"/>
-            </w:pPr>
-            <w:r/>
-            <w:r>
-              <w:rPr>
-                <w:rFonts w:ascii="Arial" w:hAnsi="Arial"/>
-                <w:b/>
-                <w:sz w:val="16"/>
-              </w:rPr>
-              <w:t>Entry Name</w:t>
-            </w:r>
-          </w:p>
-        </w:tc>
-        <w:tc>
-          <w:tcPr>
-            <w:tcW w:type="dxa" w:w="5046"/>
-            <w:shd w:val="clear" w:color="auto" w:fill="D9E2F3"/>
-          </w:tcPr>
-          <w:p>
-            <w:pPr>
-              <w:jc w:val="center"/>
-            </w:pPr>
-            <w:r/>
-            <w:r>
-              <w:rPr>
-                <w:rFonts w:ascii="Arial" w:hAnsi="Arial"/>
-                <w:b/>
-                <w:sz w:val="16"/>
-              </w:rPr>
-              <w:t>Note</w:t>
+            <w:tcW w:type="dxa" w:w="1134"/>
+            <w:shd w:val="clear" w:color="auto" w:fill="D9D9D9"/>
+          </w:tcPr>
+          <w:p>
+            <w:r/>
+            <w:r>
+              <w:rPr>
+                <w:rFonts w:ascii="Verdana" w:hAnsi="Verdana"/>
+                <w:b w:val="0"/>
+                <w:sz w:val="16"/>
+              </w:rPr>
+              <w:t>CODE FIGURE</w:t>
+            </w:r>
+          </w:p>
+        </w:tc>
+        <w:tc>
+          <w:tcPr>
+            <w:tcW w:type="dxa" w:w="5046"/>
+            <w:shd w:val="clear" w:color="auto" w:fill="D9D9D9"/>
+          </w:tcPr>
+          <w:p>
+            <w:r/>
+            <w:r>
+              <w:rPr>
+                <w:rFonts w:ascii="Verdana" w:hAnsi="Verdana"/>
+                <w:b w:val="0"/>
+                <w:sz w:val="16"/>
+              </w:rPr>
+              <w:t>ENTRY NAME</w:t>
+            </w:r>
+          </w:p>
+        </w:tc>
+        <w:tc>
+          <w:tcPr>
+            <w:tcW w:type="dxa" w:w="5046"/>
+            <w:shd w:val="clear" w:color="auto" w:fill="D9D9D9"/>
+          </w:tcPr>
+          <w:p>
+            <w:r/>
+            <w:r>
+              <w:rPr>
+                <w:rFonts w:ascii="Verdana" w:hAnsi="Verdana"/>
+                <w:b w:val="0"/>
+                <w:sz w:val="16"/>
+              </w:rPr>
+              <w:t>NOTE</w:t>
             </w:r>
           </w:p>
         </w:tc>
@@ -3651,7 +3691,7 @@
             <w:r/>
             <w:r>
               <w:rPr>
-                <w:rFonts w:ascii="Arial" w:hAnsi="Arial"/>
+                <w:rFonts w:ascii="Verdana" w:hAnsi="Verdana"/>
                 <w:b w:val="0"/>
                 <w:sz w:val="16"/>
               </w:rPr>
@@ -3667,7 +3707,7 @@
             <w:r/>
             <w:r>
               <w:rPr>
-                <w:rFonts w:ascii="Arial" w:hAnsi="Arial"/>
+                <w:rFonts w:ascii="Verdana" w:hAnsi="Verdana"/>
                 <w:b w:val="0"/>
                 <w:sz w:val="16"/>
               </w:rPr>
@@ -3683,7 +3723,7 @@
             <w:r/>
             <w:r>
               <w:rPr>
-                <w:rFonts w:ascii="Arial" w:hAnsi="Arial"/>
+                <w:rFonts w:ascii="Verdana" w:hAnsi="Verdana"/>
                 <w:b w:val="0"/>
                 <w:sz w:val="16"/>
               </w:rPr>
@@ -3700,7 +3740,7 @@
             <w:r/>
             <w:r>
               <w:rPr>
-                <w:rFonts w:ascii="Arial" w:hAnsi="Arial"/>
+                <w:rFonts w:ascii="Verdana" w:hAnsi="Verdana"/>
                 <w:b w:val="0"/>
                 <w:sz w:val="16"/>
               </w:rPr>
@@ -3716,7 +3756,7 @@
             <w:r/>
             <w:r>
               <w:rPr>
-                <w:rFonts w:ascii="Arial" w:hAnsi="Arial"/>
+                <w:rFonts w:ascii="Verdana" w:hAnsi="Verdana"/>
                 <w:b w:val="0"/>
                 <w:sz w:val="16"/>
               </w:rPr>
@@ -3732,7 +3772,7 @@
             <w:r/>
             <w:r>
               <w:rPr>
-                <w:rFonts w:ascii="Arial" w:hAnsi="Arial"/>
+                <w:rFonts w:ascii="Verdana" w:hAnsi="Verdana"/>
                 <w:b w:val="0"/>
                 <w:sz w:val="16"/>
               </w:rPr>
@@ -3749,7 +3789,7 @@
             <w:r/>
             <w:r>
               <w:rPr>
-                <w:rFonts w:ascii="Arial" w:hAnsi="Arial"/>
+                <w:rFonts w:ascii="Verdana" w:hAnsi="Verdana"/>
                 <w:b w:val="0"/>
                 <w:sz w:val="16"/>
               </w:rPr>
@@ -3765,7 +3805,7 @@
             <w:r/>
             <w:r>
               <w:rPr>
-                <w:rFonts w:ascii="Arial" w:hAnsi="Arial"/>
+                <w:rFonts w:ascii="Verdana" w:hAnsi="Verdana"/>
                 <w:b w:val="0"/>
                 <w:sz w:val="16"/>
               </w:rPr>
@@ -3781,7 +3821,7 @@
             <w:r/>
             <w:r>
               <w:rPr>
-                <w:rFonts w:ascii="Arial" w:hAnsi="Arial"/>
+                <w:rFonts w:ascii="Verdana" w:hAnsi="Verdana"/>
                 <w:b w:val="0"/>
                 <w:sz w:val="16"/>
               </w:rPr>
@@ -3798,7 +3838,7 @@
             <w:r/>
             <w:r>
               <w:rPr>
-                <w:rFonts w:ascii="Arial" w:hAnsi="Arial"/>
+                <w:rFonts w:ascii="Verdana" w:hAnsi="Verdana"/>
                 <w:b w:val="0"/>
                 <w:sz w:val="16"/>
               </w:rPr>
@@ -3814,7 +3854,7 @@
             <w:r/>
             <w:r>
               <w:rPr>
-                <w:rFonts w:ascii="Arial" w:hAnsi="Arial"/>
+                <w:rFonts w:ascii="Verdana" w:hAnsi="Verdana"/>
                 <w:b w:val="0"/>
                 <w:sz w:val="16"/>
               </w:rPr>
@@ -3830,7 +3870,7 @@
             <w:r/>
             <w:r>
               <w:rPr>
-                <w:rFonts w:ascii="Arial" w:hAnsi="Arial"/>
+                <w:rFonts w:ascii="Verdana" w:hAnsi="Verdana"/>
                 <w:b w:val="0"/>
                 <w:sz w:val="16"/>
               </w:rPr>
@@ -3847,7 +3887,7 @@
             <w:r/>
             <w:r>
               <w:rPr>
-                <w:rFonts w:ascii="Arial" w:hAnsi="Arial"/>
+                <w:rFonts w:ascii="Verdana" w:hAnsi="Verdana"/>
                 <w:b w:val="0"/>
                 <w:sz w:val="16"/>
               </w:rPr>
@@ -3863,7 +3903,7 @@
             <w:r/>
             <w:r>
               <w:rPr>
-                <w:rFonts w:ascii="Arial" w:hAnsi="Arial"/>
+                <w:rFonts w:ascii="Verdana" w:hAnsi="Verdana"/>
                 <w:b w:val="0"/>
                 <w:sz w:val="16"/>
               </w:rPr>
@@ -3879,7 +3919,7 @@
             <w:r/>
             <w:r>
               <w:rPr>
-                <w:rFonts w:ascii="Arial" w:hAnsi="Arial"/>
+                <w:rFonts w:ascii="Verdana" w:hAnsi="Verdana"/>
                 <w:b w:val="0"/>
                 <w:sz w:val="16"/>
               </w:rPr>
@@ -3896,7 +3936,7 @@
             <w:r/>
             <w:r>
               <w:rPr>
-                <w:rFonts w:ascii="Arial" w:hAnsi="Arial"/>
+                <w:rFonts w:ascii="Verdana" w:hAnsi="Verdana"/>
                 <w:b w:val="0"/>
                 <w:sz w:val="16"/>
               </w:rPr>
@@ -3912,7 +3952,7 @@
             <w:r/>
             <w:r>
               <w:rPr>
-                <w:rFonts w:ascii="Arial" w:hAnsi="Arial"/>
+                <w:rFonts w:ascii="Verdana" w:hAnsi="Verdana"/>
                 <w:b w:val="0"/>
                 <w:sz w:val="16"/>
               </w:rPr>
@@ -3928,7 +3968,7 @@
             <w:r/>
             <w:r>
               <w:rPr>
-                <w:rFonts w:ascii="Arial" w:hAnsi="Arial"/>
+                <w:rFonts w:ascii="Verdana" w:hAnsi="Verdana"/>
                 <w:b w:val="0"/>
                 <w:sz w:val="16"/>
               </w:rPr>
@@ -3945,7 +3985,7 @@
             <w:r/>
             <w:r>
               <w:rPr>
-                <w:rFonts w:ascii="Arial" w:hAnsi="Arial"/>
+                <w:rFonts w:ascii="Verdana" w:hAnsi="Verdana"/>
                 <w:b w:val="0"/>
                 <w:sz w:val="16"/>
               </w:rPr>
@@ -3961,7 +4001,7 @@
             <w:r/>
             <w:r>
               <w:rPr>
-                <w:rFonts w:ascii="Arial" w:hAnsi="Arial"/>
+                <w:rFonts w:ascii="Verdana" w:hAnsi="Verdana"/>
                 <w:b w:val="0"/>
                 <w:sz w:val="16"/>
               </w:rPr>
@@ -3977,7 +4017,7 @@
             <w:r/>
             <w:r>
               <w:rPr>
-                <w:rFonts w:ascii="Arial" w:hAnsi="Arial"/>
+                <w:rFonts w:ascii="Verdana" w:hAnsi="Verdana"/>
                 <w:b w:val="0"/>
                 <w:sz w:val="16"/>
               </w:rPr>
@@ -3994,7 +4034,7 @@
             <w:r/>
             <w:r>
               <w:rPr>
-                <w:rFonts w:ascii="Arial" w:hAnsi="Arial"/>
+                <w:rFonts w:ascii="Verdana" w:hAnsi="Verdana"/>
                 <w:b w:val="0"/>
                 <w:sz w:val="16"/>
               </w:rPr>
@@ -4010,7 +4050,7 @@
             <w:r/>
             <w:r>
               <w:rPr>
-                <w:rFonts w:ascii="Arial" w:hAnsi="Arial"/>
+                <w:rFonts w:ascii="Verdana" w:hAnsi="Verdana"/>
                 <w:b w:val="0"/>
                 <w:sz w:val="16"/>
               </w:rPr>
@@ -4026,7 +4066,7 @@
             <w:r/>
             <w:r>
               <w:rPr>
-                <w:rFonts w:ascii="Arial" w:hAnsi="Arial"/>
+                <w:rFonts w:ascii="Verdana" w:hAnsi="Verdana"/>
                 <w:b w:val="0"/>
                 <w:sz w:val="16"/>
               </w:rPr>
@@ -4043,7 +4083,7 @@
             <w:r/>
             <w:r>
               <w:rPr>
-                <w:rFonts w:ascii="Arial" w:hAnsi="Arial"/>
+                <w:rFonts w:ascii="Verdana" w:hAnsi="Verdana"/>
                 <w:b w:val="0"/>
                 <w:sz w:val="16"/>
               </w:rPr>
@@ -4059,7 +4099,7 @@
             <w:r/>
             <w:r>
               <w:rPr>
-                <w:rFonts w:ascii="Arial" w:hAnsi="Arial"/>
+                <w:rFonts w:ascii="Verdana" w:hAnsi="Verdana"/>
                 <w:b w:val="0"/>
                 <w:sz w:val="16"/>
               </w:rPr>
@@ -4075,7 +4115,7 @@
             <w:r/>
             <w:r>
               <w:rPr>
-                <w:rFonts w:ascii="Arial" w:hAnsi="Arial"/>
+                <w:rFonts w:ascii="Verdana" w:hAnsi="Verdana"/>
                 <w:b w:val="0"/>
                 <w:sz w:val="16"/>
               </w:rPr>
@@ -4092,7 +4132,7 @@
             <w:r/>
             <w:r>
               <w:rPr>
-                <w:rFonts w:ascii="Arial" w:hAnsi="Arial"/>
+                <w:rFonts w:ascii="Verdana" w:hAnsi="Verdana"/>
                 <w:b w:val="0"/>
                 <w:sz w:val="16"/>
               </w:rPr>
@@ -4108,7 +4148,7 @@
             <w:r/>
             <w:r>
               <w:rPr>
-                <w:rFonts w:ascii="Arial" w:hAnsi="Arial"/>
+                <w:rFonts w:ascii="Verdana" w:hAnsi="Verdana"/>
                 <w:b w:val="0"/>
                 <w:sz w:val="16"/>
               </w:rPr>
@@ -4124,7 +4164,7 @@
             <w:r/>
             <w:r>
               <w:rPr>
-                <w:rFonts w:ascii="Arial" w:hAnsi="Arial"/>
+                <w:rFonts w:ascii="Verdana" w:hAnsi="Verdana"/>
                 <w:b w:val="0"/>
                 <w:sz w:val="16"/>
               </w:rPr>
@@ -4137,7 +4177,7 @@
     <w:p>
       <w:r>
         <w:rPr>
-          <w:rFonts w:ascii="Arial" w:hAnsi="Arial"/>
+          <w:rFonts w:ascii="Verdana" w:hAnsi="Verdana"/>
           <w:b/>
           <w:sz w:val="18"/>
         </w:rPr>
@@ -4150,6 +4190,20 @@
         <w:tblW w:type="auto" w:w="0"/>
         <w:jc w:val="center"/>
         <w:tblLook w:firstColumn="1" w:firstRow="1" w:lastColumn="0" w:lastRow="0" w:noHBand="0" w:noVBand="1" w:val="04A0"/>
+        <w:tblBorders>
+          <w:top w:val="single" w:sz="4" w:space="0" w:color="595959"/>
+          <w:left w:val="single" w:sz="4" w:space="0" w:color="595959"/>
+          <w:bottom w:val="single" w:sz="4" w:space="0" w:color="595959"/>
+          <w:right w:val="single" w:sz="4" w:space="0" w:color="595959"/>
+          <w:insideH w:val="single" w:sz="4" w:space="0" w:color="595959"/>
+          <w:insideV w:val="single" w:sz="4" w:space="0" w:color="595959"/>
+        </w:tblBorders>
+        <w:tblCellMar>
+          <w:top w:w="85" w:type="dxa"/>
+          <w:left w:w="85" w:type="dxa"/>
+          <w:bottom w:w="85" w:type="dxa"/>
+          <w:right w:w="85" w:type="dxa"/>
+        </w:tblCellMar>
       </w:tblPr>
       <w:tblGrid>
         <w:gridCol w:w="5046"/>
@@ -4159,61 +4213,52 @@
       <w:tr>
         <w:tc>
           <w:tcPr>
-            <w:tcW w:type="dxa" w:w="5046"/>
-            <w:shd w:val="clear" w:color="auto" w:fill="D9E2F3"/>
-          </w:tcPr>
-          <w:p>
-            <w:pPr>
-              <w:jc w:val="center"/>
-            </w:pPr>
-            <w:r/>
-            <w:r>
-              <w:rPr>
-                <w:rFonts w:ascii="Arial" w:hAnsi="Arial"/>
-                <w:b/>
-                <w:sz w:val="16"/>
-              </w:rPr>
-              <w:t>Code Figure</w:t>
-            </w:r>
-          </w:p>
-        </w:tc>
-        <w:tc>
-          <w:tcPr>
-            <w:tcW w:type="dxa" w:w="5046"/>
-            <w:shd w:val="clear" w:color="auto" w:fill="D9E2F3"/>
-          </w:tcPr>
-          <w:p>
-            <w:pPr>
-              <w:jc w:val="center"/>
-            </w:pPr>
-            <w:r/>
-            <w:r>
-              <w:rPr>
-                <w:rFonts w:ascii="Arial" w:hAnsi="Arial"/>
-                <w:b/>
-                <w:sz w:val="16"/>
-              </w:rPr>
-              <w:t>Entry Name</w:t>
-            </w:r>
-          </w:p>
-        </w:tc>
-        <w:tc>
-          <w:tcPr>
-            <w:tcW w:type="dxa" w:w="5046"/>
-            <w:shd w:val="clear" w:color="auto" w:fill="D9E2F3"/>
-          </w:tcPr>
-          <w:p>
-            <w:pPr>
-              <w:jc w:val="center"/>
-            </w:pPr>
-            <w:r/>
-            <w:r>
-              <w:rPr>
-                <w:rFonts w:ascii="Arial" w:hAnsi="Arial"/>
-                <w:b/>
-                <w:sz w:val="16"/>
-              </w:rPr>
-              <w:t>Note</w:t>
+            <w:tcW w:type="dxa" w:w="1134"/>
+            <w:shd w:val="clear" w:color="auto" w:fill="D9D9D9"/>
+          </w:tcPr>
+          <w:p>
+            <w:r/>
+            <w:r>
+              <w:rPr>
+                <w:rFonts w:ascii="Verdana" w:hAnsi="Verdana"/>
+                <w:b w:val="0"/>
+                <w:sz w:val="16"/>
+              </w:rPr>
+              <w:t>CODE FIGURE</w:t>
+            </w:r>
+          </w:p>
+        </w:tc>
+        <w:tc>
+          <w:tcPr>
+            <w:tcW w:type="dxa" w:w="5046"/>
+            <w:shd w:val="clear" w:color="auto" w:fill="D9D9D9"/>
+          </w:tcPr>
+          <w:p>
+            <w:r/>
+            <w:r>
+              <w:rPr>
+                <w:rFonts w:ascii="Verdana" w:hAnsi="Verdana"/>
+                <w:b w:val="0"/>
+                <w:sz w:val="16"/>
+              </w:rPr>
+              <w:t>ENTRY NAME</w:t>
+            </w:r>
+          </w:p>
+        </w:tc>
+        <w:tc>
+          <w:tcPr>
+            <w:tcW w:type="dxa" w:w="5046"/>
+            <w:shd w:val="clear" w:color="auto" w:fill="D9D9D9"/>
+          </w:tcPr>
+          <w:p>
+            <w:r/>
+            <w:r>
+              <w:rPr>
+                <w:rFonts w:ascii="Verdana" w:hAnsi="Verdana"/>
+                <w:b w:val="0"/>
+                <w:sz w:val="16"/>
+              </w:rPr>
+              <w:t>NOTE</w:t>
             </w:r>
           </w:p>
         </w:tc>
@@ -4227,7 +4272,7 @@
             <w:r/>
             <w:r>
               <w:rPr>
-                <w:rFonts w:ascii="Arial" w:hAnsi="Arial"/>
+                <w:rFonts w:ascii="Verdana" w:hAnsi="Verdana"/>
                 <w:b w:val="0"/>
                 <w:sz w:val="16"/>
               </w:rPr>
@@ -4243,7 +4288,7 @@
             <w:r/>
             <w:r>
               <w:rPr>
-                <w:rFonts w:ascii="Arial" w:hAnsi="Arial"/>
+                <w:rFonts w:ascii="Verdana" w:hAnsi="Verdana"/>
                 <w:b w:val="0"/>
                 <w:sz w:val="16"/>
               </w:rPr>
@@ -4259,7 +4304,7 @@
             <w:r/>
             <w:r>
               <w:rPr>
-                <w:rFonts w:ascii="Arial" w:hAnsi="Arial"/>
+                <w:rFonts w:ascii="Verdana" w:hAnsi="Verdana"/>
                 <w:b w:val="0"/>
                 <w:sz w:val="16"/>
               </w:rPr>
@@ -4276,7 +4321,7 @@
             <w:r/>
             <w:r>
               <w:rPr>
-                <w:rFonts w:ascii="Arial" w:hAnsi="Arial"/>
+                <w:rFonts w:ascii="Verdana" w:hAnsi="Verdana"/>
                 <w:b w:val="0"/>
                 <w:sz w:val="16"/>
               </w:rPr>
@@ -4292,7 +4337,7 @@
             <w:r/>
             <w:r>
               <w:rPr>
-                <w:rFonts w:ascii="Arial" w:hAnsi="Arial"/>
+                <w:rFonts w:ascii="Verdana" w:hAnsi="Verdana"/>
                 <w:b w:val="0"/>
                 <w:sz w:val="16"/>
               </w:rPr>
@@ -4308,7 +4353,7 @@
             <w:r/>
             <w:r>
               <w:rPr>
-                <w:rFonts w:ascii="Arial" w:hAnsi="Arial"/>
+                <w:rFonts w:ascii="Verdana" w:hAnsi="Verdana"/>
                 <w:b w:val="0"/>
                 <w:sz w:val="16"/>
               </w:rPr>
@@ -4325,7 +4370,7 @@
             <w:r/>
             <w:r>
               <w:rPr>
-                <w:rFonts w:ascii="Arial" w:hAnsi="Arial"/>
+                <w:rFonts w:ascii="Verdana" w:hAnsi="Verdana"/>
                 <w:b w:val="0"/>
                 <w:sz w:val="16"/>
               </w:rPr>
@@ -4341,7 +4386,7 @@
             <w:r/>
             <w:r>
               <w:rPr>
-                <w:rFonts w:ascii="Arial" w:hAnsi="Arial"/>
+                <w:rFonts w:ascii="Verdana" w:hAnsi="Verdana"/>
                 <w:b w:val="0"/>
                 <w:sz w:val="16"/>
               </w:rPr>
@@ -4357,7 +4402,7 @@
             <w:r/>
             <w:r>
               <w:rPr>
-                <w:rFonts w:ascii="Arial" w:hAnsi="Arial"/>
+                <w:rFonts w:ascii="Verdana" w:hAnsi="Verdana"/>
                 <w:b w:val="0"/>
                 <w:sz w:val="16"/>
               </w:rPr>
@@ -4374,7 +4419,7 @@
             <w:r/>
             <w:r>
               <w:rPr>
-                <w:rFonts w:ascii="Arial" w:hAnsi="Arial"/>
+                <w:rFonts w:ascii="Verdana" w:hAnsi="Verdana"/>
                 <w:b w:val="0"/>
                 <w:sz w:val="16"/>
               </w:rPr>
@@ -4390,7 +4435,7 @@
             <w:r/>
             <w:r>
               <w:rPr>
-                <w:rFonts w:ascii="Arial" w:hAnsi="Arial"/>
+                <w:rFonts w:ascii="Verdana" w:hAnsi="Verdana"/>
                 <w:b w:val="0"/>
                 <w:sz w:val="16"/>
               </w:rPr>
@@ -4406,7 +4451,7 @@
             <w:r/>
             <w:r>
               <w:rPr>
-                <w:rFonts w:ascii="Arial" w:hAnsi="Arial"/>
+                <w:rFonts w:ascii="Verdana" w:hAnsi="Verdana"/>
                 <w:b w:val="0"/>
                 <w:sz w:val="16"/>
               </w:rPr>
@@ -4423,7 +4468,7 @@
             <w:r/>
             <w:r>
               <w:rPr>
-                <w:rFonts w:ascii="Arial" w:hAnsi="Arial"/>
+                <w:rFonts w:ascii="Verdana" w:hAnsi="Verdana"/>
                 <w:b w:val="0"/>
                 <w:sz w:val="16"/>
               </w:rPr>
@@ -4439,7 +4484,7 @@
             <w:r/>
             <w:r>
               <w:rPr>
-                <w:rFonts w:ascii="Arial" w:hAnsi="Arial"/>
+                <w:rFonts w:ascii="Verdana" w:hAnsi="Verdana"/>
                 <w:b w:val="0"/>
                 <w:sz w:val="16"/>
               </w:rPr>
@@ -4455,7 +4500,7 @@
             <w:r/>
             <w:r>
               <w:rPr>
-                <w:rFonts w:ascii="Arial" w:hAnsi="Arial"/>
+                <w:rFonts w:ascii="Verdana" w:hAnsi="Verdana"/>
                 <w:b w:val="0"/>
                 <w:sz w:val="16"/>
               </w:rPr>
@@ -4472,7 +4517,7 @@
             <w:r/>
             <w:r>
               <w:rPr>
-                <w:rFonts w:ascii="Arial" w:hAnsi="Arial"/>
+                <w:rFonts w:ascii="Verdana" w:hAnsi="Verdana"/>
                 <w:b w:val="0"/>
                 <w:sz w:val="16"/>
               </w:rPr>
@@ -4488,7 +4533,7 @@
             <w:r/>
             <w:r>
               <w:rPr>
-                <w:rFonts w:ascii="Arial" w:hAnsi="Arial"/>
+                <w:rFonts w:ascii="Verdana" w:hAnsi="Verdana"/>
                 <w:b w:val="0"/>
                 <w:sz w:val="16"/>
               </w:rPr>
@@ -4504,7 +4549,7 @@
             <w:r/>
             <w:r>
               <w:rPr>
-                <w:rFonts w:ascii="Arial" w:hAnsi="Arial"/>
+                <w:rFonts w:ascii="Verdana" w:hAnsi="Verdana"/>
                 <w:b w:val="0"/>
                 <w:sz w:val="16"/>
               </w:rPr>
@@ -4517,7 +4562,7 @@
     <w:p>
       <w:r>
         <w:rPr>
-          <w:rFonts w:ascii="Arial" w:hAnsi="Arial"/>
+          <w:rFonts w:ascii="Verdana" w:hAnsi="Verdana"/>
           <w:b/>
           <w:sz w:val="18"/>
         </w:rPr>
@@ -4530,6 +4575,20 @@
         <w:tblW w:type="auto" w:w="0"/>
         <w:jc w:val="center"/>
         <w:tblLook w:firstColumn="1" w:firstRow="1" w:lastColumn="0" w:lastRow="0" w:noHBand="0" w:noVBand="1" w:val="04A0"/>
+        <w:tblBorders>
+          <w:top w:val="single" w:sz="4" w:space="0" w:color="595959"/>
+          <w:left w:val="single" w:sz="4" w:space="0" w:color="595959"/>
+          <w:bottom w:val="single" w:sz="4" w:space="0" w:color="595959"/>
+          <w:right w:val="single" w:sz="4" w:space="0" w:color="595959"/>
+          <w:insideH w:val="single" w:sz="4" w:space="0" w:color="595959"/>
+          <w:insideV w:val="single" w:sz="4" w:space="0" w:color="595959"/>
+        </w:tblBorders>
+        <w:tblCellMar>
+          <w:top w:w="85" w:type="dxa"/>
+          <w:left w:w="85" w:type="dxa"/>
+          <w:bottom w:w="85" w:type="dxa"/>
+          <w:right w:w="85" w:type="dxa"/>
+        </w:tblCellMar>
       </w:tblPr>
       <w:tblGrid>
         <w:gridCol w:w="5046"/>
@@ -4539,61 +4598,52 @@
       <w:tr>
         <w:tc>
           <w:tcPr>
-            <w:tcW w:type="dxa" w:w="5046"/>
-            <w:shd w:val="clear" w:color="auto" w:fill="D9E2F3"/>
-          </w:tcPr>
-          <w:p>
-            <w:pPr>
-              <w:jc w:val="center"/>
-            </w:pPr>
-            <w:r/>
-            <w:r>
-              <w:rPr>
-                <w:rFonts w:ascii="Arial" w:hAnsi="Arial"/>
-                <w:b/>
-                <w:sz w:val="16"/>
-              </w:rPr>
-              <w:t>Code Figure</w:t>
-            </w:r>
-          </w:p>
-        </w:tc>
-        <w:tc>
-          <w:tcPr>
-            <w:tcW w:type="dxa" w:w="5046"/>
-            <w:shd w:val="clear" w:color="auto" w:fill="D9E2F3"/>
-          </w:tcPr>
-          <w:p>
-            <w:pPr>
-              <w:jc w:val="center"/>
-            </w:pPr>
-            <w:r/>
-            <w:r>
-              <w:rPr>
-                <w:rFonts w:ascii="Arial" w:hAnsi="Arial"/>
-                <w:b/>
-                <w:sz w:val="16"/>
-              </w:rPr>
-              <w:t>Entry Name</w:t>
-            </w:r>
-          </w:p>
-        </w:tc>
-        <w:tc>
-          <w:tcPr>
-            <w:tcW w:type="dxa" w:w="5046"/>
-            <w:shd w:val="clear" w:color="auto" w:fill="D9E2F3"/>
-          </w:tcPr>
-          <w:p>
-            <w:pPr>
-              <w:jc w:val="center"/>
-            </w:pPr>
-            <w:r/>
-            <w:r>
-              <w:rPr>
-                <w:rFonts w:ascii="Arial" w:hAnsi="Arial"/>
-                <w:b/>
-                <w:sz w:val="16"/>
-              </w:rPr>
-              <w:t>Note</w:t>
+            <w:tcW w:type="dxa" w:w="1134"/>
+            <w:shd w:val="clear" w:color="auto" w:fill="D9D9D9"/>
+          </w:tcPr>
+          <w:p>
+            <w:r/>
+            <w:r>
+              <w:rPr>
+                <w:rFonts w:ascii="Verdana" w:hAnsi="Verdana"/>
+                <w:b w:val="0"/>
+                <w:sz w:val="16"/>
+              </w:rPr>
+              <w:t>CODE FIGURE</w:t>
+            </w:r>
+          </w:p>
+        </w:tc>
+        <w:tc>
+          <w:tcPr>
+            <w:tcW w:type="dxa" w:w="5046"/>
+            <w:shd w:val="clear" w:color="auto" w:fill="D9D9D9"/>
+          </w:tcPr>
+          <w:p>
+            <w:r/>
+            <w:r>
+              <w:rPr>
+                <w:rFonts w:ascii="Verdana" w:hAnsi="Verdana"/>
+                <w:b w:val="0"/>
+                <w:sz w:val="16"/>
+              </w:rPr>
+              <w:t>ENTRY NAME</w:t>
+            </w:r>
+          </w:p>
+        </w:tc>
+        <w:tc>
+          <w:tcPr>
+            <w:tcW w:type="dxa" w:w="5046"/>
+            <w:shd w:val="clear" w:color="auto" w:fill="D9D9D9"/>
+          </w:tcPr>
+          <w:p>
+            <w:r/>
+            <w:r>
+              <w:rPr>
+                <w:rFonts w:ascii="Verdana" w:hAnsi="Verdana"/>
+                <w:b w:val="0"/>
+                <w:sz w:val="16"/>
+              </w:rPr>
+              <w:t>NOTE</w:t>
             </w:r>
           </w:p>
         </w:tc>
@@ -4607,7 +4657,7 @@
             <w:r/>
             <w:r>
               <w:rPr>
-                <w:rFonts w:ascii="Arial" w:hAnsi="Arial"/>
+                <w:rFonts w:ascii="Verdana" w:hAnsi="Verdana"/>
                 <w:b w:val="0"/>
                 <w:sz w:val="16"/>
               </w:rPr>
@@ -4623,7 +4673,7 @@
             <w:r/>
             <w:r>
               <w:rPr>
-                <w:rFonts w:ascii="Arial" w:hAnsi="Arial"/>
+                <w:rFonts w:ascii="Verdana" w:hAnsi="Verdana"/>
                 <w:b w:val="0"/>
                 <w:sz w:val="16"/>
               </w:rPr>
@@ -4639,7 +4689,7 @@
             <w:r/>
             <w:r>
               <w:rPr>
-                <w:rFonts w:ascii="Arial" w:hAnsi="Arial"/>
+                <w:rFonts w:ascii="Verdana" w:hAnsi="Verdana"/>
                 <w:b w:val="0"/>
                 <w:sz w:val="16"/>
               </w:rPr>
@@ -4656,7 +4706,7 @@
             <w:r/>
             <w:r>
               <w:rPr>
-                <w:rFonts w:ascii="Arial" w:hAnsi="Arial"/>
+                <w:rFonts w:ascii="Verdana" w:hAnsi="Verdana"/>
                 <w:b w:val="0"/>
                 <w:sz w:val="16"/>
               </w:rPr>
@@ -4672,7 +4722,7 @@
             <w:r/>
             <w:r>
               <w:rPr>
-                <w:rFonts w:ascii="Arial" w:hAnsi="Arial"/>
+                <w:rFonts w:ascii="Verdana" w:hAnsi="Verdana"/>
                 <w:b w:val="0"/>
                 <w:sz w:val="16"/>
               </w:rPr>
@@ -4688,7 +4738,7 @@
             <w:r/>
             <w:r>
               <w:rPr>
-                <w:rFonts w:ascii="Arial" w:hAnsi="Arial"/>
+                <w:rFonts w:ascii="Verdana" w:hAnsi="Verdana"/>
                 <w:b w:val="0"/>
                 <w:sz w:val="16"/>
               </w:rPr>
@@ -4705,7 +4755,7 @@
             <w:r/>
             <w:r>
               <w:rPr>
-                <w:rFonts w:ascii="Arial" w:hAnsi="Arial"/>
+                <w:rFonts w:ascii="Verdana" w:hAnsi="Verdana"/>
                 <w:b w:val="0"/>
                 <w:sz w:val="16"/>
               </w:rPr>
@@ -4721,7 +4771,7 @@
             <w:r/>
             <w:r>
               <w:rPr>
-                <w:rFonts w:ascii="Arial" w:hAnsi="Arial"/>
+                <w:rFonts w:ascii="Verdana" w:hAnsi="Verdana"/>
                 <w:b w:val="0"/>
                 <w:sz w:val="16"/>
               </w:rPr>
@@ -4737,7 +4787,7 @@
             <w:r/>
             <w:r>
               <w:rPr>
-                <w:rFonts w:ascii="Arial" w:hAnsi="Arial"/>
+                <w:rFonts w:ascii="Verdana" w:hAnsi="Verdana"/>
                 <w:b w:val="0"/>
                 <w:sz w:val="16"/>
               </w:rPr>
@@ -4754,7 +4804,7 @@
             <w:r/>
             <w:r>
               <w:rPr>
-                <w:rFonts w:ascii="Arial" w:hAnsi="Arial"/>
+                <w:rFonts w:ascii="Verdana" w:hAnsi="Verdana"/>
                 <w:b w:val="0"/>
                 <w:sz w:val="16"/>
               </w:rPr>
@@ -4770,7 +4820,7 @@
             <w:r/>
             <w:r>
               <w:rPr>
-                <w:rFonts w:ascii="Arial" w:hAnsi="Arial"/>
+                <w:rFonts w:ascii="Verdana" w:hAnsi="Verdana"/>
                 <w:b w:val="0"/>
                 <w:sz w:val="16"/>
               </w:rPr>
@@ -4786,7 +4836,7 @@
             <w:r/>
             <w:r>
               <w:rPr>
-                <w:rFonts w:ascii="Arial" w:hAnsi="Arial"/>
+                <w:rFonts w:ascii="Verdana" w:hAnsi="Verdana"/>
                 <w:b w:val="0"/>
                 <w:sz w:val="16"/>
               </w:rPr>
@@ -4803,7 +4853,7 @@
             <w:r/>
             <w:r>
               <w:rPr>
-                <w:rFonts w:ascii="Arial" w:hAnsi="Arial"/>
+                <w:rFonts w:ascii="Verdana" w:hAnsi="Verdana"/>
                 <w:b w:val="0"/>
                 <w:sz w:val="16"/>
               </w:rPr>
@@ -4819,7 +4869,7 @@
             <w:r/>
             <w:r>
               <w:rPr>
-                <w:rFonts w:ascii="Arial" w:hAnsi="Arial"/>
+                <w:rFonts w:ascii="Verdana" w:hAnsi="Verdana"/>
                 <w:b w:val="0"/>
                 <w:sz w:val="16"/>
               </w:rPr>
@@ -4835,7 +4885,7 @@
             <w:r/>
             <w:r>
               <w:rPr>
-                <w:rFonts w:ascii="Arial" w:hAnsi="Arial"/>
+                <w:rFonts w:ascii="Verdana" w:hAnsi="Verdana"/>
                 <w:b w:val="0"/>
                 <w:sz w:val="16"/>
               </w:rPr>
@@ -4852,7 +4902,7 @@
             <w:r/>
             <w:r>
               <w:rPr>
-                <w:rFonts w:ascii="Arial" w:hAnsi="Arial"/>
+                <w:rFonts w:ascii="Verdana" w:hAnsi="Verdana"/>
                 <w:b w:val="0"/>
                 <w:sz w:val="16"/>
               </w:rPr>
@@ -4868,7 +4918,7 @@
             <w:r/>
             <w:r>
               <w:rPr>
-                <w:rFonts w:ascii="Arial" w:hAnsi="Arial"/>
+                <w:rFonts w:ascii="Verdana" w:hAnsi="Verdana"/>
                 <w:b w:val="0"/>
                 <w:sz w:val="16"/>
               </w:rPr>
@@ -4884,7 +4934,7 @@
             <w:r/>
             <w:r>
               <w:rPr>
-                <w:rFonts w:ascii="Arial" w:hAnsi="Arial"/>
+                <w:rFonts w:ascii="Verdana" w:hAnsi="Verdana"/>
                 <w:b w:val="0"/>
                 <w:sz w:val="16"/>
               </w:rPr>
@@ -4901,7 +4951,7 @@
             <w:r/>
             <w:r>
               <w:rPr>
-                <w:rFonts w:ascii="Arial" w:hAnsi="Arial"/>
+                <w:rFonts w:ascii="Verdana" w:hAnsi="Verdana"/>
                 <w:b w:val="0"/>
                 <w:sz w:val="16"/>
               </w:rPr>
@@ -4917,7 +4967,7 @@
             <w:r/>
             <w:r>
               <w:rPr>
-                <w:rFonts w:ascii="Arial" w:hAnsi="Arial"/>
+                <w:rFonts w:ascii="Verdana" w:hAnsi="Verdana"/>
                 <w:b w:val="0"/>
                 <w:sz w:val="16"/>
               </w:rPr>
@@ -4933,7 +4983,7 @@
             <w:r/>
             <w:r>
               <w:rPr>
-                <w:rFonts w:ascii="Arial" w:hAnsi="Arial"/>
+                <w:rFonts w:ascii="Verdana" w:hAnsi="Verdana"/>
                 <w:b w:val="0"/>
                 <w:sz w:val="16"/>
               </w:rPr>
@@ -4950,7 +5000,7 @@
             <w:r/>
             <w:r>
               <w:rPr>
-                <w:rFonts w:ascii="Arial" w:hAnsi="Arial"/>
+                <w:rFonts w:ascii="Verdana" w:hAnsi="Verdana"/>
                 <w:b w:val="0"/>
                 <w:sz w:val="16"/>
               </w:rPr>
@@ -4966,7 +5016,7 @@
             <w:r/>
             <w:r>
               <w:rPr>
-                <w:rFonts w:ascii="Arial" w:hAnsi="Arial"/>
+                <w:rFonts w:ascii="Verdana" w:hAnsi="Verdana"/>
                 <w:b w:val="0"/>
                 <w:sz w:val="16"/>
               </w:rPr>
@@ -4982,7 +5032,7 @@
             <w:r/>
             <w:r>
               <w:rPr>
-                <w:rFonts w:ascii="Arial" w:hAnsi="Arial"/>
+                <w:rFonts w:ascii="Verdana" w:hAnsi="Verdana"/>
                 <w:b w:val="0"/>
                 <w:sz w:val="16"/>
               </w:rPr>
@@ -4999,7 +5049,7 @@
             <w:r/>
             <w:r>
               <w:rPr>
-                <w:rFonts w:ascii="Arial" w:hAnsi="Arial"/>
+                <w:rFonts w:ascii="Verdana" w:hAnsi="Verdana"/>
                 <w:b w:val="0"/>
                 <w:sz w:val="16"/>
               </w:rPr>
@@ -5015,7 +5065,7 @@
             <w:r/>
             <w:r>
               <w:rPr>
-                <w:rFonts w:ascii="Arial" w:hAnsi="Arial"/>
+                <w:rFonts w:ascii="Verdana" w:hAnsi="Verdana"/>
                 <w:b w:val="0"/>
                 <w:sz w:val="16"/>
               </w:rPr>
@@ -5031,7 +5081,7 @@
             <w:r/>
             <w:r>
               <w:rPr>
-                <w:rFonts w:ascii="Arial" w:hAnsi="Arial"/>
+                <w:rFonts w:ascii="Verdana" w:hAnsi="Verdana"/>
                 <w:b w:val="0"/>
                 <w:sz w:val="16"/>
               </w:rPr>
@@ -5048,7 +5098,7 @@
             <w:r/>
             <w:r>
               <w:rPr>
-                <w:rFonts w:ascii="Arial" w:hAnsi="Arial"/>
+                <w:rFonts w:ascii="Verdana" w:hAnsi="Verdana"/>
                 <w:b w:val="0"/>
                 <w:sz w:val="16"/>
               </w:rPr>
@@ -5064,7 +5114,7 @@
             <w:r/>
             <w:r>
               <w:rPr>
-                <w:rFonts w:ascii="Arial" w:hAnsi="Arial"/>
+                <w:rFonts w:ascii="Verdana" w:hAnsi="Verdana"/>
                 <w:b w:val="0"/>
                 <w:sz w:val="16"/>
               </w:rPr>
@@ -5080,7 +5130,7 @@
             <w:r/>
             <w:r>
               <w:rPr>
-                <w:rFonts w:ascii="Arial" w:hAnsi="Arial"/>
+                <w:rFonts w:ascii="Verdana" w:hAnsi="Verdana"/>
                 <w:b w:val="0"/>
                 <w:sz w:val="16"/>
               </w:rPr>
@@ -5097,7 +5147,7 @@
             <w:r/>
             <w:r>
               <w:rPr>
-                <w:rFonts w:ascii="Arial" w:hAnsi="Arial"/>
+                <w:rFonts w:ascii="Verdana" w:hAnsi="Verdana"/>
                 <w:b w:val="0"/>
                 <w:sz w:val="16"/>
               </w:rPr>
@@ -5113,7 +5163,7 @@
             <w:r/>
             <w:r>
               <w:rPr>
-                <w:rFonts w:ascii="Arial" w:hAnsi="Arial"/>
+                <w:rFonts w:ascii="Verdana" w:hAnsi="Verdana"/>
                 <w:b w:val="0"/>
                 <w:sz w:val="16"/>
               </w:rPr>
@@ -5129,7 +5179,7 @@
             <w:r/>
             <w:r>
               <w:rPr>
-                <w:rFonts w:ascii="Arial" w:hAnsi="Arial"/>
+                <w:rFonts w:ascii="Verdana" w:hAnsi="Verdana"/>
                 <w:b w:val="0"/>
                 <w:sz w:val="16"/>
               </w:rPr>
@@ -5146,7 +5196,7 @@
             <w:r/>
             <w:r>
               <w:rPr>
-                <w:rFonts w:ascii="Arial" w:hAnsi="Arial"/>
+                <w:rFonts w:ascii="Verdana" w:hAnsi="Verdana"/>
                 <w:b w:val="0"/>
                 <w:sz w:val="16"/>
               </w:rPr>
@@ -5162,7 +5212,7 @@
             <w:r/>
             <w:r>
               <w:rPr>
-                <w:rFonts w:ascii="Arial" w:hAnsi="Arial"/>
+                <w:rFonts w:ascii="Verdana" w:hAnsi="Verdana"/>
                 <w:b w:val="0"/>
                 <w:sz w:val="16"/>
               </w:rPr>
@@ -5178,7 +5228,7 @@
             <w:r/>
             <w:r>
               <w:rPr>
-                <w:rFonts w:ascii="Arial" w:hAnsi="Arial"/>
+                <w:rFonts w:ascii="Verdana" w:hAnsi="Verdana"/>
                 <w:b w:val="0"/>
                 <w:sz w:val="16"/>
               </w:rPr>
@@ -5195,7 +5245,7 @@
             <w:r/>
             <w:r>
               <w:rPr>
-                <w:rFonts w:ascii="Arial" w:hAnsi="Arial"/>
+                <w:rFonts w:ascii="Verdana" w:hAnsi="Verdana"/>
                 <w:b w:val="0"/>
                 <w:sz w:val="16"/>
               </w:rPr>
@@ -5211,7 +5261,7 @@
             <w:r/>
             <w:r>
               <w:rPr>
-                <w:rFonts w:ascii="Arial" w:hAnsi="Arial"/>
+                <w:rFonts w:ascii="Verdana" w:hAnsi="Verdana"/>
                 <w:b w:val="0"/>
                 <w:sz w:val="16"/>
               </w:rPr>
@@ -5227,7 +5277,7 @@
             <w:r/>
             <w:r>
               <w:rPr>
-                <w:rFonts w:ascii="Arial" w:hAnsi="Arial"/>
+                <w:rFonts w:ascii="Verdana" w:hAnsi="Verdana"/>
                 <w:b w:val="0"/>
                 <w:sz w:val="16"/>
               </w:rPr>
@@ -5244,7 +5294,7 @@
             <w:r/>
             <w:r>
               <w:rPr>
-                <w:rFonts w:ascii="Arial" w:hAnsi="Arial"/>
+                <w:rFonts w:ascii="Verdana" w:hAnsi="Verdana"/>
                 <w:b w:val="0"/>
                 <w:sz w:val="16"/>
               </w:rPr>
@@ -5260,7 +5310,7 @@
             <w:r/>
             <w:r>
               <w:rPr>
-                <w:rFonts w:ascii="Arial" w:hAnsi="Arial"/>
+                <w:rFonts w:ascii="Verdana" w:hAnsi="Verdana"/>
                 <w:b w:val="0"/>
                 <w:sz w:val="16"/>
               </w:rPr>
@@ -5276,7 +5326,7 @@
             <w:r/>
             <w:r>
               <w:rPr>
-                <w:rFonts w:ascii="Arial" w:hAnsi="Arial"/>
+                <w:rFonts w:ascii="Verdana" w:hAnsi="Verdana"/>
                 <w:b w:val="0"/>
                 <w:sz w:val="16"/>
               </w:rPr>
@@ -5293,7 +5343,7 @@
             <w:r/>
             <w:r>
               <w:rPr>
-                <w:rFonts w:ascii="Arial" w:hAnsi="Arial"/>
+                <w:rFonts w:ascii="Verdana" w:hAnsi="Verdana"/>
                 <w:b w:val="0"/>
                 <w:sz w:val="16"/>
               </w:rPr>
@@ -5309,7 +5359,7 @@
             <w:r/>
             <w:r>
               <w:rPr>
-                <w:rFonts w:ascii="Arial" w:hAnsi="Arial"/>
+                <w:rFonts w:ascii="Verdana" w:hAnsi="Verdana"/>
                 <w:b w:val="0"/>
                 <w:sz w:val="16"/>
               </w:rPr>
@@ -5325,7 +5375,7 @@
             <w:r/>
             <w:r>
               <w:rPr>
-                <w:rFonts w:ascii="Arial" w:hAnsi="Arial"/>
+                <w:rFonts w:ascii="Verdana" w:hAnsi="Verdana"/>
                 <w:b w:val="0"/>
                 <w:sz w:val="16"/>
               </w:rPr>
@@ -5342,7 +5392,7 @@
             <w:r/>
             <w:r>
               <w:rPr>
-                <w:rFonts w:ascii="Arial" w:hAnsi="Arial"/>
+                <w:rFonts w:ascii="Verdana" w:hAnsi="Verdana"/>
                 <w:b w:val="0"/>
                 <w:sz w:val="16"/>
               </w:rPr>
@@ -5358,7 +5408,7 @@
             <w:r/>
             <w:r>
               <w:rPr>
-                <w:rFonts w:ascii="Arial" w:hAnsi="Arial"/>
+                <w:rFonts w:ascii="Verdana" w:hAnsi="Verdana"/>
                 <w:b w:val="0"/>
                 <w:sz w:val="16"/>
               </w:rPr>
@@ -5374,7 +5424,7 @@
             <w:r/>
             <w:r>
               <w:rPr>
-                <w:rFonts w:ascii="Arial" w:hAnsi="Arial"/>
+                <w:rFonts w:ascii="Verdana" w:hAnsi="Verdana"/>
                 <w:b w:val="0"/>
                 <w:sz w:val="16"/>
               </w:rPr>
@@ -5391,7 +5441,7 @@
             <w:r/>
             <w:r>
               <w:rPr>
-                <w:rFonts w:ascii="Arial" w:hAnsi="Arial"/>
+                <w:rFonts w:ascii="Verdana" w:hAnsi="Verdana"/>
                 <w:b w:val="0"/>
                 <w:sz w:val="16"/>
               </w:rPr>
@@ -5407,7 +5457,7 @@
             <w:r/>
             <w:r>
               <w:rPr>
-                <w:rFonts w:ascii="Arial" w:hAnsi="Arial"/>
+                <w:rFonts w:ascii="Verdana" w:hAnsi="Verdana"/>
                 <w:b w:val="0"/>
                 <w:sz w:val="16"/>
               </w:rPr>
@@ -5423,7 +5473,7 @@
             <w:r/>
             <w:r>
               <w:rPr>
-                <w:rFonts w:ascii="Arial" w:hAnsi="Arial"/>
+                <w:rFonts w:ascii="Verdana" w:hAnsi="Verdana"/>
                 <w:b w:val="0"/>
                 <w:sz w:val="16"/>
               </w:rPr>
@@ -5440,7 +5490,7 @@
             <w:r/>
             <w:r>
               <w:rPr>
-                <w:rFonts w:ascii="Arial" w:hAnsi="Arial"/>
+                <w:rFonts w:ascii="Verdana" w:hAnsi="Verdana"/>
                 <w:b w:val="0"/>
                 <w:sz w:val="16"/>
               </w:rPr>
@@ -5456,7 +5506,7 @@
             <w:r/>
             <w:r>
               <w:rPr>
-                <w:rFonts w:ascii="Arial" w:hAnsi="Arial"/>
+                <w:rFonts w:ascii="Verdana" w:hAnsi="Verdana"/>
                 <w:b w:val="0"/>
                 <w:sz w:val="16"/>
               </w:rPr>
@@ -5472,7 +5522,7 @@
             <w:r/>
             <w:r>
               <w:rPr>
-                <w:rFonts w:ascii="Arial" w:hAnsi="Arial"/>
+                <w:rFonts w:ascii="Verdana" w:hAnsi="Verdana"/>
                 <w:b w:val="0"/>
                 <w:sz w:val="16"/>
               </w:rPr>
@@ -5489,7 +5539,7 @@
             <w:r/>
             <w:r>
               <w:rPr>
-                <w:rFonts w:ascii="Arial" w:hAnsi="Arial"/>
+                <w:rFonts w:ascii="Verdana" w:hAnsi="Verdana"/>
                 <w:b w:val="0"/>
                 <w:sz w:val="16"/>
               </w:rPr>
@@ -5505,7 +5555,7 @@
             <w:r/>
             <w:r>
               <w:rPr>
-                <w:rFonts w:ascii="Arial" w:hAnsi="Arial"/>
+                <w:rFonts w:ascii="Verdana" w:hAnsi="Verdana"/>
                 <w:b w:val="0"/>
                 <w:sz w:val="16"/>
               </w:rPr>
@@ -5521,7 +5571,7 @@
             <w:r/>
             <w:r>
               <w:rPr>
-                <w:rFonts w:ascii="Arial" w:hAnsi="Arial"/>
+                <w:rFonts w:ascii="Verdana" w:hAnsi="Verdana"/>
                 <w:b w:val="0"/>
                 <w:sz w:val="16"/>
               </w:rPr>
@@ -5538,7 +5588,7 @@
             <w:r/>
             <w:r>
               <w:rPr>
-                <w:rFonts w:ascii="Arial" w:hAnsi="Arial"/>
+                <w:rFonts w:ascii="Verdana" w:hAnsi="Verdana"/>
                 <w:b w:val="0"/>
                 <w:sz w:val="16"/>
               </w:rPr>
@@ -5554,7 +5604,7 @@
             <w:r/>
             <w:r>
               <w:rPr>
-                <w:rFonts w:ascii="Arial" w:hAnsi="Arial"/>
+                <w:rFonts w:ascii="Verdana" w:hAnsi="Verdana"/>
                 <w:b w:val="0"/>
                 <w:sz w:val="16"/>
               </w:rPr>
@@ -5570,7 +5620,7 @@
             <w:r/>
             <w:r>
               <w:rPr>
-                <w:rFonts w:ascii="Arial" w:hAnsi="Arial"/>
+                <w:rFonts w:ascii="Verdana" w:hAnsi="Verdana"/>
                 <w:b w:val="0"/>
                 <w:sz w:val="16"/>
               </w:rPr>
@@ -5587,7 +5637,7 @@
             <w:r/>
             <w:r>
               <w:rPr>
-                <w:rFonts w:ascii="Arial" w:hAnsi="Arial"/>
+                <w:rFonts w:ascii="Verdana" w:hAnsi="Verdana"/>
                 <w:b w:val="0"/>
                 <w:sz w:val="16"/>
               </w:rPr>
@@ -5603,7 +5653,7 @@
             <w:r/>
             <w:r>
               <w:rPr>
-                <w:rFonts w:ascii="Arial" w:hAnsi="Arial"/>
+                <w:rFonts w:ascii="Verdana" w:hAnsi="Verdana"/>
                 <w:b w:val="0"/>
                 <w:sz w:val="16"/>
               </w:rPr>
@@ -5619,7 +5669,7 @@
             <w:r/>
             <w:r>
               <w:rPr>
-                <w:rFonts w:ascii="Arial" w:hAnsi="Arial"/>
+                <w:rFonts w:ascii="Verdana" w:hAnsi="Verdana"/>
                 <w:b w:val="0"/>
                 <w:sz w:val="16"/>
               </w:rPr>
@@ -5636,7 +5686,7 @@
             <w:r/>
             <w:r>
               <w:rPr>
-                <w:rFonts w:ascii="Arial" w:hAnsi="Arial"/>
+                <w:rFonts w:ascii="Verdana" w:hAnsi="Verdana"/>
                 <w:b w:val="0"/>
                 <w:sz w:val="16"/>
               </w:rPr>
@@ -5652,7 +5702,7 @@
             <w:r/>
             <w:r>
               <w:rPr>
-                <w:rFonts w:ascii="Arial" w:hAnsi="Arial"/>
+                <w:rFonts w:ascii="Verdana" w:hAnsi="Verdana"/>
                 <w:b w:val="0"/>
                 <w:sz w:val="16"/>
               </w:rPr>
@@ -5668,7 +5718,7 @@
             <w:r/>
             <w:r>
               <w:rPr>
-                <w:rFonts w:ascii="Arial" w:hAnsi="Arial"/>
+                <w:rFonts w:ascii="Verdana" w:hAnsi="Verdana"/>
                 <w:b w:val="0"/>
                 <w:sz w:val="16"/>
               </w:rPr>
@@ -5685,7 +5735,7 @@
             <w:r/>
             <w:r>
               <w:rPr>
-                <w:rFonts w:ascii="Arial" w:hAnsi="Arial"/>
+                <w:rFonts w:ascii="Verdana" w:hAnsi="Verdana"/>
                 <w:b w:val="0"/>
                 <w:sz w:val="16"/>
               </w:rPr>
@@ -5701,7 +5751,7 @@
             <w:r/>
             <w:r>
               <w:rPr>
-                <w:rFonts w:ascii="Arial" w:hAnsi="Arial"/>
+                <w:rFonts w:ascii="Verdana" w:hAnsi="Verdana"/>
                 <w:b w:val="0"/>
                 <w:sz w:val="16"/>
               </w:rPr>
@@ -5717,7 +5767,7 @@
             <w:r/>
             <w:r>
               <w:rPr>
-                <w:rFonts w:ascii="Arial" w:hAnsi="Arial"/>
+                <w:rFonts w:ascii="Verdana" w:hAnsi="Verdana"/>
                 <w:b w:val="0"/>
                 <w:sz w:val="16"/>
               </w:rPr>
@@ -5734,7 +5784,7 @@
             <w:r/>
             <w:r>
               <w:rPr>
-                <w:rFonts w:ascii="Arial" w:hAnsi="Arial"/>
+                <w:rFonts w:ascii="Verdana" w:hAnsi="Verdana"/>
                 <w:b w:val="0"/>
                 <w:sz w:val="16"/>
               </w:rPr>
@@ -5750,7 +5800,7 @@
             <w:r/>
             <w:r>
               <w:rPr>
-                <w:rFonts w:ascii="Arial" w:hAnsi="Arial"/>
+                <w:rFonts w:ascii="Verdana" w:hAnsi="Verdana"/>
                 <w:b w:val="0"/>
                 <w:sz w:val="16"/>
               </w:rPr>
@@ -5766,7 +5816,7 @@
             <w:r/>
             <w:r>
               <w:rPr>
-                <w:rFonts w:ascii="Arial" w:hAnsi="Arial"/>
+                <w:rFonts w:ascii="Verdana" w:hAnsi="Verdana"/>
                 <w:b w:val="0"/>
                 <w:sz w:val="16"/>
               </w:rPr>
@@ -5779,7 +5829,7 @@
     <w:p>
       <w:r>
         <w:rPr>
-          <w:rFonts w:ascii="Arial" w:hAnsi="Arial"/>
+          <w:rFonts w:ascii="Verdana" w:hAnsi="Verdana"/>
           <w:b/>
           <w:sz w:val="18"/>
         </w:rPr>
@@ -5792,6 +5842,20 @@
         <w:tblW w:type="auto" w:w="0"/>
         <w:jc w:val="center"/>
         <w:tblLook w:firstColumn="1" w:firstRow="1" w:lastColumn="0" w:lastRow="0" w:noHBand="0" w:noVBand="1" w:val="04A0"/>
+        <w:tblBorders>
+          <w:top w:val="single" w:sz="4" w:space="0" w:color="595959"/>
+          <w:left w:val="single" w:sz="4" w:space="0" w:color="595959"/>
+          <w:bottom w:val="single" w:sz="4" w:space="0" w:color="595959"/>
+          <w:right w:val="single" w:sz="4" w:space="0" w:color="595959"/>
+          <w:insideH w:val="single" w:sz="4" w:space="0" w:color="595959"/>
+          <w:insideV w:val="single" w:sz="4" w:space="0" w:color="595959"/>
+        </w:tblBorders>
+        <w:tblCellMar>
+          <w:top w:w="85" w:type="dxa"/>
+          <w:left w:w="85" w:type="dxa"/>
+          <w:bottom w:w="85" w:type="dxa"/>
+          <w:right w:w="85" w:type="dxa"/>
+        </w:tblCellMar>
       </w:tblPr>
       <w:tblGrid>
         <w:gridCol w:w="5046"/>
@@ -5801,61 +5865,52 @@
       <w:tr>
         <w:tc>
           <w:tcPr>
-            <w:tcW w:type="dxa" w:w="5046"/>
-            <w:shd w:val="clear" w:color="auto" w:fill="D9E2F3"/>
-          </w:tcPr>
-          <w:p>
-            <w:pPr>
-              <w:jc w:val="center"/>
-            </w:pPr>
-            <w:r/>
-            <w:r>
-              <w:rPr>
-                <w:rFonts w:ascii="Arial" w:hAnsi="Arial"/>
-                <w:b/>
-                <w:sz w:val="16"/>
-              </w:rPr>
-              <w:t>Code Figure</w:t>
-            </w:r>
-          </w:p>
-        </w:tc>
-        <w:tc>
-          <w:tcPr>
-            <w:tcW w:type="dxa" w:w="5046"/>
-            <w:shd w:val="clear" w:color="auto" w:fill="D9E2F3"/>
-          </w:tcPr>
-          <w:p>
-            <w:pPr>
-              <w:jc w:val="center"/>
-            </w:pPr>
-            <w:r/>
-            <w:r>
-              <w:rPr>
-                <w:rFonts w:ascii="Arial" w:hAnsi="Arial"/>
-                <w:b/>
-                <w:sz w:val="16"/>
-              </w:rPr>
-              <w:t>Entry Name</w:t>
-            </w:r>
-          </w:p>
-        </w:tc>
-        <w:tc>
-          <w:tcPr>
-            <w:tcW w:type="dxa" w:w="5046"/>
-            <w:shd w:val="clear" w:color="auto" w:fill="D9E2F3"/>
-          </w:tcPr>
-          <w:p>
-            <w:pPr>
-              <w:jc w:val="center"/>
-            </w:pPr>
-            <w:r/>
-            <w:r>
-              <w:rPr>
-                <w:rFonts w:ascii="Arial" w:hAnsi="Arial"/>
-                <w:b/>
-                <w:sz w:val="16"/>
-              </w:rPr>
-              <w:t>Note</w:t>
+            <w:tcW w:type="dxa" w:w="1134"/>
+            <w:shd w:val="clear" w:color="auto" w:fill="D9D9D9"/>
+          </w:tcPr>
+          <w:p>
+            <w:r/>
+            <w:r>
+              <w:rPr>
+                <w:rFonts w:ascii="Verdana" w:hAnsi="Verdana"/>
+                <w:b w:val="0"/>
+                <w:sz w:val="16"/>
+              </w:rPr>
+              <w:t>CODE FIGURE</w:t>
+            </w:r>
+          </w:p>
+        </w:tc>
+        <w:tc>
+          <w:tcPr>
+            <w:tcW w:type="dxa" w:w="5046"/>
+            <w:shd w:val="clear" w:color="auto" w:fill="D9D9D9"/>
+          </w:tcPr>
+          <w:p>
+            <w:r/>
+            <w:r>
+              <w:rPr>
+                <w:rFonts w:ascii="Verdana" w:hAnsi="Verdana"/>
+                <w:b w:val="0"/>
+                <w:sz w:val="16"/>
+              </w:rPr>
+              <w:t>ENTRY NAME</w:t>
+            </w:r>
+          </w:p>
+        </w:tc>
+        <w:tc>
+          <w:tcPr>
+            <w:tcW w:type="dxa" w:w="5046"/>
+            <w:shd w:val="clear" w:color="auto" w:fill="D9D9D9"/>
+          </w:tcPr>
+          <w:p>
+            <w:r/>
+            <w:r>
+              <w:rPr>
+                <w:rFonts w:ascii="Verdana" w:hAnsi="Verdana"/>
+                <w:b w:val="0"/>
+                <w:sz w:val="16"/>
+              </w:rPr>
+              <w:t>NOTE</w:t>
             </w:r>
           </w:p>
         </w:tc>
@@ -5869,7 +5924,7 @@
             <w:r/>
             <w:r>
               <w:rPr>
-                <w:rFonts w:ascii="Arial" w:hAnsi="Arial"/>
+                <w:rFonts w:ascii="Verdana" w:hAnsi="Verdana"/>
                 <w:b w:val="0"/>
                 <w:sz w:val="16"/>
               </w:rPr>
@@ -5885,7 +5940,7 @@
             <w:r/>
             <w:r>
               <w:rPr>
-                <w:rFonts w:ascii="Arial" w:hAnsi="Arial"/>
+                <w:rFonts w:ascii="Verdana" w:hAnsi="Verdana"/>
                 <w:b w:val="0"/>
                 <w:sz w:val="16"/>
               </w:rPr>
@@ -5901,7 +5956,7 @@
             <w:r/>
             <w:r>
               <w:rPr>
-                <w:rFonts w:ascii="Arial" w:hAnsi="Arial"/>
+                <w:rFonts w:ascii="Verdana" w:hAnsi="Verdana"/>
                 <w:b w:val="0"/>
                 <w:sz w:val="16"/>
               </w:rPr>
@@ -5918,7 +5973,7 @@
             <w:r/>
             <w:r>
               <w:rPr>
-                <w:rFonts w:ascii="Arial" w:hAnsi="Arial"/>
+                <w:rFonts w:ascii="Verdana" w:hAnsi="Verdana"/>
                 <w:b w:val="0"/>
                 <w:sz w:val="16"/>
               </w:rPr>
@@ -5934,7 +5989,7 @@
             <w:r/>
             <w:r>
               <w:rPr>
-                <w:rFonts w:ascii="Arial" w:hAnsi="Arial"/>
+                <w:rFonts w:ascii="Verdana" w:hAnsi="Verdana"/>
                 <w:b w:val="0"/>
                 <w:sz w:val="16"/>
               </w:rPr>
@@ -5950,7 +6005,7 @@
             <w:r/>
             <w:r>
               <w:rPr>
-                <w:rFonts w:ascii="Arial" w:hAnsi="Arial"/>
+                <w:rFonts w:ascii="Verdana" w:hAnsi="Verdana"/>
                 <w:b w:val="0"/>
                 <w:sz w:val="16"/>
               </w:rPr>
@@ -5967,7 +6022,7 @@
             <w:r/>
             <w:r>
               <w:rPr>
-                <w:rFonts w:ascii="Arial" w:hAnsi="Arial"/>
+                <w:rFonts w:ascii="Verdana" w:hAnsi="Verdana"/>
                 <w:b w:val="0"/>
                 <w:sz w:val="16"/>
               </w:rPr>
@@ -5983,7 +6038,7 @@
             <w:r/>
             <w:r>
               <w:rPr>
-                <w:rFonts w:ascii="Arial" w:hAnsi="Arial"/>
+                <w:rFonts w:ascii="Verdana" w:hAnsi="Verdana"/>
                 <w:b w:val="0"/>
                 <w:sz w:val="16"/>
               </w:rPr>
@@ -5999,7 +6054,7 @@
             <w:r/>
             <w:r>
               <w:rPr>
-                <w:rFonts w:ascii="Arial" w:hAnsi="Arial"/>
+                <w:rFonts w:ascii="Verdana" w:hAnsi="Verdana"/>
                 <w:b w:val="0"/>
                 <w:sz w:val="16"/>
               </w:rPr>
@@ -6016,7 +6071,7 @@
             <w:r/>
             <w:r>
               <w:rPr>
-                <w:rFonts w:ascii="Arial" w:hAnsi="Arial"/>
+                <w:rFonts w:ascii="Verdana" w:hAnsi="Verdana"/>
                 <w:b w:val="0"/>
                 <w:sz w:val="16"/>
               </w:rPr>
@@ -6032,7 +6087,7 @@
             <w:r/>
             <w:r>
               <w:rPr>
-                <w:rFonts w:ascii="Arial" w:hAnsi="Arial"/>
+                <w:rFonts w:ascii="Verdana" w:hAnsi="Verdana"/>
                 <w:b w:val="0"/>
                 <w:sz w:val="16"/>
               </w:rPr>
@@ -6048,7 +6103,7 @@
             <w:r/>
             <w:r>
               <w:rPr>
-                <w:rFonts w:ascii="Arial" w:hAnsi="Arial"/>
+                <w:rFonts w:ascii="Verdana" w:hAnsi="Verdana"/>
                 <w:b w:val="0"/>
                 <w:sz w:val="16"/>
               </w:rPr>
@@ -6065,7 +6120,7 @@
             <w:r/>
             <w:r>
               <w:rPr>
-                <w:rFonts w:ascii="Arial" w:hAnsi="Arial"/>
+                <w:rFonts w:ascii="Verdana" w:hAnsi="Verdana"/>
                 <w:b w:val="0"/>
                 <w:sz w:val="16"/>
               </w:rPr>
@@ -6081,7 +6136,7 @@
             <w:r/>
             <w:r>
               <w:rPr>
-                <w:rFonts w:ascii="Arial" w:hAnsi="Arial"/>
+                <w:rFonts w:ascii="Verdana" w:hAnsi="Verdana"/>
                 <w:b w:val="0"/>
                 <w:sz w:val="16"/>
               </w:rPr>
@@ -6097,7 +6152,7 @@
             <w:r/>
             <w:r>
               <w:rPr>
-                <w:rFonts w:ascii="Arial" w:hAnsi="Arial"/>
+                <w:rFonts w:ascii="Verdana" w:hAnsi="Verdana"/>
                 <w:b w:val="0"/>
                 <w:sz w:val="16"/>
               </w:rPr>
@@ -6114,7 +6169,7 @@
             <w:r/>
             <w:r>
               <w:rPr>
-                <w:rFonts w:ascii="Arial" w:hAnsi="Arial"/>
+                <w:rFonts w:ascii="Verdana" w:hAnsi="Verdana"/>
                 <w:b w:val="0"/>
                 <w:sz w:val="16"/>
               </w:rPr>
@@ -6130,7 +6185,7 @@
             <w:r/>
             <w:r>
               <w:rPr>
-                <w:rFonts w:ascii="Arial" w:hAnsi="Arial"/>
+                <w:rFonts w:ascii="Verdana" w:hAnsi="Verdana"/>
                 <w:b w:val="0"/>
                 <w:sz w:val="16"/>
               </w:rPr>
@@ -6146,7 +6201,7 @@
             <w:r/>
             <w:r>
               <w:rPr>
-                <w:rFonts w:ascii="Arial" w:hAnsi="Arial"/>
+                <w:rFonts w:ascii="Verdana" w:hAnsi="Verdana"/>
                 <w:b w:val="0"/>
                 <w:sz w:val="16"/>
               </w:rPr>
@@ -6163,7 +6218,7 @@
             <w:r/>
             <w:r>
               <w:rPr>
-                <w:rFonts w:ascii="Arial" w:hAnsi="Arial"/>
+                <w:rFonts w:ascii="Verdana" w:hAnsi="Verdana"/>
                 <w:b w:val="0"/>
                 <w:sz w:val="16"/>
               </w:rPr>
@@ -6179,7 +6234,7 @@
             <w:r/>
             <w:r>
               <w:rPr>
-                <w:rFonts w:ascii="Arial" w:hAnsi="Arial"/>
+                <w:rFonts w:ascii="Verdana" w:hAnsi="Verdana"/>
                 <w:b w:val="0"/>
                 <w:sz w:val="16"/>
               </w:rPr>
@@ -6195,7 +6250,7 @@
             <w:r/>
             <w:r>
               <w:rPr>
-                <w:rFonts w:ascii="Arial" w:hAnsi="Arial"/>
+                <w:rFonts w:ascii="Verdana" w:hAnsi="Verdana"/>
                 <w:b w:val="0"/>
                 <w:sz w:val="16"/>
               </w:rPr>
@@ -6212,7 +6267,7 @@
             <w:r/>
             <w:r>
               <w:rPr>
-                <w:rFonts w:ascii="Arial" w:hAnsi="Arial"/>
+                <w:rFonts w:ascii="Verdana" w:hAnsi="Verdana"/>
                 <w:b w:val="0"/>
                 <w:sz w:val="16"/>
               </w:rPr>
@@ -6228,7 +6283,7 @@
             <w:r/>
             <w:r>
               <w:rPr>
-                <w:rFonts w:ascii="Arial" w:hAnsi="Arial"/>
+                <w:rFonts w:ascii="Verdana" w:hAnsi="Verdana"/>
                 <w:b w:val="0"/>
                 <w:sz w:val="16"/>
               </w:rPr>
@@ -6244,7 +6299,7 @@
             <w:r/>
             <w:r>
               <w:rPr>
-                <w:rFonts w:ascii="Arial" w:hAnsi="Arial"/>
+                <w:rFonts w:ascii="Verdana" w:hAnsi="Verdana"/>
                 <w:b w:val="0"/>
                 <w:sz w:val="16"/>
               </w:rPr>
@@ -6261,7 +6316,7 @@
             <w:r/>
             <w:r>
               <w:rPr>
-                <w:rFonts w:ascii="Arial" w:hAnsi="Arial"/>
+                <w:rFonts w:ascii="Verdana" w:hAnsi="Verdana"/>
                 <w:b w:val="0"/>
                 <w:sz w:val="16"/>
               </w:rPr>
@@ -6277,7 +6332,7 @@
             <w:r/>
             <w:r>
               <w:rPr>
-                <w:rFonts w:ascii="Arial" w:hAnsi="Arial"/>
+                <w:rFonts w:ascii="Verdana" w:hAnsi="Verdana"/>
                 <w:b w:val="0"/>
                 <w:sz w:val="16"/>
               </w:rPr>
@@ -6293,7 +6348,7 @@
             <w:r/>
             <w:r>
               <w:rPr>
-                <w:rFonts w:ascii="Arial" w:hAnsi="Arial"/>
+                <w:rFonts w:ascii="Verdana" w:hAnsi="Verdana"/>
                 <w:b w:val="0"/>
                 <w:sz w:val="16"/>
               </w:rPr>
@@ -6306,7 +6361,7 @@
     <w:p>
       <w:r>
         <w:rPr>
-          <w:rFonts w:ascii="Arial" w:hAnsi="Arial"/>
+          <w:rFonts w:ascii="Verdana" w:hAnsi="Verdana"/>
           <w:b/>
           <w:sz w:val="18"/>
         </w:rPr>
@@ -6319,6 +6374,20 @@
         <w:tblW w:type="auto" w:w="0"/>
         <w:jc w:val="center"/>
         <w:tblLook w:firstColumn="1" w:firstRow="1" w:lastColumn="0" w:lastRow="0" w:noHBand="0" w:noVBand="1" w:val="04A0"/>
+        <w:tblBorders>
+          <w:top w:val="single" w:sz="4" w:space="0" w:color="595959"/>
+          <w:left w:val="single" w:sz="4" w:space="0" w:color="595959"/>
+          <w:bottom w:val="single" w:sz="4" w:space="0" w:color="595959"/>
+          <w:right w:val="single" w:sz="4" w:space="0" w:color="595959"/>
+          <w:insideH w:val="single" w:sz="4" w:space="0" w:color="595959"/>
+          <w:insideV w:val="single" w:sz="4" w:space="0" w:color="595959"/>
+        </w:tblBorders>
+        <w:tblCellMar>
+          <w:top w:w="85" w:type="dxa"/>
+          <w:left w:w="85" w:type="dxa"/>
+          <w:bottom w:w="85" w:type="dxa"/>
+          <w:right w:w="85" w:type="dxa"/>
+        </w:tblCellMar>
       </w:tblPr>
       <w:tblGrid>
         <w:gridCol w:w="5046"/>
@@ -6328,61 +6397,52 @@
       <w:tr>
         <w:tc>
           <w:tcPr>
-            <w:tcW w:type="dxa" w:w="5046"/>
-            <w:shd w:val="clear" w:color="auto" w:fill="D9E2F3"/>
-          </w:tcPr>
-          <w:p>
-            <w:pPr>
-              <w:jc w:val="center"/>
-            </w:pPr>
-            <w:r/>
-            <w:r>
-              <w:rPr>
-                <w:rFonts w:ascii="Arial" w:hAnsi="Arial"/>
-                <w:b/>
-                <w:sz w:val="16"/>
-              </w:rPr>
-              <w:t>Code Figure</w:t>
-            </w:r>
-          </w:p>
-        </w:tc>
-        <w:tc>
-          <w:tcPr>
-            <w:tcW w:type="dxa" w:w="5046"/>
-            <w:shd w:val="clear" w:color="auto" w:fill="D9E2F3"/>
-          </w:tcPr>
-          <w:p>
-            <w:pPr>
-              <w:jc w:val="center"/>
-            </w:pPr>
-            <w:r/>
-            <w:r>
-              <w:rPr>
-                <w:rFonts w:ascii="Arial" w:hAnsi="Arial"/>
-                <w:b/>
-                <w:sz w:val="16"/>
-              </w:rPr>
-              <w:t>Entry Name</w:t>
-            </w:r>
-          </w:p>
-        </w:tc>
-        <w:tc>
-          <w:tcPr>
-            <w:tcW w:type="dxa" w:w="5046"/>
-            <w:shd w:val="clear" w:color="auto" w:fill="D9E2F3"/>
-          </w:tcPr>
-          <w:p>
-            <w:pPr>
-              <w:jc w:val="center"/>
-            </w:pPr>
-            <w:r/>
-            <w:r>
-              <w:rPr>
-                <w:rFonts w:ascii="Arial" w:hAnsi="Arial"/>
-                <w:b/>
-                <w:sz w:val="16"/>
-              </w:rPr>
-              <w:t>Note</w:t>
+            <w:tcW w:type="dxa" w:w="1134"/>
+            <w:shd w:val="clear" w:color="auto" w:fill="D9D9D9"/>
+          </w:tcPr>
+          <w:p>
+            <w:r/>
+            <w:r>
+              <w:rPr>
+                <w:rFonts w:ascii="Verdana" w:hAnsi="Verdana"/>
+                <w:b w:val="0"/>
+                <w:sz w:val="16"/>
+              </w:rPr>
+              <w:t>CODE FIGURE</w:t>
+            </w:r>
+          </w:p>
+        </w:tc>
+        <w:tc>
+          <w:tcPr>
+            <w:tcW w:type="dxa" w:w="5046"/>
+            <w:shd w:val="clear" w:color="auto" w:fill="D9D9D9"/>
+          </w:tcPr>
+          <w:p>
+            <w:r/>
+            <w:r>
+              <w:rPr>
+                <w:rFonts w:ascii="Verdana" w:hAnsi="Verdana"/>
+                <w:b w:val="0"/>
+                <w:sz w:val="16"/>
+              </w:rPr>
+              <w:t>ENTRY NAME</w:t>
+            </w:r>
+          </w:p>
+        </w:tc>
+        <w:tc>
+          <w:tcPr>
+            <w:tcW w:type="dxa" w:w="5046"/>
+            <w:shd w:val="clear" w:color="auto" w:fill="D9D9D9"/>
+          </w:tcPr>
+          <w:p>
+            <w:r/>
+            <w:r>
+              <w:rPr>
+                <w:rFonts w:ascii="Verdana" w:hAnsi="Verdana"/>
+                <w:b w:val="0"/>
+                <w:sz w:val="16"/>
+              </w:rPr>
+              <w:t>NOTE</w:t>
             </w:r>
           </w:p>
         </w:tc>
@@ -6396,7 +6456,7 @@
             <w:r/>
             <w:r>
               <w:rPr>
-                <w:rFonts w:ascii="Arial" w:hAnsi="Arial"/>
+                <w:rFonts w:ascii="Verdana" w:hAnsi="Verdana"/>
                 <w:b w:val="0"/>
                 <w:sz w:val="16"/>
               </w:rPr>
@@ -6412,7 +6472,7 @@
             <w:r/>
             <w:r>
               <w:rPr>
-                <w:rFonts w:ascii="Arial" w:hAnsi="Arial"/>
+                <w:rFonts w:ascii="Verdana" w:hAnsi="Verdana"/>
                 <w:b w:val="0"/>
                 <w:sz w:val="16"/>
               </w:rPr>
@@ -6428,7 +6488,7 @@
             <w:r/>
             <w:r>
               <w:rPr>
-                <w:rFonts w:ascii="Arial" w:hAnsi="Arial"/>
+                <w:rFonts w:ascii="Verdana" w:hAnsi="Verdana"/>
                 <w:b w:val="0"/>
                 <w:sz w:val="16"/>
               </w:rPr>
@@ -6445,7 +6505,7 @@
             <w:r/>
             <w:r>
               <w:rPr>
-                <w:rFonts w:ascii="Arial" w:hAnsi="Arial"/>
+                <w:rFonts w:ascii="Verdana" w:hAnsi="Verdana"/>
                 <w:b w:val="0"/>
                 <w:sz w:val="16"/>
               </w:rPr>
@@ -6461,7 +6521,7 @@
             <w:r/>
             <w:r>
               <w:rPr>
-                <w:rFonts w:ascii="Arial" w:hAnsi="Arial"/>
+                <w:rFonts w:ascii="Verdana" w:hAnsi="Verdana"/>
                 <w:b w:val="0"/>
                 <w:sz w:val="16"/>
               </w:rPr>
@@ -6477,7 +6537,7 @@
             <w:r/>
             <w:r>
               <w:rPr>
-                <w:rFonts w:ascii="Arial" w:hAnsi="Arial"/>
+                <w:rFonts w:ascii="Verdana" w:hAnsi="Verdana"/>
                 <w:b w:val="0"/>
                 <w:sz w:val="16"/>
               </w:rPr>
@@ -6494,7 +6554,7 @@
             <w:r/>
             <w:r>
               <w:rPr>
-                <w:rFonts w:ascii="Arial" w:hAnsi="Arial"/>
+                <w:rFonts w:ascii="Verdana" w:hAnsi="Verdana"/>
                 <w:b w:val="0"/>
                 <w:sz w:val="16"/>
               </w:rPr>
@@ -6510,7 +6570,7 @@
             <w:r/>
             <w:r>
               <w:rPr>
-                <w:rFonts w:ascii="Arial" w:hAnsi="Arial"/>
+                <w:rFonts w:ascii="Verdana" w:hAnsi="Verdana"/>
                 <w:b w:val="0"/>
                 <w:sz w:val="16"/>
               </w:rPr>
@@ -6526,7 +6586,7 @@
             <w:r/>
             <w:r>
               <w:rPr>
-                <w:rFonts w:ascii="Arial" w:hAnsi="Arial"/>
+                <w:rFonts w:ascii="Verdana" w:hAnsi="Verdana"/>
                 <w:b w:val="0"/>
                 <w:sz w:val="16"/>
               </w:rPr>
@@ -6543,7 +6603,7 @@
             <w:r/>
             <w:r>
               <w:rPr>
-                <w:rFonts w:ascii="Arial" w:hAnsi="Arial"/>
+                <w:rFonts w:ascii="Verdana" w:hAnsi="Verdana"/>
                 <w:b w:val="0"/>
                 <w:sz w:val="16"/>
               </w:rPr>
@@ -6559,7 +6619,7 @@
             <w:r/>
             <w:r>
               <w:rPr>
-                <w:rFonts w:ascii="Arial" w:hAnsi="Arial"/>
+                <w:rFonts w:ascii="Verdana" w:hAnsi="Verdana"/>
                 <w:b w:val="0"/>
                 <w:sz w:val="16"/>
               </w:rPr>
@@ -6575,7 +6635,7 @@
             <w:r/>
             <w:r>
               <w:rPr>
-                <w:rFonts w:ascii="Arial" w:hAnsi="Arial"/>
+                <w:rFonts w:ascii="Verdana" w:hAnsi="Verdana"/>
                 <w:b w:val="0"/>
                 <w:sz w:val="16"/>
               </w:rPr>
@@ -6592,7 +6652,7 @@
             <w:r/>
             <w:r>
               <w:rPr>
-                <w:rFonts w:ascii="Arial" w:hAnsi="Arial"/>
+                <w:rFonts w:ascii="Verdana" w:hAnsi="Verdana"/>
                 <w:b w:val="0"/>
                 <w:sz w:val="16"/>
               </w:rPr>
@@ -6608,7 +6668,7 @@
             <w:r/>
             <w:r>
               <w:rPr>
-                <w:rFonts w:ascii="Arial" w:hAnsi="Arial"/>
+                <w:rFonts w:ascii="Verdana" w:hAnsi="Verdana"/>
                 <w:b w:val="0"/>
                 <w:sz w:val="16"/>
               </w:rPr>
@@ -6624,7 +6684,7 @@
             <w:r/>
             <w:r>
               <w:rPr>
-                <w:rFonts w:ascii="Arial" w:hAnsi="Arial"/>
+                <w:rFonts w:ascii="Verdana" w:hAnsi="Verdana"/>
                 <w:b w:val="0"/>
                 <w:sz w:val="16"/>
               </w:rPr>
@@ -6641,7 +6701,7 @@
             <w:r/>
             <w:r>
               <w:rPr>
-                <w:rFonts w:ascii="Arial" w:hAnsi="Arial"/>
+                <w:rFonts w:ascii="Verdana" w:hAnsi="Verdana"/>
                 <w:b w:val="0"/>
                 <w:sz w:val="16"/>
               </w:rPr>
@@ -6657,7 +6717,7 @@
             <w:r/>
             <w:r>
               <w:rPr>
-                <w:rFonts w:ascii="Arial" w:hAnsi="Arial"/>
+                <w:rFonts w:ascii="Verdana" w:hAnsi="Verdana"/>
                 <w:b w:val="0"/>
                 <w:sz w:val="16"/>
               </w:rPr>
@@ -6673,7 +6733,7 @@
             <w:r/>
             <w:r>
               <w:rPr>
-                <w:rFonts w:ascii="Arial" w:hAnsi="Arial"/>
+                <w:rFonts w:ascii="Verdana" w:hAnsi="Verdana"/>
                 <w:b w:val="0"/>
                 <w:sz w:val="16"/>
               </w:rPr>
@@ -6686,7 +6746,7 @@
     <w:p>
       <w:r>
         <w:rPr>
-          <w:rFonts w:ascii="Arial" w:hAnsi="Arial"/>
+          <w:rFonts w:ascii="Verdana" w:hAnsi="Verdana"/>
           <w:b/>
           <w:sz w:val="18"/>
         </w:rPr>
@@ -6699,6 +6759,20 @@
         <w:tblW w:type="auto" w:w="0"/>
         <w:jc w:val="center"/>
         <w:tblLook w:firstColumn="1" w:firstRow="1" w:lastColumn="0" w:lastRow="0" w:noHBand="0" w:noVBand="1" w:val="04A0"/>
+        <w:tblBorders>
+          <w:top w:val="single" w:sz="4" w:space="0" w:color="595959"/>
+          <w:left w:val="single" w:sz="4" w:space="0" w:color="595959"/>
+          <w:bottom w:val="single" w:sz="4" w:space="0" w:color="595959"/>
+          <w:right w:val="single" w:sz="4" w:space="0" w:color="595959"/>
+          <w:insideH w:val="single" w:sz="4" w:space="0" w:color="595959"/>
+          <w:insideV w:val="single" w:sz="4" w:space="0" w:color="595959"/>
+        </w:tblBorders>
+        <w:tblCellMar>
+          <w:top w:w="85" w:type="dxa"/>
+          <w:left w:w="85" w:type="dxa"/>
+          <w:bottom w:w="85" w:type="dxa"/>
+          <w:right w:w="85" w:type="dxa"/>
+        </w:tblCellMar>
       </w:tblPr>
       <w:tblGrid>
         <w:gridCol w:w="5046"/>
@@ -6708,61 +6782,52 @@
       <w:tr>
         <w:tc>
           <w:tcPr>
-            <w:tcW w:type="dxa" w:w="5046"/>
-            <w:shd w:val="clear" w:color="auto" w:fill="D9E2F3"/>
-          </w:tcPr>
-          <w:p>
-            <w:pPr>
-              <w:jc w:val="center"/>
-            </w:pPr>
-            <w:r/>
-            <w:r>
-              <w:rPr>
-                <w:rFonts w:ascii="Arial" w:hAnsi="Arial"/>
-                <w:b/>
-                <w:sz w:val="16"/>
-              </w:rPr>
-              <w:t>Code Figure</w:t>
-            </w:r>
-          </w:p>
-        </w:tc>
-        <w:tc>
-          <w:tcPr>
-            <w:tcW w:type="dxa" w:w="5046"/>
-            <w:shd w:val="clear" w:color="auto" w:fill="D9E2F3"/>
-          </w:tcPr>
-          <w:p>
-            <w:pPr>
-              <w:jc w:val="center"/>
-            </w:pPr>
-            <w:r/>
-            <w:r>
-              <w:rPr>
-                <w:rFonts w:ascii="Arial" w:hAnsi="Arial"/>
-                <w:b/>
-                <w:sz w:val="16"/>
-              </w:rPr>
-              <w:t>Entry Name</w:t>
-            </w:r>
-          </w:p>
-        </w:tc>
-        <w:tc>
-          <w:tcPr>
-            <w:tcW w:type="dxa" w:w="5046"/>
-            <w:shd w:val="clear" w:color="auto" w:fill="D9E2F3"/>
-          </w:tcPr>
-          <w:p>
-            <w:pPr>
-              <w:jc w:val="center"/>
-            </w:pPr>
-            <w:r/>
-            <w:r>
-              <w:rPr>
-                <w:rFonts w:ascii="Arial" w:hAnsi="Arial"/>
-                <w:b/>
-                <w:sz w:val="16"/>
-              </w:rPr>
-              <w:t>Note</w:t>
+            <w:tcW w:type="dxa" w:w="1134"/>
+            <w:shd w:val="clear" w:color="auto" w:fill="D9D9D9"/>
+          </w:tcPr>
+          <w:p>
+            <w:r/>
+            <w:r>
+              <w:rPr>
+                <w:rFonts w:ascii="Verdana" w:hAnsi="Verdana"/>
+                <w:b w:val="0"/>
+                <w:sz w:val="16"/>
+              </w:rPr>
+              <w:t>CODE FIGURE</w:t>
+            </w:r>
+          </w:p>
+        </w:tc>
+        <w:tc>
+          <w:tcPr>
+            <w:tcW w:type="dxa" w:w="5046"/>
+            <w:shd w:val="clear" w:color="auto" w:fill="D9D9D9"/>
+          </w:tcPr>
+          <w:p>
+            <w:r/>
+            <w:r>
+              <w:rPr>
+                <w:rFonts w:ascii="Verdana" w:hAnsi="Verdana"/>
+                <w:b w:val="0"/>
+                <w:sz w:val="16"/>
+              </w:rPr>
+              <w:t>ENTRY NAME</w:t>
+            </w:r>
+          </w:p>
+        </w:tc>
+        <w:tc>
+          <w:tcPr>
+            <w:tcW w:type="dxa" w:w="5046"/>
+            <w:shd w:val="clear" w:color="auto" w:fill="D9D9D9"/>
+          </w:tcPr>
+          <w:p>
+            <w:r/>
+            <w:r>
+              <w:rPr>
+                <w:rFonts w:ascii="Verdana" w:hAnsi="Verdana"/>
+                <w:b w:val="0"/>
+                <w:sz w:val="16"/>
+              </w:rPr>
+              <w:t>NOTE</w:t>
             </w:r>
           </w:p>
         </w:tc>
@@ -6776,7 +6841,7 @@
             <w:r/>
             <w:r>
               <w:rPr>
-                <w:rFonts w:ascii="Arial" w:hAnsi="Arial"/>
+                <w:rFonts w:ascii="Verdana" w:hAnsi="Verdana"/>
                 <w:b w:val="0"/>
                 <w:sz w:val="16"/>
               </w:rPr>
@@ -6792,7 +6857,7 @@
             <w:r/>
             <w:r>
               <w:rPr>
-                <w:rFonts w:ascii="Arial" w:hAnsi="Arial"/>
+                <w:rFonts w:ascii="Verdana" w:hAnsi="Verdana"/>
                 <w:b w:val="0"/>
                 <w:sz w:val="16"/>
               </w:rPr>
@@ -6808,7 +6873,7 @@
             <w:r/>
             <w:r>
               <w:rPr>
-                <w:rFonts w:ascii="Arial" w:hAnsi="Arial"/>
+                <w:rFonts w:ascii="Verdana" w:hAnsi="Verdana"/>
                 <w:b w:val="0"/>
                 <w:sz w:val="16"/>
               </w:rPr>
@@ -6825,7 +6890,7 @@
             <w:r/>
             <w:r>
               <w:rPr>
-                <w:rFonts w:ascii="Arial" w:hAnsi="Arial"/>
+                <w:rFonts w:ascii="Verdana" w:hAnsi="Verdana"/>
                 <w:b w:val="0"/>
                 <w:sz w:val="16"/>
               </w:rPr>
@@ -6841,7 +6906,7 @@
             <w:r/>
             <w:r>
               <w:rPr>
-                <w:rFonts w:ascii="Arial" w:hAnsi="Arial"/>
+                <w:rFonts w:ascii="Verdana" w:hAnsi="Verdana"/>
                 <w:b w:val="0"/>
                 <w:sz w:val="16"/>
               </w:rPr>
@@ -6857,7 +6922,7 @@
             <w:r/>
             <w:r>
               <w:rPr>
-                <w:rFonts w:ascii="Arial" w:hAnsi="Arial"/>
+                <w:rFonts w:ascii="Verdana" w:hAnsi="Verdana"/>
                 <w:b w:val="0"/>
                 <w:sz w:val="16"/>
               </w:rPr>
@@ -6874,7 +6939,7 @@
             <w:r/>
             <w:r>
               <w:rPr>
-                <w:rFonts w:ascii="Arial" w:hAnsi="Arial"/>
+                <w:rFonts w:ascii="Verdana" w:hAnsi="Verdana"/>
                 <w:b w:val="0"/>
                 <w:sz w:val="16"/>
               </w:rPr>
@@ -6890,7 +6955,7 @@
             <w:r/>
             <w:r>
               <w:rPr>
-                <w:rFonts w:ascii="Arial" w:hAnsi="Arial"/>
+                <w:rFonts w:ascii="Verdana" w:hAnsi="Verdana"/>
                 <w:b w:val="0"/>
                 <w:sz w:val="16"/>
               </w:rPr>
@@ -6906,7 +6971,7 @@
             <w:r/>
             <w:r>
               <w:rPr>
-                <w:rFonts w:ascii="Arial" w:hAnsi="Arial"/>
+                <w:rFonts w:ascii="Verdana" w:hAnsi="Verdana"/>
                 <w:b w:val="0"/>
                 <w:sz w:val="16"/>
               </w:rPr>
@@ -6923,7 +6988,7 @@
             <w:r/>
             <w:r>
               <w:rPr>
-                <w:rFonts w:ascii="Arial" w:hAnsi="Arial"/>
+                <w:rFonts w:ascii="Verdana" w:hAnsi="Verdana"/>
                 <w:b w:val="0"/>
                 <w:sz w:val="16"/>
               </w:rPr>
@@ -6939,7 +7004,7 @@
             <w:r/>
             <w:r>
               <w:rPr>
-                <w:rFonts w:ascii="Arial" w:hAnsi="Arial"/>
+                <w:rFonts w:ascii="Verdana" w:hAnsi="Verdana"/>
                 <w:b w:val="0"/>
                 <w:sz w:val="16"/>
               </w:rPr>
@@ -6955,7 +7020,7 @@
             <w:r/>
             <w:r>
               <w:rPr>
-                <w:rFonts w:ascii="Arial" w:hAnsi="Arial"/>
+                <w:rFonts w:ascii="Verdana" w:hAnsi="Verdana"/>
                 <w:b w:val="0"/>
                 <w:sz w:val="16"/>
               </w:rPr>
@@ -6968,7 +7033,7 @@
     <w:p>
       <w:r>
         <w:rPr>
-          <w:rFonts w:ascii="Arial" w:hAnsi="Arial"/>
+          <w:rFonts w:ascii="Verdana" w:hAnsi="Verdana"/>
           <w:b/>
           <w:sz w:val="18"/>
         </w:rPr>
@@ -6981,6 +7046,20 @@
         <w:tblW w:type="auto" w:w="0"/>
         <w:jc w:val="center"/>
         <w:tblLook w:firstColumn="1" w:firstRow="1" w:lastColumn="0" w:lastRow="0" w:noHBand="0" w:noVBand="1" w:val="04A0"/>
+        <w:tblBorders>
+          <w:top w:val="single" w:sz="4" w:space="0" w:color="595959"/>
+          <w:left w:val="single" w:sz="4" w:space="0" w:color="595959"/>
+          <w:bottom w:val="single" w:sz="4" w:space="0" w:color="595959"/>
+          <w:right w:val="single" w:sz="4" w:space="0" w:color="595959"/>
+          <w:insideH w:val="single" w:sz="4" w:space="0" w:color="595959"/>
+          <w:insideV w:val="single" w:sz="4" w:space="0" w:color="595959"/>
+        </w:tblBorders>
+        <w:tblCellMar>
+          <w:top w:w="85" w:type="dxa"/>
+          <w:left w:w="85" w:type="dxa"/>
+          <w:bottom w:w="85" w:type="dxa"/>
+          <w:right w:w="85" w:type="dxa"/>
+        </w:tblCellMar>
       </w:tblPr>
       <w:tblGrid>
         <w:gridCol w:w="5046"/>
@@ -6990,61 +7069,52 @@
       <w:tr>
         <w:tc>
           <w:tcPr>
-            <w:tcW w:type="dxa" w:w="5046"/>
-            <w:shd w:val="clear" w:color="auto" w:fill="D9E2F3"/>
-          </w:tcPr>
-          <w:p>
-            <w:pPr>
-              <w:jc w:val="center"/>
-            </w:pPr>
-            <w:r/>
-            <w:r>
-              <w:rPr>
-                <w:rFonts w:ascii="Arial" w:hAnsi="Arial"/>
-                <w:b/>
-                <w:sz w:val="16"/>
-              </w:rPr>
-              <w:t>Code Figure</w:t>
-            </w:r>
-          </w:p>
-        </w:tc>
-        <w:tc>
-          <w:tcPr>
-            <w:tcW w:type="dxa" w:w="5046"/>
-            <w:shd w:val="clear" w:color="auto" w:fill="D9E2F3"/>
-          </w:tcPr>
-          <w:p>
-            <w:pPr>
-              <w:jc w:val="center"/>
-            </w:pPr>
-            <w:r/>
-            <w:r>
-              <w:rPr>
-                <w:rFonts w:ascii="Arial" w:hAnsi="Arial"/>
-                <w:b/>
-                <w:sz w:val="16"/>
-              </w:rPr>
-              <w:t>Entry Name</w:t>
-            </w:r>
-          </w:p>
-        </w:tc>
-        <w:tc>
-          <w:tcPr>
-            <w:tcW w:type="dxa" w:w="5046"/>
-            <w:shd w:val="clear" w:color="auto" w:fill="D9E2F3"/>
-          </w:tcPr>
-          <w:p>
-            <w:pPr>
-              <w:jc w:val="center"/>
-            </w:pPr>
-            <w:r/>
-            <w:r>
-              <w:rPr>
-                <w:rFonts w:ascii="Arial" w:hAnsi="Arial"/>
-                <w:b/>
-                <w:sz w:val="16"/>
-              </w:rPr>
-              <w:t>Note</w:t>
+            <w:tcW w:type="dxa" w:w="1134"/>
+            <w:shd w:val="clear" w:color="auto" w:fill="D9D9D9"/>
+          </w:tcPr>
+          <w:p>
+            <w:r/>
+            <w:r>
+              <w:rPr>
+                <w:rFonts w:ascii="Verdana" w:hAnsi="Verdana"/>
+                <w:b w:val="0"/>
+                <w:sz w:val="16"/>
+              </w:rPr>
+              <w:t>CODE FIGURE</w:t>
+            </w:r>
+          </w:p>
+        </w:tc>
+        <w:tc>
+          <w:tcPr>
+            <w:tcW w:type="dxa" w:w="5046"/>
+            <w:shd w:val="clear" w:color="auto" w:fill="D9D9D9"/>
+          </w:tcPr>
+          <w:p>
+            <w:r/>
+            <w:r>
+              <w:rPr>
+                <w:rFonts w:ascii="Verdana" w:hAnsi="Verdana"/>
+                <w:b w:val="0"/>
+                <w:sz w:val="16"/>
+              </w:rPr>
+              <w:t>ENTRY NAME</w:t>
+            </w:r>
+          </w:p>
+        </w:tc>
+        <w:tc>
+          <w:tcPr>
+            <w:tcW w:type="dxa" w:w="5046"/>
+            <w:shd w:val="clear" w:color="auto" w:fill="D9D9D9"/>
+          </w:tcPr>
+          <w:p>
+            <w:r/>
+            <w:r>
+              <w:rPr>
+                <w:rFonts w:ascii="Verdana" w:hAnsi="Verdana"/>
+                <w:b w:val="0"/>
+                <w:sz w:val="16"/>
+              </w:rPr>
+              <w:t>NOTE</w:t>
             </w:r>
           </w:p>
         </w:tc>
@@ -7058,7 +7128,7 @@
             <w:r/>
             <w:r>
               <w:rPr>
-                <w:rFonts w:ascii="Arial" w:hAnsi="Arial"/>
+                <w:rFonts w:ascii="Verdana" w:hAnsi="Verdana"/>
                 <w:b w:val="0"/>
                 <w:sz w:val="16"/>
               </w:rPr>
@@ -7074,7 +7144,7 @@
             <w:r/>
             <w:r>
               <w:rPr>
-                <w:rFonts w:ascii="Arial" w:hAnsi="Arial"/>
+                <w:rFonts w:ascii="Verdana" w:hAnsi="Verdana"/>
                 <w:b w:val="0"/>
                 <w:sz w:val="16"/>
               </w:rPr>
@@ -7090,7 +7160,7 @@
             <w:r/>
             <w:r>
               <w:rPr>
-                <w:rFonts w:ascii="Arial" w:hAnsi="Arial"/>
+                <w:rFonts w:ascii="Verdana" w:hAnsi="Verdana"/>
                 <w:b w:val="0"/>
                 <w:sz w:val="16"/>
               </w:rPr>
@@ -7107,7 +7177,7 @@
             <w:r/>
             <w:r>
               <w:rPr>
-                <w:rFonts w:ascii="Arial" w:hAnsi="Arial"/>
+                <w:rFonts w:ascii="Verdana" w:hAnsi="Verdana"/>
                 <w:b w:val="0"/>
                 <w:sz w:val="16"/>
               </w:rPr>
@@ -7123,7 +7193,7 @@
             <w:r/>
             <w:r>
               <w:rPr>
-                <w:rFonts w:ascii="Arial" w:hAnsi="Arial"/>
+                <w:rFonts w:ascii="Verdana" w:hAnsi="Verdana"/>
                 <w:b w:val="0"/>
                 <w:sz w:val="16"/>
               </w:rPr>
@@ -7139,7 +7209,7 @@
             <w:r/>
             <w:r>
               <w:rPr>
-                <w:rFonts w:ascii="Arial" w:hAnsi="Arial"/>
+                <w:rFonts w:ascii="Verdana" w:hAnsi="Verdana"/>
                 <w:b w:val="0"/>
                 <w:sz w:val="16"/>
               </w:rPr>
@@ -7156,7 +7226,7 @@
             <w:r/>
             <w:r>
               <w:rPr>
-                <w:rFonts w:ascii="Arial" w:hAnsi="Arial"/>
+                <w:rFonts w:ascii="Verdana" w:hAnsi="Verdana"/>
                 <w:b w:val="0"/>
                 <w:sz w:val="16"/>
               </w:rPr>
@@ -7172,7 +7242,7 @@
             <w:r/>
             <w:r>
               <w:rPr>
-                <w:rFonts w:ascii="Arial" w:hAnsi="Arial"/>
+                <w:rFonts w:ascii="Verdana" w:hAnsi="Verdana"/>
                 <w:b w:val="0"/>
                 <w:sz w:val="16"/>
               </w:rPr>
@@ -7188,7 +7258,7 @@
             <w:r/>
             <w:r>
               <w:rPr>
-                <w:rFonts w:ascii="Arial" w:hAnsi="Arial"/>
+                <w:rFonts w:ascii="Verdana" w:hAnsi="Verdana"/>
                 <w:b w:val="0"/>
                 <w:sz w:val="16"/>
               </w:rPr>
@@ -7205,7 +7275,7 @@
             <w:r/>
             <w:r>
               <w:rPr>
-                <w:rFonts w:ascii="Arial" w:hAnsi="Arial"/>
+                <w:rFonts w:ascii="Verdana" w:hAnsi="Verdana"/>
                 <w:b w:val="0"/>
                 <w:sz w:val="16"/>
               </w:rPr>
@@ -7221,7 +7291,7 @@
             <w:r/>
             <w:r>
               <w:rPr>
-                <w:rFonts w:ascii="Arial" w:hAnsi="Arial"/>
+                <w:rFonts w:ascii="Verdana" w:hAnsi="Verdana"/>
                 <w:b w:val="0"/>
                 <w:sz w:val="16"/>
               </w:rPr>
@@ -7237,7 +7307,7 @@
             <w:r/>
             <w:r>
               <w:rPr>
-                <w:rFonts w:ascii="Arial" w:hAnsi="Arial"/>
+                <w:rFonts w:ascii="Verdana" w:hAnsi="Verdana"/>
                 <w:b w:val="0"/>
                 <w:sz w:val="16"/>
               </w:rPr>
@@ -7254,7 +7324,7 @@
             <w:r/>
             <w:r>
               <w:rPr>
-                <w:rFonts w:ascii="Arial" w:hAnsi="Arial"/>
+                <w:rFonts w:ascii="Verdana" w:hAnsi="Verdana"/>
                 <w:b w:val="0"/>
                 <w:sz w:val="16"/>
               </w:rPr>
@@ -7270,7 +7340,7 @@
             <w:r/>
             <w:r>
               <w:rPr>
-                <w:rFonts w:ascii="Arial" w:hAnsi="Arial"/>
+                <w:rFonts w:ascii="Verdana" w:hAnsi="Verdana"/>
                 <w:b w:val="0"/>
                 <w:sz w:val="16"/>
               </w:rPr>
@@ -7286,7 +7356,7 @@
             <w:r/>
             <w:r>
               <w:rPr>
-                <w:rFonts w:ascii="Arial" w:hAnsi="Arial"/>
+                <w:rFonts w:ascii="Verdana" w:hAnsi="Verdana"/>
                 <w:b w:val="0"/>
                 <w:sz w:val="16"/>
               </w:rPr>
@@ -7299,7 +7369,7 @@
     <w:p>
       <w:r>
         <w:rPr>
-          <w:rFonts w:ascii="Arial" w:hAnsi="Arial"/>
+          <w:rFonts w:ascii="Verdana" w:hAnsi="Verdana"/>
           <w:b/>
           <w:sz w:val="18"/>
         </w:rPr>
@@ -7312,6 +7382,20 @@
         <w:tblW w:type="auto" w:w="0"/>
         <w:jc w:val="center"/>
         <w:tblLook w:firstColumn="1" w:firstRow="1" w:lastColumn="0" w:lastRow="0" w:noHBand="0" w:noVBand="1" w:val="04A0"/>
+        <w:tblBorders>
+          <w:top w:val="single" w:sz="4" w:space="0" w:color="595959"/>
+          <w:left w:val="single" w:sz="4" w:space="0" w:color="595959"/>
+          <w:bottom w:val="single" w:sz="4" w:space="0" w:color="595959"/>
+          <w:right w:val="single" w:sz="4" w:space="0" w:color="595959"/>
+          <w:insideH w:val="single" w:sz="4" w:space="0" w:color="595959"/>
+          <w:insideV w:val="single" w:sz="4" w:space="0" w:color="595959"/>
+        </w:tblBorders>
+        <w:tblCellMar>
+          <w:top w:w="85" w:type="dxa"/>
+          <w:left w:w="85" w:type="dxa"/>
+          <w:bottom w:w="85" w:type="dxa"/>
+          <w:right w:w="85" w:type="dxa"/>
+        </w:tblCellMar>
       </w:tblPr>
       <w:tblGrid>
         <w:gridCol w:w="5046"/>
@@ -7321,61 +7405,52 @@
       <w:tr>
         <w:tc>
           <w:tcPr>
-            <w:tcW w:type="dxa" w:w="5046"/>
-            <w:shd w:val="clear" w:color="auto" w:fill="D9E2F3"/>
-          </w:tcPr>
-          <w:p>
-            <w:pPr>
-              <w:jc w:val="center"/>
-            </w:pPr>
-            <w:r/>
-            <w:r>
-              <w:rPr>
-                <w:rFonts w:ascii="Arial" w:hAnsi="Arial"/>
-                <w:b/>
-                <w:sz w:val="16"/>
-              </w:rPr>
-              <w:t>Code Figure</w:t>
-            </w:r>
-          </w:p>
-        </w:tc>
-        <w:tc>
-          <w:tcPr>
-            <w:tcW w:type="dxa" w:w="5046"/>
-            <w:shd w:val="clear" w:color="auto" w:fill="D9E2F3"/>
-          </w:tcPr>
-          <w:p>
-            <w:pPr>
-              <w:jc w:val="center"/>
-            </w:pPr>
-            <w:r/>
-            <w:r>
-              <w:rPr>
-                <w:rFonts w:ascii="Arial" w:hAnsi="Arial"/>
-                <w:b/>
-                <w:sz w:val="16"/>
-              </w:rPr>
-              <w:t>Entry Name</w:t>
-            </w:r>
-          </w:p>
-        </w:tc>
-        <w:tc>
-          <w:tcPr>
-            <w:tcW w:type="dxa" w:w="5046"/>
-            <w:shd w:val="clear" w:color="auto" w:fill="D9E2F3"/>
-          </w:tcPr>
-          <w:p>
-            <w:pPr>
-              <w:jc w:val="center"/>
-            </w:pPr>
-            <w:r/>
-            <w:r>
-              <w:rPr>
-                <w:rFonts w:ascii="Arial" w:hAnsi="Arial"/>
-                <w:b/>
-                <w:sz w:val="16"/>
-              </w:rPr>
-              <w:t>Note</w:t>
+            <w:tcW w:type="dxa" w:w="1134"/>
+            <w:shd w:val="clear" w:color="auto" w:fill="D9D9D9"/>
+          </w:tcPr>
+          <w:p>
+            <w:r/>
+            <w:r>
+              <w:rPr>
+                <w:rFonts w:ascii="Verdana" w:hAnsi="Verdana"/>
+                <w:b w:val="0"/>
+                <w:sz w:val="16"/>
+              </w:rPr>
+              <w:t>CODE FIGURE</w:t>
+            </w:r>
+          </w:p>
+        </w:tc>
+        <w:tc>
+          <w:tcPr>
+            <w:tcW w:type="dxa" w:w="5046"/>
+            <w:shd w:val="clear" w:color="auto" w:fill="D9D9D9"/>
+          </w:tcPr>
+          <w:p>
+            <w:r/>
+            <w:r>
+              <w:rPr>
+                <w:rFonts w:ascii="Verdana" w:hAnsi="Verdana"/>
+                <w:b w:val="0"/>
+                <w:sz w:val="16"/>
+              </w:rPr>
+              <w:t>ENTRY NAME</w:t>
+            </w:r>
+          </w:p>
+        </w:tc>
+        <w:tc>
+          <w:tcPr>
+            <w:tcW w:type="dxa" w:w="5046"/>
+            <w:shd w:val="clear" w:color="auto" w:fill="D9D9D9"/>
+          </w:tcPr>
+          <w:p>
+            <w:r/>
+            <w:r>
+              <w:rPr>
+                <w:rFonts w:ascii="Verdana" w:hAnsi="Verdana"/>
+                <w:b w:val="0"/>
+                <w:sz w:val="16"/>
+              </w:rPr>
+              <w:t>NOTE</w:t>
             </w:r>
           </w:p>
         </w:tc>
@@ -7389,7 +7464,7 @@
             <w:r/>
             <w:r>
               <w:rPr>
-                <w:rFonts w:ascii="Arial" w:hAnsi="Arial"/>
+                <w:rFonts w:ascii="Verdana" w:hAnsi="Verdana"/>
                 <w:b w:val="0"/>
                 <w:sz w:val="16"/>
               </w:rPr>
@@ -7405,7 +7480,7 @@
             <w:r/>
             <w:r>
               <w:rPr>
-                <w:rFonts w:ascii="Arial" w:hAnsi="Arial"/>
+                <w:rFonts w:ascii="Verdana" w:hAnsi="Verdana"/>
                 <w:b w:val="0"/>
                 <w:sz w:val="16"/>
               </w:rPr>
@@ -7421,7 +7496,7 @@
             <w:r/>
             <w:r>
               <w:rPr>
-                <w:rFonts w:ascii="Arial" w:hAnsi="Arial"/>
+                <w:rFonts w:ascii="Verdana" w:hAnsi="Verdana"/>
                 <w:b w:val="0"/>
                 <w:sz w:val="16"/>
               </w:rPr>
@@ -7438,7 +7513,7 @@
             <w:r/>
             <w:r>
               <w:rPr>
-                <w:rFonts w:ascii="Arial" w:hAnsi="Arial"/>
+                <w:rFonts w:ascii="Verdana" w:hAnsi="Verdana"/>
                 <w:b w:val="0"/>
                 <w:sz w:val="16"/>
               </w:rPr>
@@ -7454,7 +7529,7 @@
             <w:r/>
             <w:r>
               <w:rPr>
-                <w:rFonts w:ascii="Arial" w:hAnsi="Arial"/>
+                <w:rFonts w:ascii="Verdana" w:hAnsi="Verdana"/>
                 <w:b w:val="0"/>
                 <w:sz w:val="16"/>
               </w:rPr>
@@ -7470,7 +7545,7 @@
             <w:r/>
             <w:r>
               <w:rPr>
-                <w:rFonts w:ascii="Arial" w:hAnsi="Arial"/>
+                <w:rFonts w:ascii="Verdana" w:hAnsi="Verdana"/>
                 <w:b w:val="0"/>
                 <w:sz w:val="16"/>
               </w:rPr>
@@ -7487,7 +7562,7 @@
             <w:r/>
             <w:r>
               <w:rPr>
-                <w:rFonts w:ascii="Arial" w:hAnsi="Arial"/>
+                <w:rFonts w:ascii="Verdana" w:hAnsi="Verdana"/>
                 <w:b w:val="0"/>
                 <w:sz w:val="16"/>
               </w:rPr>
@@ -7503,7 +7578,7 @@
             <w:r/>
             <w:r>
               <w:rPr>
-                <w:rFonts w:ascii="Arial" w:hAnsi="Arial"/>
+                <w:rFonts w:ascii="Verdana" w:hAnsi="Verdana"/>
                 <w:b w:val="0"/>
                 <w:sz w:val="16"/>
               </w:rPr>
@@ -7519,7 +7594,7 @@
             <w:r/>
             <w:r>
               <w:rPr>
-                <w:rFonts w:ascii="Arial" w:hAnsi="Arial"/>
+                <w:rFonts w:ascii="Verdana" w:hAnsi="Verdana"/>
                 <w:b w:val="0"/>
                 <w:sz w:val="16"/>
               </w:rPr>
@@ -7536,7 +7611,7 @@
             <w:r/>
             <w:r>
               <w:rPr>
-                <w:rFonts w:ascii="Arial" w:hAnsi="Arial"/>
+                <w:rFonts w:ascii="Verdana" w:hAnsi="Verdana"/>
                 <w:b w:val="0"/>
                 <w:sz w:val="16"/>
               </w:rPr>
@@ -7552,7 +7627,7 @@
             <w:r/>
             <w:r>
               <w:rPr>
-                <w:rFonts w:ascii="Arial" w:hAnsi="Arial"/>
+                <w:rFonts w:ascii="Verdana" w:hAnsi="Verdana"/>
                 <w:b w:val="0"/>
                 <w:sz w:val="16"/>
               </w:rPr>
@@ -7568,7 +7643,7 @@
             <w:r/>
             <w:r>
               <w:rPr>
-                <w:rFonts w:ascii="Arial" w:hAnsi="Arial"/>
+                <w:rFonts w:ascii="Verdana" w:hAnsi="Verdana"/>
                 <w:b w:val="0"/>
                 <w:sz w:val="16"/>
               </w:rPr>
@@ -7585,7 +7660,7 @@
             <w:r/>
             <w:r>
               <w:rPr>
-                <w:rFonts w:ascii="Arial" w:hAnsi="Arial"/>
+                <w:rFonts w:ascii="Verdana" w:hAnsi="Verdana"/>
                 <w:b w:val="0"/>
                 <w:sz w:val="16"/>
               </w:rPr>
@@ -7601,7 +7676,7 @@
             <w:r/>
             <w:r>
               <w:rPr>
-                <w:rFonts w:ascii="Arial" w:hAnsi="Arial"/>
+                <w:rFonts w:ascii="Verdana" w:hAnsi="Verdana"/>
                 <w:b w:val="0"/>
                 <w:sz w:val="16"/>
               </w:rPr>
@@ -7617,7 +7692,7 @@
             <w:r/>
             <w:r>
               <w:rPr>
-                <w:rFonts w:ascii="Arial" w:hAnsi="Arial"/>
+                <w:rFonts w:ascii="Verdana" w:hAnsi="Verdana"/>
                 <w:b w:val="0"/>
                 <w:sz w:val="16"/>
               </w:rPr>
@@ -7634,7 +7709,7 @@
             <w:r/>
             <w:r>
               <w:rPr>
-                <w:rFonts w:ascii="Arial" w:hAnsi="Arial"/>
+                <w:rFonts w:ascii="Verdana" w:hAnsi="Verdana"/>
                 <w:b w:val="0"/>
                 <w:sz w:val="16"/>
               </w:rPr>
@@ -7650,7 +7725,7 @@
             <w:r/>
             <w:r>
               <w:rPr>
-                <w:rFonts w:ascii="Arial" w:hAnsi="Arial"/>
+                <w:rFonts w:ascii="Verdana" w:hAnsi="Verdana"/>
                 <w:b w:val="0"/>
                 <w:sz w:val="16"/>
               </w:rPr>
@@ -7666,7 +7741,7 @@
             <w:r/>
             <w:r>
               <w:rPr>
-                <w:rFonts w:ascii="Arial" w:hAnsi="Arial"/>
+                <w:rFonts w:ascii="Verdana" w:hAnsi="Verdana"/>
                 <w:b w:val="0"/>
                 <w:sz w:val="16"/>
               </w:rPr>
@@ -7683,7 +7758,7 @@
             <w:r/>
             <w:r>
               <w:rPr>
-                <w:rFonts w:ascii="Arial" w:hAnsi="Arial"/>
+                <w:rFonts w:ascii="Verdana" w:hAnsi="Verdana"/>
                 <w:b w:val="0"/>
                 <w:sz w:val="16"/>
               </w:rPr>
@@ -7699,7 +7774,7 @@
             <w:r/>
             <w:r>
               <w:rPr>
-                <w:rFonts w:ascii="Arial" w:hAnsi="Arial"/>
+                <w:rFonts w:ascii="Verdana" w:hAnsi="Verdana"/>
                 <w:b w:val="0"/>
                 <w:sz w:val="16"/>
               </w:rPr>
@@ -7715,7 +7790,7 @@
             <w:r/>
             <w:r>
               <w:rPr>
-                <w:rFonts w:ascii="Arial" w:hAnsi="Arial"/>
+                <w:rFonts w:ascii="Verdana" w:hAnsi="Verdana"/>
                 <w:b w:val="0"/>
                 <w:sz w:val="16"/>
               </w:rPr>
@@ -7732,7 +7807,7 @@
             <w:r/>
             <w:r>
               <w:rPr>
-                <w:rFonts w:ascii="Arial" w:hAnsi="Arial"/>
+                <w:rFonts w:ascii="Verdana" w:hAnsi="Verdana"/>
                 <w:b w:val="0"/>
                 <w:sz w:val="16"/>
               </w:rPr>
@@ -7748,7 +7823,7 @@
             <w:r/>
             <w:r>
               <w:rPr>
-                <w:rFonts w:ascii="Arial" w:hAnsi="Arial"/>
+                <w:rFonts w:ascii="Verdana" w:hAnsi="Verdana"/>
                 <w:b w:val="0"/>
                 <w:sz w:val="16"/>
               </w:rPr>
@@ -7764,7 +7839,7 @@
             <w:r/>
             <w:r>
               <w:rPr>
-                <w:rFonts w:ascii="Arial" w:hAnsi="Arial"/>
+                <w:rFonts w:ascii="Verdana" w:hAnsi="Verdana"/>
                 <w:b w:val="0"/>
                 <w:sz w:val="16"/>
               </w:rPr>
@@ -7777,7 +7852,7 @@
     <w:p>
       <w:r>
         <w:rPr>
-          <w:rFonts w:ascii="Arial" w:hAnsi="Arial"/>
+          <w:rFonts w:ascii="Verdana" w:hAnsi="Verdana"/>
           <w:b/>
           <w:sz w:val="18"/>
         </w:rPr>
@@ -7790,6 +7865,20 @@
         <w:tblW w:type="auto" w:w="0"/>
         <w:jc w:val="center"/>
         <w:tblLook w:firstColumn="1" w:firstRow="1" w:lastColumn="0" w:lastRow="0" w:noHBand="0" w:noVBand="1" w:val="04A0"/>
+        <w:tblBorders>
+          <w:top w:val="single" w:sz="4" w:space="0" w:color="595959"/>
+          <w:left w:val="single" w:sz="4" w:space="0" w:color="595959"/>
+          <w:bottom w:val="single" w:sz="4" w:space="0" w:color="595959"/>
+          <w:right w:val="single" w:sz="4" w:space="0" w:color="595959"/>
+          <w:insideH w:val="single" w:sz="4" w:space="0" w:color="595959"/>
+          <w:insideV w:val="single" w:sz="4" w:space="0" w:color="595959"/>
+        </w:tblBorders>
+        <w:tblCellMar>
+          <w:top w:w="85" w:type="dxa"/>
+          <w:left w:w="85" w:type="dxa"/>
+          <w:bottom w:w="85" w:type="dxa"/>
+          <w:right w:w="85" w:type="dxa"/>
+        </w:tblCellMar>
       </w:tblPr>
       <w:tblGrid>
         <w:gridCol w:w="5046"/>
@@ -7799,61 +7888,52 @@
       <w:tr>
         <w:tc>
           <w:tcPr>
-            <w:tcW w:type="dxa" w:w="5046"/>
-            <w:shd w:val="clear" w:color="auto" w:fill="D9E2F3"/>
-          </w:tcPr>
-          <w:p>
-            <w:pPr>
-              <w:jc w:val="center"/>
-            </w:pPr>
-            <w:r/>
-            <w:r>
-              <w:rPr>
-                <w:rFonts w:ascii="Arial" w:hAnsi="Arial"/>
-                <w:b/>
-                <w:sz w:val="16"/>
-              </w:rPr>
-              <w:t>Code Figure</w:t>
-            </w:r>
-          </w:p>
-        </w:tc>
-        <w:tc>
-          <w:tcPr>
-            <w:tcW w:type="dxa" w:w="5046"/>
-            <w:shd w:val="clear" w:color="auto" w:fill="D9E2F3"/>
-          </w:tcPr>
-          <w:p>
-            <w:pPr>
-              <w:jc w:val="center"/>
-            </w:pPr>
-            <w:r/>
-            <w:r>
-              <w:rPr>
-                <w:rFonts w:ascii="Arial" w:hAnsi="Arial"/>
-                <w:b/>
-                <w:sz w:val="16"/>
-              </w:rPr>
-              <w:t>Entry Name</w:t>
-            </w:r>
-          </w:p>
-        </w:tc>
-        <w:tc>
-          <w:tcPr>
-            <w:tcW w:type="dxa" w:w="5046"/>
-            <w:shd w:val="clear" w:color="auto" w:fill="D9E2F3"/>
-          </w:tcPr>
-          <w:p>
-            <w:pPr>
-              <w:jc w:val="center"/>
-            </w:pPr>
-            <w:r/>
-            <w:r>
-              <w:rPr>
-                <w:rFonts w:ascii="Arial" w:hAnsi="Arial"/>
-                <w:b/>
-                <w:sz w:val="16"/>
-              </w:rPr>
-              <w:t>Note</w:t>
+            <w:tcW w:type="dxa" w:w="1134"/>
+            <w:shd w:val="clear" w:color="auto" w:fill="D9D9D9"/>
+          </w:tcPr>
+          <w:p>
+            <w:r/>
+            <w:r>
+              <w:rPr>
+                <w:rFonts w:ascii="Verdana" w:hAnsi="Verdana"/>
+                <w:b w:val="0"/>
+                <w:sz w:val="16"/>
+              </w:rPr>
+              <w:t>CODE FIGURE</w:t>
+            </w:r>
+          </w:p>
+        </w:tc>
+        <w:tc>
+          <w:tcPr>
+            <w:tcW w:type="dxa" w:w="5046"/>
+            <w:shd w:val="clear" w:color="auto" w:fill="D9D9D9"/>
+          </w:tcPr>
+          <w:p>
+            <w:r/>
+            <w:r>
+              <w:rPr>
+                <w:rFonts w:ascii="Verdana" w:hAnsi="Verdana"/>
+                <w:b w:val="0"/>
+                <w:sz w:val="16"/>
+              </w:rPr>
+              <w:t>ENTRY NAME</w:t>
+            </w:r>
+          </w:p>
+        </w:tc>
+        <w:tc>
+          <w:tcPr>
+            <w:tcW w:type="dxa" w:w="5046"/>
+            <w:shd w:val="clear" w:color="auto" w:fill="D9D9D9"/>
+          </w:tcPr>
+          <w:p>
+            <w:r/>
+            <w:r>
+              <w:rPr>
+                <w:rFonts w:ascii="Verdana" w:hAnsi="Verdana"/>
+                <w:b w:val="0"/>
+                <w:sz w:val="16"/>
+              </w:rPr>
+              <w:t>NOTE</w:t>
             </w:r>
           </w:p>
         </w:tc>
@@ -7867,7 +7947,7 @@
             <w:r/>
             <w:r>
               <w:rPr>
-                <w:rFonts w:ascii="Arial" w:hAnsi="Arial"/>
+                <w:rFonts w:ascii="Verdana" w:hAnsi="Verdana"/>
                 <w:b w:val="0"/>
                 <w:sz w:val="16"/>
               </w:rPr>
@@ -7883,7 +7963,7 @@
             <w:r/>
             <w:r>
               <w:rPr>
-                <w:rFonts w:ascii="Arial" w:hAnsi="Arial"/>
+                <w:rFonts w:ascii="Verdana" w:hAnsi="Verdana"/>
                 <w:b w:val="0"/>
                 <w:sz w:val="16"/>
               </w:rPr>
@@ -7899,7 +7979,7 @@
             <w:r/>
             <w:r>
               <w:rPr>
-                <w:rFonts w:ascii="Arial" w:hAnsi="Arial"/>
+                <w:rFonts w:ascii="Verdana" w:hAnsi="Verdana"/>
                 <w:b w:val="0"/>
                 <w:sz w:val="16"/>
               </w:rPr>
@@ -7916,7 +7996,7 @@
             <w:r/>
             <w:r>
               <w:rPr>
-                <w:rFonts w:ascii="Arial" w:hAnsi="Arial"/>
+                <w:rFonts w:ascii="Verdana" w:hAnsi="Verdana"/>
                 <w:b w:val="0"/>
                 <w:sz w:val="16"/>
               </w:rPr>
@@ -7932,7 +8012,7 @@
             <w:r/>
             <w:r>
               <w:rPr>
-                <w:rFonts w:ascii="Arial" w:hAnsi="Arial"/>
+                <w:rFonts w:ascii="Verdana" w:hAnsi="Verdana"/>
                 <w:b w:val="0"/>
                 <w:sz w:val="16"/>
               </w:rPr>
@@ -7948,7 +8028,7 @@
             <w:r/>
             <w:r>
               <w:rPr>
-                <w:rFonts w:ascii="Arial" w:hAnsi="Arial"/>
+                <w:rFonts w:ascii="Verdana" w:hAnsi="Verdana"/>
                 <w:b w:val="0"/>
                 <w:sz w:val="16"/>
               </w:rPr>
@@ -7965,7 +8045,7 @@
             <w:r/>
             <w:r>
               <w:rPr>
-                <w:rFonts w:ascii="Arial" w:hAnsi="Arial"/>
+                <w:rFonts w:ascii="Verdana" w:hAnsi="Verdana"/>
                 <w:b w:val="0"/>
                 <w:sz w:val="16"/>
               </w:rPr>
@@ -7981,7 +8061,7 @@
             <w:r/>
             <w:r>
               <w:rPr>
-                <w:rFonts w:ascii="Arial" w:hAnsi="Arial"/>
+                <w:rFonts w:ascii="Verdana" w:hAnsi="Verdana"/>
                 <w:b w:val="0"/>
                 <w:sz w:val="16"/>
               </w:rPr>
@@ -7997,7 +8077,7 @@
             <w:r/>
             <w:r>
               <w:rPr>
-                <w:rFonts w:ascii="Arial" w:hAnsi="Arial"/>
+                <w:rFonts w:ascii="Verdana" w:hAnsi="Verdana"/>
                 <w:b w:val="0"/>
                 <w:sz w:val="16"/>
               </w:rPr>
@@ -8014,7 +8094,7 @@
             <w:r/>
             <w:r>
               <w:rPr>
-                <w:rFonts w:ascii="Arial" w:hAnsi="Arial"/>
+                <w:rFonts w:ascii="Verdana" w:hAnsi="Verdana"/>
                 <w:b w:val="0"/>
                 <w:sz w:val="16"/>
               </w:rPr>
@@ -8030,7 +8110,7 @@
             <w:r/>
             <w:r>
               <w:rPr>
-                <w:rFonts w:ascii="Arial" w:hAnsi="Arial"/>
+                <w:rFonts w:ascii="Verdana" w:hAnsi="Verdana"/>
                 <w:b w:val="0"/>
                 <w:sz w:val="16"/>
               </w:rPr>
@@ -8046,7 +8126,7 @@
             <w:r/>
             <w:r>
               <w:rPr>
-                <w:rFonts w:ascii="Arial" w:hAnsi="Arial"/>
+                <w:rFonts w:ascii="Verdana" w:hAnsi="Verdana"/>
                 <w:b w:val="0"/>
                 <w:sz w:val="16"/>
               </w:rPr>
@@ -8063,7 +8143,7 @@
             <w:r/>
             <w:r>
               <w:rPr>
-                <w:rFonts w:ascii="Arial" w:hAnsi="Arial"/>
+                <w:rFonts w:ascii="Verdana" w:hAnsi="Verdana"/>
                 <w:b w:val="0"/>
                 <w:sz w:val="16"/>
               </w:rPr>
@@ -8079,7 +8159,7 @@
             <w:r/>
             <w:r>
               <w:rPr>
-                <w:rFonts w:ascii="Arial" w:hAnsi="Arial"/>
+                <w:rFonts w:ascii="Verdana" w:hAnsi="Verdana"/>
                 <w:b w:val="0"/>
                 <w:sz w:val="16"/>
               </w:rPr>
@@ -8095,7 +8175,7 @@
             <w:r/>
             <w:r>
               <w:rPr>
-                <w:rFonts w:ascii="Arial" w:hAnsi="Arial"/>
+                <w:rFonts w:ascii="Verdana" w:hAnsi="Verdana"/>
                 <w:b w:val="0"/>
                 <w:sz w:val="16"/>
               </w:rPr>
@@ -8112,7 +8192,7 @@
             <w:r/>
             <w:r>
               <w:rPr>
-                <w:rFonts w:ascii="Arial" w:hAnsi="Arial"/>
+                <w:rFonts w:ascii="Verdana" w:hAnsi="Verdana"/>
                 <w:b w:val="0"/>
                 <w:sz w:val="16"/>
               </w:rPr>
@@ -8128,7 +8208,7 @@
             <w:r/>
             <w:r>
               <w:rPr>
-                <w:rFonts w:ascii="Arial" w:hAnsi="Arial"/>
+                <w:rFonts w:ascii="Verdana" w:hAnsi="Verdana"/>
                 <w:b w:val="0"/>
                 <w:sz w:val="16"/>
               </w:rPr>
@@ -8144,7 +8224,7 @@
             <w:r/>
             <w:r>
               <w:rPr>
-                <w:rFonts w:ascii="Arial" w:hAnsi="Arial"/>
+                <w:rFonts w:ascii="Verdana" w:hAnsi="Verdana"/>
                 <w:b w:val="0"/>
                 <w:sz w:val="16"/>
               </w:rPr>
@@ -8161,7 +8241,7 @@
             <w:r/>
             <w:r>
               <w:rPr>
-                <w:rFonts w:ascii="Arial" w:hAnsi="Arial"/>
+                <w:rFonts w:ascii="Verdana" w:hAnsi="Verdana"/>
                 <w:b w:val="0"/>
                 <w:sz w:val="16"/>
               </w:rPr>
@@ -8177,7 +8257,7 @@
             <w:r/>
             <w:r>
               <w:rPr>
-                <w:rFonts w:ascii="Arial" w:hAnsi="Arial"/>
+                <w:rFonts w:ascii="Verdana" w:hAnsi="Verdana"/>
                 <w:b w:val="0"/>
                 <w:sz w:val="16"/>
               </w:rPr>
@@ -8193,7 +8273,7 @@
             <w:r/>
             <w:r>
               <w:rPr>
-                <w:rFonts w:ascii="Arial" w:hAnsi="Arial"/>
+                <w:rFonts w:ascii="Verdana" w:hAnsi="Verdana"/>
                 <w:b w:val="0"/>
                 <w:sz w:val="16"/>
               </w:rPr>
@@ -8210,7 +8290,7 @@
             <w:r/>
             <w:r>
               <w:rPr>
-                <w:rFonts w:ascii="Arial" w:hAnsi="Arial"/>
+                <w:rFonts w:ascii="Verdana" w:hAnsi="Verdana"/>
                 <w:b w:val="0"/>
                 <w:sz w:val="16"/>
               </w:rPr>
@@ -8226,7 +8306,7 @@
             <w:r/>
             <w:r>
               <w:rPr>
-                <w:rFonts w:ascii="Arial" w:hAnsi="Arial"/>
+                <w:rFonts w:ascii="Verdana" w:hAnsi="Verdana"/>
                 <w:b w:val="0"/>
                 <w:sz w:val="16"/>
               </w:rPr>
@@ -8242,7 +8322,7 @@
             <w:r/>
             <w:r>
               <w:rPr>
-                <w:rFonts w:ascii="Arial" w:hAnsi="Arial"/>
+                <w:rFonts w:ascii="Verdana" w:hAnsi="Verdana"/>
                 <w:b w:val="0"/>
                 <w:sz w:val="16"/>
               </w:rPr>
@@ -8259,7 +8339,7 @@
             <w:r/>
             <w:r>
               <w:rPr>
-                <w:rFonts w:ascii="Arial" w:hAnsi="Arial"/>
+                <w:rFonts w:ascii="Verdana" w:hAnsi="Verdana"/>
                 <w:b w:val="0"/>
                 <w:sz w:val="16"/>
               </w:rPr>
@@ -8275,7 +8355,7 @@
             <w:r/>
             <w:r>
               <w:rPr>
-                <w:rFonts w:ascii="Arial" w:hAnsi="Arial"/>
+                <w:rFonts w:ascii="Verdana" w:hAnsi="Verdana"/>
                 <w:b w:val="0"/>
                 <w:sz w:val="16"/>
               </w:rPr>
@@ -8291,7 +8371,7 @@
             <w:r/>
             <w:r>
               <w:rPr>
-                <w:rFonts w:ascii="Arial" w:hAnsi="Arial"/>
+                <w:rFonts w:ascii="Verdana" w:hAnsi="Verdana"/>
                 <w:b w:val="0"/>
                 <w:sz w:val="16"/>
               </w:rPr>
@@ -8304,7 +8384,7 @@
     <w:p>
       <w:r>
         <w:rPr>
-          <w:rFonts w:ascii="Arial" w:hAnsi="Arial"/>
+          <w:rFonts w:ascii="Verdana" w:hAnsi="Verdana"/>
           <w:b/>
           <w:sz w:val="18"/>
         </w:rPr>
@@ -8317,6 +8397,20 @@
         <w:tblW w:type="auto" w:w="0"/>
         <w:jc w:val="center"/>
         <w:tblLook w:firstColumn="1" w:firstRow="1" w:lastColumn="0" w:lastRow="0" w:noHBand="0" w:noVBand="1" w:val="04A0"/>
+        <w:tblBorders>
+          <w:top w:val="single" w:sz="4" w:space="0" w:color="595959"/>
+          <w:left w:val="single" w:sz="4" w:space="0" w:color="595959"/>
+          <w:bottom w:val="single" w:sz="4" w:space="0" w:color="595959"/>
+          <w:right w:val="single" w:sz="4" w:space="0" w:color="595959"/>
+          <w:insideH w:val="single" w:sz="4" w:space="0" w:color="595959"/>
+          <w:insideV w:val="single" w:sz="4" w:space="0" w:color="595959"/>
+        </w:tblBorders>
+        <w:tblCellMar>
+          <w:top w:w="85" w:type="dxa"/>
+          <w:left w:w="85" w:type="dxa"/>
+          <w:bottom w:w="85" w:type="dxa"/>
+          <w:right w:w="85" w:type="dxa"/>
+        </w:tblCellMar>
       </w:tblPr>
       <w:tblGrid>
         <w:gridCol w:w="5046"/>
@@ -8326,61 +8420,52 @@
       <w:tr>
         <w:tc>
           <w:tcPr>
-            <w:tcW w:type="dxa" w:w="5046"/>
-            <w:shd w:val="clear" w:color="auto" w:fill="D9E2F3"/>
-          </w:tcPr>
-          <w:p>
-            <w:pPr>
-              <w:jc w:val="center"/>
-            </w:pPr>
-            <w:r/>
-            <w:r>
-              <w:rPr>
-                <w:rFonts w:ascii="Arial" w:hAnsi="Arial"/>
-                <w:b/>
-                <w:sz w:val="16"/>
-              </w:rPr>
-              <w:t>Code Figure</w:t>
-            </w:r>
-          </w:p>
-        </w:tc>
-        <w:tc>
-          <w:tcPr>
-            <w:tcW w:type="dxa" w:w="5046"/>
-            <w:shd w:val="clear" w:color="auto" w:fill="D9E2F3"/>
-          </w:tcPr>
-          <w:p>
-            <w:pPr>
-              <w:jc w:val="center"/>
-            </w:pPr>
-            <w:r/>
-            <w:r>
-              <w:rPr>
-                <w:rFonts w:ascii="Arial" w:hAnsi="Arial"/>
-                <w:b/>
-                <w:sz w:val="16"/>
-              </w:rPr>
-              <w:t>Entry Name</w:t>
-            </w:r>
-          </w:p>
-        </w:tc>
-        <w:tc>
-          <w:tcPr>
-            <w:tcW w:type="dxa" w:w="5046"/>
-            <w:shd w:val="clear" w:color="auto" w:fill="D9E2F3"/>
-          </w:tcPr>
-          <w:p>
-            <w:pPr>
-              <w:jc w:val="center"/>
-            </w:pPr>
-            <w:r/>
-            <w:r>
-              <w:rPr>
-                <w:rFonts w:ascii="Arial" w:hAnsi="Arial"/>
-                <w:b/>
-                <w:sz w:val="16"/>
-              </w:rPr>
-              <w:t>Note</w:t>
+            <w:tcW w:type="dxa" w:w="1134"/>
+            <w:shd w:val="clear" w:color="auto" w:fill="D9D9D9"/>
+          </w:tcPr>
+          <w:p>
+            <w:r/>
+            <w:r>
+              <w:rPr>
+                <w:rFonts w:ascii="Verdana" w:hAnsi="Verdana"/>
+                <w:b w:val="0"/>
+                <w:sz w:val="16"/>
+              </w:rPr>
+              <w:t>CODE FIGURE</w:t>
+            </w:r>
+          </w:p>
+        </w:tc>
+        <w:tc>
+          <w:tcPr>
+            <w:tcW w:type="dxa" w:w="5046"/>
+            <w:shd w:val="clear" w:color="auto" w:fill="D9D9D9"/>
+          </w:tcPr>
+          <w:p>
+            <w:r/>
+            <w:r>
+              <w:rPr>
+                <w:rFonts w:ascii="Verdana" w:hAnsi="Verdana"/>
+                <w:b w:val="0"/>
+                <w:sz w:val="16"/>
+              </w:rPr>
+              <w:t>ENTRY NAME</w:t>
+            </w:r>
+          </w:p>
+        </w:tc>
+        <w:tc>
+          <w:tcPr>
+            <w:tcW w:type="dxa" w:w="5046"/>
+            <w:shd w:val="clear" w:color="auto" w:fill="D9D9D9"/>
+          </w:tcPr>
+          <w:p>
+            <w:r/>
+            <w:r>
+              <w:rPr>
+                <w:rFonts w:ascii="Verdana" w:hAnsi="Verdana"/>
+                <w:b w:val="0"/>
+                <w:sz w:val="16"/>
+              </w:rPr>
+              <w:t>NOTE</w:t>
             </w:r>
           </w:p>
         </w:tc>
@@ -8394,7 +8479,7 @@
             <w:r/>
             <w:r>
               <w:rPr>
-                <w:rFonts w:ascii="Arial" w:hAnsi="Arial"/>
+                <w:rFonts w:ascii="Verdana" w:hAnsi="Verdana"/>
                 <w:b w:val="0"/>
                 <w:sz w:val="16"/>
               </w:rPr>
@@ -8410,7 +8495,7 @@
             <w:r/>
             <w:r>
               <w:rPr>
-                <w:rFonts w:ascii="Arial" w:hAnsi="Arial"/>
+                <w:rFonts w:ascii="Verdana" w:hAnsi="Verdana"/>
                 <w:b w:val="0"/>
                 <w:sz w:val="16"/>
               </w:rPr>
@@ -8426,7 +8511,7 @@
             <w:r/>
             <w:r>
               <w:rPr>
-                <w:rFonts w:ascii="Arial" w:hAnsi="Arial"/>
+                <w:rFonts w:ascii="Verdana" w:hAnsi="Verdana"/>
                 <w:b w:val="0"/>
                 <w:sz w:val="16"/>
               </w:rPr>
@@ -8443,7 +8528,7 @@
             <w:r/>
             <w:r>
               <w:rPr>
-                <w:rFonts w:ascii="Arial" w:hAnsi="Arial"/>
+                <w:rFonts w:ascii="Verdana" w:hAnsi="Verdana"/>
                 <w:b w:val="0"/>
                 <w:sz w:val="16"/>
               </w:rPr>
@@ -8459,7 +8544,7 @@
             <w:r/>
             <w:r>
               <w:rPr>
-                <w:rFonts w:ascii="Arial" w:hAnsi="Arial"/>
+                <w:rFonts w:ascii="Verdana" w:hAnsi="Verdana"/>
                 <w:b w:val="0"/>
                 <w:sz w:val="16"/>
               </w:rPr>
@@ -8475,7 +8560,7 @@
             <w:r/>
             <w:r>
               <w:rPr>
-                <w:rFonts w:ascii="Arial" w:hAnsi="Arial"/>
+                <w:rFonts w:ascii="Verdana" w:hAnsi="Verdana"/>
                 <w:b w:val="0"/>
                 <w:sz w:val="16"/>
               </w:rPr>
@@ -8492,7 +8577,7 @@
             <w:r/>
             <w:r>
               <w:rPr>
-                <w:rFonts w:ascii="Arial" w:hAnsi="Arial"/>
+                <w:rFonts w:ascii="Verdana" w:hAnsi="Verdana"/>
                 <w:b w:val="0"/>
                 <w:sz w:val="16"/>
               </w:rPr>
@@ -8508,7 +8593,7 @@
             <w:r/>
             <w:r>
               <w:rPr>
-                <w:rFonts w:ascii="Arial" w:hAnsi="Arial"/>
+                <w:rFonts w:ascii="Verdana" w:hAnsi="Verdana"/>
                 <w:b w:val="0"/>
                 <w:sz w:val="16"/>
               </w:rPr>
@@ -8524,7 +8609,7 @@
             <w:r/>
             <w:r>
               <w:rPr>
-                <w:rFonts w:ascii="Arial" w:hAnsi="Arial"/>
+                <w:rFonts w:ascii="Verdana" w:hAnsi="Verdana"/>
                 <w:b w:val="0"/>
                 <w:sz w:val="16"/>
               </w:rPr>
@@ -8541,7 +8626,7 @@
             <w:r/>
             <w:r>
               <w:rPr>
-                <w:rFonts w:ascii="Arial" w:hAnsi="Arial"/>
+                <w:rFonts w:ascii="Verdana" w:hAnsi="Verdana"/>
                 <w:b w:val="0"/>
                 <w:sz w:val="16"/>
               </w:rPr>
@@ -8557,7 +8642,7 @@
             <w:r/>
             <w:r>
               <w:rPr>
-                <w:rFonts w:ascii="Arial" w:hAnsi="Arial"/>
+                <w:rFonts w:ascii="Verdana" w:hAnsi="Verdana"/>
                 <w:b w:val="0"/>
                 <w:sz w:val="16"/>
               </w:rPr>
@@ -8573,7 +8658,7 @@
             <w:r/>
             <w:r>
               <w:rPr>
-                <w:rFonts w:ascii="Arial" w:hAnsi="Arial"/>
+                <w:rFonts w:ascii="Verdana" w:hAnsi="Verdana"/>
                 <w:b w:val="0"/>
                 <w:sz w:val="16"/>
               </w:rPr>
@@ -8590,7 +8675,7 @@
             <w:r/>
             <w:r>
               <w:rPr>
-                <w:rFonts w:ascii="Arial" w:hAnsi="Arial"/>
+                <w:rFonts w:ascii="Verdana" w:hAnsi="Verdana"/>
                 <w:b w:val="0"/>
                 <w:sz w:val="16"/>
               </w:rPr>
@@ -8606,7 +8691,7 @@
             <w:r/>
             <w:r>
               <w:rPr>
-                <w:rFonts w:ascii="Arial" w:hAnsi="Arial"/>
+                <w:rFonts w:ascii="Verdana" w:hAnsi="Verdana"/>
                 <w:b w:val="0"/>
                 <w:sz w:val="16"/>
               </w:rPr>
@@ -8622,7 +8707,7 @@
             <w:r/>
             <w:r>
               <w:rPr>
-                <w:rFonts w:ascii="Arial" w:hAnsi="Arial"/>
+                <w:rFonts w:ascii="Verdana" w:hAnsi="Verdana"/>
                 <w:b w:val="0"/>
                 <w:sz w:val="16"/>
               </w:rPr>
@@ -8639,7 +8724,7 @@
             <w:r/>
             <w:r>
               <w:rPr>
-                <w:rFonts w:ascii="Arial" w:hAnsi="Arial"/>
+                <w:rFonts w:ascii="Verdana" w:hAnsi="Verdana"/>
                 <w:b w:val="0"/>
                 <w:sz w:val="16"/>
               </w:rPr>
@@ -8655,7 +8740,7 @@
             <w:r/>
             <w:r>
               <w:rPr>
-                <w:rFonts w:ascii="Arial" w:hAnsi="Arial"/>
+                <w:rFonts w:ascii="Verdana" w:hAnsi="Verdana"/>
                 <w:b w:val="0"/>
                 <w:sz w:val="16"/>
               </w:rPr>
@@ -8671,7 +8756,7 @@
             <w:r/>
             <w:r>
               <w:rPr>
-                <w:rFonts w:ascii="Arial" w:hAnsi="Arial"/>
+                <w:rFonts w:ascii="Verdana" w:hAnsi="Verdana"/>
                 <w:b w:val="0"/>
                 <w:sz w:val="16"/>
               </w:rPr>
@@ -8688,7 +8773,7 @@
             <w:r/>
             <w:r>
               <w:rPr>
-                <w:rFonts w:ascii="Arial" w:hAnsi="Arial"/>
+                <w:rFonts w:ascii="Verdana" w:hAnsi="Verdana"/>
                 <w:b w:val="0"/>
                 <w:sz w:val="16"/>
               </w:rPr>
@@ -8704,7 +8789,7 @@
             <w:r/>
             <w:r>
               <w:rPr>
-                <w:rFonts w:ascii="Arial" w:hAnsi="Arial"/>
+                <w:rFonts w:ascii="Verdana" w:hAnsi="Verdana"/>
                 <w:b w:val="0"/>
                 <w:sz w:val="16"/>
               </w:rPr>
@@ -8720,7 +8805,7 @@
             <w:r/>
             <w:r>
               <w:rPr>
-                <w:rFonts w:ascii="Arial" w:hAnsi="Arial"/>
+                <w:rFonts w:ascii="Verdana" w:hAnsi="Verdana"/>
                 <w:b w:val="0"/>
                 <w:sz w:val="16"/>
               </w:rPr>
@@ -8737,7 +8822,7 @@
             <w:r/>
             <w:r>
               <w:rPr>
-                <w:rFonts w:ascii="Arial" w:hAnsi="Arial"/>
+                <w:rFonts w:ascii="Verdana" w:hAnsi="Verdana"/>
                 <w:b w:val="0"/>
                 <w:sz w:val="16"/>
               </w:rPr>
@@ -8753,7 +8838,7 @@
             <w:r/>
             <w:r>
               <w:rPr>
-                <w:rFonts w:ascii="Arial" w:hAnsi="Arial"/>
+                <w:rFonts w:ascii="Verdana" w:hAnsi="Verdana"/>
                 <w:b w:val="0"/>
                 <w:sz w:val="16"/>
               </w:rPr>
@@ -8769,7 +8854,7 @@
             <w:r/>
             <w:r>
               <w:rPr>
-                <w:rFonts w:ascii="Arial" w:hAnsi="Arial"/>
+                <w:rFonts w:ascii="Verdana" w:hAnsi="Verdana"/>
                 <w:b w:val="0"/>
                 <w:sz w:val="16"/>
               </w:rPr>
@@ -8786,7 +8871,7 @@
             <w:r/>
             <w:r>
               <w:rPr>
-                <w:rFonts w:ascii="Arial" w:hAnsi="Arial"/>
+                <w:rFonts w:ascii="Verdana" w:hAnsi="Verdana"/>
                 <w:b w:val="0"/>
                 <w:sz w:val="16"/>
               </w:rPr>
@@ -8802,7 +8887,7 @@
             <w:r/>
             <w:r>
               <w:rPr>
-                <w:rFonts w:ascii="Arial" w:hAnsi="Arial"/>
+                <w:rFonts w:ascii="Verdana" w:hAnsi="Verdana"/>
                 <w:b w:val="0"/>
                 <w:sz w:val="16"/>
               </w:rPr>
@@ -8818,7 +8903,7 @@
             <w:r/>
             <w:r>
               <w:rPr>
-                <w:rFonts w:ascii="Arial" w:hAnsi="Arial"/>
+                <w:rFonts w:ascii="Verdana" w:hAnsi="Verdana"/>
                 <w:b w:val="0"/>
                 <w:sz w:val="16"/>
               </w:rPr>
@@ -8831,7 +8916,7 @@
     <w:p>
       <w:r>
         <w:rPr>
-          <w:rFonts w:ascii="Arial" w:hAnsi="Arial"/>
+          <w:rFonts w:ascii="Verdana" w:hAnsi="Verdana"/>
           <w:b/>
           <w:sz w:val="18"/>
         </w:rPr>
@@ -8844,6 +8929,20 @@
         <w:tblW w:type="auto" w:w="0"/>
         <w:jc w:val="center"/>
         <w:tblLook w:firstColumn="1" w:firstRow="1" w:lastColumn="0" w:lastRow="0" w:noHBand="0" w:noVBand="1" w:val="04A0"/>
+        <w:tblBorders>
+          <w:top w:val="single" w:sz="4" w:space="0" w:color="595959"/>
+          <w:left w:val="single" w:sz="4" w:space="0" w:color="595959"/>
+          <w:bottom w:val="single" w:sz="4" w:space="0" w:color="595959"/>
+          <w:right w:val="single" w:sz="4" w:space="0" w:color="595959"/>
+          <w:insideH w:val="single" w:sz="4" w:space="0" w:color="595959"/>
+          <w:insideV w:val="single" w:sz="4" w:space="0" w:color="595959"/>
+        </w:tblBorders>
+        <w:tblCellMar>
+          <w:top w:w="85" w:type="dxa"/>
+          <w:left w:w="85" w:type="dxa"/>
+          <w:bottom w:w="85" w:type="dxa"/>
+          <w:right w:w="85" w:type="dxa"/>
+        </w:tblCellMar>
       </w:tblPr>
       <w:tblGrid>
         <w:gridCol w:w="5046"/>
@@ -8853,61 +8952,52 @@
       <w:tr>
         <w:tc>
           <w:tcPr>
-            <w:tcW w:type="dxa" w:w="5046"/>
-            <w:shd w:val="clear" w:color="auto" w:fill="D9E2F3"/>
-          </w:tcPr>
-          <w:p>
-            <w:pPr>
-              <w:jc w:val="center"/>
-            </w:pPr>
-            <w:r/>
-            <w:r>
-              <w:rPr>
-                <w:rFonts w:ascii="Arial" w:hAnsi="Arial"/>
-                <w:b/>
-                <w:sz w:val="16"/>
-              </w:rPr>
-              <w:t>Code Figure</w:t>
-            </w:r>
-          </w:p>
-        </w:tc>
-        <w:tc>
-          <w:tcPr>
-            <w:tcW w:type="dxa" w:w="5046"/>
-            <w:shd w:val="clear" w:color="auto" w:fill="D9E2F3"/>
-          </w:tcPr>
-          <w:p>
-            <w:pPr>
-              <w:jc w:val="center"/>
-            </w:pPr>
-            <w:r/>
-            <w:r>
-              <w:rPr>
-                <w:rFonts w:ascii="Arial" w:hAnsi="Arial"/>
-                <w:b/>
-                <w:sz w:val="16"/>
-              </w:rPr>
-              <w:t>Entry Name</w:t>
-            </w:r>
-          </w:p>
-        </w:tc>
-        <w:tc>
-          <w:tcPr>
-            <w:tcW w:type="dxa" w:w="5046"/>
-            <w:shd w:val="clear" w:color="auto" w:fill="D9E2F3"/>
-          </w:tcPr>
-          <w:p>
-            <w:pPr>
-              <w:jc w:val="center"/>
-            </w:pPr>
-            <w:r/>
-            <w:r>
-              <w:rPr>
-                <w:rFonts w:ascii="Arial" w:hAnsi="Arial"/>
-                <w:b/>
-                <w:sz w:val="16"/>
-              </w:rPr>
-              <w:t>Note</w:t>
+            <w:tcW w:type="dxa" w:w="1134"/>
+            <w:shd w:val="clear" w:color="auto" w:fill="D9D9D9"/>
+          </w:tcPr>
+          <w:p>
+            <w:r/>
+            <w:r>
+              <w:rPr>
+                <w:rFonts w:ascii="Verdana" w:hAnsi="Verdana"/>
+                <w:b w:val="0"/>
+                <w:sz w:val="16"/>
+              </w:rPr>
+              <w:t>CODE FIGURE</w:t>
+            </w:r>
+          </w:p>
+        </w:tc>
+        <w:tc>
+          <w:tcPr>
+            <w:tcW w:type="dxa" w:w="5046"/>
+            <w:shd w:val="clear" w:color="auto" w:fill="D9D9D9"/>
+          </w:tcPr>
+          <w:p>
+            <w:r/>
+            <w:r>
+              <w:rPr>
+                <w:rFonts w:ascii="Verdana" w:hAnsi="Verdana"/>
+                <w:b w:val="0"/>
+                <w:sz w:val="16"/>
+              </w:rPr>
+              <w:t>ENTRY NAME</w:t>
+            </w:r>
+          </w:p>
+        </w:tc>
+        <w:tc>
+          <w:tcPr>
+            <w:tcW w:type="dxa" w:w="5046"/>
+            <w:shd w:val="clear" w:color="auto" w:fill="D9D9D9"/>
+          </w:tcPr>
+          <w:p>
+            <w:r/>
+            <w:r>
+              <w:rPr>
+                <w:rFonts w:ascii="Verdana" w:hAnsi="Verdana"/>
+                <w:b w:val="0"/>
+                <w:sz w:val="16"/>
+              </w:rPr>
+              <w:t>NOTE</w:t>
             </w:r>
           </w:p>
         </w:tc>
@@ -8921,7 +9011,7 @@
             <w:r/>
             <w:r>
               <w:rPr>
-                <w:rFonts w:ascii="Arial" w:hAnsi="Arial"/>
+                <w:rFonts w:ascii="Verdana" w:hAnsi="Verdana"/>
                 <w:b w:val="0"/>
                 <w:sz w:val="16"/>
               </w:rPr>
@@ -8937,7 +9027,7 @@
             <w:r/>
             <w:r>
               <w:rPr>
-                <w:rFonts w:ascii="Arial" w:hAnsi="Arial"/>
+                <w:rFonts w:ascii="Verdana" w:hAnsi="Verdana"/>
                 <w:b w:val="0"/>
                 <w:sz w:val="16"/>
               </w:rPr>
@@ -8953,7 +9043,7 @@
             <w:r/>
             <w:r>
               <w:rPr>
-                <w:rFonts w:ascii="Arial" w:hAnsi="Arial"/>
+                <w:rFonts w:ascii="Verdana" w:hAnsi="Verdana"/>
                 <w:b w:val="0"/>
                 <w:sz w:val="16"/>
               </w:rPr>
@@ -8970,7 +9060,7 @@
             <w:r/>
             <w:r>
               <w:rPr>
-                <w:rFonts w:ascii="Arial" w:hAnsi="Arial"/>
+                <w:rFonts w:ascii="Verdana" w:hAnsi="Verdana"/>
                 <w:b w:val="0"/>
                 <w:sz w:val="16"/>
               </w:rPr>
@@ -8986,7 +9076,7 @@
             <w:r/>
             <w:r>
               <w:rPr>
-                <w:rFonts w:ascii="Arial" w:hAnsi="Arial"/>
+                <w:rFonts w:ascii="Verdana" w:hAnsi="Verdana"/>
                 <w:b w:val="0"/>
                 <w:sz w:val="16"/>
               </w:rPr>
@@ -9002,7 +9092,7 @@
             <w:r/>
             <w:r>
               <w:rPr>
-                <w:rFonts w:ascii="Arial" w:hAnsi="Arial"/>
+                <w:rFonts w:ascii="Verdana" w:hAnsi="Verdana"/>
                 <w:b w:val="0"/>
                 <w:sz w:val="16"/>
               </w:rPr>
@@ -9019,7 +9109,7 @@
             <w:r/>
             <w:r>
               <w:rPr>
-                <w:rFonts w:ascii="Arial" w:hAnsi="Arial"/>
+                <w:rFonts w:ascii="Verdana" w:hAnsi="Verdana"/>
                 <w:b w:val="0"/>
                 <w:sz w:val="16"/>
               </w:rPr>
@@ -9035,7 +9125,7 @@
             <w:r/>
             <w:r>
               <w:rPr>
-                <w:rFonts w:ascii="Arial" w:hAnsi="Arial"/>
+                <w:rFonts w:ascii="Verdana" w:hAnsi="Verdana"/>
                 <w:b w:val="0"/>
                 <w:sz w:val="16"/>
               </w:rPr>
@@ -9051,7 +9141,7 @@
             <w:r/>
             <w:r>
               <w:rPr>
-                <w:rFonts w:ascii="Arial" w:hAnsi="Arial"/>
+                <w:rFonts w:ascii="Verdana" w:hAnsi="Verdana"/>
                 <w:b w:val="0"/>
                 <w:sz w:val="16"/>
               </w:rPr>
@@ -9068,7 +9158,7 @@
             <w:r/>
             <w:r>
               <w:rPr>
-                <w:rFonts w:ascii="Arial" w:hAnsi="Arial"/>
+                <w:rFonts w:ascii="Verdana" w:hAnsi="Verdana"/>
                 <w:b w:val="0"/>
                 <w:sz w:val="16"/>
               </w:rPr>
@@ -9084,7 +9174,7 @@
             <w:r/>
             <w:r>
               <w:rPr>
-                <w:rFonts w:ascii="Arial" w:hAnsi="Arial"/>
+                <w:rFonts w:ascii="Verdana" w:hAnsi="Verdana"/>
                 <w:b w:val="0"/>
                 <w:sz w:val="16"/>
               </w:rPr>
@@ -9100,7 +9190,7 @@
             <w:r/>
             <w:r>
               <w:rPr>
-                <w:rFonts w:ascii="Arial" w:hAnsi="Arial"/>
+                <w:rFonts w:ascii="Verdana" w:hAnsi="Verdana"/>
                 <w:b w:val="0"/>
                 <w:sz w:val="16"/>
               </w:rPr>
@@ -9113,7 +9203,7 @@
     <w:p>
       <w:r>
         <w:rPr>
-          <w:rFonts w:ascii="Arial" w:hAnsi="Arial"/>
+          <w:rFonts w:ascii="Verdana" w:hAnsi="Verdana"/>
           <w:b/>
           <w:sz w:val="18"/>
         </w:rPr>
@@ -9126,6 +9216,20 @@
         <w:tblW w:type="auto" w:w="0"/>
         <w:jc w:val="center"/>
         <w:tblLook w:firstColumn="1" w:firstRow="1" w:lastColumn="0" w:lastRow="0" w:noHBand="0" w:noVBand="1" w:val="04A0"/>
+        <w:tblBorders>
+          <w:top w:val="single" w:sz="4" w:space="0" w:color="595959"/>
+          <w:left w:val="single" w:sz="4" w:space="0" w:color="595959"/>
+          <w:bottom w:val="single" w:sz="4" w:space="0" w:color="595959"/>
+          <w:right w:val="single" w:sz="4" w:space="0" w:color="595959"/>
+          <w:insideH w:val="single" w:sz="4" w:space="0" w:color="595959"/>
+          <w:insideV w:val="single" w:sz="4" w:space="0" w:color="595959"/>
+        </w:tblBorders>
+        <w:tblCellMar>
+          <w:top w:w="85" w:type="dxa"/>
+          <w:left w:w="85" w:type="dxa"/>
+          <w:bottom w:w="85" w:type="dxa"/>
+          <w:right w:w="85" w:type="dxa"/>
+        </w:tblCellMar>
       </w:tblPr>
       <w:tblGrid>
         <w:gridCol w:w="5046"/>
@@ -9135,61 +9239,52 @@
       <w:tr>
         <w:tc>
           <w:tcPr>
-            <w:tcW w:type="dxa" w:w="5046"/>
-            <w:shd w:val="clear" w:color="auto" w:fill="D9E2F3"/>
-          </w:tcPr>
-          <w:p>
-            <w:pPr>
-              <w:jc w:val="center"/>
-            </w:pPr>
-            <w:r/>
-            <w:r>
-              <w:rPr>
-                <w:rFonts w:ascii="Arial" w:hAnsi="Arial"/>
-                <w:b/>
-                <w:sz w:val="16"/>
-              </w:rPr>
-              <w:t>Code Figure</w:t>
-            </w:r>
-          </w:p>
-        </w:tc>
-        <w:tc>
-          <w:tcPr>
-            <w:tcW w:type="dxa" w:w="5046"/>
-            <w:shd w:val="clear" w:color="auto" w:fill="D9E2F3"/>
-          </w:tcPr>
-          <w:p>
-            <w:pPr>
-              <w:jc w:val="center"/>
-            </w:pPr>
-            <w:r/>
-            <w:r>
-              <w:rPr>
-                <w:rFonts w:ascii="Arial" w:hAnsi="Arial"/>
-                <w:b/>
-                <w:sz w:val="16"/>
-              </w:rPr>
-              <w:t>Entry Name</w:t>
-            </w:r>
-          </w:p>
-        </w:tc>
-        <w:tc>
-          <w:tcPr>
-            <w:tcW w:type="dxa" w:w="5046"/>
-            <w:shd w:val="clear" w:color="auto" w:fill="D9E2F3"/>
-          </w:tcPr>
-          <w:p>
-            <w:pPr>
-              <w:jc w:val="center"/>
-            </w:pPr>
-            <w:r/>
-            <w:r>
-              <w:rPr>
-                <w:rFonts w:ascii="Arial" w:hAnsi="Arial"/>
-                <w:b/>
-                <w:sz w:val="16"/>
-              </w:rPr>
-              <w:t>Note</w:t>
+            <w:tcW w:type="dxa" w:w="1134"/>
+            <w:shd w:val="clear" w:color="auto" w:fill="D9D9D9"/>
+          </w:tcPr>
+          <w:p>
+            <w:r/>
+            <w:r>
+              <w:rPr>
+                <w:rFonts w:ascii="Verdana" w:hAnsi="Verdana"/>
+                <w:b w:val="0"/>
+                <w:sz w:val="16"/>
+              </w:rPr>
+              <w:t>CODE FIGURE</w:t>
+            </w:r>
+          </w:p>
+        </w:tc>
+        <w:tc>
+          <w:tcPr>
+            <w:tcW w:type="dxa" w:w="5046"/>
+            <w:shd w:val="clear" w:color="auto" w:fill="D9D9D9"/>
+          </w:tcPr>
+          <w:p>
+            <w:r/>
+            <w:r>
+              <w:rPr>
+                <w:rFonts w:ascii="Verdana" w:hAnsi="Verdana"/>
+                <w:b w:val="0"/>
+                <w:sz w:val="16"/>
+              </w:rPr>
+              <w:t>ENTRY NAME</w:t>
+            </w:r>
+          </w:p>
+        </w:tc>
+        <w:tc>
+          <w:tcPr>
+            <w:tcW w:type="dxa" w:w="5046"/>
+            <w:shd w:val="clear" w:color="auto" w:fill="D9D9D9"/>
+          </w:tcPr>
+          <w:p>
+            <w:r/>
+            <w:r>
+              <w:rPr>
+                <w:rFonts w:ascii="Verdana" w:hAnsi="Verdana"/>
+                <w:b w:val="0"/>
+                <w:sz w:val="16"/>
+              </w:rPr>
+              <w:t>NOTE</w:t>
             </w:r>
           </w:p>
         </w:tc>
@@ -9203,7 +9298,7 @@
             <w:r/>
             <w:r>
               <w:rPr>
-                <w:rFonts w:ascii="Arial" w:hAnsi="Arial"/>
+                <w:rFonts w:ascii="Verdana" w:hAnsi="Verdana"/>
                 <w:b w:val="0"/>
                 <w:sz w:val="16"/>
               </w:rPr>
@@ -9219,7 +9314,7 @@
             <w:r/>
             <w:r>
               <w:rPr>
-                <w:rFonts w:ascii="Arial" w:hAnsi="Arial"/>
+                <w:rFonts w:ascii="Verdana" w:hAnsi="Verdana"/>
                 <w:b w:val="0"/>
                 <w:sz w:val="16"/>
               </w:rPr>
@@ -9235,7 +9330,7 @@
             <w:r/>
             <w:r>
               <w:rPr>
-                <w:rFonts w:ascii="Arial" w:hAnsi="Arial"/>
+                <w:rFonts w:ascii="Verdana" w:hAnsi="Verdana"/>
                 <w:b w:val="0"/>
                 <w:sz w:val="16"/>
               </w:rPr>
@@ -9252,7 +9347,7 @@
             <w:r/>
             <w:r>
               <w:rPr>
-                <w:rFonts w:ascii="Arial" w:hAnsi="Arial"/>
+                <w:rFonts w:ascii="Verdana" w:hAnsi="Verdana"/>
                 <w:b w:val="0"/>
                 <w:sz w:val="16"/>
               </w:rPr>
@@ -9268,7 +9363,7 @@
             <w:r/>
             <w:r>
               <w:rPr>
-                <w:rFonts w:ascii="Arial" w:hAnsi="Arial"/>
+                <w:rFonts w:ascii="Verdana" w:hAnsi="Verdana"/>
                 <w:b w:val="0"/>
                 <w:sz w:val="16"/>
               </w:rPr>
@@ -9284,7 +9379,7 @@
             <w:r/>
             <w:r>
               <w:rPr>
-                <w:rFonts w:ascii="Arial" w:hAnsi="Arial"/>
+                <w:rFonts w:ascii="Verdana" w:hAnsi="Verdana"/>
                 <w:b w:val="0"/>
                 <w:sz w:val="16"/>
               </w:rPr>
@@ -9301,7 +9396,7 @@
             <w:r/>
             <w:r>
               <w:rPr>
-                <w:rFonts w:ascii="Arial" w:hAnsi="Arial"/>
+                <w:rFonts w:ascii="Verdana" w:hAnsi="Verdana"/>
                 <w:b w:val="0"/>
                 <w:sz w:val="16"/>
               </w:rPr>
@@ -9317,7 +9412,7 @@
             <w:r/>
             <w:r>
               <w:rPr>
-                <w:rFonts w:ascii="Arial" w:hAnsi="Arial"/>
+                <w:rFonts w:ascii="Verdana" w:hAnsi="Verdana"/>
                 <w:b w:val="0"/>
                 <w:sz w:val="16"/>
               </w:rPr>
@@ -9333,7 +9428,7 @@
             <w:r/>
             <w:r>
               <w:rPr>
-                <w:rFonts w:ascii="Arial" w:hAnsi="Arial"/>
+                <w:rFonts w:ascii="Verdana" w:hAnsi="Verdana"/>
                 <w:b w:val="0"/>
                 <w:sz w:val="16"/>
               </w:rPr>
@@ -9350,7 +9445,7 @@
             <w:r/>
             <w:r>
               <w:rPr>
-                <w:rFonts w:ascii="Arial" w:hAnsi="Arial"/>
+                <w:rFonts w:ascii="Verdana" w:hAnsi="Verdana"/>
                 <w:b w:val="0"/>
                 <w:sz w:val="16"/>
               </w:rPr>
@@ -9366,7 +9461,7 @@
             <w:r/>
             <w:r>
               <w:rPr>
-                <w:rFonts w:ascii="Arial" w:hAnsi="Arial"/>
+                <w:rFonts w:ascii="Verdana" w:hAnsi="Verdana"/>
                 <w:b w:val="0"/>
                 <w:sz w:val="16"/>
               </w:rPr>
@@ -9382,7 +9477,7 @@
             <w:r/>
             <w:r>
               <w:rPr>
-                <w:rFonts w:ascii="Arial" w:hAnsi="Arial"/>
+                <w:rFonts w:ascii="Verdana" w:hAnsi="Verdana"/>
                 <w:b w:val="0"/>
                 <w:sz w:val="16"/>
               </w:rPr>

--- a/docx/en/BUFRCREX_CodeFlag_en_03.docx
+++ b/docx/en/BUFRCREX_CodeFlag_en_03.docx
@@ -22,7 +22,7 @@
           <w:b/>
           <w:sz w:val="18"/>
         </w:rPr>
-        <w:t>003001  Surface station type</w:t>
+        <w:t>0 03 001  Surface station type</w:t>
       </w:r>
     </w:p>
     <w:tbl>
@@ -750,7 +750,7 @@
           <w:b/>
           <w:sz w:val="18"/>
         </w:rPr>
-        <w:t>003003  Thermometer/hygrometer housing</w:t>
+        <w:t>0 03 003  Thermometer/hygrometer housing</w:t>
       </w:r>
     </w:p>
     <w:tbl>
@@ -1282,7 +1282,7 @@
           <w:b/>
           <w:sz w:val="18"/>
         </w:rPr>
-        <w:t>003004  Type of screen/shelter/radiation shield</w:t>
+        <w:t>0 03 004  Type of screen/shelter/radiation shield</w:t>
       </w:r>
     </w:p>
     <w:tbl>
@@ -1961,7 +1961,7 @@
           <w:b/>
           <w:sz w:val="18"/>
         </w:rPr>
-        <w:t>003008  Artificially ventilated screen or shield</w:t>
+        <w:t>0 03 008  Artificially ventilated screen or shield</w:t>
       </w:r>
     </w:p>
     <w:tbl>
@@ -2297,7 +2297,7 @@
           <w:b/>
           <w:sz w:val="18"/>
         </w:rPr>
-        <w:t>003010  Method of sea/water current measurement</w:t>
+        <w:t>0 03 010  Method of sea/water current measurement</w:t>
       </w:r>
     </w:p>
     <w:tbl>
@@ -3026,7 +3026,7 @@
           <w:b/>
           <w:sz w:val="18"/>
         </w:rPr>
-        <w:t>003011  Method of depth calculation</w:t>
+        <w:t>0 03 011  Method of depth calculation</w:t>
       </w:r>
     </w:p>
     <w:tbl>
@@ -3313,7 +3313,7 @@
           <w:b/>
           <w:sz w:val="18"/>
         </w:rPr>
-        <w:t>003012  Instrument type/sensor for dissolved oxygen measurement</w:t>
+        <w:t>0 03 012  Instrument type/sensor for dissolved oxygen measurement</w:t>
       </w:r>
     </w:p>
     <w:tbl>
@@ -3600,7 +3600,7 @@
           <w:b/>
           <w:sz w:val="18"/>
         </w:rPr>
-        <w:t>003016  Position of road sensors</w:t>
+        <w:t>0 03 016  Position of road sensors</w:t>
       </w:r>
     </w:p>
     <w:tbl>
@@ -4181,7 +4181,7 @@
           <w:b/>
           <w:sz w:val="18"/>
         </w:rPr>
-        <w:t>003017  Extended type of station</w:t>
+        <w:t>0 03 017  Extended type of station</w:t>
       </w:r>
     </w:p>
     <w:tbl>
@@ -4566,7 +4566,7 @@
           <w:b/>
           <w:sz w:val="18"/>
         </w:rPr>
-        <w:t>003018  Type of road</w:t>
+        <w:t>0 03 018  Type of road</w:t>
       </w:r>
     </w:p>
     <w:tbl>
@@ -5833,7 +5833,7 @@
           <w:b/>
           <w:sz w:val="18"/>
         </w:rPr>
-        <w:t>003019  Type of construction</w:t>
+        <w:t>0 03 019  Type of construction</w:t>
       </w:r>
     </w:p>
     <w:tbl>
@@ -6365,7 +6365,7 @@
           <w:b/>
           <w:sz w:val="18"/>
         </w:rPr>
-        <w:t>003020  Material for thermometer/hygrometer housing</w:t>
+        <w:t>0 03 020  Material for thermometer/hygrometer housing</w:t>
       </w:r>
     </w:p>
     <w:tbl>
@@ -6750,7 +6750,7 @@
           <w:b/>
           <w:sz w:val="18"/>
         </w:rPr>
-        <w:t>003021  Hygrometer heating</w:t>
+        <w:t>0 03 021  Hygrometer heating</w:t>
       </w:r>
     </w:p>
     <w:tbl>
@@ -7037,7 +7037,7 @@
           <w:b/>
           <w:sz w:val="18"/>
         </w:rPr>
-        <w:t>003022  Instrument owner</w:t>
+        <w:t>0 03 022  Instrument owner</w:t>
       </w:r>
     </w:p>
     <w:tbl>
@@ -7373,7 +7373,7 @@
           <w:b/>
           <w:sz w:val="18"/>
         </w:rPr>
-        <w:t>003023  Configuration of louvers for thermometer/hygrometer screen</w:t>
+        <w:t>0 03 023  Configuration of louvers for thermometer/hygrometer screen</w:t>
       </w:r>
     </w:p>
     <w:tbl>
@@ -7856,7 +7856,7 @@
           <w:b/>
           <w:sz w:val="18"/>
         </w:rPr>
-        <w:t>003027  Type of flight rig</w:t>
+        <w:t>0 03 027  Type of flight rig</w:t>
       </w:r>
     </w:p>
     <w:tbl>
@@ -8388,7 +8388,7 @@
           <w:b/>
           <w:sz w:val="18"/>
         </w:rPr>
-        <w:t>003028  Method of snow water equivalent measurement</w:t>
+        <w:t>0 03 028  Method of snow water equivalent measurement</w:t>
       </w:r>
     </w:p>
     <w:tbl>
@@ -8920,7 +8920,7 @@
           <w:b/>
           <w:sz w:val="18"/>
         </w:rPr>
-        <w:t>003029  Swath</w:t>
+        <w:t>0 03 029  Swath</w:t>
       </w:r>
     </w:p>
     <w:tbl>
@@ -9207,7 +9207,7 @@
           <w:b/>
           <w:sz w:val="18"/>
         </w:rPr>
-        <w:t>003030  Antenna status</w:t>
+        <w:t>0 03 030  Antenna status</w:t>
       </w:r>
     </w:p>
     <w:tbl>

--- a/docx/en/BUFRCREX_CodeFlag_en_03.docx
+++ b/docx/en/BUFRCREX_CodeFlag_en_03.docx
@@ -13,6 +13,566 @@
           <w:sz w:val="22"/>
         </w:rPr>
         <w:t>Class 03</w:t>
+      </w:r>
+    </w:p>
+    <w:p>
+      <w:r>
+        <w:rPr>
+          <w:rFonts w:ascii="Verdana" w:hAnsi="Verdana"/>
+          <w:i/>
+          <w:sz w:val="14"/>
+        </w:rPr>
+        <w:t>Note 2: 'Clear' and 'overcast' are coded by 0 and 8, respectively.</w:t>
+      </w:r>
+    </w:p>
+    <w:p>
+      <w:r>
+        <w:rPr>
+          <w:rFonts w:ascii="Verdana" w:hAnsi="Verdana"/>
+          <w:i/>
+          <w:sz w:val="14"/>
+        </w:rPr>
+        <w:t>Note 5: (0 is good, 1 is bad)</w:t>
+      </w:r>
+    </w:p>
+    <w:p>
+      <w:r>
+        <w:rPr>
+          <w:rFonts w:ascii="Verdana" w:hAnsi="Verdana"/>
+          <w:i/>
+          <w:sz w:val="14"/>
+        </w:rPr>
+        <w:t>Note 6: (See Common Code table C-1 in Part C/c.)</w:t>
+      </w:r>
+    </w:p>
+    <w:p>
+      <w:r>
+        <w:rPr>
+          <w:rFonts w:ascii="Verdana" w:hAnsi="Verdana"/>
+          <w:i/>
+          <w:sz w:val="14"/>
+        </w:rPr>
+        <w:t>Note 7: (See Common Code table C-2 in Part C/c.)</w:t>
+      </w:r>
+    </w:p>
+    <w:p>
+      <w:r>
+        <w:rPr>
+          <w:rFonts w:ascii="Verdana" w:hAnsi="Verdana"/>
+          <w:i/>
+          <w:sz w:val="14"/>
+        </w:rPr>
+        <w:t>Note 8: (See Common Code table C-3)</w:t>
+      </w:r>
+    </w:p>
+    <w:p>
+      <w:r>
+        <w:rPr>
+          <w:rFonts w:ascii="Verdana" w:hAnsi="Verdana"/>
+          <w:i/>
+          <w:sz w:val="14"/>
+        </w:rPr>
+        <w:t>Note 9: (See Common Code table C-4)</w:t>
+      </w:r>
+    </w:p>
+    <w:p>
+      <w:r>
+        <w:rPr>
+          <w:rFonts w:ascii="Verdana" w:hAnsi="Verdana"/>
+          <w:i/>
+          <w:sz w:val="14"/>
+        </w:rPr>
+        <w:t>Note 10: (See Common Code table C-5 Part C/c.)</w:t>
+      </w:r>
+    </w:p>
+    <w:p>
+      <w:r>
+        <w:rPr>
+          <w:rFonts w:ascii="Verdana" w:hAnsi="Verdana"/>
+          <w:i/>
+          <w:sz w:val="14"/>
+        </w:rPr>
+        <w:t>Note 11: (See Common Code table C-7 in Part C/c.)</w:t>
+      </w:r>
+    </w:p>
+    <w:p>
+      <w:r>
+        <w:rPr>
+          <w:rFonts w:ascii="Verdana" w:hAnsi="Verdana"/>
+          <w:i/>
+          <w:sz w:val="14"/>
+        </w:rPr>
+        <w:t>Note 12: (See Common Code table C-8 in Part C/c.)</w:t>
+      </w:r>
+    </w:p>
+    <w:p>
+      <w:r>
+        <w:rPr>
+          <w:rFonts w:ascii="Verdana" w:hAnsi="Verdana"/>
+          <w:i/>
+          <w:sz w:val="14"/>
+        </w:rPr>
+        <w:t>Note 13: (See Common Code table C-14 Part C/c.)</w:t>
+      </w:r>
+    </w:p>
+    <w:p>
+      <w:r>
+        <w:rPr>
+          <w:rFonts w:ascii="Verdana" w:hAnsi="Verdana"/>
+          <w:i/>
+          <w:sz w:val="14"/>
+        </w:rPr>
+        <w:t>Note 14: (To be defined by centres themselves - See Common Code table C-12 in Part C/c.)</w:t>
+      </w:r>
+    </w:p>
+    <w:p>
+      <w:r>
+        <w:rPr>
+          <w:rFonts w:ascii="Verdana" w:hAnsi="Verdana"/>
+          <w:i/>
+          <w:sz w:val="14"/>
+        </w:rPr>
+        <w:t>Note 15: (To be developed)</w:t>
+      </w:r>
+    </w:p>
+    <w:p>
+      <w:r>
+        <w:rPr>
+          <w:rFonts w:ascii="Verdana" w:hAnsi="Verdana"/>
+          <w:i/>
+          <w:sz w:val="14"/>
+        </w:rPr>
+        <w:t>Note 16: A consecutive sequence of 2 or more of location coordinates, such as latitude and longitude pairs,defines a line or polygon. Points shall be joined in the order given in the message. Any area described will fall left of the drawn boundary in the direction established by the order of the points given in the message. This definition is for simple non-intersecting polygons without holes.</w:t>
+      </w:r>
+    </w:p>
+    <w:p>
+      <w:r>
+        <w:rPr>
+          <w:rFonts w:ascii="Verdana" w:hAnsi="Verdana"/>
+          <w:i/>
+          <w:sz w:val="14"/>
+        </w:rPr>
+        <w:t>Note 17: All bits off implies a good calibration.</w:t>
+      </w:r>
+    </w:p>
+    <w:p>
+      <w:r>
+        <w:rPr>
+          <w:rFonts w:ascii="Verdana" w:hAnsi="Verdana"/>
+          <w:i/>
+          <w:sz w:val="14"/>
+        </w:rPr>
+        <w:t>Note 18: All first-order statistics are in the units defined by the original data descriptors.</w:t>
+      </w:r>
+    </w:p>
+    <w:p>
+      <w:r>
+        <w:rPr>
+          <w:rFonts w:ascii="Verdana" w:hAnsi="Verdana"/>
+          <w:i/>
+          <w:sz w:val="14"/>
+        </w:rPr>
+        <w:t>Note 19: Associated field significance shall be used initially in conjunction with the quality of observed data.</w:t>
+      </w:r>
+    </w:p>
+    <w:p>
+      <w:r>
+        <w:rPr>
+          <w:rFonts w:ascii="Verdana" w:hAnsi="Verdana"/>
+          <w:i/>
+          <w:sz w:val="14"/>
+        </w:rPr>
+        <w:t>Note 21: Beginning with the first bit position (high order bit), if the bit position is set to one, then the channel is used. If the bit position is set to zero, then the channel is not used.</w:t>
+      </w:r>
+    </w:p>
+    <w:p>
+      <w:r>
+        <w:rPr>
+          <w:rFonts w:ascii="Verdana" w:hAnsi="Verdana"/>
+          <w:i/>
+          <w:sz w:val="14"/>
+        </w:rPr>
+        <w:t>Note 22: Bit flags denoting the elements included in processing sounding data.</w:t>
+      </w:r>
+    </w:p>
+    <w:p>
+      <w:r>
+        <w:rPr>
+          <w:rFonts w:ascii="Verdana" w:hAnsi="Verdana"/>
+          <w:i/>
+          <w:sz w:val="14"/>
+        </w:rPr>
+        <w:t>Note 23: Bit flags denoting the instrument and/or channels used in obtaining various physical parameters. If, in any grouping of parameters, all bits = 0, then no retrieval was made for that parameter or set of parameters.</w:t>
+      </w:r>
+    </w:p>
+    <w:p>
+      <w:r>
+        <w:rPr>
+          <w:rFonts w:ascii="Verdana" w:hAnsi="Verdana"/>
+          <w:i/>
+          <w:sz w:val="14"/>
+        </w:rPr>
+        <w:t>Note 24: Bits 1-4 represent time problem code. All bits off implies the scan time is as expected.</w:t>
+      </w:r>
+    </w:p>
+    <w:p>
+      <w:r>
+        <w:rPr>
+          <w:rFonts w:ascii="Verdana" w:hAnsi="Verdana"/>
+          <w:i/>
+          <w:sz w:val="14"/>
+        </w:rPr>
+        <w:t>Note 25: Bits 11-17 represent Earth location problem code. All bits set to zero implies the Earth location was normal.</w:t>
+      </w:r>
+    </w:p>
+    <w:p>
+      <w:r>
+        <w:rPr>
+          <w:rFonts w:ascii="Verdana" w:hAnsi="Verdana"/>
+          <w:i/>
+          <w:sz w:val="14"/>
+        </w:rPr>
+        <w:t>Note 27: Bits 5-10 represent calibration problem code. All bits set to zero indicated normal calibration. Where any of bits 5, 7, 10 are set, secondary calibration coefficients have been used.</w:t>
+      </w:r>
+    </w:p>
+    <w:p>
+      <w:r>
+        <w:rPr>
+          <w:rFonts w:ascii="Verdana" w:hAnsi="Verdana"/>
+          <w:i/>
+          <w:sz w:val="14"/>
+        </w:rPr>
+        <w:t>Note 32: Code figures 1-9: Duration and time of current measurement (vector or Doppler current profiling method).</w:t>
+      </w:r>
+    </w:p>
+    <w:p>
+      <w:r>
+        <w:rPr>
+          <w:rFonts w:ascii="Verdana" w:hAnsi="Verdana"/>
+          <w:i/>
+          <w:sz w:val="14"/>
+        </w:rPr>
+        <w:t>Note 33: Code figures 11-19: Period of current measurement (drift method).</w:t>
+      </w:r>
+    </w:p>
+    <w:p>
+      <w:r>
+        <w:rPr>
+          <w:rFonts w:ascii="Verdana" w:hAnsi="Verdana"/>
+          <w:i/>
+          <w:sz w:val="14"/>
+        </w:rPr>
+        <w:t>Note 34: Code figures for generic precipitation (code figures 140-148) are arranged in order of increasing complexity. For example, a very simple station that can sense only the presence or absence of precipitation would use code figure 140 (precipitation). At the next level, an automatic station capable of sensing amount but not type would use code figure 141 or 142. An automatic station capable of sensing gross type (liquid, solid, freezing) and amount would use code figures 143-148. An automatic station capable of reporting actual types of precipitation (e.g. drizzle rain), but not the amount, would use the appropriate whole decile number (e.g. 150 for generic drizzle, 160 for generic rain).</w:t>
+      </w:r>
+    </w:p>
+    <w:p>
+      <w:r>
+        <w:rPr>
+          <w:rFonts w:ascii="Verdana" w:hAnsi="Verdana"/>
+          <w:i/>
+          <w:sz w:val="14"/>
+        </w:rPr>
+        <w:t>Note 35: Descriptor 0 25 009 is deprecated. 0 25 029 should be used instead.</w:t>
+      </w:r>
+    </w:p>
+    <w:p>
+      <w:r>
+        <w:rPr>
+          <w:rFonts w:ascii="Verdana" w:hAnsi="Verdana"/>
+          <w:i/>
+          <w:sz w:val="14"/>
+        </w:rPr>
+        <w:t>Note 36: Difference statistics are difference values; they have dimensions the same as the corresponding reported values with respect to units, but assume a range centred on zero (e.g., the difference between reported and analysed values, the difference between reported and forecast values).</w:t>
+      </w:r>
+    </w:p>
+    <w:p>
+      <w:r>
+        <w:rPr>
+          <w:rFonts w:ascii="Verdana" w:hAnsi="Verdana"/>
+          <w:i/>
+          <w:sz w:val="14"/>
+        </w:rPr>
+        <w:t>Note 39: EPSG is a dataset of coordinate system and coordinate system transformations, originally produced and maintained by the European Petroleum Survey Group. It is now maintained by the Geodesy Subcommittee of the International Association of Oil and Gas Producers Geomatics Committee.</w:t>
+      </w:r>
+    </w:p>
+    <w:p>
+      <w:r>
+        <w:rPr>
+          <w:rFonts w:ascii="Verdana" w:hAnsi="Verdana"/>
+          <w:i/>
+          <w:sz w:val="14"/>
+        </w:rPr>
+        <w:t>Note 42: Further applications may be developed.</w:t>
+      </w:r>
+    </w:p>
+    <w:p>
+      <w:r>
+        <w:rPr>
+          <w:rFonts w:ascii="Verdana" w:hAnsi="Verdana"/>
+          <w:i/>
+          <w:sz w:val="14"/>
+        </w:rPr>
+        <w:t>Note 43: Generic terms for weather (e.g. fog, drizzle) are intended for use at automatic stations capable of determining types of weather but no other information. Generic terms are included in the code table using all capital letters.</w:t>
+      </w:r>
+    </w:p>
+    <w:p>
+      <w:r>
+        <w:rPr>
+          <w:rFonts w:ascii="Verdana" w:hAnsi="Verdana"/>
+          <w:i/>
+          <w:sz w:val="14"/>
+        </w:rPr>
+        <w:t>Note 45: H = Time of observation.</w:t>
+      </w:r>
+    </w:p>
+    <w:p>
+      <w:r>
+        <w:rPr>
+          <w:rFonts w:ascii="Verdana" w:hAnsi="Verdana"/>
+          <w:i/>
+          <w:sz w:val="14"/>
+        </w:rPr>
+        <w:t>Note 49: If bit is set to 1 then statement is true.</w:t>
+      </w:r>
+    </w:p>
+    <w:p>
+      <w:r>
+        <w:rPr>
+          <w:rFonts w:ascii="Verdana" w:hAnsi="Verdana"/>
+          <w:i/>
+          <w:sz w:val="14"/>
+        </w:rPr>
+        <w:t>Note 50: In all instances the highest code figures applicable are to be reported.</w:t>
+      </w:r>
+    </w:p>
+    <w:p>
+      <w:r>
+        <w:rPr>
+          <w:rFonts w:ascii="Verdana" w:hAnsi="Verdana"/>
+          <w:i/>
+          <w:sz w:val="14"/>
+        </w:rPr>
+        <w:t>Note 52: In reports from automatic stations, code figure 2 shall be used when tendency is positive, 7 when negative, and 4 when pressure is the same as three hours before.</w:t>
+      </w:r>
+    </w:p>
+    <w:p>
+      <w:r>
+        <w:rPr>
+          <w:rFonts w:ascii="Verdana" w:hAnsi="Verdana"/>
+          <w:i/>
+          <w:sz w:val="14"/>
+        </w:rPr>
+        <w:t>Note 53: In reports from tropical stations reporting 24-hour pressure changes, code figure 2 shall be used when tendency is positive, 7 when negative, and 4 when pressure is the same as 24 hours before.</w:t>
+      </w:r>
+    </w:p>
+    <w:p>
+      <w:r>
+        <w:rPr>
+          <w:rFonts w:ascii="Verdana" w:hAnsi="Verdana"/>
+          <w:i/>
+          <w:sz w:val="14"/>
+        </w:rPr>
+        <w:t>Note 54: In the above code table, whenever reference is made to ice, it also includes solid precipitation other than snow.</w:t>
+      </w:r>
+    </w:p>
+    <w:p>
+      <w:r>
+        <w:rPr>
+          <w:rFonts w:ascii="Verdana" w:hAnsi="Verdana"/>
+          <w:i/>
+          <w:sz w:val="14"/>
+        </w:rPr>
+        <w:t>Note 57: Mixed precipitation is indicated by setting to one the bits of all the observed single types of precipitation.</w:t>
+      </w:r>
+    </w:p>
+    <w:p>
+      <w:r>
+        <w:rPr>
+          <w:rFonts w:ascii="Verdana" w:hAnsi="Verdana"/>
+          <w:i/>
+          <w:sz w:val="14"/>
+        </w:rPr>
+        <w:t>Note 59: New local names for storm of various strengths shall be added as necessary.</w:t>
+      </w:r>
+    </w:p>
+    <w:p>
+      <w:r>
+        <w:rPr>
+          <w:rFonts w:ascii="Verdana" w:hAnsi="Verdana"/>
+          <w:i/>
+          <w:sz w:val="14"/>
+        </w:rPr>
+        <w:t>Note 60: None of the code figures exclude the addition of interpolated levels at the discretion of the generating centre.</w:t>
+      </w:r>
+    </w:p>
+    <w:p>
+      <w:r>
+        <w:rPr>
+          <w:rFonts w:ascii="Verdana" w:hAnsi="Verdana"/>
+          <w:i/>
+          <w:sz w:val="14"/>
+        </w:rPr>
+        <w:t>Note 63: Phenomenon in this flag table means any phenomenon, including precipitation and obscuration.</w:t>
+      </w:r>
+    </w:p>
+    <w:p>
+      <w:r>
+        <w:rPr>
+          <w:rFonts w:ascii="Verdana" w:hAnsi="Verdana"/>
+          <w:i/>
+          <w:sz w:val="14"/>
+        </w:rPr>
+        <w:t>Note 75: The definitions in code numbers 0 to 2 and 4 apply to representative bare ground and numbers 3, 5 to 9 and 10 to 19 to an open representative area.</w:t>
+      </w:r>
+    </w:p>
+    <w:p>
+      <w:r>
+        <w:rPr>
+          <w:rFonts w:ascii="Verdana" w:hAnsi="Verdana"/>
+          <w:i/>
+          <w:sz w:val="14"/>
+        </w:rPr>
+        <w:t>Note 76: The exact bounding height shall be assigned for the lower code figure; e.g., a height of 4 m is coded as 5.</w:t>
+      </w:r>
+    </w:p>
+    <w:p>
+      <w:r>
+        <w:rPr>
+          <w:rFonts w:ascii="Verdana" w:hAnsi="Verdana"/>
+          <w:i/>
+          <w:sz w:val="14"/>
+        </w:rPr>
+        <w:t>Note 78: The first three digits represent the ISO country code.</w:t>
+      </w:r>
+    </w:p>
+    <w:p>
+      <w:r>
+        <w:rPr>
+          <w:rFonts w:ascii="Verdana" w:hAnsi="Verdana"/>
+          <w:i/>
+          <w:sz w:val="14"/>
+        </w:rPr>
+        <w:t>Note 79: The last column in the table contains the associated registry number from the Chemical Abstracts Service (CAS) of the American Chemical Society.</w:t>
+      </w:r>
+    </w:p>
+    <w:p>
+      <w:r>
+        <w:rPr>
+          <w:rFonts w:ascii="Verdana" w:hAnsi="Verdana"/>
+          <w:i/>
+          <w:sz w:val="14"/>
+        </w:rPr>
+        <w:t>Note 80: The middle portion of this code table (code figures 100-199) includes terms on several levels to cover simple and increasingly complex automatic stations.</w:t>
+      </w:r>
+    </w:p>
+    <w:p>
+      <w:r>
+        <w:rPr>
+          <w:rFonts w:ascii="Verdana" w:hAnsi="Verdana"/>
+          <w:i/>
+          <w:sz w:val="14"/>
+        </w:rPr>
+        <w:t>Note 81: The nominal range for the surface soil moisture is 0% - 100%. In extreme cases, the extrapolated backscatter at 40 degrees incidence angle may exceed the dry or the wet backscatter reference. In these cases, the value provided by the measurement process of surface soil moisture is, respectively,less than 0% or more than 100%.</w:t>
+      </w:r>
+    </w:p>
+    <w:p>
+      <w:r>
+        <w:rPr>
+          <w:rFonts w:ascii="Verdana" w:hAnsi="Verdana"/>
+          <w:i/>
+          <w:sz w:val="14"/>
+        </w:rPr>
+        <w:t>Note 84: These values refer to well-developed wind waves of the open sea. While priority shall be given to the descriptive terms, these height values may be used for guidance by the observer when reporting the total state of agitation of the sea resulting from various factors such as wind, swell, currents, angle between swell and wind, etc.</w:t>
+      </w:r>
+    </w:p>
+    <w:p>
+      <w:r>
+        <w:rPr>
+          <w:rFonts w:ascii="Verdana" w:hAnsi="Verdana"/>
+          <w:i/>
+          <w:sz w:val="14"/>
+        </w:rPr>
+        <w:t>Note 85: This descriptor will be associated with visibility data or height of clouds data to specify if the value is bounded. If the reported data is the true value, the code figure is 0. However, the measurement can hit the limit of the instrument measurement capability. If the reported value is higher than the true value, the codefigure is 1; if the reported value is lower than the true value, the code figure is 2.</w:t>
+      </w:r>
+    </w:p>
+    <w:p>
+      <w:r>
+        <w:rPr>
+          <w:rFonts w:ascii="Verdana" w:hAnsi="Verdana"/>
+          <w:i/>
+          <w:sz w:val="14"/>
+        </w:rPr>
+        <w:t>Note 88: Time significance must be qualified by appropriate time periods being specified.</w:t>
+      </w:r>
+    </w:p>
+    <w:p>
+      <w:r>
+        <w:rPr>
+          <w:rFonts w:ascii="Verdana" w:hAnsi="Verdana"/>
+          <w:i/>
+          <w:sz w:val="14"/>
+        </w:rPr>
+        <w:t>Note 90: Type of instrumentation and original units for wind measurement (measured in m s–1 unless otherwise indicated).</w:t>
+      </w:r>
+    </w:p>
+    <w:p>
+      <w:r>
+        <w:rPr>
+          <w:rFonts w:ascii="Verdana" w:hAnsi="Verdana"/>
+          <w:i/>
+          <w:sz w:val="14"/>
+        </w:rPr>
+        <w:t>Note 94: Where the original reporting method is as indicated by code figure 1, the following conversion is recommended to obtain a suitable data value corresponding to descriptor 0 01 012:Reported value Data value0 01 452 903 1354 1805 2256 2707 3158 3609 511</w:t>
+      </w:r>
+    </w:p>
+    <w:p>
+      <w:r>
+        <w:rPr>
+          <w:rFonts w:ascii="Verdana" w:hAnsi="Verdana"/>
+          <w:i/>
+          <w:sz w:val="14"/>
+        </w:rPr>
+        <w:t>Note 95: Where the original reporting method is as indicated by code figure 1, the following conversion is recommended to obtain a suitable data value corresponding to descriptor 0 01 013:Reported value Data value 0 01 12 43 74 95 126 147 178 199 21/ 1023</w:t>
+      </w:r>
+    </w:p>
+    <w:p>
+      <w:r>
+        <w:rPr>
+          <w:rFonts w:ascii="Verdana" w:hAnsi="Verdana"/>
+          <w:i/>
+          <w:sz w:val="14"/>
+        </w:rPr>
+        <w:t>Note 98: Code figures 1 - 24 are siting classifications and measurement quality classifications according to the Guide to Instruments and Methods of Observation (WMO-No. 8), Volume I, Chapter 1, Annex 1.D and Annex 1.G.</w:t>
+      </w:r>
+    </w:p>
+    <w:p>
+      <w:r>
+        <w:rPr>
+          <w:rFonts w:ascii="Verdana" w:hAnsi="Verdana"/>
+          <w:i/>
+          <w:sz w:val="14"/>
+        </w:rPr>
+        <w:t>Note 99: Code figures 26 - 30 are siting classifications according to the Guide to Instruments and Methods of Observation (WMO-No. 8), Volume I, Chapter 1, Annex 1.D.</w:t>
+      </w:r>
+    </w:p>
+    <w:p>
+      <w:r>
+        <w:rPr>
+          <w:rFonts w:ascii="Verdana" w:hAnsi="Verdana"/>
+          <w:i/>
+          <w:sz w:val="14"/>
+        </w:rPr>
+        <w:t>Note 100: Code figures 31 - 34 are measurement quality classifications according to the Guide to Instruments and Methods of Observation (WMO-No. 8), Volume I, Chapter 1, Annex 1.G.</w:t>
+      </w:r>
+    </w:p>
+    <w:p>
+      <w:r>
+        <w:rPr>
+          <w:rFonts w:ascii="Verdana" w:hAnsi="Verdana"/>
+          <w:i/>
+          <w:sz w:val="14"/>
+        </w:rPr>
+        <w:t>Note 101: Annex 1.G is a new annex that will be part of an updated version of WMO-No. 8 to be published in mid-2022.</w:t>
       </w:r>
     </w:p>
     <w:p>
@@ -58,6 +618,9 @@
             <w:shd w:val="clear" w:color="auto" w:fill="D9D9D9"/>
           </w:tcPr>
           <w:p>
+            <w:pPr>
+              <w:spacing w:before="20" w:after="20"/>
+            </w:pPr>
             <w:r/>
             <w:r>
               <w:rPr>
@@ -75,6 +638,9 @@
             <w:shd w:val="clear" w:color="auto" w:fill="D9D9D9"/>
           </w:tcPr>
           <w:p>
+            <w:pPr>
+              <w:spacing w:before="20" w:after="20"/>
+            </w:pPr>
             <w:r/>
             <w:r>
               <w:rPr>
@@ -92,6 +658,9 @@
             <w:shd w:val="clear" w:color="auto" w:fill="D9D9D9"/>
           </w:tcPr>
           <w:p>
+            <w:pPr>
+              <w:spacing w:before="20" w:after="20"/>
+            </w:pPr>
             <w:r/>
             <w:r>
               <w:rPr>
@@ -105,11 +674,17 @@
         </w:tc>
       </w:tr>
       <w:tr>
-        <w:tc>
-          <w:tcPr>
-            <w:tcW w:type="dxa" w:w="5046"/>
-          </w:tcPr>
-          <w:p>
+        <w:trPr>
+          <w:cantSplit/>
+        </w:trPr>
+        <w:tc>
+          <w:tcPr>
+            <w:tcW w:type="dxa" w:w="5046"/>
+          </w:tcPr>
+          <w:p>
+            <w:pPr>
+              <w:spacing w:before="20" w:after="20"/>
+            </w:pPr>
             <w:r/>
             <w:r>
               <w:rPr>
@@ -126,6 +701,9 @@
             <w:tcW w:type="dxa" w:w="5046"/>
           </w:tcPr>
           <w:p>
+            <w:pPr>
+              <w:spacing w:before="20" w:after="20"/>
+            </w:pPr>
             <w:r/>
             <w:r>
               <w:rPr>
@@ -142,6 +720,9 @@
             <w:tcW w:type="dxa" w:w="5046"/>
           </w:tcPr>
           <w:p>
+            <w:pPr>
+              <w:spacing w:before="20" w:after="20"/>
+            </w:pPr>
             <w:r/>
             <w:r>
               <w:rPr>
@@ -154,11 +735,17 @@
         </w:tc>
       </w:tr>
       <w:tr>
-        <w:tc>
-          <w:tcPr>
-            <w:tcW w:type="dxa" w:w="5046"/>
-          </w:tcPr>
-          <w:p>
+        <w:trPr>
+          <w:cantSplit/>
+        </w:trPr>
+        <w:tc>
+          <w:tcPr>
+            <w:tcW w:type="dxa" w:w="5046"/>
+          </w:tcPr>
+          <w:p>
+            <w:pPr>
+              <w:spacing w:before="20" w:after="20"/>
+            </w:pPr>
             <w:r/>
             <w:r>
               <w:rPr>
@@ -175,6 +762,9 @@
             <w:tcW w:type="dxa" w:w="5046"/>
           </w:tcPr>
           <w:p>
+            <w:pPr>
+              <w:spacing w:before="20" w:after="20"/>
+            </w:pPr>
             <w:r/>
             <w:r>
               <w:rPr>
@@ -191,6 +781,9 @@
             <w:tcW w:type="dxa" w:w="5046"/>
           </w:tcPr>
           <w:p>
+            <w:pPr>
+              <w:spacing w:before="20" w:after="20"/>
+            </w:pPr>
             <w:r/>
             <w:r>
               <w:rPr>
@@ -203,11 +796,17 @@
         </w:tc>
       </w:tr>
       <w:tr>
-        <w:tc>
-          <w:tcPr>
-            <w:tcW w:type="dxa" w:w="5046"/>
-          </w:tcPr>
-          <w:p>
+        <w:trPr>
+          <w:cantSplit/>
+        </w:trPr>
+        <w:tc>
+          <w:tcPr>
+            <w:tcW w:type="dxa" w:w="5046"/>
+          </w:tcPr>
+          <w:p>
+            <w:pPr>
+              <w:spacing w:before="20" w:after="20"/>
+            </w:pPr>
             <w:r/>
             <w:r>
               <w:rPr>
@@ -224,6 +823,9 @@
             <w:tcW w:type="dxa" w:w="5046"/>
           </w:tcPr>
           <w:p>
+            <w:pPr>
+              <w:spacing w:before="20" w:after="20"/>
+            </w:pPr>
             <w:r/>
             <w:r>
               <w:rPr>
@@ -240,6 +842,9 @@
             <w:tcW w:type="dxa" w:w="5046"/>
           </w:tcPr>
           <w:p>
+            <w:pPr>
+              <w:spacing w:before="20" w:after="20"/>
+            </w:pPr>
             <w:r/>
             <w:r>
               <w:rPr>
@@ -252,11 +857,17 @@
         </w:tc>
       </w:tr>
       <w:tr>
-        <w:tc>
-          <w:tcPr>
-            <w:tcW w:type="dxa" w:w="5046"/>
-          </w:tcPr>
-          <w:p>
+        <w:trPr>
+          <w:cantSplit/>
+        </w:trPr>
+        <w:tc>
+          <w:tcPr>
+            <w:tcW w:type="dxa" w:w="5046"/>
+          </w:tcPr>
+          <w:p>
+            <w:pPr>
+              <w:spacing w:before="20" w:after="20"/>
+            </w:pPr>
             <w:r/>
             <w:r>
               <w:rPr>
@@ -273,6 +884,9 @@
             <w:tcW w:type="dxa" w:w="5046"/>
           </w:tcPr>
           <w:p>
+            <w:pPr>
+              <w:spacing w:before="20" w:after="20"/>
+            </w:pPr>
             <w:r/>
             <w:r>
               <w:rPr>
@@ -289,6 +903,9 @@
             <w:tcW w:type="dxa" w:w="5046"/>
           </w:tcPr>
           <w:p>
+            <w:pPr>
+              <w:spacing w:before="20" w:after="20"/>
+            </w:pPr>
             <w:r/>
             <w:r>
               <w:rPr>
@@ -301,11 +918,17 @@
         </w:tc>
       </w:tr>
       <w:tr>
-        <w:tc>
-          <w:tcPr>
-            <w:tcW w:type="dxa" w:w="5046"/>
-          </w:tcPr>
-          <w:p>
+        <w:trPr>
+          <w:cantSplit/>
+        </w:trPr>
+        <w:tc>
+          <w:tcPr>
+            <w:tcW w:type="dxa" w:w="5046"/>
+          </w:tcPr>
+          <w:p>
+            <w:pPr>
+              <w:spacing w:before="20" w:after="20"/>
+            </w:pPr>
             <w:r/>
             <w:r>
               <w:rPr>
@@ -322,6 +945,9 @@
             <w:tcW w:type="dxa" w:w="5046"/>
           </w:tcPr>
           <w:p>
+            <w:pPr>
+              <w:spacing w:before="20" w:after="20"/>
+            </w:pPr>
             <w:r/>
             <w:r>
               <w:rPr>
@@ -338,6 +964,9 @@
             <w:tcW w:type="dxa" w:w="5046"/>
           </w:tcPr>
           <w:p>
+            <w:pPr>
+              <w:spacing w:before="20" w:after="20"/>
+            </w:pPr>
             <w:r/>
             <w:r>
               <w:rPr>
@@ -350,11 +979,17 @@
         </w:tc>
       </w:tr>
       <w:tr>
-        <w:tc>
-          <w:tcPr>
-            <w:tcW w:type="dxa" w:w="5046"/>
-          </w:tcPr>
-          <w:p>
+        <w:trPr>
+          <w:cantSplit/>
+        </w:trPr>
+        <w:tc>
+          <w:tcPr>
+            <w:tcW w:type="dxa" w:w="5046"/>
+          </w:tcPr>
+          <w:p>
+            <w:pPr>
+              <w:spacing w:before="20" w:after="20"/>
+            </w:pPr>
             <w:r/>
             <w:r>
               <w:rPr>
@@ -371,6 +1006,9 @@
             <w:tcW w:type="dxa" w:w="5046"/>
           </w:tcPr>
           <w:p>
+            <w:pPr>
+              <w:spacing w:before="20" w:after="20"/>
+            </w:pPr>
             <w:r/>
             <w:r>
               <w:rPr>
@@ -387,6 +1025,9 @@
             <w:tcW w:type="dxa" w:w="5046"/>
           </w:tcPr>
           <w:p>
+            <w:pPr>
+              <w:spacing w:before="20" w:after="20"/>
+            </w:pPr>
             <w:r/>
             <w:r>
               <w:rPr>
@@ -399,11 +1040,17 @@
         </w:tc>
       </w:tr>
       <w:tr>
-        <w:tc>
-          <w:tcPr>
-            <w:tcW w:type="dxa" w:w="5046"/>
-          </w:tcPr>
-          <w:p>
+        <w:trPr>
+          <w:cantSplit/>
+        </w:trPr>
+        <w:tc>
+          <w:tcPr>
+            <w:tcW w:type="dxa" w:w="5046"/>
+          </w:tcPr>
+          <w:p>
+            <w:pPr>
+              <w:spacing w:before="20" w:after="20"/>
+            </w:pPr>
             <w:r/>
             <w:r>
               <w:rPr>
@@ -420,6 +1067,9 @@
             <w:tcW w:type="dxa" w:w="5046"/>
           </w:tcPr>
           <w:p>
+            <w:pPr>
+              <w:spacing w:before="20" w:after="20"/>
+            </w:pPr>
             <w:r/>
             <w:r>
               <w:rPr>
@@ -436,6 +1086,9 @@
             <w:tcW w:type="dxa" w:w="5046"/>
           </w:tcPr>
           <w:p>
+            <w:pPr>
+              <w:spacing w:before="20" w:after="20"/>
+            </w:pPr>
             <w:r/>
             <w:r>
               <w:rPr>
@@ -448,11 +1101,17 @@
         </w:tc>
       </w:tr>
       <w:tr>
-        <w:tc>
-          <w:tcPr>
-            <w:tcW w:type="dxa" w:w="5046"/>
-          </w:tcPr>
-          <w:p>
+        <w:trPr>
+          <w:cantSplit/>
+        </w:trPr>
+        <w:tc>
+          <w:tcPr>
+            <w:tcW w:type="dxa" w:w="5046"/>
+          </w:tcPr>
+          <w:p>
+            <w:pPr>
+              <w:spacing w:before="20" w:after="20"/>
+            </w:pPr>
             <w:r/>
             <w:r>
               <w:rPr>
@@ -469,6 +1128,9 @@
             <w:tcW w:type="dxa" w:w="5046"/>
           </w:tcPr>
           <w:p>
+            <w:pPr>
+              <w:spacing w:before="20" w:after="20"/>
+            </w:pPr>
             <w:r/>
             <w:r>
               <w:rPr>
@@ -485,6 +1147,9 @@
             <w:tcW w:type="dxa" w:w="5046"/>
           </w:tcPr>
           <w:p>
+            <w:pPr>
+              <w:spacing w:before="20" w:after="20"/>
+            </w:pPr>
             <w:r/>
             <w:r>
               <w:rPr>
@@ -497,11 +1162,17 @@
         </w:tc>
       </w:tr>
       <w:tr>
-        <w:tc>
-          <w:tcPr>
-            <w:tcW w:type="dxa" w:w="5046"/>
-          </w:tcPr>
-          <w:p>
+        <w:trPr>
+          <w:cantSplit/>
+        </w:trPr>
+        <w:tc>
+          <w:tcPr>
+            <w:tcW w:type="dxa" w:w="5046"/>
+          </w:tcPr>
+          <w:p>
+            <w:pPr>
+              <w:spacing w:before="20" w:after="20"/>
+            </w:pPr>
             <w:r/>
             <w:r>
               <w:rPr>
@@ -518,6 +1189,9 @@
             <w:tcW w:type="dxa" w:w="5046"/>
           </w:tcPr>
           <w:p>
+            <w:pPr>
+              <w:spacing w:before="20" w:after="20"/>
+            </w:pPr>
             <w:r/>
             <w:r>
               <w:rPr>
@@ -534,6 +1208,9 @@
             <w:tcW w:type="dxa" w:w="5046"/>
           </w:tcPr>
           <w:p>
+            <w:pPr>
+              <w:spacing w:before="20" w:after="20"/>
+            </w:pPr>
             <w:r/>
             <w:r>
               <w:rPr>
@@ -546,11 +1223,17 @@
         </w:tc>
       </w:tr>
       <w:tr>
-        <w:tc>
-          <w:tcPr>
-            <w:tcW w:type="dxa" w:w="5046"/>
-          </w:tcPr>
-          <w:p>
+        <w:trPr>
+          <w:cantSplit/>
+        </w:trPr>
+        <w:tc>
+          <w:tcPr>
+            <w:tcW w:type="dxa" w:w="5046"/>
+          </w:tcPr>
+          <w:p>
+            <w:pPr>
+              <w:spacing w:before="20" w:after="20"/>
+            </w:pPr>
             <w:r/>
             <w:r>
               <w:rPr>
@@ -567,6 +1250,9 @@
             <w:tcW w:type="dxa" w:w="5046"/>
           </w:tcPr>
           <w:p>
+            <w:pPr>
+              <w:spacing w:before="20" w:after="20"/>
+            </w:pPr>
             <w:r/>
             <w:r>
               <w:rPr>
@@ -583,6 +1269,9 @@
             <w:tcW w:type="dxa" w:w="5046"/>
           </w:tcPr>
           <w:p>
+            <w:pPr>
+              <w:spacing w:before="20" w:after="20"/>
+            </w:pPr>
             <w:r/>
             <w:r>
               <w:rPr>
@@ -595,11 +1284,17 @@
         </w:tc>
       </w:tr>
       <w:tr>
-        <w:tc>
-          <w:tcPr>
-            <w:tcW w:type="dxa" w:w="5046"/>
-          </w:tcPr>
-          <w:p>
+        <w:trPr>
+          <w:cantSplit/>
+        </w:trPr>
+        <w:tc>
+          <w:tcPr>
+            <w:tcW w:type="dxa" w:w="5046"/>
+          </w:tcPr>
+          <w:p>
+            <w:pPr>
+              <w:spacing w:before="20" w:after="20"/>
+            </w:pPr>
             <w:r/>
             <w:r>
               <w:rPr>
@@ -616,6 +1311,9 @@
             <w:tcW w:type="dxa" w:w="5046"/>
           </w:tcPr>
           <w:p>
+            <w:pPr>
+              <w:spacing w:before="20" w:after="20"/>
+            </w:pPr>
             <w:r/>
             <w:r>
               <w:rPr>
@@ -632,6 +1330,9 @@
             <w:tcW w:type="dxa" w:w="5046"/>
           </w:tcPr>
           <w:p>
+            <w:pPr>
+              <w:spacing w:before="20" w:after="20"/>
+            </w:pPr>
             <w:r/>
             <w:r>
               <w:rPr>
@@ -644,11 +1345,17 @@
         </w:tc>
       </w:tr>
       <w:tr>
-        <w:tc>
-          <w:tcPr>
-            <w:tcW w:type="dxa" w:w="5046"/>
-          </w:tcPr>
-          <w:p>
+        <w:trPr>
+          <w:cantSplit/>
+        </w:trPr>
+        <w:tc>
+          <w:tcPr>
+            <w:tcW w:type="dxa" w:w="5046"/>
+          </w:tcPr>
+          <w:p>
+            <w:pPr>
+              <w:spacing w:before="20" w:after="20"/>
+            </w:pPr>
             <w:r/>
             <w:r>
               <w:rPr>
@@ -665,6 +1372,9 @@
             <w:tcW w:type="dxa" w:w="5046"/>
           </w:tcPr>
           <w:p>
+            <w:pPr>
+              <w:spacing w:before="20" w:after="20"/>
+            </w:pPr>
             <w:r/>
             <w:r>
               <w:rPr>
@@ -681,6 +1391,9 @@
             <w:tcW w:type="dxa" w:w="5046"/>
           </w:tcPr>
           <w:p>
+            <w:pPr>
+              <w:spacing w:before="20" w:after="20"/>
+            </w:pPr>
             <w:r/>
             <w:r>
               <w:rPr>
@@ -693,11 +1406,17 @@
         </w:tc>
       </w:tr>
       <w:tr>
-        <w:tc>
-          <w:tcPr>
-            <w:tcW w:type="dxa" w:w="5046"/>
-          </w:tcPr>
-          <w:p>
+        <w:trPr>
+          <w:cantSplit/>
+        </w:trPr>
+        <w:tc>
+          <w:tcPr>
+            <w:tcW w:type="dxa" w:w="5046"/>
+          </w:tcPr>
+          <w:p>
+            <w:pPr>
+              <w:spacing w:before="20" w:after="20"/>
+            </w:pPr>
             <w:r/>
             <w:r>
               <w:rPr>
@@ -714,6 +1433,9 @@
             <w:tcW w:type="dxa" w:w="5046"/>
           </w:tcPr>
           <w:p>
+            <w:pPr>
+              <w:spacing w:before="20" w:after="20"/>
+            </w:pPr>
             <w:r/>
             <w:r>
               <w:rPr>
@@ -730,6 +1452,9 @@
             <w:tcW w:type="dxa" w:w="5046"/>
           </w:tcPr>
           <w:p>
+            <w:pPr>
+              <w:spacing w:before="20" w:after="20"/>
+            </w:pPr>
             <w:r/>
             <w:r>
               <w:rPr>
@@ -786,6 +1511,9 @@
             <w:shd w:val="clear" w:color="auto" w:fill="D9D9D9"/>
           </w:tcPr>
           <w:p>
+            <w:pPr>
+              <w:spacing w:before="20" w:after="20"/>
+            </w:pPr>
             <w:r/>
             <w:r>
               <w:rPr>
@@ -803,6 +1531,9 @@
             <w:shd w:val="clear" w:color="auto" w:fill="D9D9D9"/>
           </w:tcPr>
           <w:p>
+            <w:pPr>
+              <w:spacing w:before="20" w:after="20"/>
+            </w:pPr>
             <w:r/>
             <w:r>
               <w:rPr>
@@ -820,6 +1551,9 @@
             <w:shd w:val="clear" w:color="auto" w:fill="D9D9D9"/>
           </w:tcPr>
           <w:p>
+            <w:pPr>
+              <w:spacing w:before="20" w:after="20"/>
+            </w:pPr>
             <w:r/>
             <w:r>
               <w:rPr>
@@ -833,11 +1567,17 @@
         </w:tc>
       </w:tr>
       <w:tr>
-        <w:tc>
-          <w:tcPr>
-            <w:tcW w:type="dxa" w:w="5046"/>
-          </w:tcPr>
-          <w:p>
+        <w:trPr>
+          <w:cantSplit/>
+        </w:trPr>
+        <w:tc>
+          <w:tcPr>
+            <w:tcW w:type="dxa" w:w="5046"/>
+          </w:tcPr>
+          <w:p>
+            <w:pPr>
+              <w:spacing w:before="20" w:after="20"/>
+            </w:pPr>
             <w:r/>
             <w:r>
               <w:rPr>
@@ -854,6 +1594,9 @@
             <w:tcW w:type="dxa" w:w="5046"/>
           </w:tcPr>
           <w:p>
+            <w:pPr>
+              <w:spacing w:before="20" w:after="20"/>
+            </w:pPr>
             <w:r/>
             <w:r>
               <w:rPr>
@@ -870,6 +1613,9 @@
             <w:tcW w:type="dxa" w:w="5046"/>
           </w:tcPr>
           <w:p>
+            <w:pPr>
+              <w:spacing w:before="20" w:after="20"/>
+            </w:pPr>
             <w:r/>
             <w:r>
               <w:rPr>
@@ -882,11 +1628,17 @@
         </w:tc>
       </w:tr>
       <w:tr>
-        <w:tc>
-          <w:tcPr>
-            <w:tcW w:type="dxa" w:w="5046"/>
-          </w:tcPr>
-          <w:p>
+        <w:trPr>
+          <w:cantSplit/>
+        </w:trPr>
+        <w:tc>
+          <w:tcPr>
+            <w:tcW w:type="dxa" w:w="5046"/>
+          </w:tcPr>
+          <w:p>
+            <w:pPr>
+              <w:spacing w:before="20" w:after="20"/>
+            </w:pPr>
             <w:r/>
             <w:r>
               <w:rPr>
@@ -903,6 +1655,9 @@
             <w:tcW w:type="dxa" w:w="5046"/>
           </w:tcPr>
           <w:p>
+            <w:pPr>
+              <w:spacing w:before="20" w:after="20"/>
+            </w:pPr>
             <w:r/>
             <w:r>
               <w:rPr>
@@ -919,6 +1674,9 @@
             <w:tcW w:type="dxa" w:w="5046"/>
           </w:tcPr>
           <w:p>
+            <w:pPr>
+              <w:spacing w:before="20" w:after="20"/>
+            </w:pPr>
             <w:r/>
             <w:r>
               <w:rPr>
@@ -931,11 +1689,17 @@
         </w:tc>
       </w:tr>
       <w:tr>
-        <w:tc>
-          <w:tcPr>
-            <w:tcW w:type="dxa" w:w="5046"/>
-          </w:tcPr>
-          <w:p>
+        <w:trPr>
+          <w:cantSplit/>
+        </w:trPr>
+        <w:tc>
+          <w:tcPr>
+            <w:tcW w:type="dxa" w:w="5046"/>
+          </w:tcPr>
+          <w:p>
+            <w:pPr>
+              <w:spacing w:before="20" w:after="20"/>
+            </w:pPr>
             <w:r/>
             <w:r>
               <w:rPr>
@@ -952,6 +1716,9 @@
             <w:tcW w:type="dxa" w:w="5046"/>
           </w:tcPr>
           <w:p>
+            <w:pPr>
+              <w:spacing w:before="20" w:after="20"/>
+            </w:pPr>
             <w:r/>
             <w:r>
               <w:rPr>
@@ -968,6 +1735,9 @@
             <w:tcW w:type="dxa" w:w="5046"/>
           </w:tcPr>
           <w:p>
+            <w:pPr>
+              <w:spacing w:before="20" w:after="20"/>
+            </w:pPr>
             <w:r/>
             <w:r>
               <w:rPr>
@@ -980,11 +1750,17 @@
         </w:tc>
       </w:tr>
       <w:tr>
-        <w:tc>
-          <w:tcPr>
-            <w:tcW w:type="dxa" w:w="5046"/>
-          </w:tcPr>
-          <w:p>
+        <w:trPr>
+          <w:cantSplit/>
+        </w:trPr>
+        <w:tc>
+          <w:tcPr>
+            <w:tcW w:type="dxa" w:w="5046"/>
+          </w:tcPr>
+          <w:p>
+            <w:pPr>
+              <w:spacing w:before="20" w:after="20"/>
+            </w:pPr>
             <w:r/>
             <w:r>
               <w:rPr>
@@ -1001,6 +1777,9 @@
             <w:tcW w:type="dxa" w:w="5046"/>
           </w:tcPr>
           <w:p>
+            <w:pPr>
+              <w:spacing w:before="20" w:after="20"/>
+            </w:pPr>
             <w:r/>
             <w:r>
               <w:rPr>
@@ -1017,6 +1796,9 @@
             <w:tcW w:type="dxa" w:w="5046"/>
           </w:tcPr>
           <w:p>
+            <w:pPr>
+              <w:spacing w:before="20" w:after="20"/>
+            </w:pPr>
             <w:r/>
             <w:r>
               <w:rPr>
@@ -1029,11 +1811,17 @@
         </w:tc>
       </w:tr>
       <w:tr>
-        <w:tc>
-          <w:tcPr>
-            <w:tcW w:type="dxa" w:w="5046"/>
-          </w:tcPr>
-          <w:p>
+        <w:trPr>
+          <w:cantSplit/>
+        </w:trPr>
+        <w:tc>
+          <w:tcPr>
+            <w:tcW w:type="dxa" w:w="5046"/>
+          </w:tcPr>
+          <w:p>
+            <w:pPr>
+              <w:spacing w:before="20" w:after="20"/>
+            </w:pPr>
             <w:r/>
             <w:r>
               <w:rPr>
@@ -1050,6 +1838,9 @@
             <w:tcW w:type="dxa" w:w="5046"/>
           </w:tcPr>
           <w:p>
+            <w:pPr>
+              <w:spacing w:before="20" w:after="20"/>
+            </w:pPr>
             <w:r/>
             <w:r>
               <w:rPr>
@@ -1066,6 +1857,9 @@
             <w:tcW w:type="dxa" w:w="5046"/>
           </w:tcPr>
           <w:p>
+            <w:pPr>
+              <w:spacing w:before="20" w:after="20"/>
+            </w:pPr>
             <w:r/>
             <w:r>
               <w:rPr>
@@ -1078,11 +1872,17 @@
         </w:tc>
       </w:tr>
       <w:tr>
-        <w:tc>
-          <w:tcPr>
-            <w:tcW w:type="dxa" w:w="5046"/>
-          </w:tcPr>
-          <w:p>
+        <w:trPr>
+          <w:cantSplit/>
+        </w:trPr>
+        <w:tc>
+          <w:tcPr>
+            <w:tcW w:type="dxa" w:w="5046"/>
+          </w:tcPr>
+          <w:p>
+            <w:pPr>
+              <w:spacing w:before="20" w:after="20"/>
+            </w:pPr>
             <w:r/>
             <w:r>
               <w:rPr>
@@ -1099,6 +1899,9 @@
             <w:tcW w:type="dxa" w:w="5046"/>
           </w:tcPr>
           <w:p>
+            <w:pPr>
+              <w:spacing w:before="20" w:after="20"/>
+            </w:pPr>
             <w:r/>
             <w:r>
               <w:rPr>
@@ -1115,6 +1918,9 @@
             <w:tcW w:type="dxa" w:w="5046"/>
           </w:tcPr>
           <w:p>
+            <w:pPr>
+              <w:spacing w:before="20" w:after="20"/>
+            </w:pPr>
             <w:r/>
             <w:r>
               <w:rPr>
@@ -1127,11 +1933,17 @@
         </w:tc>
       </w:tr>
       <w:tr>
-        <w:tc>
-          <w:tcPr>
-            <w:tcW w:type="dxa" w:w="5046"/>
-          </w:tcPr>
-          <w:p>
+        <w:trPr>
+          <w:cantSplit/>
+        </w:trPr>
+        <w:tc>
+          <w:tcPr>
+            <w:tcW w:type="dxa" w:w="5046"/>
+          </w:tcPr>
+          <w:p>
+            <w:pPr>
+              <w:spacing w:before="20" w:after="20"/>
+            </w:pPr>
             <w:r/>
             <w:r>
               <w:rPr>
@@ -1148,6 +1960,9 @@
             <w:tcW w:type="dxa" w:w="5046"/>
           </w:tcPr>
           <w:p>
+            <w:pPr>
+              <w:spacing w:before="20" w:after="20"/>
+            </w:pPr>
             <w:r/>
             <w:r>
               <w:rPr>
@@ -1164,6 +1979,9 @@
             <w:tcW w:type="dxa" w:w="5046"/>
           </w:tcPr>
           <w:p>
+            <w:pPr>
+              <w:spacing w:before="20" w:after="20"/>
+            </w:pPr>
             <w:r/>
             <w:r>
               <w:rPr>
@@ -1176,11 +1994,17 @@
         </w:tc>
       </w:tr>
       <w:tr>
-        <w:tc>
-          <w:tcPr>
-            <w:tcW w:type="dxa" w:w="5046"/>
-          </w:tcPr>
-          <w:p>
+        <w:trPr>
+          <w:cantSplit/>
+        </w:trPr>
+        <w:tc>
+          <w:tcPr>
+            <w:tcW w:type="dxa" w:w="5046"/>
+          </w:tcPr>
+          <w:p>
+            <w:pPr>
+              <w:spacing w:before="20" w:after="20"/>
+            </w:pPr>
             <w:r/>
             <w:r>
               <w:rPr>
@@ -1197,6 +2021,9 @@
             <w:tcW w:type="dxa" w:w="5046"/>
           </w:tcPr>
           <w:p>
+            <w:pPr>
+              <w:spacing w:before="20" w:after="20"/>
+            </w:pPr>
             <w:r/>
             <w:r>
               <w:rPr>
@@ -1213,6 +2040,9 @@
             <w:tcW w:type="dxa" w:w="5046"/>
           </w:tcPr>
           <w:p>
+            <w:pPr>
+              <w:spacing w:before="20" w:after="20"/>
+            </w:pPr>
             <w:r/>
             <w:r>
               <w:rPr>
@@ -1225,11 +2055,17 @@
         </w:tc>
       </w:tr>
       <w:tr>
-        <w:tc>
-          <w:tcPr>
-            <w:tcW w:type="dxa" w:w="5046"/>
-          </w:tcPr>
-          <w:p>
+        <w:trPr>
+          <w:cantSplit/>
+        </w:trPr>
+        <w:tc>
+          <w:tcPr>
+            <w:tcW w:type="dxa" w:w="5046"/>
+          </w:tcPr>
+          <w:p>
+            <w:pPr>
+              <w:spacing w:before="20" w:after="20"/>
+            </w:pPr>
             <w:r/>
             <w:r>
               <w:rPr>
@@ -1246,6 +2082,9 @@
             <w:tcW w:type="dxa" w:w="5046"/>
           </w:tcPr>
           <w:p>
+            <w:pPr>
+              <w:spacing w:before="20" w:after="20"/>
+            </w:pPr>
             <w:r/>
             <w:r>
               <w:rPr>
@@ -1262,6 +2101,9 @@
             <w:tcW w:type="dxa" w:w="5046"/>
           </w:tcPr>
           <w:p>
+            <w:pPr>
+              <w:spacing w:before="20" w:after="20"/>
+            </w:pPr>
             <w:r/>
             <w:r>
               <w:rPr>
@@ -1318,6 +2160,9 @@
             <w:shd w:val="clear" w:color="auto" w:fill="D9D9D9"/>
           </w:tcPr>
           <w:p>
+            <w:pPr>
+              <w:spacing w:before="20" w:after="20"/>
+            </w:pPr>
             <w:r/>
             <w:r>
               <w:rPr>
@@ -1335,6 +2180,9 @@
             <w:shd w:val="clear" w:color="auto" w:fill="D9D9D9"/>
           </w:tcPr>
           <w:p>
+            <w:pPr>
+              <w:spacing w:before="20" w:after="20"/>
+            </w:pPr>
             <w:r/>
             <w:r>
               <w:rPr>
@@ -1352,6 +2200,9 @@
             <w:shd w:val="clear" w:color="auto" w:fill="D9D9D9"/>
           </w:tcPr>
           <w:p>
+            <w:pPr>
+              <w:spacing w:before="20" w:after="20"/>
+            </w:pPr>
             <w:r/>
             <w:r>
               <w:rPr>
@@ -1365,11 +2216,17 @@
         </w:tc>
       </w:tr>
       <w:tr>
-        <w:tc>
-          <w:tcPr>
-            <w:tcW w:type="dxa" w:w="5046"/>
-          </w:tcPr>
-          <w:p>
+        <w:trPr>
+          <w:cantSplit/>
+        </w:trPr>
+        <w:tc>
+          <w:tcPr>
+            <w:tcW w:type="dxa" w:w="5046"/>
+          </w:tcPr>
+          <w:p>
+            <w:pPr>
+              <w:spacing w:before="20" w:after="20"/>
+            </w:pPr>
             <w:r/>
             <w:r>
               <w:rPr>
@@ -1386,6 +2243,9 @@
             <w:tcW w:type="dxa" w:w="5046"/>
           </w:tcPr>
           <w:p>
+            <w:pPr>
+              <w:spacing w:before="20" w:after="20"/>
+            </w:pPr>
             <w:r/>
             <w:r>
               <w:rPr>
@@ -1402,6 +2262,9 @@
             <w:tcW w:type="dxa" w:w="5046"/>
           </w:tcPr>
           <w:p>
+            <w:pPr>
+              <w:spacing w:before="20" w:after="20"/>
+            </w:pPr>
             <w:r/>
             <w:r>
               <w:rPr>
@@ -1414,11 +2277,17 @@
         </w:tc>
       </w:tr>
       <w:tr>
-        <w:tc>
-          <w:tcPr>
-            <w:tcW w:type="dxa" w:w="5046"/>
-          </w:tcPr>
-          <w:p>
+        <w:trPr>
+          <w:cantSplit/>
+        </w:trPr>
+        <w:tc>
+          <w:tcPr>
+            <w:tcW w:type="dxa" w:w="5046"/>
+          </w:tcPr>
+          <w:p>
+            <w:pPr>
+              <w:spacing w:before="20" w:after="20"/>
+            </w:pPr>
             <w:r/>
             <w:r>
               <w:rPr>
@@ -1435,6 +2304,9 @@
             <w:tcW w:type="dxa" w:w="5046"/>
           </w:tcPr>
           <w:p>
+            <w:pPr>
+              <w:spacing w:before="20" w:after="20"/>
+            </w:pPr>
             <w:r/>
             <w:r>
               <w:rPr>
@@ -1451,6 +2323,9 @@
             <w:tcW w:type="dxa" w:w="5046"/>
           </w:tcPr>
           <w:p>
+            <w:pPr>
+              <w:spacing w:before="20" w:after="20"/>
+            </w:pPr>
             <w:r/>
             <w:r>
               <w:rPr>
@@ -1463,11 +2338,17 @@
         </w:tc>
       </w:tr>
       <w:tr>
-        <w:tc>
-          <w:tcPr>
-            <w:tcW w:type="dxa" w:w="5046"/>
-          </w:tcPr>
-          <w:p>
+        <w:trPr>
+          <w:cantSplit/>
+        </w:trPr>
+        <w:tc>
+          <w:tcPr>
+            <w:tcW w:type="dxa" w:w="5046"/>
+          </w:tcPr>
+          <w:p>
+            <w:pPr>
+              <w:spacing w:before="20" w:after="20"/>
+            </w:pPr>
             <w:r/>
             <w:r>
               <w:rPr>
@@ -1484,6 +2365,9 @@
             <w:tcW w:type="dxa" w:w="5046"/>
           </w:tcPr>
           <w:p>
+            <w:pPr>
+              <w:spacing w:before="20" w:after="20"/>
+            </w:pPr>
             <w:r/>
             <w:r>
               <w:rPr>
@@ -1500,6 +2384,9 @@
             <w:tcW w:type="dxa" w:w="5046"/>
           </w:tcPr>
           <w:p>
+            <w:pPr>
+              <w:spacing w:before="20" w:after="20"/>
+            </w:pPr>
             <w:r/>
             <w:r>
               <w:rPr>
@@ -1512,11 +2399,17 @@
         </w:tc>
       </w:tr>
       <w:tr>
-        <w:tc>
-          <w:tcPr>
-            <w:tcW w:type="dxa" w:w="5046"/>
-          </w:tcPr>
-          <w:p>
+        <w:trPr>
+          <w:cantSplit/>
+        </w:trPr>
+        <w:tc>
+          <w:tcPr>
+            <w:tcW w:type="dxa" w:w="5046"/>
+          </w:tcPr>
+          <w:p>
+            <w:pPr>
+              <w:spacing w:before="20" w:after="20"/>
+            </w:pPr>
             <w:r/>
             <w:r>
               <w:rPr>
@@ -1533,6 +2426,9 @@
             <w:tcW w:type="dxa" w:w="5046"/>
           </w:tcPr>
           <w:p>
+            <w:pPr>
+              <w:spacing w:before="20" w:after="20"/>
+            </w:pPr>
             <w:r/>
             <w:r>
               <w:rPr>
@@ -1549,6 +2445,9 @@
             <w:tcW w:type="dxa" w:w="5046"/>
           </w:tcPr>
           <w:p>
+            <w:pPr>
+              <w:spacing w:before="20" w:after="20"/>
+            </w:pPr>
             <w:r/>
             <w:r>
               <w:rPr>
@@ -1561,11 +2460,17 @@
         </w:tc>
       </w:tr>
       <w:tr>
-        <w:tc>
-          <w:tcPr>
-            <w:tcW w:type="dxa" w:w="5046"/>
-          </w:tcPr>
-          <w:p>
+        <w:trPr>
+          <w:cantSplit/>
+        </w:trPr>
+        <w:tc>
+          <w:tcPr>
+            <w:tcW w:type="dxa" w:w="5046"/>
+          </w:tcPr>
+          <w:p>
+            <w:pPr>
+              <w:spacing w:before="20" w:after="20"/>
+            </w:pPr>
             <w:r/>
             <w:r>
               <w:rPr>
@@ -1582,6 +2487,9 @@
             <w:tcW w:type="dxa" w:w="5046"/>
           </w:tcPr>
           <w:p>
+            <w:pPr>
+              <w:spacing w:before="20" w:after="20"/>
+            </w:pPr>
             <w:r/>
             <w:r>
               <w:rPr>
@@ -1598,6 +2506,9 @@
             <w:tcW w:type="dxa" w:w="5046"/>
           </w:tcPr>
           <w:p>
+            <w:pPr>
+              <w:spacing w:before="20" w:after="20"/>
+            </w:pPr>
             <w:r/>
             <w:r>
               <w:rPr>
@@ -1610,11 +2521,17 @@
         </w:tc>
       </w:tr>
       <w:tr>
-        <w:tc>
-          <w:tcPr>
-            <w:tcW w:type="dxa" w:w="5046"/>
-          </w:tcPr>
-          <w:p>
+        <w:trPr>
+          <w:cantSplit/>
+        </w:trPr>
+        <w:tc>
+          <w:tcPr>
+            <w:tcW w:type="dxa" w:w="5046"/>
+          </w:tcPr>
+          <w:p>
+            <w:pPr>
+              <w:spacing w:before="20" w:after="20"/>
+            </w:pPr>
             <w:r/>
             <w:r>
               <w:rPr>
@@ -1631,6 +2548,9 @@
             <w:tcW w:type="dxa" w:w="5046"/>
           </w:tcPr>
           <w:p>
+            <w:pPr>
+              <w:spacing w:before="20" w:after="20"/>
+            </w:pPr>
             <w:r/>
             <w:r>
               <w:rPr>
@@ -1647,6 +2567,9 @@
             <w:tcW w:type="dxa" w:w="5046"/>
           </w:tcPr>
           <w:p>
+            <w:pPr>
+              <w:spacing w:before="20" w:after="20"/>
+            </w:pPr>
             <w:r/>
             <w:r>
               <w:rPr>
@@ -1659,11 +2582,17 @@
         </w:tc>
       </w:tr>
       <w:tr>
-        <w:tc>
-          <w:tcPr>
-            <w:tcW w:type="dxa" w:w="5046"/>
-          </w:tcPr>
-          <w:p>
+        <w:trPr>
+          <w:cantSplit/>
+        </w:trPr>
+        <w:tc>
+          <w:tcPr>
+            <w:tcW w:type="dxa" w:w="5046"/>
+          </w:tcPr>
+          <w:p>
+            <w:pPr>
+              <w:spacing w:before="20" w:after="20"/>
+            </w:pPr>
             <w:r/>
             <w:r>
               <w:rPr>
@@ -1680,6 +2609,9 @@
             <w:tcW w:type="dxa" w:w="5046"/>
           </w:tcPr>
           <w:p>
+            <w:pPr>
+              <w:spacing w:before="20" w:after="20"/>
+            </w:pPr>
             <w:r/>
             <w:r>
               <w:rPr>
@@ -1696,6 +2628,9 @@
             <w:tcW w:type="dxa" w:w="5046"/>
           </w:tcPr>
           <w:p>
+            <w:pPr>
+              <w:spacing w:before="20" w:after="20"/>
+            </w:pPr>
             <w:r/>
             <w:r>
               <w:rPr>
@@ -1708,11 +2643,17 @@
         </w:tc>
       </w:tr>
       <w:tr>
-        <w:tc>
-          <w:tcPr>
-            <w:tcW w:type="dxa" w:w="5046"/>
-          </w:tcPr>
-          <w:p>
+        <w:trPr>
+          <w:cantSplit/>
+        </w:trPr>
+        <w:tc>
+          <w:tcPr>
+            <w:tcW w:type="dxa" w:w="5046"/>
+          </w:tcPr>
+          <w:p>
+            <w:pPr>
+              <w:spacing w:before="20" w:after="20"/>
+            </w:pPr>
             <w:r/>
             <w:r>
               <w:rPr>
@@ -1729,6 +2670,9 @@
             <w:tcW w:type="dxa" w:w="5046"/>
           </w:tcPr>
           <w:p>
+            <w:pPr>
+              <w:spacing w:before="20" w:after="20"/>
+            </w:pPr>
             <w:r/>
             <w:r>
               <w:rPr>
@@ -1745,6 +2689,9 @@
             <w:tcW w:type="dxa" w:w="5046"/>
           </w:tcPr>
           <w:p>
+            <w:pPr>
+              <w:spacing w:before="20" w:after="20"/>
+            </w:pPr>
             <w:r/>
             <w:r>
               <w:rPr>
@@ -1757,11 +2704,17 @@
         </w:tc>
       </w:tr>
       <w:tr>
-        <w:tc>
-          <w:tcPr>
-            <w:tcW w:type="dxa" w:w="5046"/>
-          </w:tcPr>
-          <w:p>
+        <w:trPr>
+          <w:cantSplit/>
+        </w:trPr>
+        <w:tc>
+          <w:tcPr>
+            <w:tcW w:type="dxa" w:w="5046"/>
+          </w:tcPr>
+          <w:p>
+            <w:pPr>
+              <w:spacing w:before="20" w:after="20"/>
+            </w:pPr>
             <w:r/>
             <w:r>
               <w:rPr>
@@ -1778,6 +2731,9 @@
             <w:tcW w:type="dxa" w:w="5046"/>
           </w:tcPr>
           <w:p>
+            <w:pPr>
+              <w:spacing w:before="20" w:after="20"/>
+            </w:pPr>
             <w:r/>
             <w:r>
               <w:rPr>
@@ -1794,6 +2750,9 @@
             <w:tcW w:type="dxa" w:w="5046"/>
           </w:tcPr>
           <w:p>
+            <w:pPr>
+              <w:spacing w:before="20" w:after="20"/>
+            </w:pPr>
             <w:r/>
             <w:r>
               <w:rPr>
@@ -1806,11 +2765,17 @@
         </w:tc>
       </w:tr>
       <w:tr>
-        <w:tc>
-          <w:tcPr>
-            <w:tcW w:type="dxa" w:w="5046"/>
-          </w:tcPr>
-          <w:p>
+        <w:trPr>
+          <w:cantSplit/>
+        </w:trPr>
+        <w:tc>
+          <w:tcPr>
+            <w:tcW w:type="dxa" w:w="5046"/>
+          </w:tcPr>
+          <w:p>
+            <w:pPr>
+              <w:spacing w:before="20" w:after="20"/>
+            </w:pPr>
             <w:r/>
             <w:r>
               <w:rPr>
@@ -1827,6 +2792,9 @@
             <w:tcW w:type="dxa" w:w="5046"/>
           </w:tcPr>
           <w:p>
+            <w:pPr>
+              <w:spacing w:before="20" w:after="20"/>
+            </w:pPr>
             <w:r/>
             <w:r>
               <w:rPr>
@@ -1843,6 +2811,9 @@
             <w:tcW w:type="dxa" w:w="5046"/>
           </w:tcPr>
           <w:p>
+            <w:pPr>
+              <w:spacing w:before="20" w:after="20"/>
+            </w:pPr>
             <w:r/>
             <w:r>
               <w:rPr>
@@ -1855,11 +2826,17 @@
         </w:tc>
       </w:tr>
       <w:tr>
-        <w:tc>
-          <w:tcPr>
-            <w:tcW w:type="dxa" w:w="5046"/>
-          </w:tcPr>
-          <w:p>
+        <w:trPr>
+          <w:cantSplit/>
+        </w:trPr>
+        <w:tc>
+          <w:tcPr>
+            <w:tcW w:type="dxa" w:w="5046"/>
+          </w:tcPr>
+          <w:p>
+            <w:pPr>
+              <w:spacing w:before="20" w:after="20"/>
+            </w:pPr>
             <w:r/>
             <w:r>
               <w:rPr>
@@ -1876,6 +2853,9 @@
             <w:tcW w:type="dxa" w:w="5046"/>
           </w:tcPr>
           <w:p>
+            <w:pPr>
+              <w:spacing w:before="20" w:after="20"/>
+            </w:pPr>
             <w:r/>
             <w:r>
               <w:rPr>
@@ -1892,6 +2872,9 @@
             <w:tcW w:type="dxa" w:w="5046"/>
           </w:tcPr>
           <w:p>
+            <w:pPr>
+              <w:spacing w:before="20" w:after="20"/>
+            </w:pPr>
             <w:r/>
             <w:r>
               <w:rPr>
@@ -1904,11 +2887,17 @@
         </w:tc>
       </w:tr>
       <w:tr>
-        <w:tc>
-          <w:tcPr>
-            <w:tcW w:type="dxa" w:w="5046"/>
-          </w:tcPr>
-          <w:p>
+        <w:trPr>
+          <w:cantSplit/>
+        </w:trPr>
+        <w:tc>
+          <w:tcPr>
+            <w:tcW w:type="dxa" w:w="5046"/>
+          </w:tcPr>
+          <w:p>
+            <w:pPr>
+              <w:spacing w:before="20" w:after="20"/>
+            </w:pPr>
             <w:r/>
             <w:r>
               <w:rPr>
@@ -1925,6 +2914,9 @@
             <w:tcW w:type="dxa" w:w="5046"/>
           </w:tcPr>
           <w:p>
+            <w:pPr>
+              <w:spacing w:before="20" w:after="20"/>
+            </w:pPr>
             <w:r/>
             <w:r>
               <w:rPr>
@@ -1941,6 +2933,9 @@
             <w:tcW w:type="dxa" w:w="5046"/>
           </w:tcPr>
           <w:p>
+            <w:pPr>
+              <w:spacing w:before="20" w:after="20"/>
+            </w:pPr>
             <w:r/>
             <w:r>
               <w:rPr>
@@ -1997,6 +2992,9 @@
             <w:shd w:val="clear" w:color="auto" w:fill="D9D9D9"/>
           </w:tcPr>
           <w:p>
+            <w:pPr>
+              <w:spacing w:before="20" w:after="20"/>
+            </w:pPr>
             <w:r/>
             <w:r>
               <w:rPr>
@@ -2014,6 +3012,9 @@
             <w:shd w:val="clear" w:color="auto" w:fill="D9D9D9"/>
           </w:tcPr>
           <w:p>
+            <w:pPr>
+              <w:spacing w:before="20" w:after="20"/>
+            </w:pPr>
             <w:r/>
             <w:r>
               <w:rPr>
@@ -2031,6 +3032,9 @@
             <w:shd w:val="clear" w:color="auto" w:fill="D9D9D9"/>
           </w:tcPr>
           <w:p>
+            <w:pPr>
+              <w:spacing w:before="20" w:after="20"/>
+            </w:pPr>
             <w:r/>
             <w:r>
               <w:rPr>
@@ -2044,11 +3048,17 @@
         </w:tc>
       </w:tr>
       <w:tr>
-        <w:tc>
-          <w:tcPr>
-            <w:tcW w:type="dxa" w:w="5046"/>
-          </w:tcPr>
-          <w:p>
+        <w:trPr>
+          <w:cantSplit/>
+        </w:trPr>
+        <w:tc>
+          <w:tcPr>
+            <w:tcW w:type="dxa" w:w="5046"/>
+          </w:tcPr>
+          <w:p>
+            <w:pPr>
+              <w:spacing w:before="20" w:after="20"/>
+            </w:pPr>
             <w:r/>
             <w:r>
               <w:rPr>
@@ -2065,6 +3075,9 @@
             <w:tcW w:type="dxa" w:w="5046"/>
           </w:tcPr>
           <w:p>
+            <w:pPr>
+              <w:spacing w:before="20" w:after="20"/>
+            </w:pPr>
             <w:r/>
             <w:r>
               <w:rPr>
@@ -2081,6 +3094,9 @@
             <w:tcW w:type="dxa" w:w="5046"/>
           </w:tcPr>
           <w:p>
+            <w:pPr>
+              <w:spacing w:before="20" w:after="20"/>
+            </w:pPr>
             <w:r/>
             <w:r>
               <w:rPr>
@@ -2093,11 +3109,17 @@
         </w:tc>
       </w:tr>
       <w:tr>
-        <w:tc>
-          <w:tcPr>
-            <w:tcW w:type="dxa" w:w="5046"/>
-          </w:tcPr>
-          <w:p>
+        <w:trPr>
+          <w:cantSplit/>
+        </w:trPr>
+        <w:tc>
+          <w:tcPr>
+            <w:tcW w:type="dxa" w:w="5046"/>
+          </w:tcPr>
+          <w:p>
+            <w:pPr>
+              <w:spacing w:before="20" w:after="20"/>
+            </w:pPr>
             <w:r/>
             <w:r>
               <w:rPr>
@@ -2114,6 +3136,9 @@
             <w:tcW w:type="dxa" w:w="5046"/>
           </w:tcPr>
           <w:p>
+            <w:pPr>
+              <w:spacing w:before="20" w:after="20"/>
+            </w:pPr>
             <w:r/>
             <w:r>
               <w:rPr>
@@ -2130,6 +3155,9 @@
             <w:tcW w:type="dxa" w:w="5046"/>
           </w:tcPr>
           <w:p>
+            <w:pPr>
+              <w:spacing w:before="20" w:after="20"/>
+            </w:pPr>
             <w:r/>
             <w:r>
               <w:rPr>
@@ -2142,11 +3170,17 @@
         </w:tc>
       </w:tr>
       <w:tr>
-        <w:tc>
-          <w:tcPr>
-            <w:tcW w:type="dxa" w:w="5046"/>
-          </w:tcPr>
-          <w:p>
+        <w:trPr>
+          <w:cantSplit/>
+        </w:trPr>
+        <w:tc>
+          <w:tcPr>
+            <w:tcW w:type="dxa" w:w="5046"/>
+          </w:tcPr>
+          <w:p>
+            <w:pPr>
+              <w:spacing w:before="20" w:after="20"/>
+            </w:pPr>
             <w:r/>
             <w:r>
               <w:rPr>
@@ -2163,6 +3197,9 @@
             <w:tcW w:type="dxa" w:w="5046"/>
           </w:tcPr>
           <w:p>
+            <w:pPr>
+              <w:spacing w:before="20" w:after="20"/>
+            </w:pPr>
             <w:r/>
             <w:r>
               <w:rPr>
@@ -2179,6 +3216,9 @@
             <w:tcW w:type="dxa" w:w="5046"/>
           </w:tcPr>
           <w:p>
+            <w:pPr>
+              <w:spacing w:before="20" w:after="20"/>
+            </w:pPr>
             <w:r/>
             <w:r>
               <w:rPr>
@@ -2191,11 +3231,17 @@
         </w:tc>
       </w:tr>
       <w:tr>
-        <w:tc>
-          <w:tcPr>
-            <w:tcW w:type="dxa" w:w="5046"/>
-          </w:tcPr>
-          <w:p>
+        <w:trPr>
+          <w:cantSplit/>
+        </w:trPr>
+        <w:tc>
+          <w:tcPr>
+            <w:tcW w:type="dxa" w:w="5046"/>
+          </w:tcPr>
+          <w:p>
+            <w:pPr>
+              <w:spacing w:before="20" w:after="20"/>
+            </w:pPr>
             <w:r/>
             <w:r>
               <w:rPr>
@@ -2212,6 +3258,9 @@
             <w:tcW w:type="dxa" w:w="5046"/>
           </w:tcPr>
           <w:p>
+            <w:pPr>
+              <w:spacing w:before="20" w:after="20"/>
+            </w:pPr>
             <w:r/>
             <w:r>
               <w:rPr>
@@ -2228,6 +3277,9 @@
             <w:tcW w:type="dxa" w:w="5046"/>
           </w:tcPr>
           <w:p>
+            <w:pPr>
+              <w:spacing w:before="20" w:after="20"/>
+            </w:pPr>
             <w:r/>
             <w:r>
               <w:rPr>
@@ -2240,11 +3292,17 @@
         </w:tc>
       </w:tr>
       <w:tr>
-        <w:tc>
-          <w:tcPr>
-            <w:tcW w:type="dxa" w:w="5046"/>
-          </w:tcPr>
-          <w:p>
+        <w:trPr>
+          <w:cantSplit/>
+        </w:trPr>
+        <w:tc>
+          <w:tcPr>
+            <w:tcW w:type="dxa" w:w="5046"/>
+          </w:tcPr>
+          <w:p>
+            <w:pPr>
+              <w:spacing w:before="20" w:after="20"/>
+            </w:pPr>
             <w:r/>
             <w:r>
               <w:rPr>
@@ -2261,6 +3319,9 @@
             <w:tcW w:type="dxa" w:w="5046"/>
           </w:tcPr>
           <w:p>
+            <w:pPr>
+              <w:spacing w:before="20" w:after="20"/>
+            </w:pPr>
             <w:r/>
             <w:r>
               <w:rPr>
@@ -2277,6 +3338,9 @@
             <w:tcW w:type="dxa" w:w="5046"/>
           </w:tcPr>
           <w:p>
+            <w:pPr>
+              <w:spacing w:before="20" w:after="20"/>
+            </w:pPr>
             <w:r/>
             <w:r>
               <w:rPr>
@@ -2333,6 +3397,9 @@
             <w:shd w:val="clear" w:color="auto" w:fill="D9D9D9"/>
           </w:tcPr>
           <w:p>
+            <w:pPr>
+              <w:spacing w:before="20" w:after="20"/>
+            </w:pPr>
             <w:r/>
             <w:r>
               <w:rPr>
@@ -2350,6 +3417,9 @@
             <w:shd w:val="clear" w:color="auto" w:fill="D9D9D9"/>
           </w:tcPr>
           <w:p>
+            <w:pPr>
+              <w:spacing w:before="20" w:after="20"/>
+            </w:pPr>
             <w:r/>
             <w:r>
               <w:rPr>
@@ -2367,6 +3437,9 @@
             <w:shd w:val="clear" w:color="auto" w:fill="D9D9D9"/>
           </w:tcPr>
           <w:p>
+            <w:pPr>
+              <w:spacing w:before="20" w:after="20"/>
+            </w:pPr>
             <w:r/>
             <w:r>
               <w:rPr>
@@ -2380,11 +3453,17 @@
         </w:tc>
       </w:tr>
       <w:tr>
-        <w:tc>
-          <w:tcPr>
-            <w:tcW w:type="dxa" w:w="5046"/>
-          </w:tcPr>
-          <w:p>
+        <w:trPr>
+          <w:cantSplit/>
+        </w:trPr>
+        <w:tc>
+          <w:tcPr>
+            <w:tcW w:type="dxa" w:w="5046"/>
+          </w:tcPr>
+          <w:p>
+            <w:pPr>
+              <w:spacing w:before="20" w:after="20"/>
+            </w:pPr>
             <w:r/>
             <w:r>
               <w:rPr>
@@ -2401,6 +3480,9 @@
             <w:tcW w:type="dxa" w:w="5046"/>
           </w:tcPr>
           <w:p>
+            <w:pPr>
+              <w:spacing w:before="20" w:after="20"/>
+            </w:pPr>
             <w:r/>
             <w:r>
               <w:rPr>
@@ -2417,6 +3499,9 @@
             <w:tcW w:type="dxa" w:w="5046"/>
           </w:tcPr>
           <w:p>
+            <w:pPr>
+              <w:spacing w:before="20" w:after="20"/>
+            </w:pPr>
             <w:r/>
             <w:r>
               <w:rPr>
@@ -2429,11 +3514,17 @@
         </w:tc>
       </w:tr>
       <w:tr>
-        <w:tc>
-          <w:tcPr>
-            <w:tcW w:type="dxa" w:w="5046"/>
-          </w:tcPr>
-          <w:p>
+        <w:trPr>
+          <w:cantSplit/>
+        </w:trPr>
+        <w:tc>
+          <w:tcPr>
+            <w:tcW w:type="dxa" w:w="5046"/>
+          </w:tcPr>
+          <w:p>
+            <w:pPr>
+              <w:spacing w:before="20" w:after="20"/>
+            </w:pPr>
             <w:r/>
             <w:r>
               <w:rPr>
@@ -2450,6 +3541,9 @@
             <w:tcW w:type="dxa" w:w="5046"/>
           </w:tcPr>
           <w:p>
+            <w:pPr>
+              <w:spacing w:before="20" w:after="20"/>
+            </w:pPr>
             <w:r/>
             <w:r>
               <w:rPr>
@@ -2466,6 +3560,9 @@
             <w:tcW w:type="dxa" w:w="5046"/>
           </w:tcPr>
           <w:p>
+            <w:pPr>
+              <w:spacing w:before="20" w:after="20"/>
+            </w:pPr>
             <w:r/>
             <w:r>
               <w:rPr>
@@ -2479,11 +3576,17 @@
         </w:tc>
       </w:tr>
       <w:tr>
-        <w:tc>
-          <w:tcPr>
-            <w:tcW w:type="dxa" w:w="5046"/>
-          </w:tcPr>
-          <w:p>
+        <w:trPr>
+          <w:cantSplit/>
+        </w:trPr>
+        <w:tc>
+          <w:tcPr>
+            <w:tcW w:type="dxa" w:w="5046"/>
+          </w:tcPr>
+          <w:p>
+            <w:pPr>
+              <w:spacing w:before="20" w:after="20"/>
+            </w:pPr>
             <w:r/>
             <w:r>
               <w:rPr>
@@ -2500,6 +3603,9 @@
             <w:tcW w:type="dxa" w:w="5046"/>
           </w:tcPr>
           <w:p>
+            <w:pPr>
+              <w:spacing w:before="20" w:after="20"/>
+            </w:pPr>
             <w:r/>
             <w:r>
               <w:rPr>
@@ -2516,6 +3622,9 @@
             <w:tcW w:type="dxa" w:w="5046"/>
           </w:tcPr>
           <w:p>
+            <w:pPr>
+              <w:spacing w:before="20" w:after="20"/>
+            </w:pPr>
             <w:r/>
             <w:r>
               <w:rPr>
@@ -2528,11 +3637,17 @@
         </w:tc>
       </w:tr>
       <w:tr>
-        <w:tc>
-          <w:tcPr>
-            <w:tcW w:type="dxa" w:w="5046"/>
-          </w:tcPr>
-          <w:p>
+        <w:trPr>
+          <w:cantSplit/>
+        </w:trPr>
+        <w:tc>
+          <w:tcPr>
+            <w:tcW w:type="dxa" w:w="5046"/>
+          </w:tcPr>
+          <w:p>
+            <w:pPr>
+              <w:spacing w:before="20" w:after="20"/>
+            </w:pPr>
             <w:r/>
             <w:r>
               <w:rPr>
@@ -2549,6 +3664,9 @@
             <w:tcW w:type="dxa" w:w="5046"/>
           </w:tcPr>
           <w:p>
+            <w:pPr>
+              <w:spacing w:before="20" w:after="20"/>
+            </w:pPr>
             <w:r/>
             <w:r>
               <w:rPr>
@@ -2565,6 +3683,9 @@
             <w:tcW w:type="dxa" w:w="5046"/>
           </w:tcPr>
           <w:p>
+            <w:pPr>
+              <w:spacing w:before="20" w:after="20"/>
+            </w:pPr>
             <w:r/>
             <w:r>
               <w:rPr>
@@ -2577,11 +3698,17 @@
         </w:tc>
       </w:tr>
       <w:tr>
-        <w:tc>
-          <w:tcPr>
-            <w:tcW w:type="dxa" w:w="5046"/>
-          </w:tcPr>
-          <w:p>
+        <w:trPr>
+          <w:cantSplit/>
+        </w:trPr>
+        <w:tc>
+          <w:tcPr>
+            <w:tcW w:type="dxa" w:w="5046"/>
+          </w:tcPr>
+          <w:p>
+            <w:pPr>
+              <w:spacing w:before="20" w:after="20"/>
+            </w:pPr>
             <w:r/>
             <w:r>
               <w:rPr>
@@ -2598,6 +3725,9 @@
             <w:tcW w:type="dxa" w:w="5046"/>
           </w:tcPr>
           <w:p>
+            <w:pPr>
+              <w:spacing w:before="20" w:after="20"/>
+            </w:pPr>
             <w:r/>
             <w:r>
               <w:rPr>
@@ -2614,6 +3744,9 @@
             <w:tcW w:type="dxa" w:w="5046"/>
           </w:tcPr>
           <w:p>
+            <w:pPr>
+              <w:spacing w:before="20" w:after="20"/>
+            </w:pPr>
             <w:r/>
             <w:r>
               <w:rPr>
@@ -2626,11 +3759,17 @@
         </w:tc>
       </w:tr>
       <w:tr>
-        <w:tc>
-          <w:tcPr>
-            <w:tcW w:type="dxa" w:w="5046"/>
-          </w:tcPr>
-          <w:p>
+        <w:trPr>
+          <w:cantSplit/>
+        </w:trPr>
+        <w:tc>
+          <w:tcPr>
+            <w:tcW w:type="dxa" w:w="5046"/>
+          </w:tcPr>
+          <w:p>
+            <w:pPr>
+              <w:spacing w:before="20" w:after="20"/>
+            </w:pPr>
             <w:r/>
             <w:r>
               <w:rPr>
@@ -2647,6 +3786,9 @@
             <w:tcW w:type="dxa" w:w="5046"/>
           </w:tcPr>
           <w:p>
+            <w:pPr>
+              <w:spacing w:before="20" w:after="20"/>
+            </w:pPr>
             <w:r/>
             <w:r>
               <w:rPr>
@@ -2663,6 +3805,9 @@
             <w:tcW w:type="dxa" w:w="5046"/>
           </w:tcPr>
           <w:p>
+            <w:pPr>
+              <w:spacing w:before="20" w:after="20"/>
+            </w:pPr>
             <w:r/>
             <w:r>
               <w:rPr>
@@ -2675,11 +3820,17 @@
         </w:tc>
       </w:tr>
       <w:tr>
-        <w:tc>
-          <w:tcPr>
-            <w:tcW w:type="dxa" w:w="5046"/>
-          </w:tcPr>
-          <w:p>
+        <w:trPr>
+          <w:cantSplit/>
+        </w:trPr>
+        <w:tc>
+          <w:tcPr>
+            <w:tcW w:type="dxa" w:w="5046"/>
+          </w:tcPr>
+          <w:p>
+            <w:pPr>
+              <w:spacing w:before="20" w:after="20"/>
+            </w:pPr>
             <w:r/>
             <w:r>
               <w:rPr>
@@ -2696,6 +3847,9 @@
             <w:tcW w:type="dxa" w:w="5046"/>
           </w:tcPr>
           <w:p>
+            <w:pPr>
+              <w:spacing w:before="20" w:after="20"/>
+            </w:pPr>
             <w:r/>
             <w:r>
               <w:rPr>
@@ -2712,6 +3866,9 @@
             <w:tcW w:type="dxa" w:w="5046"/>
           </w:tcPr>
           <w:p>
+            <w:pPr>
+              <w:spacing w:before="20" w:after="20"/>
+            </w:pPr>
             <w:r/>
             <w:r>
               <w:rPr>
@@ -2724,11 +3881,17 @@
         </w:tc>
       </w:tr>
       <w:tr>
-        <w:tc>
-          <w:tcPr>
-            <w:tcW w:type="dxa" w:w="5046"/>
-          </w:tcPr>
-          <w:p>
+        <w:trPr>
+          <w:cantSplit/>
+        </w:trPr>
+        <w:tc>
+          <w:tcPr>
+            <w:tcW w:type="dxa" w:w="5046"/>
+          </w:tcPr>
+          <w:p>
+            <w:pPr>
+              <w:spacing w:before="20" w:after="20"/>
+            </w:pPr>
             <w:r/>
             <w:r>
               <w:rPr>
@@ -2745,6 +3908,9 @@
             <w:tcW w:type="dxa" w:w="5046"/>
           </w:tcPr>
           <w:p>
+            <w:pPr>
+              <w:spacing w:before="20" w:after="20"/>
+            </w:pPr>
             <w:r/>
             <w:r>
               <w:rPr>
@@ -2761,6 +3927,9 @@
             <w:tcW w:type="dxa" w:w="5046"/>
           </w:tcPr>
           <w:p>
+            <w:pPr>
+              <w:spacing w:before="20" w:after="20"/>
+            </w:pPr>
             <w:r/>
             <w:r>
               <w:rPr>
@@ -2773,11 +3942,17 @@
         </w:tc>
       </w:tr>
       <w:tr>
-        <w:tc>
-          <w:tcPr>
-            <w:tcW w:type="dxa" w:w="5046"/>
-          </w:tcPr>
-          <w:p>
+        <w:trPr>
+          <w:cantSplit/>
+        </w:trPr>
+        <w:tc>
+          <w:tcPr>
+            <w:tcW w:type="dxa" w:w="5046"/>
+          </w:tcPr>
+          <w:p>
+            <w:pPr>
+              <w:spacing w:before="20" w:after="20"/>
+            </w:pPr>
             <w:r/>
             <w:r>
               <w:rPr>
@@ -2794,6 +3969,9 @@
             <w:tcW w:type="dxa" w:w="5046"/>
           </w:tcPr>
           <w:p>
+            <w:pPr>
+              <w:spacing w:before="20" w:after="20"/>
+            </w:pPr>
             <w:r/>
             <w:r>
               <w:rPr>
@@ -2810,6 +3988,9 @@
             <w:tcW w:type="dxa" w:w="5046"/>
           </w:tcPr>
           <w:p>
+            <w:pPr>
+              <w:spacing w:before="20" w:after="20"/>
+            </w:pPr>
             <w:r/>
             <w:r>
               <w:rPr>
@@ -2822,11 +4003,17 @@
         </w:tc>
       </w:tr>
       <w:tr>
-        <w:tc>
-          <w:tcPr>
-            <w:tcW w:type="dxa" w:w="5046"/>
-          </w:tcPr>
-          <w:p>
+        <w:trPr>
+          <w:cantSplit/>
+        </w:trPr>
+        <w:tc>
+          <w:tcPr>
+            <w:tcW w:type="dxa" w:w="5046"/>
+          </w:tcPr>
+          <w:p>
+            <w:pPr>
+              <w:spacing w:before="20" w:after="20"/>
+            </w:pPr>
             <w:r/>
             <w:r>
               <w:rPr>
@@ -2843,6 +4030,9 @@
             <w:tcW w:type="dxa" w:w="5046"/>
           </w:tcPr>
           <w:p>
+            <w:pPr>
+              <w:spacing w:before="20" w:after="20"/>
+            </w:pPr>
             <w:r/>
             <w:r>
               <w:rPr>
@@ -2859,6 +4049,9 @@
             <w:tcW w:type="dxa" w:w="5046"/>
           </w:tcPr>
           <w:p>
+            <w:pPr>
+              <w:spacing w:before="20" w:after="20"/>
+            </w:pPr>
             <w:r/>
             <w:r>
               <w:rPr>
@@ -2871,11 +4064,17 @@
         </w:tc>
       </w:tr>
       <w:tr>
-        <w:tc>
-          <w:tcPr>
-            <w:tcW w:type="dxa" w:w="5046"/>
-          </w:tcPr>
-          <w:p>
+        <w:trPr>
+          <w:cantSplit/>
+        </w:trPr>
+        <w:tc>
+          <w:tcPr>
+            <w:tcW w:type="dxa" w:w="5046"/>
+          </w:tcPr>
+          <w:p>
+            <w:pPr>
+              <w:spacing w:before="20" w:after="20"/>
+            </w:pPr>
             <w:r/>
             <w:r>
               <w:rPr>
@@ -2892,6 +4091,9 @@
             <w:tcW w:type="dxa" w:w="5046"/>
           </w:tcPr>
           <w:p>
+            <w:pPr>
+              <w:spacing w:before="20" w:after="20"/>
+            </w:pPr>
             <w:r/>
             <w:r>
               <w:rPr>
@@ -2908,6 +4110,9 @@
             <w:tcW w:type="dxa" w:w="5046"/>
           </w:tcPr>
           <w:p>
+            <w:pPr>
+              <w:spacing w:before="20" w:after="20"/>
+            </w:pPr>
             <w:r/>
             <w:r>
               <w:rPr>
@@ -2920,11 +4125,17 @@
         </w:tc>
       </w:tr>
       <w:tr>
-        <w:tc>
-          <w:tcPr>
-            <w:tcW w:type="dxa" w:w="5046"/>
-          </w:tcPr>
-          <w:p>
+        <w:trPr>
+          <w:cantSplit/>
+        </w:trPr>
+        <w:tc>
+          <w:tcPr>
+            <w:tcW w:type="dxa" w:w="5046"/>
+          </w:tcPr>
+          <w:p>
+            <w:pPr>
+              <w:spacing w:before="20" w:after="20"/>
+            </w:pPr>
             <w:r/>
             <w:r>
               <w:rPr>
@@ -2941,6 +4152,9 @@
             <w:tcW w:type="dxa" w:w="5046"/>
           </w:tcPr>
           <w:p>
+            <w:pPr>
+              <w:spacing w:before="20" w:after="20"/>
+            </w:pPr>
             <w:r/>
             <w:r>
               <w:rPr>
@@ -2957,6 +4171,9 @@
             <w:tcW w:type="dxa" w:w="5046"/>
           </w:tcPr>
           <w:p>
+            <w:pPr>
+              <w:spacing w:before="20" w:after="20"/>
+            </w:pPr>
             <w:r/>
             <w:r>
               <w:rPr>
@@ -2969,11 +4186,17 @@
         </w:tc>
       </w:tr>
       <w:tr>
-        <w:tc>
-          <w:tcPr>
-            <w:tcW w:type="dxa" w:w="5046"/>
-          </w:tcPr>
-          <w:p>
+        <w:trPr>
+          <w:cantSplit/>
+        </w:trPr>
+        <w:tc>
+          <w:tcPr>
+            <w:tcW w:type="dxa" w:w="5046"/>
+          </w:tcPr>
+          <w:p>
+            <w:pPr>
+              <w:spacing w:before="20" w:after="20"/>
+            </w:pPr>
             <w:r/>
             <w:r>
               <w:rPr>
@@ -2990,6 +4213,9 @@
             <w:tcW w:type="dxa" w:w="5046"/>
           </w:tcPr>
           <w:p>
+            <w:pPr>
+              <w:spacing w:before="20" w:after="20"/>
+            </w:pPr>
             <w:r/>
             <w:r>
               <w:rPr>
@@ -3006,6 +4232,9 @@
             <w:tcW w:type="dxa" w:w="5046"/>
           </w:tcPr>
           <w:p>
+            <w:pPr>
+              <w:spacing w:before="20" w:after="20"/>
+            </w:pPr>
             <w:r/>
             <w:r>
               <w:rPr>
@@ -3062,6 +4291,9 @@
             <w:shd w:val="clear" w:color="auto" w:fill="D9D9D9"/>
           </w:tcPr>
           <w:p>
+            <w:pPr>
+              <w:spacing w:before="20" w:after="20"/>
+            </w:pPr>
             <w:r/>
             <w:r>
               <w:rPr>
@@ -3079,6 +4311,9 @@
             <w:shd w:val="clear" w:color="auto" w:fill="D9D9D9"/>
           </w:tcPr>
           <w:p>
+            <w:pPr>
+              <w:spacing w:before="20" w:after="20"/>
+            </w:pPr>
             <w:r/>
             <w:r>
               <w:rPr>
@@ -3096,6 +4331,9 @@
             <w:shd w:val="clear" w:color="auto" w:fill="D9D9D9"/>
           </w:tcPr>
           <w:p>
+            <w:pPr>
+              <w:spacing w:before="20" w:after="20"/>
+            </w:pPr>
             <w:r/>
             <w:r>
               <w:rPr>
@@ -3109,11 +4347,17 @@
         </w:tc>
       </w:tr>
       <w:tr>
-        <w:tc>
-          <w:tcPr>
-            <w:tcW w:type="dxa" w:w="5046"/>
-          </w:tcPr>
-          <w:p>
+        <w:trPr>
+          <w:cantSplit/>
+        </w:trPr>
+        <w:tc>
+          <w:tcPr>
+            <w:tcW w:type="dxa" w:w="5046"/>
+          </w:tcPr>
+          <w:p>
+            <w:pPr>
+              <w:spacing w:before="20" w:after="20"/>
+            </w:pPr>
             <w:r/>
             <w:r>
               <w:rPr>
@@ -3130,6 +4374,9 @@
             <w:tcW w:type="dxa" w:w="5046"/>
           </w:tcPr>
           <w:p>
+            <w:pPr>
+              <w:spacing w:before="20" w:after="20"/>
+            </w:pPr>
             <w:r/>
             <w:r>
               <w:rPr>
@@ -3146,6 +4393,9 @@
             <w:tcW w:type="dxa" w:w="5046"/>
           </w:tcPr>
           <w:p>
+            <w:pPr>
+              <w:spacing w:before="20" w:after="20"/>
+            </w:pPr>
             <w:r/>
             <w:r>
               <w:rPr>
@@ -3158,11 +4408,17 @@
         </w:tc>
       </w:tr>
       <w:tr>
-        <w:tc>
-          <w:tcPr>
-            <w:tcW w:type="dxa" w:w="5046"/>
-          </w:tcPr>
-          <w:p>
+        <w:trPr>
+          <w:cantSplit/>
+        </w:trPr>
+        <w:tc>
+          <w:tcPr>
+            <w:tcW w:type="dxa" w:w="5046"/>
+          </w:tcPr>
+          <w:p>
+            <w:pPr>
+              <w:spacing w:before="20" w:after="20"/>
+            </w:pPr>
             <w:r/>
             <w:r>
               <w:rPr>
@@ -3179,6 +4435,9 @@
             <w:tcW w:type="dxa" w:w="5046"/>
           </w:tcPr>
           <w:p>
+            <w:pPr>
+              <w:spacing w:before="20" w:after="20"/>
+            </w:pPr>
             <w:r/>
             <w:r>
               <w:rPr>
@@ -3195,6 +4454,9 @@
             <w:tcW w:type="dxa" w:w="5046"/>
           </w:tcPr>
           <w:p>
+            <w:pPr>
+              <w:spacing w:before="20" w:after="20"/>
+            </w:pPr>
             <w:r/>
             <w:r>
               <w:rPr>
@@ -3207,11 +4469,17 @@
         </w:tc>
       </w:tr>
       <w:tr>
-        <w:tc>
-          <w:tcPr>
-            <w:tcW w:type="dxa" w:w="5046"/>
-          </w:tcPr>
-          <w:p>
+        <w:trPr>
+          <w:cantSplit/>
+        </w:trPr>
+        <w:tc>
+          <w:tcPr>
+            <w:tcW w:type="dxa" w:w="5046"/>
+          </w:tcPr>
+          <w:p>
+            <w:pPr>
+              <w:spacing w:before="20" w:after="20"/>
+            </w:pPr>
             <w:r/>
             <w:r>
               <w:rPr>
@@ -3228,6 +4496,9 @@
             <w:tcW w:type="dxa" w:w="5046"/>
           </w:tcPr>
           <w:p>
+            <w:pPr>
+              <w:spacing w:before="20" w:after="20"/>
+            </w:pPr>
             <w:r/>
             <w:r>
               <w:rPr>
@@ -3244,6 +4515,9 @@
             <w:tcW w:type="dxa" w:w="5046"/>
           </w:tcPr>
           <w:p>
+            <w:pPr>
+              <w:spacing w:before="20" w:after="20"/>
+            </w:pPr>
             <w:r/>
             <w:r>
               <w:rPr>
@@ -3256,11 +4530,17 @@
         </w:tc>
       </w:tr>
       <w:tr>
-        <w:tc>
-          <w:tcPr>
-            <w:tcW w:type="dxa" w:w="5046"/>
-          </w:tcPr>
-          <w:p>
+        <w:trPr>
+          <w:cantSplit/>
+        </w:trPr>
+        <w:tc>
+          <w:tcPr>
+            <w:tcW w:type="dxa" w:w="5046"/>
+          </w:tcPr>
+          <w:p>
+            <w:pPr>
+              <w:spacing w:before="20" w:after="20"/>
+            </w:pPr>
             <w:r/>
             <w:r>
               <w:rPr>
@@ -3277,6 +4557,9 @@
             <w:tcW w:type="dxa" w:w="5046"/>
           </w:tcPr>
           <w:p>
+            <w:pPr>
+              <w:spacing w:before="20" w:after="20"/>
+            </w:pPr>
             <w:r/>
             <w:r>
               <w:rPr>
@@ -3293,6 +4576,9 @@
             <w:tcW w:type="dxa" w:w="5046"/>
           </w:tcPr>
           <w:p>
+            <w:pPr>
+              <w:spacing w:before="20" w:after="20"/>
+            </w:pPr>
             <w:r/>
             <w:r>
               <w:rPr>
@@ -3349,6 +4635,9 @@
             <w:shd w:val="clear" w:color="auto" w:fill="D9D9D9"/>
           </w:tcPr>
           <w:p>
+            <w:pPr>
+              <w:spacing w:before="20" w:after="20"/>
+            </w:pPr>
             <w:r/>
             <w:r>
               <w:rPr>
@@ -3366,6 +4655,9 @@
             <w:shd w:val="clear" w:color="auto" w:fill="D9D9D9"/>
           </w:tcPr>
           <w:p>
+            <w:pPr>
+              <w:spacing w:before="20" w:after="20"/>
+            </w:pPr>
             <w:r/>
             <w:r>
               <w:rPr>
@@ -3383,6 +4675,9 @@
             <w:shd w:val="clear" w:color="auto" w:fill="D9D9D9"/>
           </w:tcPr>
           <w:p>
+            <w:pPr>
+              <w:spacing w:before="20" w:after="20"/>
+            </w:pPr>
             <w:r/>
             <w:r>
               <w:rPr>
@@ -3396,11 +4691,17 @@
         </w:tc>
       </w:tr>
       <w:tr>
-        <w:tc>
-          <w:tcPr>
-            <w:tcW w:type="dxa" w:w="5046"/>
-          </w:tcPr>
-          <w:p>
+        <w:trPr>
+          <w:cantSplit/>
+        </w:trPr>
+        <w:tc>
+          <w:tcPr>
+            <w:tcW w:type="dxa" w:w="5046"/>
+          </w:tcPr>
+          <w:p>
+            <w:pPr>
+              <w:spacing w:before="20" w:after="20"/>
+            </w:pPr>
             <w:r/>
             <w:r>
               <w:rPr>
@@ -3417,6 +4718,9 @@
             <w:tcW w:type="dxa" w:w="5046"/>
           </w:tcPr>
           <w:p>
+            <w:pPr>
+              <w:spacing w:before="20" w:after="20"/>
+            </w:pPr>
             <w:r/>
             <w:r>
               <w:rPr>
@@ -3433,6 +4737,9 @@
             <w:tcW w:type="dxa" w:w="5046"/>
           </w:tcPr>
           <w:p>
+            <w:pPr>
+              <w:spacing w:before="20" w:after="20"/>
+            </w:pPr>
             <w:r/>
             <w:r>
               <w:rPr>
@@ -3445,11 +4752,17 @@
         </w:tc>
       </w:tr>
       <w:tr>
-        <w:tc>
-          <w:tcPr>
-            <w:tcW w:type="dxa" w:w="5046"/>
-          </w:tcPr>
-          <w:p>
+        <w:trPr>
+          <w:cantSplit/>
+        </w:trPr>
+        <w:tc>
+          <w:tcPr>
+            <w:tcW w:type="dxa" w:w="5046"/>
+          </w:tcPr>
+          <w:p>
+            <w:pPr>
+              <w:spacing w:before="20" w:after="20"/>
+            </w:pPr>
             <w:r/>
             <w:r>
               <w:rPr>
@@ -3466,6 +4779,9 @@
             <w:tcW w:type="dxa" w:w="5046"/>
           </w:tcPr>
           <w:p>
+            <w:pPr>
+              <w:spacing w:before="20" w:after="20"/>
+            </w:pPr>
             <w:r/>
             <w:r>
               <w:rPr>
@@ -3482,6 +4798,9 @@
             <w:tcW w:type="dxa" w:w="5046"/>
           </w:tcPr>
           <w:p>
+            <w:pPr>
+              <w:spacing w:before="20" w:after="20"/>
+            </w:pPr>
             <w:r/>
             <w:r>
               <w:rPr>
@@ -3494,11 +4813,17 @@
         </w:tc>
       </w:tr>
       <w:tr>
-        <w:tc>
-          <w:tcPr>
-            <w:tcW w:type="dxa" w:w="5046"/>
-          </w:tcPr>
-          <w:p>
+        <w:trPr>
+          <w:cantSplit/>
+        </w:trPr>
+        <w:tc>
+          <w:tcPr>
+            <w:tcW w:type="dxa" w:w="5046"/>
+          </w:tcPr>
+          <w:p>
+            <w:pPr>
+              <w:spacing w:before="20" w:after="20"/>
+            </w:pPr>
             <w:r/>
             <w:r>
               <w:rPr>
@@ -3515,6 +4840,9 @@
             <w:tcW w:type="dxa" w:w="5046"/>
           </w:tcPr>
           <w:p>
+            <w:pPr>
+              <w:spacing w:before="20" w:after="20"/>
+            </w:pPr>
             <w:r/>
             <w:r>
               <w:rPr>
@@ -3531,6 +4859,9 @@
             <w:tcW w:type="dxa" w:w="5046"/>
           </w:tcPr>
           <w:p>
+            <w:pPr>
+              <w:spacing w:before="20" w:after="20"/>
+            </w:pPr>
             <w:r/>
             <w:r>
               <w:rPr>
@@ -3543,11 +4874,17 @@
         </w:tc>
       </w:tr>
       <w:tr>
-        <w:tc>
-          <w:tcPr>
-            <w:tcW w:type="dxa" w:w="5046"/>
-          </w:tcPr>
-          <w:p>
+        <w:trPr>
+          <w:cantSplit/>
+        </w:trPr>
+        <w:tc>
+          <w:tcPr>
+            <w:tcW w:type="dxa" w:w="5046"/>
+          </w:tcPr>
+          <w:p>
+            <w:pPr>
+              <w:spacing w:before="20" w:after="20"/>
+            </w:pPr>
             <w:r/>
             <w:r>
               <w:rPr>
@@ -3564,6 +4901,9 @@
             <w:tcW w:type="dxa" w:w="5046"/>
           </w:tcPr>
           <w:p>
+            <w:pPr>
+              <w:spacing w:before="20" w:after="20"/>
+            </w:pPr>
             <w:r/>
             <w:r>
               <w:rPr>
@@ -3580,6 +4920,9 @@
             <w:tcW w:type="dxa" w:w="5046"/>
           </w:tcPr>
           <w:p>
+            <w:pPr>
+              <w:spacing w:before="20" w:after="20"/>
+            </w:pPr>
             <w:r/>
             <w:r>
               <w:rPr>
@@ -3636,6 +4979,9 @@
             <w:shd w:val="clear" w:color="auto" w:fill="D9D9D9"/>
           </w:tcPr>
           <w:p>
+            <w:pPr>
+              <w:spacing w:before="20" w:after="20"/>
+            </w:pPr>
             <w:r/>
             <w:r>
               <w:rPr>
@@ -3653,6 +4999,9 @@
             <w:shd w:val="clear" w:color="auto" w:fill="D9D9D9"/>
           </w:tcPr>
           <w:p>
+            <w:pPr>
+              <w:spacing w:before="20" w:after="20"/>
+            </w:pPr>
             <w:r/>
             <w:r>
               <w:rPr>
@@ -3670,6 +5019,9 @@
             <w:shd w:val="clear" w:color="auto" w:fill="D9D9D9"/>
           </w:tcPr>
           <w:p>
+            <w:pPr>
+              <w:spacing w:before="20" w:after="20"/>
+            </w:pPr>
             <w:r/>
             <w:r>
               <w:rPr>
@@ -3683,11 +5035,17 @@
         </w:tc>
       </w:tr>
       <w:tr>
-        <w:tc>
-          <w:tcPr>
-            <w:tcW w:type="dxa" w:w="5046"/>
-          </w:tcPr>
-          <w:p>
+        <w:trPr>
+          <w:cantSplit/>
+        </w:trPr>
+        <w:tc>
+          <w:tcPr>
+            <w:tcW w:type="dxa" w:w="5046"/>
+          </w:tcPr>
+          <w:p>
+            <w:pPr>
+              <w:spacing w:before="20" w:after="20"/>
+            </w:pPr>
             <w:r/>
             <w:r>
               <w:rPr>
@@ -3704,6 +5062,9 @@
             <w:tcW w:type="dxa" w:w="5046"/>
           </w:tcPr>
           <w:p>
+            <w:pPr>
+              <w:spacing w:before="20" w:after="20"/>
+            </w:pPr>
             <w:r/>
             <w:r>
               <w:rPr>
@@ -3720,6 +5081,9 @@
             <w:tcW w:type="dxa" w:w="5046"/>
           </w:tcPr>
           <w:p>
+            <w:pPr>
+              <w:spacing w:before="20" w:after="20"/>
+            </w:pPr>
             <w:r/>
             <w:r>
               <w:rPr>
@@ -3732,11 +5096,17 @@
         </w:tc>
       </w:tr>
       <w:tr>
-        <w:tc>
-          <w:tcPr>
-            <w:tcW w:type="dxa" w:w="5046"/>
-          </w:tcPr>
-          <w:p>
+        <w:trPr>
+          <w:cantSplit/>
+        </w:trPr>
+        <w:tc>
+          <w:tcPr>
+            <w:tcW w:type="dxa" w:w="5046"/>
+          </w:tcPr>
+          <w:p>
+            <w:pPr>
+              <w:spacing w:before="20" w:after="20"/>
+            </w:pPr>
             <w:r/>
             <w:r>
               <w:rPr>
@@ -3753,6 +5123,9 @@
             <w:tcW w:type="dxa" w:w="5046"/>
           </w:tcPr>
           <w:p>
+            <w:pPr>
+              <w:spacing w:before="20" w:after="20"/>
+            </w:pPr>
             <w:r/>
             <w:r>
               <w:rPr>
@@ -3769,6 +5142,9 @@
             <w:tcW w:type="dxa" w:w="5046"/>
           </w:tcPr>
           <w:p>
+            <w:pPr>
+              <w:spacing w:before="20" w:after="20"/>
+            </w:pPr>
             <w:r/>
             <w:r>
               <w:rPr>
@@ -3781,11 +5157,17 @@
         </w:tc>
       </w:tr>
       <w:tr>
-        <w:tc>
-          <w:tcPr>
-            <w:tcW w:type="dxa" w:w="5046"/>
-          </w:tcPr>
-          <w:p>
+        <w:trPr>
+          <w:cantSplit/>
+        </w:trPr>
+        <w:tc>
+          <w:tcPr>
+            <w:tcW w:type="dxa" w:w="5046"/>
+          </w:tcPr>
+          <w:p>
+            <w:pPr>
+              <w:spacing w:before="20" w:after="20"/>
+            </w:pPr>
             <w:r/>
             <w:r>
               <w:rPr>
@@ -3802,6 +5184,9 @@
             <w:tcW w:type="dxa" w:w="5046"/>
           </w:tcPr>
           <w:p>
+            <w:pPr>
+              <w:spacing w:before="20" w:after="20"/>
+            </w:pPr>
             <w:r/>
             <w:r>
               <w:rPr>
@@ -3818,6 +5203,9 @@
             <w:tcW w:type="dxa" w:w="5046"/>
           </w:tcPr>
           <w:p>
+            <w:pPr>
+              <w:spacing w:before="20" w:after="20"/>
+            </w:pPr>
             <w:r/>
             <w:r>
               <w:rPr>
@@ -3830,11 +5218,17 @@
         </w:tc>
       </w:tr>
       <w:tr>
-        <w:tc>
-          <w:tcPr>
-            <w:tcW w:type="dxa" w:w="5046"/>
-          </w:tcPr>
-          <w:p>
+        <w:trPr>
+          <w:cantSplit/>
+        </w:trPr>
+        <w:tc>
+          <w:tcPr>
+            <w:tcW w:type="dxa" w:w="5046"/>
+          </w:tcPr>
+          <w:p>
+            <w:pPr>
+              <w:spacing w:before="20" w:after="20"/>
+            </w:pPr>
             <w:r/>
             <w:r>
               <w:rPr>
@@ -3851,6 +5245,9 @@
             <w:tcW w:type="dxa" w:w="5046"/>
           </w:tcPr>
           <w:p>
+            <w:pPr>
+              <w:spacing w:before="20" w:after="20"/>
+            </w:pPr>
             <w:r/>
             <w:r>
               <w:rPr>
@@ -3867,6 +5264,9 @@
             <w:tcW w:type="dxa" w:w="5046"/>
           </w:tcPr>
           <w:p>
+            <w:pPr>
+              <w:spacing w:before="20" w:after="20"/>
+            </w:pPr>
             <w:r/>
             <w:r>
               <w:rPr>
@@ -3879,11 +5279,17 @@
         </w:tc>
       </w:tr>
       <w:tr>
-        <w:tc>
-          <w:tcPr>
-            <w:tcW w:type="dxa" w:w="5046"/>
-          </w:tcPr>
-          <w:p>
+        <w:trPr>
+          <w:cantSplit/>
+        </w:trPr>
+        <w:tc>
+          <w:tcPr>
+            <w:tcW w:type="dxa" w:w="5046"/>
+          </w:tcPr>
+          <w:p>
+            <w:pPr>
+              <w:spacing w:before="20" w:after="20"/>
+            </w:pPr>
             <w:r/>
             <w:r>
               <w:rPr>
@@ -3900,6 +5306,9 @@
             <w:tcW w:type="dxa" w:w="5046"/>
           </w:tcPr>
           <w:p>
+            <w:pPr>
+              <w:spacing w:before="20" w:after="20"/>
+            </w:pPr>
             <w:r/>
             <w:r>
               <w:rPr>
@@ -3916,6 +5325,9 @@
             <w:tcW w:type="dxa" w:w="5046"/>
           </w:tcPr>
           <w:p>
+            <w:pPr>
+              <w:spacing w:before="20" w:after="20"/>
+            </w:pPr>
             <w:r/>
             <w:r>
               <w:rPr>
@@ -3928,11 +5340,17 @@
         </w:tc>
       </w:tr>
       <w:tr>
-        <w:tc>
-          <w:tcPr>
-            <w:tcW w:type="dxa" w:w="5046"/>
-          </w:tcPr>
-          <w:p>
+        <w:trPr>
+          <w:cantSplit/>
+        </w:trPr>
+        <w:tc>
+          <w:tcPr>
+            <w:tcW w:type="dxa" w:w="5046"/>
+          </w:tcPr>
+          <w:p>
+            <w:pPr>
+              <w:spacing w:before="20" w:after="20"/>
+            </w:pPr>
             <w:r/>
             <w:r>
               <w:rPr>
@@ -3949,6 +5367,9 @@
             <w:tcW w:type="dxa" w:w="5046"/>
           </w:tcPr>
           <w:p>
+            <w:pPr>
+              <w:spacing w:before="20" w:after="20"/>
+            </w:pPr>
             <w:r/>
             <w:r>
               <w:rPr>
@@ -3965,6 +5386,9 @@
             <w:tcW w:type="dxa" w:w="5046"/>
           </w:tcPr>
           <w:p>
+            <w:pPr>
+              <w:spacing w:before="20" w:after="20"/>
+            </w:pPr>
             <w:r/>
             <w:r>
               <w:rPr>
@@ -3977,11 +5401,17 @@
         </w:tc>
       </w:tr>
       <w:tr>
-        <w:tc>
-          <w:tcPr>
-            <w:tcW w:type="dxa" w:w="5046"/>
-          </w:tcPr>
-          <w:p>
+        <w:trPr>
+          <w:cantSplit/>
+        </w:trPr>
+        <w:tc>
+          <w:tcPr>
+            <w:tcW w:type="dxa" w:w="5046"/>
+          </w:tcPr>
+          <w:p>
+            <w:pPr>
+              <w:spacing w:before="20" w:after="20"/>
+            </w:pPr>
             <w:r/>
             <w:r>
               <w:rPr>
@@ -3998,6 +5428,9 @@
             <w:tcW w:type="dxa" w:w="5046"/>
           </w:tcPr>
           <w:p>
+            <w:pPr>
+              <w:spacing w:before="20" w:after="20"/>
+            </w:pPr>
             <w:r/>
             <w:r>
               <w:rPr>
@@ -4014,6 +5447,9 @@
             <w:tcW w:type="dxa" w:w="5046"/>
           </w:tcPr>
           <w:p>
+            <w:pPr>
+              <w:spacing w:before="20" w:after="20"/>
+            </w:pPr>
             <w:r/>
             <w:r>
               <w:rPr>
@@ -4026,11 +5462,17 @@
         </w:tc>
       </w:tr>
       <w:tr>
-        <w:tc>
-          <w:tcPr>
-            <w:tcW w:type="dxa" w:w="5046"/>
-          </w:tcPr>
-          <w:p>
+        <w:trPr>
+          <w:cantSplit/>
+        </w:trPr>
+        <w:tc>
+          <w:tcPr>
+            <w:tcW w:type="dxa" w:w="5046"/>
+          </w:tcPr>
+          <w:p>
+            <w:pPr>
+              <w:spacing w:before="20" w:after="20"/>
+            </w:pPr>
             <w:r/>
             <w:r>
               <w:rPr>
@@ -4047,6 +5489,9 @@
             <w:tcW w:type="dxa" w:w="5046"/>
           </w:tcPr>
           <w:p>
+            <w:pPr>
+              <w:spacing w:before="20" w:after="20"/>
+            </w:pPr>
             <w:r/>
             <w:r>
               <w:rPr>
@@ -4063,6 +5508,9 @@
             <w:tcW w:type="dxa" w:w="5046"/>
           </w:tcPr>
           <w:p>
+            <w:pPr>
+              <w:spacing w:before="20" w:after="20"/>
+            </w:pPr>
             <w:r/>
             <w:r>
               <w:rPr>
@@ -4075,11 +5523,17 @@
         </w:tc>
       </w:tr>
       <w:tr>
-        <w:tc>
-          <w:tcPr>
-            <w:tcW w:type="dxa" w:w="5046"/>
-          </w:tcPr>
-          <w:p>
+        <w:trPr>
+          <w:cantSplit/>
+        </w:trPr>
+        <w:tc>
+          <w:tcPr>
+            <w:tcW w:type="dxa" w:w="5046"/>
+          </w:tcPr>
+          <w:p>
+            <w:pPr>
+              <w:spacing w:before="20" w:after="20"/>
+            </w:pPr>
             <w:r/>
             <w:r>
               <w:rPr>
@@ -4096,6 +5550,9 @@
             <w:tcW w:type="dxa" w:w="5046"/>
           </w:tcPr>
           <w:p>
+            <w:pPr>
+              <w:spacing w:before="20" w:after="20"/>
+            </w:pPr>
             <w:r/>
             <w:r>
               <w:rPr>
@@ -4112,6 +5569,9 @@
             <w:tcW w:type="dxa" w:w="5046"/>
           </w:tcPr>
           <w:p>
+            <w:pPr>
+              <w:spacing w:before="20" w:after="20"/>
+            </w:pPr>
             <w:r/>
             <w:r>
               <w:rPr>
@@ -4124,11 +5584,17 @@
         </w:tc>
       </w:tr>
       <w:tr>
-        <w:tc>
-          <w:tcPr>
-            <w:tcW w:type="dxa" w:w="5046"/>
-          </w:tcPr>
-          <w:p>
+        <w:trPr>
+          <w:cantSplit/>
+        </w:trPr>
+        <w:tc>
+          <w:tcPr>
+            <w:tcW w:type="dxa" w:w="5046"/>
+          </w:tcPr>
+          <w:p>
+            <w:pPr>
+              <w:spacing w:before="20" w:after="20"/>
+            </w:pPr>
             <w:r/>
             <w:r>
               <w:rPr>
@@ -4145,6 +5611,9 @@
             <w:tcW w:type="dxa" w:w="5046"/>
           </w:tcPr>
           <w:p>
+            <w:pPr>
+              <w:spacing w:before="20" w:after="20"/>
+            </w:pPr>
             <w:r/>
             <w:r>
               <w:rPr>
@@ -4161,6 +5630,9 @@
             <w:tcW w:type="dxa" w:w="5046"/>
           </w:tcPr>
           <w:p>
+            <w:pPr>
+              <w:spacing w:before="20" w:after="20"/>
+            </w:pPr>
             <w:r/>
             <w:r>
               <w:rPr>
@@ -4217,6 +5689,9 @@
             <w:shd w:val="clear" w:color="auto" w:fill="D9D9D9"/>
           </w:tcPr>
           <w:p>
+            <w:pPr>
+              <w:spacing w:before="20" w:after="20"/>
+            </w:pPr>
             <w:r/>
             <w:r>
               <w:rPr>
@@ -4234,6 +5709,9 @@
             <w:shd w:val="clear" w:color="auto" w:fill="D9D9D9"/>
           </w:tcPr>
           <w:p>
+            <w:pPr>
+              <w:spacing w:before="20" w:after="20"/>
+            </w:pPr>
             <w:r/>
             <w:r>
               <w:rPr>
@@ -4251,6 +5729,9 @@
             <w:shd w:val="clear" w:color="auto" w:fill="D9D9D9"/>
           </w:tcPr>
           <w:p>
+            <w:pPr>
+              <w:spacing w:before="20" w:after="20"/>
+            </w:pPr>
             <w:r/>
             <w:r>
               <w:rPr>
@@ -4264,11 +5745,17 @@
         </w:tc>
       </w:tr>
       <w:tr>
-        <w:tc>
-          <w:tcPr>
-            <w:tcW w:type="dxa" w:w="5046"/>
-          </w:tcPr>
-          <w:p>
+        <w:trPr>
+          <w:cantSplit/>
+        </w:trPr>
+        <w:tc>
+          <w:tcPr>
+            <w:tcW w:type="dxa" w:w="5046"/>
+          </w:tcPr>
+          <w:p>
+            <w:pPr>
+              <w:spacing w:before="20" w:after="20"/>
+            </w:pPr>
             <w:r/>
             <w:r>
               <w:rPr>
@@ -4285,6 +5772,9 @@
             <w:tcW w:type="dxa" w:w="5046"/>
           </w:tcPr>
           <w:p>
+            <w:pPr>
+              <w:spacing w:before="20" w:after="20"/>
+            </w:pPr>
             <w:r/>
             <w:r>
               <w:rPr>
@@ -4301,6 +5791,9 @@
             <w:tcW w:type="dxa" w:w="5046"/>
           </w:tcPr>
           <w:p>
+            <w:pPr>
+              <w:spacing w:before="20" w:after="20"/>
+            </w:pPr>
             <w:r/>
             <w:r>
               <w:rPr>
@@ -4313,11 +5806,17 @@
         </w:tc>
       </w:tr>
       <w:tr>
-        <w:tc>
-          <w:tcPr>
-            <w:tcW w:type="dxa" w:w="5046"/>
-          </w:tcPr>
-          <w:p>
+        <w:trPr>
+          <w:cantSplit/>
+        </w:trPr>
+        <w:tc>
+          <w:tcPr>
+            <w:tcW w:type="dxa" w:w="5046"/>
+          </w:tcPr>
+          <w:p>
+            <w:pPr>
+              <w:spacing w:before="20" w:after="20"/>
+            </w:pPr>
             <w:r/>
             <w:r>
               <w:rPr>
@@ -4334,6 +5833,9 @@
             <w:tcW w:type="dxa" w:w="5046"/>
           </w:tcPr>
           <w:p>
+            <w:pPr>
+              <w:spacing w:before="20" w:after="20"/>
+            </w:pPr>
             <w:r/>
             <w:r>
               <w:rPr>
@@ -4350,6 +5852,9 @@
             <w:tcW w:type="dxa" w:w="5046"/>
           </w:tcPr>
           <w:p>
+            <w:pPr>
+              <w:spacing w:before="20" w:after="20"/>
+            </w:pPr>
             <w:r/>
             <w:r>
               <w:rPr>
@@ -4362,11 +5867,17 @@
         </w:tc>
       </w:tr>
       <w:tr>
-        <w:tc>
-          <w:tcPr>
-            <w:tcW w:type="dxa" w:w="5046"/>
-          </w:tcPr>
-          <w:p>
+        <w:trPr>
+          <w:cantSplit/>
+        </w:trPr>
+        <w:tc>
+          <w:tcPr>
+            <w:tcW w:type="dxa" w:w="5046"/>
+          </w:tcPr>
+          <w:p>
+            <w:pPr>
+              <w:spacing w:before="20" w:after="20"/>
+            </w:pPr>
             <w:r/>
             <w:r>
               <w:rPr>
@@ -4383,6 +5894,9 @@
             <w:tcW w:type="dxa" w:w="5046"/>
           </w:tcPr>
           <w:p>
+            <w:pPr>
+              <w:spacing w:before="20" w:after="20"/>
+            </w:pPr>
             <w:r/>
             <w:r>
               <w:rPr>
@@ -4399,6 +5913,9 @@
             <w:tcW w:type="dxa" w:w="5046"/>
           </w:tcPr>
           <w:p>
+            <w:pPr>
+              <w:spacing w:before="20" w:after="20"/>
+            </w:pPr>
             <w:r/>
             <w:r>
               <w:rPr>
@@ -4411,11 +5928,17 @@
         </w:tc>
       </w:tr>
       <w:tr>
-        <w:tc>
-          <w:tcPr>
-            <w:tcW w:type="dxa" w:w="5046"/>
-          </w:tcPr>
-          <w:p>
+        <w:trPr>
+          <w:cantSplit/>
+        </w:trPr>
+        <w:tc>
+          <w:tcPr>
+            <w:tcW w:type="dxa" w:w="5046"/>
+          </w:tcPr>
+          <w:p>
+            <w:pPr>
+              <w:spacing w:before="20" w:after="20"/>
+            </w:pPr>
             <w:r/>
             <w:r>
               <w:rPr>
@@ -4432,6 +5955,9 @@
             <w:tcW w:type="dxa" w:w="5046"/>
           </w:tcPr>
           <w:p>
+            <w:pPr>
+              <w:spacing w:before="20" w:after="20"/>
+            </w:pPr>
             <w:r/>
             <w:r>
               <w:rPr>
@@ -4448,6 +5974,9 @@
             <w:tcW w:type="dxa" w:w="5046"/>
           </w:tcPr>
           <w:p>
+            <w:pPr>
+              <w:spacing w:before="20" w:after="20"/>
+            </w:pPr>
             <w:r/>
             <w:r>
               <w:rPr>
@@ -4460,11 +5989,17 @@
         </w:tc>
       </w:tr>
       <w:tr>
-        <w:tc>
-          <w:tcPr>
-            <w:tcW w:type="dxa" w:w="5046"/>
-          </w:tcPr>
-          <w:p>
+        <w:trPr>
+          <w:cantSplit/>
+        </w:trPr>
+        <w:tc>
+          <w:tcPr>
+            <w:tcW w:type="dxa" w:w="5046"/>
+          </w:tcPr>
+          <w:p>
+            <w:pPr>
+              <w:spacing w:before="20" w:after="20"/>
+            </w:pPr>
             <w:r/>
             <w:r>
               <w:rPr>
@@ -4481,6 +6016,9 @@
             <w:tcW w:type="dxa" w:w="5046"/>
           </w:tcPr>
           <w:p>
+            <w:pPr>
+              <w:spacing w:before="20" w:after="20"/>
+            </w:pPr>
             <w:r/>
             <w:r>
               <w:rPr>
@@ -4497,6 +6035,9 @@
             <w:tcW w:type="dxa" w:w="5046"/>
           </w:tcPr>
           <w:p>
+            <w:pPr>
+              <w:spacing w:before="20" w:after="20"/>
+            </w:pPr>
             <w:r/>
             <w:r>
               <w:rPr>
@@ -4509,11 +6050,17 @@
         </w:tc>
       </w:tr>
       <w:tr>
-        <w:tc>
-          <w:tcPr>
-            <w:tcW w:type="dxa" w:w="5046"/>
-          </w:tcPr>
-          <w:p>
+        <w:trPr>
+          <w:cantSplit/>
+        </w:trPr>
+        <w:tc>
+          <w:tcPr>
+            <w:tcW w:type="dxa" w:w="5046"/>
+          </w:tcPr>
+          <w:p>
+            <w:pPr>
+              <w:spacing w:before="20" w:after="20"/>
+            </w:pPr>
             <w:r/>
             <w:r>
               <w:rPr>
@@ -4530,6 +6077,9 @@
             <w:tcW w:type="dxa" w:w="5046"/>
           </w:tcPr>
           <w:p>
+            <w:pPr>
+              <w:spacing w:before="20" w:after="20"/>
+            </w:pPr>
             <w:r/>
             <w:r>
               <w:rPr>
@@ -4546,6 +6096,9 @@
             <w:tcW w:type="dxa" w:w="5046"/>
           </w:tcPr>
           <w:p>
+            <w:pPr>
+              <w:spacing w:before="20" w:after="20"/>
+            </w:pPr>
             <w:r/>
             <w:r>
               <w:rPr>
@@ -4602,6 +6155,9 @@
             <w:shd w:val="clear" w:color="auto" w:fill="D9D9D9"/>
           </w:tcPr>
           <w:p>
+            <w:pPr>
+              <w:spacing w:before="20" w:after="20"/>
+            </w:pPr>
             <w:r/>
             <w:r>
               <w:rPr>
@@ -4619,6 +6175,9 @@
             <w:shd w:val="clear" w:color="auto" w:fill="D9D9D9"/>
           </w:tcPr>
           <w:p>
+            <w:pPr>
+              <w:spacing w:before="20" w:after="20"/>
+            </w:pPr>
             <w:r/>
             <w:r>
               <w:rPr>
@@ -4636,6 +6195,9 @@
             <w:shd w:val="clear" w:color="auto" w:fill="D9D9D9"/>
           </w:tcPr>
           <w:p>
+            <w:pPr>
+              <w:spacing w:before="20" w:after="20"/>
+            </w:pPr>
             <w:r/>
             <w:r>
               <w:rPr>
@@ -4649,11 +6211,17 @@
         </w:tc>
       </w:tr>
       <w:tr>
-        <w:tc>
-          <w:tcPr>
-            <w:tcW w:type="dxa" w:w="5046"/>
-          </w:tcPr>
-          <w:p>
+        <w:trPr>
+          <w:cantSplit/>
+        </w:trPr>
+        <w:tc>
+          <w:tcPr>
+            <w:tcW w:type="dxa" w:w="5046"/>
+          </w:tcPr>
+          <w:p>
+            <w:pPr>
+              <w:spacing w:before="20" w:after="20"/>
+            </w:pPr>
             <w:r/>
             <w:r>
               <w:rPr>
@@ -4670,6 +6238,9 @@
             <w:tcW w:type="dxa" w:w="5046"/>
           </w:tcPr>
           <w:p>
+            <w:pPr>
+              <w:spacing w:before="20" w:after="20"/>
+            </w:pPr>
             <w:r/>
             <w:r>
               <w:rPr>
@@ -4686,6 +6257,9 @@
             <w:tcW w:type="dxa" w:w="5046"/>
           </w:tcPr>
           <w:p>
+            <w:pPr>
+              <w:spacing w:before="20" w:after="20"/>
+            </w:pPr>
             <w:r/>
             <w:r>
               <w:rPr>
@@ -4698,11 +6272,17 @@
         </w:tc>
       </w:tr>
       <w:tr>
-        <w:tc>
-          <w:tcPr>
-            <w:tcW w:type="dxa" w:w="5046"/>
-          </w:tcPr>
-          <w:p>
+        <w:trPr>
+          <w:cantSplit/>
+        </w:trPr>
+        <w:tc>
+          <w:tcPr>
+            <w:tcW w:type="dxa" w:w="5046"/>
+          </w:tcPr>
+          <w:p>
+            <w:pPr>
+              <w:spacing w:before="20" w:after="20"/>
+            </w:pPr>
             <w:r/>
             <w:r>
               <w:rPr>
@@ -4719,6 +6299,9 @@
             <w:tcW w:type="dxa" w:w="5046"/>
           </w:tcPr>
           <w:p>
+            <w:pPr>
+              <w:spacing w:before="20" w:after="20"/>
+            </w:pPr>
             <w:r/>
             <w:r>
               <w:rPr>
@@ -4735,6 +6318,9 @@
             <w:tcW w:type="dxa" w:w="5046"/>
           </w:tcPr>
           <w:p>
+            <w:pPr>
+              <w:spacing w:before="20" w:after="20"/>
+            </w:pPr>
             <w:r/>
             <w:r>
               <w:rPr>
@@ -4747,11 +6333,17 @@
         </w:tc>
       </w:tr>
       <w:tr>
-        <w:tc>
-          <w:tcPr>
-            <w:tcW w:type="dxa" w:w="5046"/>
-          </w:tcPr>
-          <w:p>
+        <w:trPr>
+          <w:cantSplit/>
+        </w:trPr>
+        <w:tc>
+          <w:tcPr>
+            <w:tcW w:type="dxa" w:w="5046"/>
+          </w:tcPr>
+          <w:p>
+            <w:pPr>
+              <w:spacing w:before="20" w:after="20"/>
+            </w:pPr>
             <w:r/>
             <w:r>
               <w:rPr>
@@ -4768,6 +6360,9 @@
             <w:tcW w:type="dxa" w:w="5046"/>
           </w:tcPr>
           <w:p>
+            <w:pPr>
+              <w:spacing w:before="20" w:after="20"/>
+            </w:pPr>
             <w:r/>
             <w:r>
               <w:rPr>
@@ -4784,6 +6379,9 @@
             <w:tcW w:type="dxa" w:w="5046"/>
           </w:tcPr>
           <w:p>
+            <w:pPr>
+              <w:spacing w:before="20" w:after="20"/>
+            </w:pPr>
             <w:r/>
             <w:r>
               <w:rPr>
@@ -4796,11 +6394,17 @@
         </w:tc>
       </w:tr>
       <w:tr>
-        <w:tc>
-          <w:tcPr>
-            <w:tcW w:type="dxa" w:w="5046"/>
-          </w:tcPr>
-          <w:p>
+        <w:trPr>
+          <w:cantSplit/>
+        </w:trPr>
+        <w:tc>
+          <w:tcPr>
+            <w:tcW w:type="dxa" w:w="5046"/>
+          </w:tcPr>
+          <w:p>
+            <w:pPr>
+              <w:spacing w:before="20" w:after="20"/>
+            </w:pPr>
             <w:r/>
             <w:r>
               <w:rPr>
@@ -4817,6 +6421,9 @@
             <w:tcW w:type="dxa" w:w="5046"/>
           </w:tcPr>
           <w:p>
+            <w:pPr>
+              <w:spacing w:before="20" w:after="20"/>
+            </w:pPr>
             <w:r/>
             <w:r>
               <w:rPr>
@@ -4833,6 +6440,9 @@
             <w:tcW w:type="dxa" w:w="5046"/>
           </w:tcPr>
           <w:p>
+            <w:pPr>
+              <w:spacing w:before="20" w:after="20"/>
+            </w:pPr>
             <w:r/>
             <w:r>
               <w:rPr>
@@ -4845,11 +6455,17 @@
         </w:tc>
       </w:tr>
       <w:tr>
-        <w:tc>
-          <w:tcPr>
-            <w:tcW w:type="dxa" w:w="5046"/>
-          </w:tcPr>
-          <w:p>
+        <w:trPr>
+          <w:cantSplit/>
+        </w:trPr>
+        <w:tc>
+          <w:tcPr>
+            <w:tcW w:type="dxa" w:w="5046"/>
+          </w:tcPr>
+          <w:p>
+            <w:pPr>
+              <w:spacing w:before="20" w:after="20"/>
+            </w:pPr>
             <w:r/>
             <w:r>
               <w:rPr>
@@ -4866,6 +6482,9 @@
             <w:tcW w:type="dxa" w:w="5046"/>
           </w:tcPr>
           <w:p>
+            <w:pPr>
+              <w:spacing w:before="20" w:after="20"/>
+            </w:pPr>
             <w:r/>
             <w:r>
               <w:rPr>
@@ -4882,6 +6501,9 @@
             <w:tcW w:type="dxa" w:w="5046"/>
           </w:tcPr>
           <w:p>
+            <w:pPr>
+              <w:spacing w:before="20" w:after="20"/>
+            </w:pPr>
             <w:r/>
             <w:r>
               <w:rPr>
@@ -4894,11 +6516,17 @@
         </w:tc>
       </w:tr>
       <w:tr>
-        <w:tc>
-          <w:tcPr>
-            <w:tcW w:type="dxa" w:w="5046"/>
-          </w:tcPr>
-          <w:p>
+        <w:trPr>
+          <w:cantSplit/>
+        </w:trPr>
+        <w:tc>
+          <w:tcPr>
+            <w:tcW w:type="dxa" w:w="5046"/>
+          </w:tcPr>
+          <w:p>
+            <w:pPr>
+              <w:spacing w:before="20" w:after="20"/>
+            </w:pPr>
             <w:r/>
             <w:r>
               <w:rPr>
@@ -4915,6 +6543,9 @@
             <w:tcW w:type="dxa" w:w="5046"/>
           </w:tcPr>
           <w:p>
+            <w:pPr>
+              <w:spacing w:before="20" w:after="20"/>
+            </w:pPr>
             <w:r/>
             <w:r>
               <w:rPr>
@@ -4931,6 +6562,9 @@
             <w:tcW w:type="dxa" w:w="5046"/>
           </w:tcPr>
           <w:p>
+            <w:pPr>
+              <w:spacing w:before="20" w:after="20"/>
+            </w:pPr>
             <w:r/>
             <w:r>
               <w:rPr>
@@ -4943,11 +6577,17 @@
         </w:tc>
       </w:tr>
       <w:tr>
-        <w:tc>
-          <w:tcPr>
-            <w:tcW w:type="dxa" w:w="5046"/>
-          </w:tcPr>
-          <w:p>
+        <w:trPr>
+          <w:cantSplit/>
+        </w:trPr>
+        <w:tc>
+          <w:tcPr>
+            <w:tcW w:type="dxa" w:w="5046"/>
+          </w:tcPr>
+          <w:p>
+            <w:pPr>
+              <w:spacing w:before="20" w:after="20"/>
+            </w:pPr>
             <w:r/>
             <w:r>
               <w:rPr>
@@ -4964,6 +6604,9 @@
             <w:tcW w:type="dxa" w:w="5046"/>
           </w:tcPr>
           <w:p>
+            <w:pPr>
+              <w:spacing w:before="20" w:after="20"/>
+            </w:pPr>
             <w:r/>
             <w:r>
               <w:rPr>
@@ -4980,6 +6623,9 @@
             <w:tcW w:type="dxa" w:w="5046"/>
           </w:tcPr>
           <w:p>
+            <w:pPr>
+              <w:spacing w:before="20" w:after="20"/>
+            </w:pPr>
             <w:r/>
             <w:r>
               <w:rPr>
@@ -4992,11 +6638,17 @@
         </w:tc>
       </w:tr>
       <w:tr>
-        <w:tc>
-          <w:tcPr>
-            <w:tcW w:type="dxa" w:w="5046"/>
-          </w:tcPr>
-          <w:p>
+        <w:trPr>
+          <w:cantSplit/>
+        </w:trPr>
+        <w:tc>
+          <w:tcPr>
+            <w:tcW w:type="dxa" w:w="5046"/>
+          </w:tcPr>
+          <w:p>
+            <w:pPr>
+              <w:spacing w:before="20" w:after="20"/>
+            </w:pPr>
             <w:r/>
             <w:r>
               <w:rPr>
@@ -5013,6 +6665,9 @@
             <w:tcW w:type="dxa" w:w="5046"/>
           </w:tcPr>
           <w:p>
+            <w:pPr>
+              <w:spacing w:before="20" w:after="20"/>
+            </w:pPr>
             <w:r/>
             <w:r>
               <w:rPr>
@@ -5029,6 +6684,9 @@
             <w:tcW w:type="dxa" w:w="5046"/>
           </w:tcPr>
           <w:p>
+            <w:pPr>
+              <w:spacing w:before="20" w:after="20"/>
+            </w:pPr>
             <w:r/>
             <w:r>
               <w:rPr>
@@ -5041,11 +6699,17 @@
         </w:tc>
       </w:tr>
       <w:tr>
-        <w:tc>
-          <w:tcPr>
-            <w:tcW w:type="dxa" w:w="5046"/>
-          </w:tcPr>
-          <w:p>
+        <w:trPr>
+          <w:cantSplit/>
+        </w:trPr>
+        <w:tc>
+          <w:tcPr>
+            <w:tcW w:type="dxa" w:w="5046"/>
+          </w:tcPr>
+          <w:p>
+            <w:pPr>
+              <w:spacing w:before="20" w:after="20"/>
+            </w:pPr>
             <w:r/>
             <w:r>
               <w:rPr>
@@ -5062,6 +6726,9 @@
             <w:tcW w:type="dxa" w:w="5046"/>
           </w:tcPr>
           <w:p>
+            <w:pPr>
+              <w:spacing w:before="20" w:after="20"/>
+            </w:pPr>
             <w:r/>
             <w:r>
               <w:rPr>
@@ -5078,6 +6745,9 @@
             <w:tcW w:type="dxa" w:w="5046"/>
           </w:tcPr>
           <w:p>
+            <w:pPr>
+              <w:spacing w:before="20" w:after="20"/>
+            </w:pPr>
             <w:r/>
             <w:r>
               <w:rPr>
@@ -5090,11 +6760,17 @@
         </w:tc>
       </w:tr>
       <w:tr>
-        <w:tc>
-          <w:tcPr>
-            <w:tcW w:type="dxa" w:w="5046"/>
-          </w:tcPr>
-          <w:p>
+        <w:trPr>
+          <w:cantSplit/>
+        </w:trPr>
+        <w:tc>
+          <w:tcPr>
+            <w:tcW w:type="dxa" w:w="5046"/>
+          </w:tcPr>
+          <w:p>
+            <w:pPr>
+              <w:spacing w:before="20" w:after="20"/>
+            </w:pPr>
             <w:r/>
             <w:r>
               <w:rPr>
@@ -5111,6 +6787,9 @@
             <w:tcW w:type="dxa" w:w="5046"/>
           </w:tcPr>
           <w:p>
+            <w:pPr>
+              <w:spacing w:before="20" w:after="20"/>
+            </w:pPr>
             <w:r/>
             <w:r>
               <w:rPr>
@@ -5127,6 +6806,9 @@
             <w:tcW w:type="dxa" w:w="5046"/>
           </w:tcPr>
           <w:p>
+            <w:pPr>
+              <w:spacing w:before="20" w:after="20"/>
+            </w:pPr>
             <w:r/>
             <w:r>
               <w:rPr>
@@ -5139,11 +6821,17 @@
         </w:tc>
       </w:tr>
       <w:tr>
-        <w:tc>
-          <w:tcPr>
-            <w:tcW w:type="dxa" w:w="5046"/>
-          </w:tcPr>
-          <w:p>
+        <w:trPr>
+          <w:cantSplit/>
+        </w:trPr>
+        <w:tc>
+          <w:tcPr>
+            <w:tcW w:type="dxa" w:w="5046"/>
+          </w:tcPr>
+          <w:p>
+            <w:pPr>
+              <w:spacing w:before="20" w:after="20"/>
+            </w:pPr>
             <w:r/>
             <w:r>
               <w:rPr>
@@ -5160,6 +6848,9 @@
             <w:tcW w:type="dxa" w:w="5046"/>
           </w:tcPr>
           <w:p>
+            <w:pPr>
+              <w:spacing w:before="20" w:after="20"/>
+            </w:pPr>
             <w:r/>
             <w:r>
               <w:rPr>
@@ -5176,6 +6867,9 @@
             <w:tcW w:type="dxa" w:w="5046"/>
           </w:tcPr>
           <w:p>
+            <w:pPr>
+              <w:spacing w:before="20" w:after="20"/>
+            </w:pPr>
             <w:r/>
             <w:r>
               <w:rPr>
@@ -5188,11 +6882,17 @@
         </w:tc>
       </w:tr>
       <w:tr>
-        <w:tc>
-          <w:tcPr>
-            <w:tcW w:type="dxa" w:w="5046"/>
-          </w:tcPr>
-          <w:p>
+        <w:trPr>
+          <w:cantSplit/>
+        </w:trPr>
+        <w:tc>
+          <w:tcPr>
+            <w:tcW w:type="dxa" w:w="5046"/>
+          </w:tcPr>
+          <w:p>
+            <w:pPr>
+              <w:spacing w:before="20" w:after="20"/>
+            </w:pPr>
             <w:r/>
             <w:r>
               <w:rPr>
@@ -5209,6 +6909,9 @@
             <w:tcW w:type="dxa" w:w="5046"/>
           </w:tcPr>
           <w:p>
+            <w:pPr>
+              <w:spacing w:before="20" w:after="20"/>
+            </w:pPr>
             <w:r/>
             <w:r>
               <w:rPr>
@@ -5225,6 +6928,9 @@
             <w:tcW w:type="dxa" w:w="5046"/>
           </w:tcPr>
           <w:p>
+            <w:pPr>
+              <w:spacing w:before="20" w:after="20"/>
+            </w:pPr>
             <w:r/>
             <w:r>
               <w:rPr>
@@ -5237,11 +6943,17 @@
         </w:tc>
       </w:tr>
       <w:tr>
-        <w:tc>
-          <w:tcPr>
-            <w:tcW w:type="dxa" w:w="5046"/>
-          </w:tcPr>
-          <w:p>
+        <w:trPr>
+          <w:cantSplit/>
+        </w:trPr>
+        <w:tc>
+          <w:tcPr>
+            <w:tcW w:type="dxa" w:w="5046"/>
+          </w:tcPr>
+          <w:p>
+            <w:pPr>
+              <w:spacing w:before="20" w:after="20"/>
+            </w:pPr>
             <w:r/>
             <w:r>
               <w:rPr>
@@ -5258,6 +6970,9 @@
             <w:tcW w:type="dxa" w:w="5046"/>
           </w:tcPr>
           <w:p>
+            <w:pPr>
+              <w:spacing w:before="20" w:after="20"/>
+            </w:pPr>
             <w:r/>
             <w:r>
               <w:rPr>
@@ -5274,6 +6989,9 @@
             <w:tcW w:type="dxa" w:w="5046"/>
           </w:tcPr>
           <w:p>
+            <w:pPr>
+              <w:spacing w:before="20" w:after="20"/>
+            </w:pPr>
             <w:r/>
             <w:r>
               <w:rPr>
@@ -5286,11 +7004,17 @@
         </w:tc>
       </w:tr>
       <w:tr>
-        <w:tc>
-          <w:tcPr>
-            <w:tcW w:type="dxa" w:w="5046"/>
-          </w:tcPr>
-          <w:p>
+        <w:trPr>
+          <w:cantSplit/>
+        </w:trPr>
+        <w:tc>
+          <w:tcPr>
+            <w:tcW w:type="dxa" w:w="5046"/>
+          </w:tcPr>
+          <w:p>
+            <w:pPr>
+              <w:spacing w:before="20" w:after="20"/>
+            </w:pPr>
             <w:r/>
             <w:r>
               <w:rPr>
@@ -5307,6 +7031,9 @@
             <w:tcW w:type="dxa" w:w="5046"/>
           </w:tcPr>
           <w:p>
+            <w:pPr>
+              <w:spacing w:before="20" w:after="20"/>
+            </w:pPr>
             <w:r/>
             <w:r>
               <w:rPr>
@@ -5323,6 +7050,9 @@
             <w:tcW w:type="dxa" w:w="5046"/>
           </w:tcPr>
           <w:p>
+            <w:pPr>
+              <w:spacing w:before="20" w:after="20"/>
+            </w:pPr>
             <w:r/>
             <w:r>
               <w:rPr>
@@ -5335,11 +7065,17 @@
         </w:tc>
       </w:tr>
       <w:tr>
-        <w:tc>
-          <w:tcPr>
-            <w:tcW w:type="dxa" w:w="5046"/>
-          </w:tcPr>
-          <w:p>
+        <w:trPr>
+          <w:cantSplit/>
+        </w:trPr>
+        <w:tc>
+          <w:tcPr>
+            <w:tcW w:type="dxa" w:w="5046"/>
+          </w:tcPr>
+          <w:p>
+            <w:pPr>
+              <w:spacing w:before="20" w:after="20"/>
+            </w:pPr>
             <w:r/>
             <w:r>
               <w:rPr>
@@ -5356,6 +7092,9 @@
             <w:tcW w:type="dxa" w:w="5046"/>
           </w:tcPr>
           <w:p>
+            <w:pPr>
+              <w:spacing w:before="20" w:after="20"/>
+            </w:pPr>
             <w:r/>
             <w:r>
               <w:rPr>
@@ -5372,6 +7111,9 @@
             <w:tcW w:type="dxa" w:w="5046"/>
           </w:tcPr>
           <w:p>
+            <w:pPr>
+              <w:spacing w:before="20" w:after="20"/>
+            </w:pPr>
             <w:r/>
             <w:r>
               <w:rPr>
@@ -5384,11 +7126,17 @@
         </w:tc>
       </w:tr>
       <w:tr>
-        <w:tc>
-          <w:tcPr>
-            <w:tcW w:type="dxa" w:w="5046"/>
-          </w:tcPr>
-          <w:p>
+        <w:trPr>
+          <w:cantSplit/>
+        </w:trPr>
+        <w:tc>
+          <w:tcPr>
+            <w:tcW w:type="dxa" w:w="5046"/>
+          </w:tcPr>
+          <w:p>
+            <w:pPr>
+              <w:spacing w:before="20" w:after="20"/>
+            </w:pPr>
             <w:r/>
             <w:r>
               <w:rPr>
@@ -5405,6 +7153,9 @@
             <w:tcW w:type="dxa" w:w="5046"/>
           </w:tcPr>
           <w:p>
+            <w:pPr>
+              <w:spacing w:before="20" w:after="20"/>
+            </w:pPr>
             <w:r/>
             <w:r>
               <w:rPr>
@@ -5421,6 +7172,9 @@
             <w:tcW w:type="dxa" w:w="5046"/>
           </w:tcPr>
           <w:p>
+            <w:pPr>
+              <w:spacing w:before="20" w:after="20"/>
+            </w:pPr>
             <w:r/>
             <w:r>
               <w:rPr>
@@ -5433,11 +7187,17 @@
         </w:tc>
       </w:tr>
       <w:tr>
-        <w:tc>
-          <w:tcPr>
-            <w:tcW w:type="dxa" w:w="5046"/>
-          </w:tcPr>
-          <w:p>
+        <w:trPr>
+          <w:cantSplit/>
+        </w:trPr>
+        <w:tc>
+          <w:tcPr>
+            <w:tcW w:type="dxa" w:w="5046"/>
+          </w:tcPr>
+          <w:p>
+            <w:pPr>
+              <w:spacing w:before="20" w:after="20"/>
+            </w:pPr>
             <w:r/>
             <w:r>
               <w:rPr>
@@ -5454,6 +7214,9 @@
             <w:tcW w:type="dxa" w:w="5046"/>
           </w:tcPr>
           <w:p>
+            <w:pPr>
+              <w:spacing w:before="20" w:after="20"/>
+            </w:pPr>
             <w:r/>
             <w:r>
               <w:rPr>
@@ -5470,6 +7233,9 @@
             <w:tcW w:type="dxa" w:w="5046"/>
           </w:tcPr>
           <w:p>
+            <w:pPr>
+              <w:spacing w:before="20" w:after="20"/>
+            </w:pPr>
             <w:r/>
             <w:r>
               <w:rPr>
@@ -5482,11 +7248,17 @@
         </w:tc>
       </w:tr>
       <w:tr>
-        <w:tc>
-          <w:tcPr>
-            <w:tcW w:type="dxa" w:w="5046"/>
-          </w:tcPr>
-          <w:p>
+        <w:trPr>
+          <w:cantSplit/>
+        </w:trPr>
+        <w:tc>
+          <w:tcPr>
+            <w:tcW w:type="dxa" w:w="5046"/>
+          </w:tcPr>
+          <w:p>
+            <w:pPr>
+              <w:spacing w:before="20" w:after="20"/>
+            </w:pPr>
             <w:r/>
             <w:r>
               <w:rPr>
@@ -5503,6 +7275,9 @@
             <w:tcW w:type="dxa" w:w="5046"/>
           </w:tcPr>
           <w:p>
+            <w:pPr>
+              <w:spacing w:before="20" w:after="20"/>
+            </w:pPr>
             <w:r/>
             <w:r>
               <w:rPr>
@@ -5519,6 +7294,9 @@
             <w:tcW w:type="dxa" w:w="5046"/>
           </w:tcPr>
           <w:p>
+            <w:pPr>
+              <w:spacing w:before="20" w:after="20"/>
+            </w:pPr>
             <w:r/>
             <w:r>
               <w:rPr>
@@ -5531,11 +7309,17 @@
         </w:tc>
       </w:tr>
       <w:tr>
-        <w:tc>
-          <w:tcPr>
-            <w:tcW w:type="dxa" w:w="5046"/>
-          </w:tcPr>
-          <w:p>
+        <w:trPr>
+          <w:cantSplit/>
+        </w:trPr>
+        <w:tc>
+          <w:tcPr>
+            <w:tcW w:type="dxa" w:w="5046"/>
+          </w:tcPr>
+          <w:p>
+            <w:pPr>
+              <w:spacing w:before="20" w:after="20"/>
+            </w:pPr>
             <w:r/>
             <w:r>
               <w:rPr>
@@ -5552,6 +7336,9 @@
             <w:tcW w:type="dxa" w:w="5046"/>
           </w:tcPr>
           <w:p>
+            <w:pPr>
+              <w:spacing w:before="20" w:after="20"/>
+            </w:pPr>
             <w:r/>
             <w:r>
               <w:rPr>
@@ -5568,6 +7355,9 @@
             <w:tcW w:type="dxa" w:w="5046"/>
           </w:tcPr>
           <w:p>
+            <w:pPr>
+              <w:spacing w:before="20" w:after="20"/>
+            </w:pPr>
             <w:r/>
             <w:r>
               <w:rPr>
@@ -5580,11 +7370,17 @@
         </w:tc>
       </w:tr>
       <w:tr>
-        <w:tc>
-          <w:tcPr>
-            <w:tcW w:type="dxa" w:w="5046"/>
-          </w:tcPr>
-          <w:p>
+        <w:trPr>
+          <w:cantSplit/>
+        </w:trPr>
+        <w:tc>
+          <w:tcPr>
+            <w:tcW w:type="dxa" w:w="5046"/>
+          </w:tcPr>
+          <w:p>
+            <w:pPr>
+              <w:spacing w:before="20" w:after="20"/>
+            </w:pPr>
             <w:r/>
             <w:r>
               <w:rPr>
@@ -5601,6 +7397,9 @@
             <w:tcW w:type="dxa" w:w="5046"/>
           </w:tcPr>
           <w:p>
+            <w:pPr>
+              <w:spacing w:before="20" w:after="20"/>
+            </w:pPr>
             <w:r/>
             <w:r>
               <w:rPr>
@@ -5617,6 +7416,9 @@
             <w:tcW w:type="dxa" w:w="5046"/>
           </w:tcPr>
           <w:p>
+            <w:pPr>
+              <w:spacing w:before="20" w:after="20"/>
+            </w:pPr>
             <w:r/>
             <w:r>
               <w:rPr>
@@ -5629,11 +7431,17 @@
         </w:tc>
       </w:tr>
       <w:tr>
-        <w:tc>
-          <w:tcPr>
-            <w:tcW w:type="dxa" w:w="5046"/>
-          </w:tcPr>
-          <w:p>
+        <w:trPr>
+          <w:cantSplit/>
+        </w:trPr>
+        <w:tc>
+          <w:tcPr>
+            <w:tcW w:type="dxa" w:w="5046"/>
+          </w:tcPr>
+          <w:p>
+            <w:pPr>
+              <w:spacing w:before="20" w:after="20"/>
+            </w:pPr>
             <w:r/>
             <w:r>
               <w:rPr>
@@ -5650,6 +7458,9 @@
             <w:tcW w:type="dxa" w:w="5046"/>
           </w:tcPr>
           <w:p>
+            <w:pPr>
+              <w:spacing w:before="20" w:after="20"/>
+            </w:pPr>
             <w:r/>
             <w:r>
               <w:rPr>
@@ -5666,6 +7477,9 @@
             <w:tcW w:type="dxa" w:w="5046"/>
           </w:tcPr>
           <w:p>
+            <w:pPr>
+              <w:spacing w:before="20" w:after="20"/>
+            </w:pPr>
             <w:r/>
             <w:r>
               <w:rPr>
@@ -5678,11 +7492,17 @@
         </w:tc>
       </w:tr>
       <w:tr>
-        <w:tc>
-          <w:tcPr>
-            <w:tcW w:type="dxa" w:w="5046"/>
-          </w:tcPr>
-          <w:p>
+        <w:trPr>
+          <w:cantSplit/>
+        </w:trPr>
+        <w:tc>
+          <w:tcPr>
+            <w:tcW w:type="dxa" w:w="5046"/>
+          </w:tcPr>
+          <w:p>
+            <w:pPr>
+              <w:spacing w:before="20" w:after="20"/>
+            </w:pPr>
             <w:r/>
             <w:r>
               <w:rPr>
@@ -5699,6 +7519,9 @@
             <w:tcW w:type="dxa" w:w="5046"/>
           </w:tcPr>
           <w:p>
+            <w:pPr>
+              <w:spacing w:before="20" w:after="20"/>
+            </w:pPr>
             <w:r/>
             <w:r>
               <w:rPr>
@@ -5715,6 +7538,9 @@
             <w:tcW w:type="dxa" w:w="5046"/>
           </w:tcPr>
           <w:p>
+            <w:pPr>
+              <w:spacing w:before="20" w:after="20"/>
+            </w:pPr>
             <w:r/>
             <w:r>
               <w:rPr>
@@ -5727,11 +7553,17 @@
         </w:tc>
       </w:tr>
       <w:tr>
-        <w:tc>
-          <w:tcPr>
-            <w:tcW w:type="dxa" w:w="5046"/>
-          </w:tcPr>
-          <w:p>
+        <w:trPr>
+          <w:cantSplit/>
+        </w:trPr>
+        <w:tc>
+          <w:tcPr>
+            <w:tcW w:type="dxa" w:w="5046"/>
+          </w:tcPr>
+          <w:p>
+            <w:pPr>
+              <w:spacing w:before="20" w:after="20"/>
+            </w:pPr>
             <w:r/>
             <w:r>
               <w:rPr>
@@ -5748,6 +7580,9 @@
             <w:tcW w:type="dxa" w:w="5046"/>
           </w:tcPr>
           <w:p>
+            <w:pPr>
+              <w:spacing w:before="20" w:after="20"/>
+            </w:pPr>
             <w:r/>
             <w:r>
               <w:rPr>
@@ -5764,6 +7599,9 @@
             <w:tcW w:type="dxa" w:w="5046"/>
           </w:tcPr>
           <w:p>
+            <w:pPr>
+              <w:spacing w:before="20" w:after="20"/>
+            </w:pPr>
             <w:r/>
             <w:r>
               <w:rPr>
@@ -5776,11 +7614,17 @@
         </w:tc>
       </w:tr>
       <w:tr>
-        <w:tc>
-          <w:tcPr>
-            <w:tcW w:type="dxa" w:w="5046"/>
-          </w:tcPr>
-          <w:p>
+        <w:trPr>
+          <w:cantSplit/>
+        </w:trPr>
+        <w:tc>
+          <w:tcPr>
+            <w:tcW w:type="dxa" w:w="5046"/>
+          </w:tcPr>
+          <w:p>
+            <w:pPr>
+              <w:spacing w:before="20" w:after="20"/>
+            </w:pPr>
             <w:r/>
             <w:r>
               <w:rPr>
@@ -5797,6 +7641,9 @@
             <w:tcW w:type="dxa" w:w="5046"/>
           </w:tcPr>
           <w:p>
+            <w:pPr>
+              <w:spacing w:before="20" w:after="20"/>
+            </w:pPr>
             <w:r/>
             <w:r>
               <w:rPr>
@@ -5813,6 +7660,9 @@
             <w:tcW w:type="dxa" w:w="5046"/>
           </w:tcPr>
           <w:p>
+            <w:pPr>
+              <w:spacing w:before="20" w:after="20"/>
+            </w:pPr>
             <w:r/>
             <w:r>
               <w:rPr>
@@ -5869,6 +7719,9 @@
             <w:shd w:val="clear" w:color="auto" w:fill="D9D9D9"/>
           </w:tcPr>
           <w:p>
+            <w:pPr>
+              <w:spacing w:before="20" w:after="20"/>
+            </w:pPr>
             <w:r/>
             <w:r>
               <w:rPr>
@@ -5886,6 +7739,9 @@
             <w:shd w:val="clear" w:color="auto" w:fill="D9D9D9"/>
           </w:tcPr>
           <w:p>
+            <w:pPr>
+              <w:spacing w:before="20" w:after="20"/>
+            </w:pPr>
             <w:r/>
             <w:r>
               <w:rPr>
@@ -5903,6 +7759,9 @@
             <w:shd w:val="clear" w:color="auto" w:fill="D9D9D9"/>
           </w:tcPr>
           <w:p>
+            <w:pPr>
+              <w:spacing w:before="20" w:after="20"/>
+            </w:pPr>
             <w:r/>
             <w:r>
               <w:rPr>
@@ -5916,11 +7775,17 @@
         </w:tc>
       </w:tr>
       <w:tr>
-        <w:tc>
-          <w:tcPr>
-            <w:tcW w:type="dxa" w:w="5046"/>
-          </w:tcPr>
-          <w:p>
+        <w:trPr>
+          <w:cantSplit/>
+        </w:trPr>
+        <w:tc>
+          <w:tcPr>
+            <w:tcW w:type="dxa" w:w="5046"/>
+          </w:tcPr>
+          <w:p>
+            <w:pPr>
+              <w:spacing w:before="20" w:after="20"/>
+            </w:pPr>
             <w:r/>
             <w:r>
               <w:rPr>
@@ -5937,6 +7802,9 @@
             <w:tcW w:type="dxa" w:w="5046"/>
           </w:tcPr>
           <w:p>
+            <w:pPr>
+              <w:spacing w:before="20" w:after="20"/>
+            </w:pPr>
             <w:r/>
             <w:r>
               <w:rPr>
@@ -5953,6 +7821,9 @@
             <w:tcW w:type="dxa" w:w="5046"/>
           </w:tcPr>
           <w:p>
+            <w:pPr>
+              <w:spacing w:before="20" w:after="20"/>
+            </w:pPr>
             <w:r/>
             <w:r>
               <w:rPr>
@@ -5965,11 +7836,17 @@
         </w:tc>
       </w:tr>
       <w:tr>
-        <w:tc>
-          <w:tcPr>
-            <w:tcW w:type="dxa" w:w="5046"/>
-          </w:tcPr>
-          <w:p>
+        <w:trPr>
+          <w:cantSplit/>
+        </w:trPr>
+        <w:tc>
+          <w:tcPr>
+            <w:tcW w:type="dxa" w:w="5046"/>
+          </w:tcPr>
+          <w:p>
+            <w:pPr>
+              <w:spacing w:before="20" w:after="20"/>
+            </w:pPr>
             <w:r/>
             <w:r>
               <w:rPr>
@@ -5986,6 +7863,9 @@
             <w:tcW w:type="dxa" w:w="5046"/>
           </w:tcPr>
           <w:p>
+            <w:pPr>
+              <w:spacing w:before="20" w:after="20"/>
+            </w:pPr>
             <w:r/>
             <w:r>
               <w:rPr>
@@ -6002,6 +7882,9 @@
             <w:tcW w:type="dxa" w:w="5046"/>
           </w:tcPr>
           <w:p>
+            <w:pPr>
+              <w:spacing w:before="20" w:after="20"/>
+            </w:pPr>
             <w:r/>
             <w:r>
               <w:rPr>
@@ -6014,11 +7897,17 @@
         </w:tc>
       </w:tr>
       <w:tr>
-        <w:tc>
-          <w:tcPr>
-            <w:tcW w:type="dxa" w:w="5046"/>
-          </w:tcPr>
-          <w:p>
+        <w:trPr>
+          <w:cantSplit/>
+        </w:trPr>
+        <w:tc>
+          <w:tcPr>
+            <w:tcW w:type="dxa" w:w="5046"/>
+          </w:tcPr>
+          <w:p>
+            <w:pPr>
+              <w:spacing w:before="20" w:after="20"/>
+            </w:pPr>
             <w:r/>
             <w:r>
               <w:rPr>
@@ -6035,6 +7924,9 @@
             <w:tcW w:type="dxa" w:w="5046"/>
           </w:tcPr>
           <w:p>
+            <w:pPr>
+              <w:spacing w:before="20" w:after="20"/>
+            </w:pPr>
             <w:r/>
             <w:r>
               <w:rPr>
@@ -6051,6 +7943,9 @@
             <w:tcW w:type="dxa" w:w="5046"/>
           </w:tcPr>
           <w:p>
+            <w:pPr>
+              <w:spacing w:before="20" w:after="20"/>
+            </w:pPr>
             <w:r/>
             <w:r>
               <w:rPr>
@@ -6063,11 +7958,17 @@
         </w:tc>
       </w:tr>
       <w:tr>
-        <w:tc>
-          <w:tcPr>
-            <w:tcW w:type="dxa" w:w="5046"/>
-          </w:tcPr>
-          <w:p>
+        <w:trPr>
+          <w:cantSplit/>
+        </w:trPr>
+        <w:tc>
+          <w:tcPr>
+            <w:tcW w:type="dxa" w:w="5046"/>
+          </w:tcPr>
+          <w:p>
+            <w:pPr>
+              <w:spacing w:before="20" w:after="20"/>
+            </w:pPr>
             <w:r/>
             <w:r>
               <w:rPr>
@@ -6084,6 +7985,9 @@
             <w:tcW w:type="dxa" w:w="5046"/>
           </w:tcPr>
           <w:p>
+            <w:pPr>
+              <w:spacing w:before="20" w:after="20"/>
+            </w:pPr>
             <w:r/>
             <w:r>
               <w:rPr>
@@ -6100,6 +8004,9 @@
             <w:tcW w:type="dxa" w:w="5046"/>
           </w:tcPr>
           <w:p>
+            <w:pPr>
+              <w:spacing w:before="20" w:after="20"/>
+            </w:pPr>
             <w:r/>
             <w:r>
               <w:rPr>
@@ -6112,11 +8019,17 @@
         </w:tc>
       </w:tr>
       <w:tr>
-        <w:tc>
-          <w:tcPr>
-            <w:tcW w:type="dxa" w:w="5046"/>
-          </w:tcPr>
-          <w:p>
+        <w:trPr>
+          <w:cantSplit/>
+        </w:trPr>
+        <w:tc>
+          <w:tcPr>
+            <w:tcW w:type="dxa" w:w="5046"/>
+          </w:tcPr>
+          <w:p>
+            <w:pPr>
+              <w:spacing w:before="20" w:after="20"/>
+            </w:pPr>
             <w:r/>
             <w:r>
               <w:rPr>
@@ -6133,6 +8046,9 @@
             <w:tcW w:type="dxa" w:w="5046"/>
           </w:tcPr>
           <w:p>
+            <w:pPr>
+              <w:spacing w:before="20" w:after="20"/>
+            </w:pPr>
             <w:r/>
             <w:r>
               <w:rPr>
@@ -6149,6 +8065,9 @@
             <w:tcW w:type="dxa" w:w="5046"/>
           </w:tcPr>
           <w:p>
+            <w:pPr>
+              <w:spacing w:before="20" w:after="20"/>
+            </w:pPr>
             <w:r/>
             <w:r>
               <w:rPr>
@@ -6161,11 +8080,17 @@
         </w:tc>
       </w:tr>
       <w:tr>
-        <w:tc>
-          <w:tcPr>
-            <w:tcW w:type="dxa" w:w="5046"/>
-          </w:tcPr>
-          <w:p>
+        <w:trPr>
+          <w:cantSplit/>
+        </w:trPr>
+        <w:tc>
+          <w:tcPr>
+            <w:tcW w:type="dxa" w:w="5046"/>
+          </w:tcPr>
+          <w:p>
+            <w:pPr>
+              <w:spacing w:before="20" w:after="20"/>
+            </w:pPr>
             <w:r/>
             <w:r>
               <w:rPr>
@@ -6182,6 +8107,9 @@
             <w:tcW w:type="dxa" w:w="5046"/>
           </w:tcPr>
           <w:p>
+            <w:pPr>
+              <w:spacing w:before="20" w:after="20"/>
+            </w:pPr>
             <w:r/>
             <w:r>
               <w:rPr>
@@ -6198,6 +8126,9 @@
             <w:tcW w:type="dxa" w:w="5046"/>
           </w:tcPr>
           <w:p>
+            <w:pPr>
+              <w:spacing w:before="20" w:after="20"/>
+            </w:pPr>
             <w:r/>
             <w:r>
               <w:rPr>
@@ -6210,11 +8141,17 @@
         </w:tc>
       </w:tr>
       <w:tr>
-        <w:tc>
-          <w:tcPr>
-            <w:tcW w:type="dxa" w:w="5046"/>
-          </w:tcPr>
-          <w:p>
+        <w:trPr>
+          <w:cantSplit/>
+        </w:trPr>
+        <w:tc>
+          <w:tcPr>
+            <w:tcW w:type="dxa" w:w="5046"/>
+          </w:tcPr>
+          <w:p>
+            <w:pPr>
+              <w:spacing w:before="20" w:after="20"/>
+            </w:pPr>
             <w:r/>
             <w:r>
               <w:rPr>
@@ -6231,6 +8168,9 @@
             <w:tcW w:type="dxa" w:w="5046"/>
           </w:tcPr>
           <w:p>
+            <w:pPr>
+              <w:spacing w:before="20" w:after="20"/>
+            </w:pPr>
             <w:r/>
             <w:r>
               <w:rPr>
@@ -6247,6 +8187,9 @@
             <w:tcW w:type="dxa" w:w="5046"/>
           </w:tcPr>
           <w:p>
+            <w:pPr>
+              <w:spacing w:before="20" w:after="20"/>
+            </w:pPr>
             <w:r/>
             <w:r>
               <w:rPr>
@@ -6259,11 +8202,17 @@
         </w:tc>
       </w:tr>
       <w:tr>
-        <w:tc>
-          <w:tcPr>
-            <w:tcW w:type="dxa" w:w="5046"/>
-          </w:tcPr>
-          <w:p>
+        <w:trPr>
+          <w:cantSplit/>
+        </w:trPr>
+        <w:tc>
+          <w:tcPr>
+            <w:tcW w:type="dxa" w:w="5046"/>
+          </w:tcPr>
+          <w:p>
+            <w:pPr>
+              <w:spacing w:before="20" w:after="20"/>
+            </w:pPr>
             <w:r/>
             <w:r>
               <w:rPr>
@@ -6280,6 +8229,9 @@
             <w:tcW w:type="dxa" w:w="5046"/>
           </w:tcPr>
           <w:p>
+            <w:pPr>
+              <w:spacing w:before="20" w:after="20"/>
+            </w:pPr>
             <w:r/>
             <w:r>
               <w:rPr>
@@ -6296,6 +8248,9 @@
             <w:tcW w:type="dxa" w:w="5046"/>
           </w:tcPr>
           <w:p>
+            <w:pPr>
+              <w:spacing w:before="20" w:after="20"/>
+            </w:pPr>
             <w:r/>
             <w:r>
               <w:rPr>
@@ -6308,11 +8263,17 @@
         </w:tc>
       </w:tr>
       <w:tr>
-        <w:tc>
-          <w:tcPr>
-            <w:tcW w:type="dxa" w:w="5046"/>
-          </w:tcPr>
-          <w:p>
+        <w:trPr>
+          <w:cantSplit/>
+        </w:trPr>
+        <w:tc>
+          <w:tcPr>
+            <w:tcW w:type="dxa" w:w="5046"/>
+          </w:tcPr>
+          <w:p>
+            <w:pPr>
+              <w:spacing w:before="20" w:after="20"/>
+            </w:pPr>
             <w:r/>
             <w:r>
               <w:rPr>
@@ -6329,6 +8290,9 @@
             <w:tcW w:type="dxa" w:w="5046"/>
           </w:tcPr>
           <w:p>
+            <w:pPr>
+              <w:spacing w:before="20" w:after="20"/>
+            </w:pPr>
             <w:r/>
             <w:r>
               <w:rPr>
@@ -6345,6 +8309,9 @@
             <w:tcW w:type="dxa" w:w="5046"/>
           </w:tcPr>
           <w:p>
+            <w:pPr>
+              <w:spacing w:before="20" w:after="20"/>
+            </w:pPr>
             <w:r/>
             <w:r>
               <w:rPr>
@@ -6401,6 +8368,9 @@
             <w:shd w:val="clear" w:color="auto" w:fill="D9D9D9"/>
           </w:tcPr>
           <w:p>
+            <w:pPr>
+              <w:spacing w:before="20" w:after="20"/>
+            </w:pPr>
             <w:r/>
             <w:r>
               <w:rPr>
@@ -6418,6 +8388,9 @@
             <w:shd w:val="clear" w:color="auto" w:fill="D9D9D9"/>
           </w:tcPr>
           <w:p>
+            <w:pPr>
+              <w:spacing w:before="20" w:after="20"/>
+            </w:pPr>
             <w:r/>
             <w:r>
               <w:rPr>
@@ -6435,6 +8408,9 @@
             <w:shd w:val="clear" w:color="auto" w:fill="D9D9D9"/>
           </w:tcPr>
           <w:p>
+            <w:pPr>
+              <w:spacing w:before="20" w:after="20"/>
+            </w:pPr>
             <w:r/>
             <w:r>
               <w:rPr>
@@ -6448,11 +8424,17 @@
         </w:tc>
       </w:tr>
       <w:tr>
-        <w:tc>
-          <w:tcPr>
-            <w:tcW w:type="dxa" w:w="5046"/>
-          </w:tcPr>
-          <w:p>
+        <w:trPr>
+          <w:cantSplit/>
+        </w:trPr>
+        <w:tc>
+          <w:tcPr>
+            <w:tcW w:type="dxa" w:w="5046"/>
+          </w:tcPr>
+          <w:p>
+            <w:pPr>
+              <w:spacing w:before="20" w:after="20"/>
+            </w:pPr>
             <w:r/>
             <w:r>
               <w:rPr>
@@ -6469,6 +8451,9 @@
             <w:tcW w:type="dxa" w:w="5046"/>
           </w:tcPr>
           <w:p>
+            <w:pPr>
+              <w:spacing w:before="20" w:after="20"/>
+            </w:pPr>
             <w:r/>
             <w:r>
               <w:rPr>
@@ -6485,6 +8470,9 @@
             <w:tcW w:type="dxa" w:w="5046"/>
           </w:tcPr>
           <w:p>
+            <w:pPr>
+              <w:spacing w:before="20" w:after="20"/>
+            </w:pPr>
             <w:r/>
             <w:r>
               <w:rPr>
@@ -6497,11 +8485,17 @@
         </w:tc>
       </w:tr>
       <w:tr>
-        <w:tc>
-          <w:tcPr>
-            <w:tcW w:type="dxa" w:w="5046"/>
-          </w:tcPr>
-          <w:p>
+        <w:trPr>
+          <w:cantSplit/>
+        </w:trPr>
+        <w:tc>
+          <w:tcPr>
+            <w:tcW w:type="dxa" w:w="5046"/>
+          </w:tcPr>
+          <w:p>
+            <w:pPr>
+              <w:spacing w:before="20" w:after="20"/>
+            </w:pPr>
             <w:r/>
             <w:r>
               <w:rPr>
@@ -6518,6 +8512,9 @@
             <w:tcW w:type="dxa" w:w="5046"/>
           </w:tcPr>
           <w:p>
+            <w:pPr>
+              <w:spacing w:before="20" w:after="20"/>
+            </w:pPr>
             <w:r/>
             <w:r>
               <w:rPr>
@@ -6534,6 +8531,9 @@
             <w:tcW w:type="dxa" w:w="5046"/>
           </w:tcPr>
           <w:p>
+            <w:pPr>
+              <w:spacing w:before="20" w:after="20"/>
+            </w:pPr>
             <w:r/>
             <w:r>
               <w:rPr>
@@ -6546,11 +8546,17 @@
         </w:tc>
       </w:tr>
       <w:tr>
-        <w:tc>
-          <w:tcPr>
-            <w:tcW w:type="dxa" w:w="5046"/>
-          </w:tcPr>
-          <w:p>
+        <w:trPr>
+          <w:cantSplit/>
+        </w:trPr>
+        <w:tc>
+          <w:tcPr>
+            <w:tcW w:type="dxa" w:w="5046"/>
+          </w:tcPr>
+          <w:p>
+            <w:pPr>
+              <w:spacing w:before="20" w:after="20"/>
+            </w:pPr>
             <w:r/>
             <w:r>
               <w:rPr>
@@ -6567,6 +8573,9 @@
             <w:tcW w:type="dxa" w:w="5046"/>
           </w:tcPr>
           <w:p>
+            <w:pPr>
+              <w:spacing w:before="20" w:after="20"/>
+            </w:pPr>
             <w:r/>
             <w:r>
               <w:rPr>
@@ -6583,6 +8592,9 @@
             <w:tcW w:type="dxa" w:w="5046"/>
           </w:tcPr>
           <w:p>
+            <w:pPr>
+              <w:spacing w:before="20" w:after="20"/>
+            </w:pPr>
             <w:r/>
             <w:r>
               <w:rPr>
@@ -6595,11 +8607,17 @@
         </w:tc>
       </w:tr>
       <w:tr>
-        <w:tc>
-          <w:tcPr>
-            <w:tcW w:type="dxa" w:w="5046"/>
-          </w:tcPr>
-          <w:p>
+        <w:trPr>
+          <w:cantSplit/>
+        </w:trPr>
+        <w:tc>
+          <w:tcPr>
+            <w:tcW w:type="dxa" w:w="5046"/>
+          </w:tcPr>
+          <w:p>
+            <w:pPr>
+              <w:spacing w:before="20" w:after="20"/>
+            </w:pPr>
             <w:r/>
             <w:r>
               <w:rPr>
@@ -6616,6 +8634,9 @@
             <w:tcW w:type="dxa" w:w="5046"/>
           </w:tcPr>
           <w:p>
+            <w:pPr>
+              <w:spacing w:before="20" w:after="20"/>
+            </w:pPr>
             <w:r/>
             <w:r>
               <w:rPr>
@@ -6632,6 +8653,9 @@
             <w:tcW w:type="dxa" w:w="5046"/>
           </w:tcPr>
           <w:p>
+            <w:pPr>
+              <w:spacing w:before="20" w:after="20"/>
+            </w:pPr>
             <w:r/>
             <w:r>
               <w:rPr>
@@ -6644,11 +8668,17 @@
         </w:tc>
       </w:tr>
       <w:tr>
-        <w:tc>
-          <w:tcPr>
-            <w:tcW w:type="dxa" w:w="5046"/>
-          </w:tcPr>
-          <w:p>
+        <w:trPr>
+          <w:cantSplit/>
+        </w:trPr>
+        <w:tc>
+          <w:tcPr>
+            <w:tcW w:type="dxa" w:w="5046"/>
+          </w:tcPr>
+          <w:p>
+            <w:pPr>
+              <w:spacing w:before="20" w:after="20"/>
+            </w:pPr>
             <w:r/>
             <w:r>
               <w:rPr>
@@ -6665,6 +8695,9 @@
             <w:tcW w:type="dxa" w:w="5046"/>
           </w:tcPr>
           <w:p>
+            <w:pPr>
+              <w:spacing w:before="20" w:after="20"/>
+            </w:pPr>
             <w:r/>
             <w:r>
               <w:rPr>
@@ -6681,6 +8714,9 @@
             <w:tcW w:type="dxa" w:w="5046"/>
           </w:tcPr>
           <w:p>
+            <w:pPr>
+              <w:spacing w:before="20" w:after="20"/>
+            </w:pPr>
             <w:r/>
             <w:r>
               <w:rPr>
@@ -6693,11 +8729,17 @@
         </w:tc>
       </w:tr>
       <w:tr>
-        <w:tc>
-          <w:tcPr>
-            <w:tcW w:type="dxa" w:w="5046"/>
-          </w:tcPr>
-          <w:p>
+        <w:trPr>
+          <w:cantSplit/>
+        </w:trPr>
+        <w:tc>
+          <w:tcPr>
+            <w:tcW w:type="dxa" w:w="5046"/>
+          </w:tcPr>
+          <w:p>
+            <w:pPr>
+              <w:spacing w:before="20" w:after="20"/>
+            </w:pPr>
             <w:r/>
             <w:r>
               <w:rPr>
@@ -6714,6 +8756,9 @@
             <w:tcW w:type="dxa" w:w="5046"/>
           </w:tcPr>
           <w:p>
+            <w:pPr>
+              <w:spacing w:before="20" w:after="20"/>
+            </w:pPr>
             <w:r/>
             <w:r>
               <w:rPr>
@@ -6730,6 +8775,9 @@
             <w:tcW w:type="dxa" w:w="5046"/>
           </w:tcPr>
           <w:p>
+            <w:pPr>
+              <w:spacing w:before="20" w:after="20"/>
+            </w:pPr>
             <w:r/>
             <w:r>
               <w:rPr>
@@ -6786,6 +8834,9 @@
             <w:shd w:val="clear" w:color="auto" w:fill="D9D9D9"/>
           </w:tcPr>
           <w:p>
+            <w:pPr>
+              <w:spacing w:before="20" w:after="20"/>
+            </w:pPr>
             <w:r/>
             <w:r>
               <w:rPr>
@@ -6803,6 +8854,9 @@
             <w:shd w:val="clear" w:color="auto" w:fill="D9D9D9"/>
           </w:tcPr>
           <w:p>
+            <w:pPr>
+              <w:spacing w:before="20" w:after="20"/>
+            </w:pPr>
             <w:r/>
             <w:r>
               <w:rPr>
@@ -6820,6 +8874,9 @@
             <w:shd w:val="clear" w:color="auto" w:fill="D9D9D9"/>
           </w:tcPr>
           <w:p>
+            <w:pPr>
+              <w:spacing w:before="20" w:after="20"/>
+            </w:pPr>
             <w:r/>
             <w:r>
               <w:rPr>
@@ -6833,11 +8890,17 @@
         </w:tc>
       </w:tr>
       <w:tr>
-        <w:tc>
-          <w:tcPr>
-            <w:tcW w:type="dxa" w:w="5046"/>
-          </w:tcPr>
-          <w:p>
+        <w:trPr>
+          <w:cantSplit/>
+        </w:trPr>
+        <w:tc>
+          <w:tcPr>
+            <w:tcW w:type="dxa" w:w="5046"/>
+          </w:tcPr>
+          <w:p>
+            <w:pPr>
+              <w:spacing w:before="20" w:after="20"/>
+            </w:pPr>
             <w:r/>
             <w:r>
               <w:rPr>
@@ -6854,6 +8917,9 @@
             <w:tcW w:type="dxa" w:w="5046"/>
           </w:tcPr>
           <w:p>
+            <w:pPr>
+              <w:spacing w:before="20" w:after="20"/>
+            </w:pPr>
             <w:r/>
             <w:r>
               <w:rPr>
@@ -6870,6 +8936,9 @@
             <w:tcW w:type="dxa" w:w="5046"/>
           </w:tcPr>
           <w:p>
+            <w:pPr>
+              <w:spacing w:before="20" w:after="20"/>
+            </w:pPr>
             <w:r/>
             <w:r>
               <w:rPr>
@@ -6882,11 +8951,17 @@
         </w:tc>
       </w:tr>
       <w:tr>
-        <w:tc>
-          <w:tcPr>
-            <w:tcW w:type="dxa" w:w="5046"/>
-          </w:tcPr>
-          <w:p>
+        <w:trPr>
+          <w:cantSplit/>
+        </w:trPr>
+        <w:tc>
+          <w:tcPr>
+            <w:tcW w:type="dxa" w:w="5046"/>
+          </w:tcPr>
+          <w:p>
+            <w:pPr>
+              <w:spacing w:before="20" w:after="20"/>
+            </w:pPr>
             <w:r/>
             <w:r>
               <w:rPr>
@@ -6903,6 +8978,9 @@
             <w:tcW w:type="dxa" w:w="5046"/>
           </w:tcPr>
           <w:p>
+            <w:pPr>
+              <w:spacing w:before="20" w:after="20"/>
+            </w:pPr>
             <w:r/>
             <w:r>
               <w:rPr>
@@ -6919,6 +8997,9 @@
             <w:tcW w:type="dxa" w:w="5046"/>
           </w:tcPr>
           <w:p>
+            <w:pPr>
+              <w:spacing w:before="20" w:after="20"/>
+            </w:pPr>
             <w:r/>
             <w:r>
               <w:rPr>
@@ -6931,11 +9012,17 @@
         </w:tc>
       </w:tr>
       <w:tr>
-        <w:tc>
-          <w:tcPr>
-            <w:tcW w:type="dxa" w:w="5046"/>
-          </w:tcPr>
-          <w:p>
+        <w:trPr>
+          <w:cantSplit/>
+        </w:trPr>
+        <w:tc>
+          <w:tcPr>
+            <w:tcW w:type="dxa" w:w="5046"/>
+          </w:tcPr>
+          <w:p>
+            <w:pPr>
+              <w:spacing w:before="20" w:after="20"/>
+            </w:pPr>
             <w:r/>
             <w:r>
               <w:rPr>
@@ -6952,6 +9039,9 @@
             <w:tcW w:type="dxa" w:w="5046"/>
           </w:tcPr>
           <w:p>
+            <w:pPr>
+              <w:spacing w:before="20" w:after="20"/>
+            </w:pPr>
             <w:r/>
             <w:r>
               <w:rPr>
@@ -6968,6 +9058,9 @@
             <w:tcW w:type="dxa" w:w="5046"/>
           </w:tcPr>
           <w:p>
+            <w:pPr>
+              <w:spacing w:before="20" w:after="20"/>
+            </w:pPr>
             <w:r/>
             <w:r>
               <w:rPr>
@@ -6980,11 +9073,17 @@
         </w:tc>
       </w:tr>
       <w:tr>
-        <w:tc>
-          <w:tcPr>
-            <w:tcW w:type="dxa" w:w="5046"/>
-          </w:tcPr>
-          <w:p>
+        <w:trPr>
+          <w:cantSplit/>
+        </w:trPr>
+        <w:tc>
+          <w:tcPr>
+            <w:tcW w:type="dxa" w:w="5046"/>
+          </w:tcPr>
+          <w:p>
+            <w:pPr>
+              <w:spacing w:before="20" w:after="20"/>
+            </w:pPr>
             <w:r/>
             <w:r>
               <w:rPr>
@@ -7001,6 +9100,9 @@
             <w:tcW w:type="dxa" w:w="5046"/>
           </w:tcPr>
           <w:p>
+            <w:pPr>
+              <w:spacing w:before="20" w:after="20"/>
+            </w:pPr>
             <w:r/>
             <w:r>
               <w:rPr>
@@ -7017,6 +9119,9 @@
             <w:tcW w:type="dxa" w:w="5046"/>
           </w:tcPr>
           <w:p>
+            <w:pPr>
+              <w:spacing w:before="20" w:after="20"/>
+            </w:pPr>
             <w:r/>
             <w:r>
               <w:rPr>
@@ -7073,6 +9178,9 @@
             <w:shd w:val="clear" w:color="auto" w:fill="D9D9D9"/>
           </w:tcPr>
           <w:p>
+            <w:pPr>
+              <w:spacing w:before="20" w:after="20"/>
+            </w:pPr>
             <w:r/>
             <w:r>
               <w:rPr>
@@ -7090,6 +9198,9 @@
             <w:shd w:val="clear" w:color="auto" w:fill="D9D9D9"/>
           </w:tcPr>
           <w:p>
+            <w:pPr>
+              <w:spacing w:before="20" w:after="20"/>
+            </w:pPr>
             <w:r/>
             <w:r>
               <w:rPr>
@@ -7107,6 +9218,9 @@
             <w:shd w:val="clear" w:color="auto" w:fill="D9D9D9"/>
           </w:tcPr>
           <w:p>
+            <w:pPr>
+              <w:spacing w:before="20" w:after="20"/>
+            </w:pPr>
             <w:r/>
             <w:r>
               <w:rPr>
@@ -7120,11 +9234,17 @@
         </w:tc>
       </w:tr>
       <w:tr>
-        <w:tc>
-          <w:tcPr>
-            <w:tcW w:type="dxa" w:w="5046"/>
-          </w:tcPr>
-          <w:p>
+        <w:trPr>
+          <w:cantSplit/>
+        </w:trPr>
+        <w:tc>
+          <w:tcPr>
+            <w:tcW w:type="dxa" w:w="5046"/>
+          </w:tcPr>
+          <w:p>
+            <w:pPr>
+              <w:spacing w:before="20" w:after="20"/>
+            </w:pPr>
             <w:r/>
             <w:r>
               <w:rPr>
@@ -7141,6 +9261,9 @@
             <w:tcW w:type="dxa" w:w="5046"/>
           </w:tcPr>
           <w:p>
+            <w:pPr>
+              <w:spacing w:before="20" w:after="20"/>
+            </w:pPr>
             <w:r/>
             <w:r>
               <w:rPr>
@@ -7157,6 +9280,9 @@
             <w:tcW w:type="dxa" w:w="5046"/>
           </w:tcPr>
           <w:p>
+            <w:pPr>
+              <w:spacing w:before="20" w:after="20"/>
+            </w:pPr>
             <w:r/>
             <w:r>
               <w:rPr>
@@ -7169,11 +9295,17 @@
         </w:tc>
       </w:tr>
       <w:tr>
-        <w:tc>
-          <w:tcPr>
-            <w:tcW w:type="dxa" w:w="5046"/>
-          </w:tcPr>
-          <w:p>
+        <w:trPr>
+          <w:cantSplit/>
+        </w:trPr>
+        <w:tc>
+          <w:tcPr>
+            <w:tcW w:type="dxa" w:w="5046"/>
+          </w:tcPr>
+          <w:p>
+            <w:pPr>
+              <w:spacing w:before="20" w:after="20"/>
+            </w:pPr>
             <w:r/>
             <w:r>
               <w:rPr>
@@ -7190,6 +9322,9 @@
             <w:tcW w:type="dxa" w:w="5046"/>
           </w:tcPr>
           <w:p>
+            <w:pPr>
+              <w:spacing w:before="20" w:after="20"/>
+            </w:pPr>
             <w:r/>
             <w:r>
               <w:rPr>
@@ -7206,6 +9341,9 @@
             <w:tcW w:type="dxa" w:w="5046"/>
           </w:tcPr>
           <w:p>
+            <w:pPr>
+              <w:spacing w:before="20" w:after="20"/>
+            </w:pPr>
             <w:r/>
             <w:r>
               <w:rPr>
@@ -7218,11 +9356,17 @@
         </w:tc>
       </w:tr>
       <w:tr>
-        <w:tc>
-          <w:tcPr>
-            <w:tcW w:type="dxa" w:w="5046"/>
-          </w:tcPr>
-          <w:p>
+        <w:trPr>
+          <w:cantSplit/>
+        </w:trPr>
+        <w:tc>
+          <w:tcPr>
+            <w:tcW w:type="dxa" w:w="5046"/>
+          </w:tcPr>
+          <w:p>
+            <w:pPr>
+              <w:spacing w:before="20" w:after="20"/>
+            </w:pPr>
             <w:r/>
             <w:r>
               <w:rPr>
@@ -7239,6 +9383,9 @@
             <w:tcW w:type="dxa" w:w="5046"/>
           </w:tcPr>
           <w:p>
+            <w:pPr>
+              <w:spacing w:before="20" w:after="20"/>
+            </w:pPr>
             <w:r/>
             <w:r>
               <w:rPr>
@@ -7255,6 +9402,9 @@
             <w:tcW w:type="dxa" w:w="5046"/>
           </w:tcPr>
           <w:p>
+            <w:pPr>
+              <w:spacing w:before="20" w:after="20"/>
+            </w:pPr>
             <w:r/>
             <w:r>
               <w:rPr>
@@ -7267,11 +9417,17 @@
         </w:tc>
       </w:tr>
       <w:tr>
-        <w:tc>
-          <w:tcPr>
-            <w:tcW w:type="dxa" w:w="5046"/>
-          </w:tcPr>
-          <w:p>
+        <w:trPr>
+          <w:cantSplit/>
+        </w:trPr>
+        <w:tc>
+          <w:tcPr>
+            <w:tcW w:type="dxa" w:w="5046"/>
+          </w:tcPr>
+          <w:p>
+            <w:pPr>
+              <w:spacing w:before="20" w:after="20"/>
+            </w:pPr>
             <w:r/>
             <w:r>
               <w:rPr>
@@ -7288,6 +9444,9 @@
             <w:tcW w:type="dxa" w:w="5046"/>
           </w:tcPr>
           <w:p>
+            <w:pPr>
+              <w:spacing w:before="20" w:after="20"/>
+            </w:pPr>
             <w:r/>
             <w:r>
               <w:rPr>
@@ -7304,6 +9463,9 @@
             <w:tcW w:type="dxa" w:w="5046"/>
           </w:tcPr>
           <w:p>
+            <w:pPr>
+              <w:spacing w:before="20" w:after="20"/>
+            </w:pPr>
             <w:r/>
             <w:r>
               <w:rPr>
@@ -7316,11 +9478,17 @@
         </w:tc>
       </w:tr>
       <w:tr>
-        <w:tc>
-          <w:tcPr>
-            <w:tcW w:type="dxa" w:w="5046"/>
-          </w:tcPr>
-          <w:p>
+        <w:trPr>
+          <w:cantSplit/>
+        </w:trPr>
+        <w:tc>
+          <w:tcPr>
+            <w:tcW w:type="dxa" w:w="5046"/>
+          </w:tcPr>
+          <w:p>
+            <w:pPr>
+              <w:spacing w:before="20" w:after="20"/>
+            </w:pPr>
             <w:r/>
             <w:r>
               <w:rPr>
@@ -7337,6 +9505,9 @@
             <w:tcW w:type="dxa" w:w="5046"/>
           </w:tcPr>
           <w:p>
+            <w:pPr>
+              <w:spacing w:before="20" w:after="20"/>
+            </w:pPr>
             <w:r/>
             <w:r>
               <w:rPr>
@@ -7353,6 +9524,9 @@
             <w:tcW w:type="dxa" w:w="5046"/>
           </w:tcPr>
           <w:p>
+            <w:pPr>
+              <w:spacing w:before="20" w:after="20"/>
+            </w:pPr>
             <w:r/>
             <w:r>
               <w:rPr>
@@ -7409,6 +9583,9 @@
             <w:shd w:val="clear" w:color="auto" w:fill="D9D9D9"/>
           </w:tcPr>
           <w:p>
+            <w:pPr>
+              <w:spacing w:before="20" w:after="20"/>
+            </w:pPr>
             <w:r/>
             <w:r>
               <w:rPr>
@@ -7426,6 +9603,9 @@
             <w:shd w:val="clear" w:color="auto" w:fill="D9D9D9"/>
           </w:tcPr>
           <w:p>
+            <w:pPr>
+              <w:spacing w:before="20" w:after="20"/>
+            </w:pPr>
             <w:r/>
             <w:r>
               <w:rPr>
@@ -7443,6 +9623,9 @@
             <w:shd w:val="clear" w:color="auto" w:fill="D9D9D9"/>
           </w:tcPr>
           <w:p>
+            <w:pPr>
+              <w:spacing w:before="20" w:after="20"/>
+            </w:pPr>
             <w:r/>
             <w:r>
               <w:rPr>
@@ -7456,11 +9639,17 @@
         </w:tc>
       </w:tr>
       <w:tr>
-        <w:tc>
-          <w:tcPr>
-            <w:tcW w:type="dxa" w:w="5046"/>
-          </w:tcPr>
-          <w:p>
+        <w:trPr>
+          <w:cantSplit/>
+        </w:trPr>
+        <w:tc>
+          <w:tcPr>
+            <w:tcW w:type="dxa" w:w="5046"/>
+          </w:tcPr>
+          <w:p>
+            <w:pPr>
+              <w:spacing w:before="20" w:after="20"/>
+            </w:pPr>
             <w:r/>
             <w:r>
               <w:rPr>
@@ -7477,6 +9666,9 @@
             <w:tcW w:type="dxa" w:w="5046"/>
           </w:tcPr>
           <w:p>
+            <w:pPr>
+              <w:spacing w:before="20" w:after="20"/>
+            </w:pPr>
             <w:r/>
             <w:r>
               <w:rPr>
@@ -7493,6 +9685,9 @@
             <w:tcW w:type="dxa" w:w="5046"/>
           </w:tcPr>
           <w:p>
+            <w:pPr>
+              <w:spacing w:before="20" w:after="20"/>
+            </w:pPr>
             <w:r/>
             <w:r>
               <w:rPr>
@@ -7505,11 +9700,17 @@
         </w:tc>
       </w:tr>
       <w:tr>
-        <w:tc>
-          <w:tcPr>
-            <w:tcW w:type="dxa" w:w="5046"/>
-          </w:tcPr>
-          <w:p>
+        <w:trPr>
+          <w:cantSplit/>
+        </w:trPr>
+        <w:tc>
+          <w:tcPr>
+            <w:tcW w:type="dxa" w:w="5046"/>
+          </w:tcPr>
+          <w:p>
+            <w:pPr>
+              <w:spacing w:before="20" w:after="20"/>
+            </w:pPr>
             <w:r/>
             <w:r>
               <w:rPr>
@@ -7526,6 +9727,9 @@
             <w:tcW w:type="dxa" w:w="5046"/>
           </w:tcPr>
           <w:p>
+            <w:pPr>
+              <w:spacing w:before="20" w:after="20"/>
+            </w:pPr>
             <w:r/>
             <w:r>
               <w:rPr>
@@ -7542,6 +9746,9 @@
             <w:tcW w:type="dxa" w:w="5046"/>
           </w:tcPr>
           <w:p>
+            <w:pPr>
+              <w:spacing w:before="20" w:after="20"/>
+            </w:pPr>
             <w:r/>
             <w:r>
               <w:rPr>
@@ -7554,11 +9761,17 @@
         </w:tc>
       </w:tr>
       <w:tr>
-        <w:tc>
-          <w:tcPr>
-            <w:tcW w:type="dxa" w:w="5046"/>
-          </w:tcPr>
-          <w:p>
+        <w:trPr>
+          <w:cantSplit/>
+        </w:trPr>
+        <w:tc>
+          <w:tcPr>
+            <w:tcW w:type="dxa" w:w="5046"/>
+          </w:tcPr>
+          <w:p>
+            <w:pPr>
+              <w:spacing w:before="20" w:after="20"/>
+            </w:pPr>
             <w:r/>
             <w:r>
               <w:rPr>
@@ -7575,6 +9788,9 @@
             <w:tcW w:type="dxa" w:w="5046"/>
           </w:tcPr>
           <w:p>
+            <w:pPr>
+              <w:spacing w:before="20" w:after="20"/>
+            </w:pPr>
             <w:r/>
             <w:r>
               <w:rPr>
@@ -7591,6 +9807,9 @@
             <w:tcW w:type="dxa" w:w="5046"/>
           </w:tcPr>
           <w:p>
+            <w:pPr>
+              <w:spacing w:before="20" w:after="20"/>
+            </w:pPr>
             <w:r/>
             <w:r>
               <w:rPr>
@@ -7603,11 +9822,17 @@
         </w:tc>
       </w:tr>
       <w:tr>
-        <w:tc>
-          <w:tcPr>
-            <w:tcW w:type="dxa" w:w="5046"/>
-          </w:tcPr>
-          <w:p>
+        <w:trPr>
+          <w:cantSplit/>
+        </w:trPr>
+        <w:tc>
+          <w:tcPr>
+            <w:tcW w:type="dxa" w:w="5046"/>
+          </w:tcPr>
+          <w:p>
+            <w:pPr>
+              <w:spacing w:before="20" w:after="20"/>
+            </w:pPr>
             <w:r/>
             <w:r>
               <w:rPr>
@@ -7624,6 +9849,9 @@
             <w:tcW w:type="dxa" w:w="5046"/>
           </w:tcPr>
           <w:p>
+            <w:pPr>
+              <w:spacing w:before="20" w:after="20"/>
+            </w:pPr>
             <w:r/>
             <w:r>
               <w:rPr>
@@ -7640,6 +9868,9 @@
             <w:tcW w:type="dxa" w:w="5046"/>
           </w:tcPr>
           <w:p>
+            <w:pPr>
+              <w:spacing w:before="20" w:after="20"/>
+            </w:pPr>
             <w:r/>
             <w:r>
               <w:rPr>
@@ -7652,11 +9883,17 @@
         </w:tc>
       </w:tr>
       <w:tr>
-        <w:tc>
-          <w:tcPr>
-            <w:tcW w:type="dxa" w:w="5046"/>
-          </w:tcPr>
-          <w:p>
+        <w:trPr>
+          <w:cantSplit/>
+        </w:trPr>
+        <w:tc>
+          <w:tcPr>
+            <w:tcW w:type="dxa" w:w="5046"/>
+          </w:tcPr>
+          <w:p>
+            <w:pPr>
+              <w:spacing w:before="20" w:after="20"/>
+            </w:pPr>
             <w:r/>
             <w:r>
               <w:rPr>
@@ -7673,6 +9910,9 @@
             <w:tcW w:type="dxa" w:w="5046"/>
           </w:tcPr>
           <w:p>
+            <w:pPr>
+              <w:spacing w:before="20" w:after="20"/>
+            </w:pPr>
             <w:r/>
             <w:r>
               <w:rPr>
@@ -7689,6 +9929,9 @@
             <w:tcW w:type="dxa" w:w="5046"/>
           </w:tcPr>
           <w:p>
+            <w:pPr>
+              <w:spacing w:before="20" w:after="20"/>
+            </w:pPr>
             <w:r/>
             <w:r>
               <w:rPr>
@@ -7701,11 +9944,17 @@
         </w:tc>
       </w:tr>
       <w:tr>
-        <w:tc>
-          <w:tcPr>
-            <w:tcW w:type="dxa" w:w="5046"/>
-          </w:tcPr>
-          <w:p>
+        <w:trPr>
+          <w:cantSplit/>
+        </w:trPr>
+        <w:tc>
+          <w:tcPr>
+            <w:tcW w:type="dxa" w:w="5046"/>
+          </w:tcPr>
+          <w:p>
+            <w:pPr>
+              <w:spacing w:before="20" w:after="20"/>
+            </w:pPr>
             <w:r/>
             <w:r>
               <w:rPr>
@@ -7722,6 +9971,9 @@
             <w:tcW w:type="dxa" w:w="5046"/>
           </w:tcPr>
           <w:p>
+            <w:pPr>
+              <w:spacing w:before="20" w:after="20"/>
+            </w:pPr>
             <w:r/>
             <w:r>
               <w:rPr>
@@ -7738,6 +9990,9 @@
             <w:tcW w:type="dxa" w:w="5046"/>
           </w:tcPr>
           <w:p>
+            <w:pPr>
+              <w:spacing w:before="20" w:after="20"/>
+            </w:pPr>
             <w:r/>
             <w:r>
               <w:rPr>
@@ -7750,11 +10005,17 @@
         </w:tc>
       </w:tr>
       <w:tr>
-        <w:tc>
-          <w:tcPr>
-            <w:tcW w:type="dxa" w:w="5046"/>
-          </w:tcPr>
-          <w:p>
+        <w:trPr>
+          <w:cantSplit/>
+        </w:trPr>
+        <w:tc>
+          <w:tcPr>
+            <w:tcW w:type="dxa" w:w="5046"/>
+          </w:tcPr>
+          <w:p>
+            <w:pPr>
+              <w:spacing w:before="20" w:after="20"/>
+            </w:pPr>
             <w:r/>
             <w:r>
               <w:rPr>
@@ -7771,6 +10032,9 @@
             <w:tcW w:type="dxa" w:w="5046"/>
           </w:tcPr>
           <w:p>
+            <w:pPr>
+              <w:spacing w:before="20" w:after="20"/>
+            </w:pPr>
             <w:r/>
             <w:r>
               <w:rPr>
@@ -7787,6 +10051,9 @@
             <w:tcW w:type="dxa" w:w="5046"/>
           </w:tcPr>
           <w:p>
+            <w:pPr>
+              <w:spacing w:before="20" w:after="20"/>
+            </w:pPr>
             <w:r/>
             <w:r>
               <w:rPr>
@@ -7799,11 +10066,17 @@
         </w:tc>
       </w:tr>
       <w:tr>
-        <w:tc>
-          <w:tcPr>
-            <w:tcW w:type="dxa" w:w="5046"/>
-          </w:tcPr>
-          <w:p>
+        <w:trPr>
+          <w:cantSplit/>
+        </w:trPr>
+        <w:tc>
+          <w:tcPr>
+            <w:tcW w:type="dxa" w:w="5046"/>
+          </w:tcPr>
+          <w:p>
+            <w:pPr>
+              <w:spacing w:before="20" w:after="20"/>
+            </w:pPr>
             <w:r/>
             <w:r>
               <w:rPr>
@@ -7820,6 +10093,9 @@
             <w:tcW w:type="dxa" w:w="5046"/>
           </w:tcPr>
           <w:p>
+            <w:pPr>
+              <w:spacing w:before="20" w:after="20"/>
+            </w:pPr>
             <w:r/>
             <w:r>
               <w:rPr>
@@ -7836,6 +10112,9 @@
             <w:tcW w:type="dxa" w:w="5046"/>
           </w:tcPr>
           <w:p>
+            <w:pPr>
+              <w:spacing w:before="20" w:after="20"/>
+            </w:pPr>
             <w:r/>
             <w:r>
               <w:rPr>
@@ -7892,6 +10171,9 @@
             <w:shd w:val="clear" w:color="auto" w:fill="D9D9D9"/>
           </w:tcPr>
           <w:p>
+            <w:pPr>
+              <w:spacing w:before="20" w:after="20"/>
+            </w:pPr>
             <w:r/>
             <w:r>
               <w:rPr>
@@ -7909,6 +10191,9 @@
             <w:shd w:val="clear" w:color="auto" w:fill="D9D9D9"/>
           </w:tcPr>
           <w:p>
+            <w:pPr>
+              <w:spacing w:before="20" w:after="20"/>
+            </w:pPr>
             <w:r/>
             <w:r>
               <w:rPr>
@@ -7926,6 +10211,9 @@
             <w:shd w:val="clear" w:color="auto" w:fill="D9D9D9"/>
           </w:tcPr>
           <w:p>
+            <w:pPr>
+              <w:spacing w:before="20" w:after="20"/>
+            </w:pPr>
             <w:r/>
             <w:r>
               <w:rPr>
@@ -7939,11 +10227,17 @@
         </w:tc>
       </w:tr>
       <w:tr>
-        <w:tc>
-          <w:tcPr>
-            <w:tcW w:type="dxa" w:w="5046"/>
-          </w:tcPr>
-          <w:p>
+        <w:trPr>
+          <w:cantSplit/>
+        </w:trPr>
+        <w:tc>
+          <w:tcPr>
+            <w:tcW w:type="dxa" w:w="5046"/>
+          </w:tcPr>
+          <w:p>
+            <w:pPr>
+              <w:spacing w:before="20" w:after="20"/>
+            </w:pPr>
             <w:r/>
             <w:r>
               <w:rPr>
@@ -7960,6 +10254,9 @@
             <w:tcW w:type="dxa" w:w="5046"/>
           </w:tcPr>
           <w:p>
+            <w:pPr>
+              <w:spacing w:before="20" w:after="20"/>
+            </w:pPr>
             <w:r/>
             <w:r>
               <w:rPr>
@@ -7976,6 +10273,9 @@
             <w:tcW w:type="dxa" w:w="5046"/>
           </w:tcPr>
           <w:p>
+            <w:pPr>
+              <w:spacing w:before="20" w:after="20"/>
+            </w:pPr>
             <w:r/>
             <w:r>
               <w:rPr>
@@ -7988,11 +10288,17 @@
         </w:tc>
       </w:tr>
       <w:tr>
-        <w:tc>
-          <w:tcPr>
-            <w:tcW w:type="dxa" w:w="5046"/>
-          </w:tcPr>
-          <w:p>
+        <w:trPr>
+          <w:cantSplit/>
+        </w:trPr>
+        <w:tc>
+          <w:tcPr>
+            <w:tcW w:type="dxa" w:w="5046"/>
+          </w:tcPr>
+          <w:p>
+            <w:pPr>
+              <w:spacing w:before="20" w:after="20"/>
+            </w:pPr>
             <w:r/>
             <w:r>
               <w:rPr>
@@ -8009,6 +10315,9 @@
             <w:tcW w:type="dxa" w:w="5046"/>
           </w:tcPr>
           <w:p>
+            <w:pPr>
+              <w:spacing w:before="20" w:after="20"/>
+            </w:pPr>
             <w:r/>
             <w:r>
               <w:rPr>
@@ -8025,6 +10334,9 @@
             <w:tcW w:type="dxa" w:w="5046"/>
           </w:tcPr>
           <w:p>
+            <w:pPr>
+              <w:spacing w:before="20" w:after="20"/>
+            </w:pPr>
             <w:r/>
             <w:r>
               <w:rPr>
@@ -8037,11 +10349,17 @@
         </w:tc>
       </w:tr>
       <w:tr>
-        <w:tc>
-          <w:tcPr>
-            <w:tcW w:type="dxa" w:w="5046"/>
-          </w:tcPr>
-          <w:p>
+        <w:trPr>
+          <w:cantSplit/>
+        </w:trPr>
+        <w:tc>
+          <w:tcPr>
+            <w:tcW w:type="dxa" w:w="5046"/>
+          </w:tcPr>
+          <w:p>
+            <w:pPr>
+              <w:spacing w:before="20" w:after="20"/>
+            </w:pPr>
             <w:r/>
             <w:r>
               <w:rPr>
@@ -8058,6 +10376,9 @@
             <w:tcW w:type="dxa" w:w="5046"/>
           </w:tcPr>
           <w:p>
+            <w:pPr>
+              <w:spacing w:before="20" w:after="20"/>
+            </w:pPr>
             <w:r/>
             <w:r>
               <w:rPr>
@@ -8074,6 +10395,9 @@
             <w:tcW w:type="dxa" w:w="5046"/>
           </w:tcPr>
           <w:p>
+            <w:pPr>
+              <w:spacing w:before="20" w:after="20"/>
+            </w:pPr>
             <w:r/>
             <w:r>
               <w:rPr>
@@ -8086,11 +10410,17 @@
         </w:tc>
       </w:tr>
       <w:tr>
-        <w:tc>
-          <w:tcPr>
-            <w:tcW w:type="dxa" w:w="5046"/>
-          </w:tcPr>
-          <w:p>
+        <w:trPr>
+          <w:cantSplit/>
+        </w:trPr>
+        <w:tc>
+          <w:tcPr>
+            <w:tcW w:type="dxa" w:w="5046"/>
+          </w:tcPr>
+          <w:p>
+            <w:pPr>
+              <w:spacing w:before="20" w:after="20"/>
+            </w:pPr>
             <w:r/>
             <w:r>
               <w:rPr>
@@ -8107,6 +10437,9 @@
             <w:tcW w:type="dxa" w:w="5046"/>
           </w:tcPr>
           <w:p>
+            <w:pPr>
+              <w:spacing w:before="20" w:after="20"/>
+            </w:pPr>
             <w:r/>
             <w:r>
               <w:rPr>
@@ -8123,6 +10456,9 @@
             <w:tcW w:type="dxa" w:w="5046"/>
           </w:tcPr>
           <w:p>
+            <w:pPr>
+              <w:spacing w:before="20" w:after="20"/>
+            </w:pPr>
             <w:r/>
             <w:r>
               <w:rPr>
@@ -8135,11 +10471,17 @@
         </w:tc>
       </w:tr>
       <w:tr>
-        <w:tc>
-          <w:tcPr>
-            <w:tcW w:type="dxa" w:w="5046"/>
-          </w:tcPr>
-          <w:p>
+        <w:trPr>
+          <w:cantSplit/>
+        </w:trPr>
+        <w:tc>
+          <w:tcPr>
+            <w:tcW w:type="dxa" w:w="5046"/>
+          </w:tcPr>
+          <w:p>
+            <w:pPr>
+              <w:spacing w:before="20" w:after="20"/>
+            </w:pPr>
             <w:r/>
             <w:r>
               <w:rPr>
@@ -8156,6 +10498,9 @@
             <w:tcW w:type="dxa" w:w="5046"/>
           </w:tcPr>
           <w:p>
+            <w:pPr>
+              <w:spacing w:before="20" w:after="20"/>
+            </w:pPr>
             <w:r/>
             <w:r>
               <w:rPr>
@@ -8172,6 +10517,9 @@
             <w:tcW w:type="dxa" w:w="5046"/>
           </w:tcPr>
           <w:p>
+            <w:pPr>
+              <w:spacing w:before="20" w:after="20"/>
+            </w:pPr>
             <w:r/>
             <w:r>
               <w:rPr>
@@ -8184,11 +10532,17 @@
         </w:tc>
       </w:tr>
       <w:tr>
-        <w:tc>
-          <w:tcPr>
-            <w:tcW w:type="dxa" w:w="5046"/>
-          </w:tcPr>
-          <w:p>
+        <w:trPr>
+          <w:cantSplit/>
+        </w:trPr>
+        <w:tc>
+          <w:tcPr>
+            <w:tcW w:type="dxa" w:w="5046"/>
+          </w:tcPr>
+          <w:p>
+            <w:pPr>
+              <w:spacing w:before="20" w:after="20"/>
+            </w:pPr>
             <w:r/>
             <w:r>
               <w:rPr>
@@ -8205,6 +10559,9 @@
             <w:tcW w:type="dxa" w:w="5046"/>
           </w:tcPr>
           <w:p>
+            <w:pPr>
+              <w:spacing w:before="20" w:after="20"/>
+            </w:pPr>
             <w:r/>
             <w:r>
               <w:rPr>
@@ -8221,6 +10578,9 @@
             <w:tcW w:type="dxa" w:w="5046"/>
           </w:tcPr>
           <w:p>
+            <w:pPr>
+              <w:spacing w:before="20" w:after="20"/>
+            </w:pPr>
             <w:r/>
             <w:r>
               <w:rPr>
@@ -8233,11 +10593,17 @@
         </w:tc>
       </w:tr>
       <w:tr>
-        <w:tc>
-          <w:tcPr>
-            <w:tcW w:type="dxa" w:w="5046"/>
-          </w:tcPr>
-          <w:p>
+        <w:trPr>
+          <w:cantSplit/>
+        </w:trPr>
+        <w:tc>
+          <w:tcPr>
+            <w:tcW w:type="dxa" w:w="5046"/>
+          </w:tcPr>
+          <w:p>
+            <w:pPr>
+              <w:spacing w:before="20" w:after="20"/>
+            </w:pPr>
             <w:r/>
             <w:r>
               <w:rPr>
@@ -8254,6 +10620,9 @@
             <w:tcW w:type="dxa" w:w="5046"/>
           </w:tcPr>
           <w:p>
+            <w:pPr>
+              <w:spacing w:before="20" w:after="20"/>
+            </w:pPr>
             <w:r/>
             <w:r>
               <w:rPr>
@@ -8270,6 +10639,9 @@
             <w:tcW w:type="dxa" w:w="5046"/>
           </w:tcPr>
           <w:p>
+            <w:pPr>
+              <w:spacing w:before="20" w:after="20"/>
+            </w:pPr>
             <w:r/>
             <w:r>
               <w:rPr>
@@ -8282,11 +10654,17 @@
         </w:tc>
       </w:tr>
       <w:tr>
-        <w:tc>
-          <w:tcPr>
-            <w:tcW w:type="dxa" w:w="5046"/>
-          </w:tcPr>
-          <w:p>
+        <w:trPr>
+          <w:cantSplit/>
+        </w:trPr>
+        <w:tc>
+          <w:tcPr>
+            <w:tcW w:type="dxa" w:w="5046"/>
+          </w:tcPr>
+          <w:p>
+            <w:pPr>
+              <w:spacing w:before="20" w:after="20"/>
+            </w:pPr>
             <w:r/>
             <w:r>
               <w:rPr>
@@ -8303,6 +10681,9 @@
             <w:tcW w:type="dxa" w:w="5046"/>
           </w:tcPr>
           <w:p>
+            <w:pPr>
+              <w:spacing w:before="20" w:after="20"/>
+            </w:pPr>
             <w:r/>
             <w:r>
               <w:rPr>
@@ -8319,6 +10700,9 @@
             <w:tcW w:type="dxa" w:w="5046"/>
           </w:tcPr>
           <w:p>
+            <w:pPr>
+              <w:spacing w:before="20" w:after="20"/>
+            </w:pPr>
             <w:r/>
             <w:r>
               <w:rPr>
@@ -8331,11 +10715,17 @@
         </w:tc>
       </w:tr>
       <w:tr>
-        <w:tc>
-          <w:tcPr>
-            <w:tcW w:type="dxa" w:w="5046"/>
-          </w:tcPr>
-          <w:p>
+        <w:trPr>
+          <w:cantSplit/>
+        </w:trPr>
+        <w:tc>
+          <w:tcPr>
+            <w:tcW w:type="dxa" w:w="5046"/>
+          </w:tcPr>
+          <w:p>
+            <w:pPr>
+              <w:spacing w:before="20" w:after="20"/>
+            </w:pPr>
             <w:r/>
             <w:r>
               <w:rPr>
@@ -8352,6 +10742,9 @@
             <w:tcW w:type="dxa" w:w="5046"/>
           </w:tcPr>
           <w:p>
+            <w:pPr>
+              <w:spacing w:before="20" w:after="20"/>
+            </w:pPr>
             <w:r/>
             <w:r>
               <w:rPr>
@@ -8368,6 +10761,9 @@
             <w:tcW w:type="dxa" w:w="5046"/>
           </w:tcPr>
           <w:p>
+            <w:pPr>
+              <w:spacing w:before="20" w:after="20"/>
+            </w:pPr>
             <w:r/>
             <w:r>
               <w:rPr>
@@ -8424,6 +10820,9 @@
             <w:shd w:val="clear" w:color="auto" w:fill="D9D9D9"/>
           </w:tcPr>
           <w:p>
+            <w:pPr>
+              <w:spacing w:before="20" w:after="20"/>
+            </w:pPr>
             <w:r/>
             <w:r>
               <w:rPr>
@@ -8441,6 +10840,9 @@
             <w:shd w:val="clear" w:color="auto" w:fill="D9D9D9"/>
           </w:tcPr>
           <w:p>
+            <w:pPr>
+              <w:spacing w:before="20" w:after="20"/>
+            </w:pPr>
             <w:r/>
             <w:r>
               <w:rPr>
@@ -8458,6 +10860,9 @@
             <w:shd w:val="clear" w:color="auto" w:fill="D9D9D9"/>
           </w:tcPr>
           <w:p>
+            <w:pPr>
+              <w:spacing w:before="20" w:after="20"/>
+            </w:pPr>
             <w:r/>
             <w:r>
               <w:rPr>
@@ -8471,11 +10876,17 @@
         </w:tc>
       </w:tr>
       <w:tr>
-        <w:tc>
-          <w:tcPr>
-            <w:tcW w:type="dxa" w:w="5046"/>
-          </w:tcPr>
-          <w:p>
+        <w:trPr>
+          <w:cantSplit/>
+        </w:trPr>
+        <w:tc>
+          <w:tcPr>
+            <w:tcW w:type="dxa" w:w="5046"/>
+          </w:tcPr>
+          <w:p>
+            <w:pPr>
+              <w:spacing w:before="20" w:after="20"/>
+            </w:pPr>
             <w:r/>
             <w:r>
               <w:rPr>
@@ -8492,6 +10903,9 @@
             <w:tcW w:type="dxa" w:w="5046"/>
           </w:tcPr>
           <w:p>
+            <w:pPr>
+              <w:spacing w:before="20" w:after="20"/>
+            </w:pPr>
             <w:r/>
             <w:r>
               <w:rPr>
@@ -8508,6 +10922,9 @@
             <w:tcW w:type="dxa" w:w="5046"/>
           </w:tcPr>
           <w:p>
+            <w:pPr>
+              <w:spacing w:before="20" w:after="20"/>
+            </w:pPr>
             <w:r/>
             <w:r>
               <w:rPr>
@@ -8520,11 +10937,17 @@
         </w:tc>
       </w:tr>
       <w:tr>
-        <w:tc>
-          <w:tcPr>
-            <w:tcW w:type="dxa" w:w="5046"/>
-          </w:tcPr>
-          <w:p>
+        <w:trPr>
+          <w:cantSplit/>
+        </w:trPr>
+        <w:tc>
+          <w:tcPr>
+            <w:tcW w:type="dxa" w:w="5046"/>
+          </w:tcPr>
+          <w:p>
+            <w:pPr>
+              <w:spacing w:before="20" w:after="20"/>
+            </w:pPr>
             <w:r/>
             <w:r>
               <w:rPr>
@@ -8541,6 +10964,9 @@
             <w:tcW w:type="dxa" w:w="5046"/>
           </w:tcPr>
           <w:p>
+            <w:pPr>
+              <w:spacing w:before="20" w:after="20"/>
+            </w:pPr>
             <w:r/>
             <w:r>
               <w:rPr>
@@ -8557,6 +10983,9 @@
             <w:tcW w:type="dxa" w:w="5046"/>
           </w:tcPr>
           <w:p>
+            <w:pPr>
+              <w:spacing w:before="20" w:after="20"/>
+            </w:pPr>
             <w:r/>
             <w:r>
               <w:rPr>
@@ -8569,11 +10998,17 @@
         </w:tc>
       </w:tr>
       <w:tr>
-        <w:tc>
-          <w:tcPr>
-            <w:tcW w:type="dxa" w:w="5046"/>
-          </w:tcPr>
-          <w:p>
+        <w:trPr>
+          <w:cantSplit/>
+        </w:trPr>
+        <w:tc>
+          <w:tcPr>
+            <w:tcW w:type="dxa" w:w="5046"/>
+          </w:tcPr>
+          <w:p>
+            <w:pPr>
+              <w:spacing w:before="20" w:after="20"/>
+            </w:pPr>
             <w:r/>
             <w:r>
               <w:rPr>
@@ -8590,6 +11025,9 @@
             <w:tcW w:type="dxa" w:w="5046"/>
           </w:tcPr>
           <w:p>
+            <w:pPr>
+              <w:spacing w:before="20" w:after="20"/>
+            </w:pPr>
             <w:r/>
             <w:r>
               <w:rPr>
@@ -8606,6 +11044,9 @@
             <w:tcW w:type="dxa" w:w="5046"/>
           </w:tcPr>
           <w:p>
+            <w:pPr>
+              <w:spacing w:before="20" w:after="20"/>
+            </w:pPr>
             <w:r/>
             <w:r>
               <w:rPr>
@@ -8618,11 +11059,17 @@
         </w:tc>
       </w:tr>
       <w:tr>
-        <w:tc>
-          <w:tcPr>
-            <w:tcW w:type="dxa" w:w="5046"/>
-          </w:tcPr>
-          <w:p>
+        <w:trPr>
+          <w:cantSplit/>
+        </w:trPr>
+        <w:tc>
+          <w:tcPr>
+            <w:tcW w:type="dxa" w:w="5046"/>
+          </w:tcPr>
+          <w:p>
+            <w:pPr>
+              <w:spacing w:before="20" w:after="20"/>
+            </w:pPr>
             <w:r/>
             <w:r>
               <w:rPr>
@@ -8639,6 +11086,9 @@
             <w:tcW w:type="dxa" w:w="5046"/>
           </w:tcPr>
           <w:p>
+            <w:pPr>
+              <w:spacing w:before="20" w:after="20"/>
+            </w:pPr>
             <w:r/>
             <w:r>
               <w:rPr>
@@ -8655,6 +11105,9 @@
             <w:tcW w:type="dxa" w:w="5046"/>
           </w:tcPr>
           <w:p>
+            <w:pPr>
+              <w:spacing w:before="20" w:after="20"/>
+            </w:pPr>
             <w:r/>
             <w:r>
               <w:rPr>
@@ -8667,11 +11120,17 @@
         </w:tc>
       </w:tr>
       <w:tr>
-        <w:tc>
-          <w:tcPr>
-            <w:tcW w:type="dxa" w:w="5046"/>
-          </w:tcPr>
-          <w:p>
+        <w:trPr>
+          <w:cantSplit/>
+        </w:trPr>
+        <w:tc>
+          <w:tcPr>
+            <w:tcW w:type="dxa" w:w="5046"/>
+          </w:tcPr>
+          <w:p>
+            <w:pPr>
+              <w:spacing w:before="20" w:after="20"/>
+            </w:pPr>
             <w:r/>
             <w:r>
               <w:rPr>
@@ -8688,6 +11147,9 @@
             <w:tcW w:type="dxa" w:w="5046"/>
           </w:tcPr>
           <w:p>
+            <w:pPr>
+              <w:spacing w:before="20" w:after="20"/>
+            </w:pPr>
             <w:r/>
             <w:r>
               <w:rPr>
@@ -8704,6 +11166,9 @@
             <w:tcW w:type="dxa" w:w="5046"/>
           </w:tcPr>
           <w:p>
+            <w:pPr>
+              <w:spacing w:before="20" w:after="20"/>
+            </w:pPr>
             <w:r/>
             <w:r>
               <w:rPr>
@@ -8716,11 +11181,17 @@
         </w:tc>
       </w:tr>
       <w:tr>
-        <w:tc>
-          <w:tcPr>
-            <w:tcW w:type="dxa" w:w="5046"/>
-          </w:tcPr>
-          <w:p>
+        <w:trPr>
+          <w:cantSplit/>
+        </w:trPr>
+        <w:tc>
+          <w:tcPr>
+            <w:tcW w:type="dxa" w:w="5046"/>
+          </w:tcPr>
+          <w:p>
+            <w:pPr>
+              <w:spacing w:before="20" w:after="20"/>
+            </w:pPr>
             <w:r/>
             <w:r>
               <w:rPr>
@@ -8737,6 +11208,9 @@
             <w:tcW w:type="dxa" w:w="5046"/>
           </w:tcPr>
           <w:p>
+            <w:pPr>
+              <w:spacing w:before="20" w:after="20"/>
+            </w:pPr>
             <w:r/>
             <w:r>
               <w:rPr>
@@ -8753,6 +11227,9 @@
             <w:tcW w:type="dxa" w:w="5046"/>
           </w:tcPr>
           <w:p>
+            <w:pPr>
+              <w:spacing w:before="20" w:after="20"/>
+            </w:pPr>
             <w:r/>
             <w:r>
               <w:rPr>
@@ -8765,11 +11242,17 @@
         </w:tc>
       </w:tr>
       <w:tr>
-        <w:tc>
-          <w:tcPr>
-            <w:tcW w:type="dxa" w:w="5046"/>
-          </w:tcPr>
-          <w:p>
+        <w:trPr>
+          <w:cantSplit/>
+        </w:trPr>
+        <w:tc>
+          <w:tcPr>
+            <w:tcW w:type="dxa" w:w="5046"/>
+          </w:tcPr>
+          <w:p>
+            <w:pPr>
+              <w:spacing w:before="20" w:after="20"/>
+            </w:pPr>
             <w:r/>
             <w:r>
               <w:rPr>
@@ -8786,6 +11269,9 @@
             <w:tcW w:type="dxa" w:w="5046"/>
           </w:tcPr>
           <w:p>
+            <w:pPr>
+              <w:spacing w:before="20" w:after="20"/>
+            </w:pPr>
             <w:r/>
             <w:r>
               <w:rPr>
@@ -8802,6 +11288,9 @@
             <w:tcW w:type="dxa" w:w="5046"/>
           </w:tcPr>
           <w:p>
+            <w:pPr>
+              <w:spacing w:before="20" w:after="20"/>
+            </w:pPr>
             <w:r/>
             <w:r>
               <w:rPr>
@@ -8814,11 +11303,17 @@
         </w:tc>
       </w:tr>
       <w:tr>
-        <w:tc>
-          <w:tcPr>
-            <w:tcW w:type="dxa" w:w="5046"/>
-          </w:tcPr>
-          <w:p>
+        <w:trPr>
+          <w:cantSplit/>
+        </w:trPr>
+        <w:tc>
+          <w:tcPr>
+            <w:tcW w:type="dxa" w:w="5046"/>
+          </w:tcPr>
+          <w:p>
+            <w:pPr>
+              <w:spacing w:before="20" w:after="20"/>
+            </w:pPr>
             <w:r/>
             <w:r>
               <w:rPr>
@@ -8835,6 +11330,9 @@
             <w:tcW w:type="dxa" w:w="5046"/>
           </w:tcPr>
           <w:p>
+            <w:pPr>
+              <w:spacing w:before="20" w:after="20"/>
+            </w:pPr>
             <w:r/>
             <w:r>
               <w:rPr>
@@ -8851,6 +11349,9 @@
             <w:tcW w:type="dxa" w:w="5046"/>
           </w:tcPr>
           <w:p>
+            <w:pPr>
+              <w:spacing w:before="20" w:after="20"/>
+            </w:pPr>
             <w:r/>
             <w:r>
               <w:rPr>
@@ -8863,11 +11364,17 @@
         </w:tc>
       </w:tr>
       <w:tr>
-        <w:tc>
-          <w:tcPr>
-            <w:tcW w:type="dxa" w:w="5046"/>
-          </w:tcPr>
-          <w:p>
+        <w:trPr>
+          <w:cantSplit/>
+        </w:trPr>
+        <w:tc>
+          <w:tcPr>
+            <w:tcW w:type="dxa" w:w="5046"/>
+          </w:tcPr>
+          <w:p>
+            <w:pPr>
+              <w:spacing w:before="20" w:after="20"/>
+            </w:pPr>
             <w:r/>
             <w:r>
               <w:rPr>
@@ -8884,6 +11391,9 @@
             <w:tcW w:type="dxa" w:w="5046"/>
           </w:tcPr>
           <w:p>
+            <w:pPr>
+              <w:spacing w:before="20" w:after="20"/>
+            </w:pPr>
             <w:r/>
             <w:r>
               <w:rPr>
@@ -8900,6 +11410,9 @@
             <w:tcW w:type="dxa" w:w="5046"/>
           </w:tcPr>
           <w:p>
+            <w:pPr>
+              <w:spacing w:before="20" w:after="20"/>
+            </w:pPr>
             <w:r/>
             <w:r>
               <w:rPr>
@@ -8956,6 +11469,9 @@
             <w:shd w:val="clear" w:color="auto" w:fill="D9D9D9"/>
           </w:tcPr>
           <w:p>
+            <w:pPr>
+              <w:spacing w:before="20" w:after="20"/>
+            </w:pPr>
             <w:r/>
             <w:r>
               <w:rPr>
@@ -8973,6 +11489,9 @@
             <w:shd w:val="clear" w:color="auto" w:fill="D9D9D9"/>
           </w:tcPr>
           <w:p>
+            <w:pPr>
+              <w:spacing w:before="20" w:after="20"/>
+            </w:pPr>
             <w:r/>
             <w:r>
               <w:rPr>
@@ -8990,6 +11509,9 @@
             <w:shd w:val="clear" w:color="auto" w:fill="D9D9D9"/>
           </w:tcPr>
           <w:p>
+            <w:pPr>
+              <w:spacing w:before="20" w:after="20"/>
+            </w:pPr>
             <w:r/>
             <w:r>
               <w:rPr>
@@ -9003,11 +11525,17 @@
         </w:tc>
       </w:tr>
       <w:tr>
-        <w:tc>
-          <w:tcPr>
-            <w:tcW w:type="dxa" w:w="5046"/>
-          </w:tcPr>
-          <w:p>
+        <w:trPr>
+          <w:cantSplit/>
+        </w:trPr>
+        <w:tc>
+          <w:tcPr>
+            <w:tcW w:type="dxa" w:w="5046"/>
+          </w:tcPr>
+          <w:p>
+            <w:pPr>
+              <w:spacing w:before="20" w:after="20"/>
+            </w:pPr>
             <w:r/>
             <w:r>
               <w:rPr>
@@ -9024,6 +11552,9 @@
             <w:tcW w:type="dxa" w:w="5046"/>
           </w:tcPr>
           <w:p>
+            <w:pPr>
+              <w:spacing w:before="20" w:after="20"/>
+            </w:pPr>
             <w:r/>
             <w:r>
               <w:rPr>
@@ -9040,6 +11571,9 @@
             <w:tcW w:type="dxa" w:w="5046"/>
           </w:tcPr>
           <w:p>
+            <w:pPr>
+              <w:spacing w:before="20" w:after="20"/>
+            </w:pPr>
             <w:r/>
             <w:r>
               <w:rPr>
@@ -9052,11 +11586,17 @@
         </w:tc>
       </w:tr>
       <w:tr>
-        <w:tc>
-          <w:tcPr>
-            <w:tcW w:type="dxa" w:w="5046"/>
-          </w:tcPr>
-          <w:p>
+        <w:trPr>
+          <w:cantSplit/>
+        </w:trPr>
+        <w:tc>
+          <w:tcPr>
+            <w:tcW w:type="dxa" w:w="5046"/>
+          </w:tcPr>
+          <w:p>
+            <w:pPr>
+              <w:spacing w:before="20" w:after="20"/>
+            </w:pPr>
             <w:r/>
             <w:r>
               <w:rPr>
@@ -9073,6 +11613,9 @@
             <w:tcW w:type="dxa" w:w="5046"/>
           </w:tcPr>
           <w:p>
+            <w:pPr>
+              <w:spacing w:before="20" w:after="20"/>
+            </w:pPr>
             <w:r/>
             <w:r>
               <w:rPr>
@@ -9089,6 +11632,9 @@
             <w:tcW w:type="dxa" w:w="5046"/>
           </w:tcPr>
           <w:p>
+            <w:pPr>
+              <w:spacing w:before="20" w:after="20"/>
+            </w:pPr>
             <w:r/>
             <w:r>
               <w:rPr>
@@ -9101,11 +11647,17 @@
         </w:tc>
       </w:tr>
       <w:tr>
-        <w:tc>
-          <w:tcPr>
-            <w:tcW w:type="dxa" w:w="5046"/>
-          </w:tcPr>
-          <w:p>
+        <w:trPr>
+          <w:cantSplit/>
+        </w:trPr>
+        <w:tc>
+          <w:tcPr>
+            <w:tcW w:type="dxa" w:w="5046"/>
+          </w:tcPr>
+          <w:p>
+            <w:pPr>
+              <w:spacing w:before="20" w:after="20"/>
+            </w:pPr>
             <w:r/>
             <w:r>
               <w:rPr>
@@ -9122,6 +11674,9 @@
             <w:tcW w:type="dxa" w:w="5046"/>
           </w:tcPr>
           <w:p>
+            <w:pPr>
+              <w:spacing w:before="20" w:after="20"/>
+            </w:pPr>
             <w:r/>
             <w:r>
               <w:rPr>
@@ -9138,6 +11693,9 @@
             <w:tcW w:type="dxa" w:w="5046"/>
           </w:tcPr>
           <w:p>
+            <w:pPr>
+              <w:spacing w:before="20" w:after="20"/>
+            </w:pPr>
             <w:r/>
             <w:r>
               <w:rPr>
@@ -9150,11 +11708,17 @@
         </w:tc>
       </w:tr>
       <w:tr>
-        <w:tc>
-          <w:tcPr>
-            <w:tcW w:type="dxa" w:w="5046"/>
-          </w:tcPr>
-          <w:p>
+        <w:trPr>
+          <w:cantSplit/>
+        </w:trPr>
+        <w:tc>
+          <w:tcPr>
+            <w:tcW w:type="dxa" w:w="5046"/>
+          </w:tcPr>
+          <w:p>
+            <w:pPr>
+              <w:spacing w:before="20" w:after="20"/>
+            </w:pPr>
             <w:r/>
             <w:r>
               <w:rPr>
@@ -9171,6 +11735,9 @@
             <w:tcW w:type="dxa" w:w="5046"/>
           </w:tcPr>
           <w:p>
+            <w:pPr>
+              <w:spacing w:before="20" w:after="20"/>
+            </w:pPr>
             <w:r/>
             <w:r>
               <w:rPr>
@@ -9187,6 +11754,9 @@
             <w:tcW w:type="dxa" w:w="5046"/>
           </w:tcPr>
           <w:p>
+            <w:pPr>
+              <w:spacing w:before="20" w:after="20"/>
+            </w:pPr>
             <w:r/>
             <w:r>
               <w:rPr>
@@ -9243,6 +11813,9 @@
             <w:shd w:val="clear" w:color="auto" w:fill="D9D9D9"/>
           </w:tcPr>
           <w:p>
+            <w:pPr>
+              <w:spacing w:before="20" w:after="20"/>
+            </w:pPr>
             <w:r/>
             <w:r>
               <w:rPr>
@@ -9260,6 +11833,9 @@
             <w:shd w:val="clear" w:color="auto" w:fill="D9D9D9"/>
           </w:tcPr>
           <w:p>
+            <w:pPr>
+              <w:spacing w:before="20" w:after="20"/>
+            </w:pPr>
             <w:r/>
             <w:r>
               <w:rPr>
@@ -9277,6 +11853,9 @@
             <w:shd w:val="clear" w:color="auto" w:fill="D9D9D9"/>
           </w:tcPr>
           <w:p>
+            <w:pPr>
+              <w:spacing w:before="20" w:after="20"/>
+            </w:pPr>
             <w:r/>
             <w:r>
               <w:rPr>
@@ -9290,11 +11869,17 @@
         </w:tc>
       </w:tr>
       <w:tr>
-        <w:tc>
-          <w:tcPr>
-            <w:tcW w:type="dxa" w:w="5046"/>
-          </w:tcPr>
-          <w:p>
+        <w:trPr>
+          <w:cantSplit/>
+        </w:trPr>
+        <w:tc>
+          <w:tcPr>
+            <w:tcW w:type="dxa" w:w="5046"/>
+          </w:tcPr>
+          <w:p>
+            <w:pPr>
+              <w:spacing w:before="20" w:after="20"/>
+            </w:pPr>
             <w:r/>
             <w:r>
               <w:rPr>
@@ -9311,6 +11896,9 @@
             <w:tcW w:type="dxa" w:w="5046"/>
           </w:tcPr>
           <w:p>
+            <w:pPr>
+              <w:spacing w:before="20" w:after="20"/>
+            </w:pPr>
             <w:r/>
             <w:r>
               <w:rPr>
@@ -9327,6 +11915,9 @@
             <w:tcW w:type="dxa" w:w="5046"/>
           </w:tcPr>
           <w:p>
+            <w:pPr>
+              <w:spacing w:before="20" w:after="20"/>
+            </w:pPr>
             <w:r/>
             <w:r>
               <w:rPr>
@@ -9339,11 +11930,17 @@
         </w:tc>
       </w:tr>
       <w:tr>
-        <w:tc>
-          <w:tcPr>
-            <w:tcW w:type="dxa" w:w="5046"/>
-          </w:tcPr>
-          <w:p>
+        <w:trPr>
+          <w:cantSplit/>
+        </w:trPr>
+        <w:tc>
+          <w:tcPr>
+            <w:tcW w:type="dxa" w:w="5046"/>
+          </w:tcPr>
+          <w:p>
+            <w:pPr>
+              <w:spacing w:before="20" w:after="20"/>
+            </w:pPr>
             <w:r/>
             <w:r>
               <w:rPr>
@@ -9360,6 +11957,9 @@
             <w:tcW w:type="dxa" w:w="5046"/>
           </w:tcPr>
           <w:p>
+            <w:pPr>
+              <w:spacing w:before="20" w:after="20"/>
+            </w:pPr>
             <w:r/>
             <w:r>
               <w:rPr>
@@ -9376,6 +11976,9 @@
             <w:tcW w:type="dxa" w:w="5046"/>
           </w:tcPr>
           <w:p>
+            <w:pPr>
+              <w:spacing w:before="20" w:after="20"/>
+            </w:pPr>
             <w:r/>
             <w:r>
               <w:rPr>
@@ -9388,11 +11991,17 @@
         </w:tc>
       </w:tr>
       <w:tr>
-        <w:tc>
-          <w:tcPr>
-            <w:tcW w:type="dxa" w:w="5046"/>
-          </w:tcPr>
-          <w:p>
+        <w:trPr>
+          <w:cantSplit/>
+        </w:trPr>
+        <w:tc>
+          <w:tcPr>
+            <w:tcW w:type="dxa" w:w="5046"/>
+          </w:tcPr>
+          <w:p>
+            <w:pPr>
+              <w:spacing w:before="20" w:after="20"/>
+            </w:pPr>
             <w:r/>
             <w:r>
               <w:rPr>
@@ -9409,6 +12018,9 @@
             <w:tcW w:type="dxa" w:w="5046"/>
           </w:tcPr>
           <w:p>
+            <w:pPr>
+              <w:spacing w:before="20" w:after="20"/>
+            </w:pPr>
             <w:r/>
             <w:r>
               <w:rPr>
@@ -9425,6 +12037,9 @@
             <w:tcW w:type="dxa" w:w="5046"/>
           </w:tcPr>
           <w:p>
+            <w:pPr>
+              <w:spacing w:before="20" w:after="20"/>
+            </w:pPr>
             <w:r/>
             <w:r>
               <w:rPr>
@@ -9437,11 +12052,17 @@
         </w:tc>
       </w:tr>
       <w:tr>
-        <w:tc>
-          <w:tcPr>
-            <w:tcW w:type="dxa" w:w="5046"/>
-          </w:tcPr>
-          <w:p>
+        <w:trPr>
+          <w:cantSplit/>
+        </w:trPr>
+        <w:tc>
+          <w:tcPr>
+            <w:tcW w:type="dxa" w:w="5046"/>
+          </w:tcPr>
+          <w:p>
+            <w:pPr>
+              <w:spacing w:before="20" w:after="20"/>
+            </w:pPr>
             <w:r/>
             <w:r>
               <w:rPr>
@@ -9458,6 +12079,9 @@
             <w:tcW w:type="dxa" w:w="5046"/>
           </w:tcPr>
           <w:p>
+            <w:pPr>
+              <w:spacing w:before="20" w:after="20"/>
+            </w:pPr>
             <w:r/>
             <w:r>
               <w:rPr>
@@ -9474,6 +12098,9 @@
             <w:tcW w:type="dxa" w:w="5046"/>
           </w:tcPr>
           <w:p>
+            <w:pPr>
+              <w:spacing w:before="20" w:after="20"/>
+            </w:pPr>
             <w:r/>
             <w:r>
               <w:rPr>

--- a/docx/en/BUFRCREX_CodeFlag_en_03.docx
+++ b/docx/en/BUFRCREX_CodeFlag_en_03.docx
@@ -11554,567 +11554,6 @@
       </w:tr>
     </w:tbl>
     <w:p/>
-    <w:p/>
-    <w:p>
-      <w:r>
-        <w:rPr>
-          <w:rFonts w:ascii="Verdana" w:hAnsi="Verdana"/>
-          <w:i/>
-          <w:sz w:val="14"/>
-        </w:rPr>
-        <w:t>Note 2: 'Clear' and 'overcast' are coded by 0 and 8, respectively.</w:t>
-      </w:r>
-    </w:p>
-    <w:p>
-      <w:r>
-        <w:rPr>
-          <w:rFonts w:ascii="Verdana" w:hAnsi="Verdana"/>
-          <w:i/>
-          <w:sz w:val="14"/>
-        </w:rPr>
-        <w:t>Note 5: (0 is good, 1 is bad)</w:t>
-      </w:r>
-    </w:p>
-    <w:p>
-      <w:r>
-        <w:rPr>
-          <w:rFonts w:ascii="Verdana" w:hAnsi="Verdana"/>
-          <w:i/>
-          <w:sz w:val="14"/>
-        </w:rPr>
-        <w:t>Note 6: (See Common Code table C-1 in Part C/c.)</w:t>
-      </w:r>
-    </w:p>
-    <w:p>
-      <w:r>
-        <w:rPr>
-          <w:rFonts w:ascii="Verdana" w:hAnsi="Verdana"/>
-          <w:i/>
-          <w:sz w:val="14"/>
-        </w:rPr>
-        <w:t>Note 7: (See Common Code table C-2 in Part C/c.)</w:t>
-      </w:r>
-    </w:p>
-    <w:p>
-      <w:r>
-        <w:rPr>
-          <w:rFonts w:ascii="Verdana" w:hAnsi="Verdana"/>
-          <w:i/>
-          <w:sz w:val="14"/>
-        </w:rPr>
-        <w:t>Note 8: (See Common Code table C-3)</w:t>
-      </w:r>
-    </w:p>
-    <w:p>
-      <w:r>
-        <w:rPr>
-          <w:rFonts w:ascii="Verdana" w:hAnsi="Verdana"/>
-          <w:i/>
-          <w:sz w:val="14"/>
-        </w:rPr>
-        <w:t>Note 9: (See Common Code table C-4)</w:t>
-      </w:r>
-    </w:p>
-    <w:p>
-      <w:r>
-        <w:rPr>
-          <w:rFonts w:ascii="Verdana" w:hAnsi="Verdana"/>
-          <w:i/>
-          <w:sz w:val="14"/>
-        </w:rPr>
-        <w:t>Note 10: (See Common Code table C-5 Part C/c.)</w:t>
-      </w:r>
-    </w:p>
-    <w:p>
-      <w:r>
-        <w:rPr>
-          <w:rFonts w:ascii="Verdana" w:hAnsi="Verdana"/>
-          <w:i/>
-          <w:sz w:val="14"/>
-        </w:rPr>
-        <w:t>Note 11: (See Common Code table C-7 in Part C/c.)</w:t>
-      </w:r>
-    </w:p>
-    <w:p>
-      <w:r>
-        <w:rPr>
-          <w:rFonts w:ascii="Verdana" w:hAnsi="Verdana"/>
-          <w:i/>
-          <w:sz w:val="14"/>
-        </w:rPr>
-        <w:t>Note 12: (See Common Code table C-8 in Part C/c.)</w:t>
-      </w:r>
-    </w:p>
-    <w:p>
-      <w:r>
-        <w:rPr>
-          <w:rFonts w:ascii="Verdana" w:hAnsi="Verdana"/>
-          <w:i/>
-          <w:sz w:val="14"/>
-        </w:rPr>
-        <w:t>Note 13: (See Common Code table C-14 Part C/c.)</w:t>
-      </w:r>
-    </w:p>
-    <w:p>
-      <w:r>
-        <w:rPr>
-          <w:rFonts w:ascii="Verdana" w:hAnsi="Verdana"/>
-          <w:i/>
-          <w:sz w:val="14"/>
-        </w:rPr>
-        <w:t>Note 14: (To be defined by centres themselves - See Common Code table C-12 in Part C/c.)</w:t>
-      </w:r>
-    </w:p>
-    <w:p>
-      <w:r>
-        <w:rPr>
-          <w:rFonts w:ascii="Verdana" w:hAnsi="Verdana"/>
-          <w:i/>
-          <w:sz w:val="14"/>
-        </w:rPr>
-        <w:t>Note 15: (To be developed)</w:t>
-      </w:r>
-    </w:p>
-    <w:p>
-      <w:r>
-        <w:rPr>
-          <w:rFonts w:ascii="Verdana" w:hAnsi="Verdana"/>
-          <w:i/>
-          <w:sz w:val="14"/>
-        </w:rPr>
-        <w:t>Note 16: A consecutive sequence of 2 or more of location coordinates, such as latitude and longitude pairs,defines a line or polygon. Points shall be joined in the order given in the message. Any area described will fall left of the drawn boundary in the direction established by the order of the points given in the message. This definition is for simple non-intersecting polygons without holes.</w:t>
-      </w:r>
-    </w:p>
-    <w:p>
-      <w:r>
-        <w:rPr>
-          <w:rFonts w:ascii="Verdana" w:hAnsi="Verdana"/>
-          <w:i/>
-          <w:sz w:val="14"/>
-        </w:rPr>
-        <w:t>Note 17: All bits off implies a good calibration.</w:t>
-      </w:r>
-    </w:p>
-    <w:p>
-      <w:r>
-        <w:rPr>
-          <w:rFonts w:ascii="Verdana" w:hAnsi="Verdana"/>
-          <w:i/>
-          <w:sz w:val="14"/>
-        </w:rPr>
-        <w:t>Note 18: All first-order statistics are in the units defined by the original data descriptors.</w:t>
-      </w:r>
-    </w:p>
-    <w:p>
-      <w:r>
-        <w:rPr>
-          <w:rFonts w:ascii="Verdana" w:hAnsi="Verdana"/>
-          <w:i/>
-          <w:sz w:val="14"/>
-        </w:rPr>
-        <w:t>Note 19: Associated field significance shall be used initially in conjunction with the quality of observed data.</w:t>
-      </w:r>
-    </w:p>
-    <w:p>
-      <w:r>
-        <w:rPr>
-          <w:rFonts w:ascii="Verdana" w:hAnsi="Verdana"/>
-          <w:i/>
-          <w:sz w:val="14"/>
-        </w:rPr>
-        <w:t>Note 21: Beginning with the first bit position (high order bit), if the bit position is set to one, then the channel is used. If the bit position is set to zero, then the channel is not used.</w:t>
-      </w:r>
-    </w:p>
-    <w:p>
-      <w:r>
-        <w:rPr>
-          <w:rFonts w:ascii="Verdana" w:hAnsi="Verdana"/>
-          <w:i/>
-          <w:sz w:val="14"/>
-        </w:rPr>
-        <w:t>Note 22: Bit flags denoting the elements included in processing sounding data.</w:t>
-      </w:r>
-    </w:p>
-    <w:p>
-      <w:r>
-        <w:rPr>
-          <w:rFonts w:ascii="Verdana" w:hAnsi="Verdana"/>
-          <w:i/>
-          <w:sz w:val="14"/>
-        </w:rPr>
-        <w:t>Note 23: Bit flags denoting the instrument and/or channels used in obtaining various physical parameters. If, in any grouping of parameters, all bits = 0, then no retrieval was made for that parameter or set of parameters.</w:t>
-      </w:r>
-    </w:p>
-    <w:p>
-      <w:r>
-        <w:rPr>
-          <w:rFonts w:ascii="Verdana" w:hAnsi="Verdana"/>
-          <w:i/>
-          <w:sz w:val="14"/>
-        </w:rPr>
-        <w:t>Note 24: Bits 1-4 represent time problem code. All bits off implies the scan time is as expected.</w:t>
-      </w:r>
-    </w:p>
-    <w:p>
-      <w:r>
-        <w:rPr>
-          <w:rFonts w:ascii="Verdana" w:hAnsi="Verdana"/>
-          <w:i/>
-          <w:sz w:val="14"/>
-        </w:rPr>
-        <w:t>Note 25: Bits 11-17 represent Earth location problem code. All bits set to zero implies the Earth location was normal.</w:t>
-      </w:r>
-    </w:p>
-    <w:p>
-      <w:r>
-        <w:rPr>
-          <w:rFonts w:ascii="Verdana" w:hAnsi="Verdana"/>
-          <w:i/>
-          <w:sz w:val="14"/>
-        </w:rPr>
-        <w:t>Note 27: Bits 5-10 represent calibration problem code. All bits set to zero indicated normal calibration. Where any of bits 5, 7, 10 are set, secondary calibration coefficients have been used.</w:t>
-      </w:r>
-    </w:p>
-    <w:p>
-      <w:r>
-        <w:rPr>
-          <w:rFonts w:ascii="Verdana" w:hAnsi="Verdana"/>
-          <w:i/>
-          <w:sz w:val="14"/>
-        </w:rPr>
-        <w:t>Note 32: Code figures 1-9: Duration and time of current measurement (vector or Doppler current profiling method).</w:t>
-      </w:r>
-    </w:p>
-    <w:p>
-      <w:r>
-        <w:rPr>
-          <w:rFonts w:ascii="Verdana" w:hAnsi="Verdana"/>
-          <w:i/>
-          <w:sz w:val="14"/>
-        </w:rPr>
-        <w:t>Note 33: Code figures 11-19: Period of current measurement (drift method).</w:t>
-      </w:r>
-    </w:p>
-    <w:p>
-      <w:r>
-        <w:rPr>
-          <w:rFonts w:ascii="Verdana" w:hAnsi="Verdana"/>
-          <w:i/>
-          <w:sz w:val="14"/>
-        </w:rPr>
-        <w:t>Note 34: Code figures for generic precipitation (code figures 140-148) are arranged in order of increasing complexity. For example, a very simple station that can sense only the presence or absence of precipitation would use code figure 140 (precipitation). At the next level, an automatic station capable of sensing amount but not type would use code figure 141 or 142. An automatic station capable of sensing gross type (liquid, solid, freezing) and amount would use code figures 143-148. An automatic station capable of reporting actual types of precipitation (e.g. drizzle rain), but not the amount, would use the appropriate whole decile number (e.g. 150 for generic drizzle, 160 for generic rain).</w:t>
-      </w:r>
-    </w:p>
-    <w:p>
-      <w:r>
-        <w:rPr>
-          <w:rFonts w:ascii="Verdana" w:hAnsi="Verdana"/>
-          <w:i/>
-          <w:sz w:val="14"/>
-        </w:rPr>
-        <w:t>Note 35: Descriptor 0 25 009 is deprecated. 0 25 029 should be used instead.</w:t>
-      </w:r>
-    </w:p>
-    <w:p>
-      <w:r>
-        <w:rPr>
-          <w:rFonts w:ascii="Verdana" w:hAnsi="Verdana"/>
-          <w:i/>
-          <w:sz w:val="14"/>
-        </w:rPr>
-        <w:t>Note 36: Difference statistics are difference values; they have dimensions the same as the corresponding reported values with respect to units, but assume a range centred on zero (e.g., the difference between reported and analysed values, the difference between reported and forecast values).</w:t>
-      </w:r>
-    </w:p>
-    <w:p>
-      <w:r>
-        <w:rPr>
-          <w:rFonts w:ascii="Verdana" w:hAnsi="Verdana"/>
-          <w:i/>
-          <w:sz w:val="14"/>
-        </w:rPr>
-        <w:t>Note 39: EPSG is a dataset of coordinate system and coordinate system transformations, originally produced and maintained by the European Petroleum Survey Group. It is now maintained by the Geodesy Subcommittee of the International Association of Oil and Gas Producers Geomatics Committee.</w:t>
-      </w:r>
-    </w:p>
-    <w:p>
-      <w:r>
-        <w:rPr>
-          <w:rFonts w:ascii="Verdana" w:hAnsi="Verdana"/>
-          <w:i/>
-          <w:sz w:val="14"/>
-        </w:rPr>
-        <w:t>Note 42: Further applications may be developed.</w:t>
-      </w:r>
-    </w:p>
-    <w:p>
-      <w:r>
-        <w:rPr>
-          <w:rFonts w:ascii="Verdana" w:hAnsi="Verdana"/>
-          <w:i/>
-          <w:sz w:val="14"/>
-        </w:rPr>
-        <w:t>Note 43: Generic terms for weather (e.g. fog, drizzle) are intended for use at automatic stations capable of determining types of weather but no other information. Generic terms are included in the code table using all capital letters.</w:t>
-      </w:r>
-    </w:p>
-    <w:p>
-      <w:r>
-        <w:rPr>
-          <w:rFonts w:ascii="Verdana" w:hAnsi="Verdana"/>
-          <w:i/>
-          <w:sz w:val="14"/>
-        </w:rPr>
-        <w:t>Note 45: H = Time of observation.</w:t>
-      </w:r>
-    </w:p>
-    <w:p>
-      <w:r>
-        <w:rPr>
-          <w:rFonts w:ascii="Verdana" w:hAnsi="Verdana"/>
-          <w:i/>
-          <w:sz w:val="14"/>
-        </w:rPr>
-        <w:t>Note 49: If bit is set to 1 then statement is true.</w:t>
-      </w:r>
-    </w:p>
-    <w:p>
-      <w:r>
-        <w:rPr>
-          <w:rFonts w:ascii="Verdana" w:hAnsi="Verdana"/>
-          <w:i/>
-          <w:sz w:val="14"/>
-        </w:rPr>
-        <w:t>Note 50: In all instances the highest code figures applicable are to be reported.</w:t>
-      </w:r>
-    </w:p>
-    <w:p>
-      <w:r>
-        <w:rPr>
-          <w:rFonts w:ascii="Verdana" w:hAnsi="Verdana"/>
-          <w:i/>
-          <w:sz w:val="14"/>
-        </w:rPr>
-        <w:t>Note 52: In reports from automatic stations, code figure 2 shall be used when tendency is positive, 7 when negative, and 4 when pressure is the same as three hours before.</w:t>
-      </w:r>
-    </w:p>
-    <w:p>
-      <w:r>
-        <w:rPr>
-          <w:rFonts w:ascii="Verdana" w:hAnsi="Verdana"/>
-          <w:i/>
-          <w:sz w:val="14"/>
-        </w:rPr>
-        <w:t>Note 53: In reports from tropical stations reporting 24-hour pressure changes, code figure 2 shall be used when tendency is positive, 7 when negative, and 4 when pressure is the same as 24 hours before.</w:t>
-      </w:r>
-    </w:p>
-    <w:p>
-      <w:r>
-        <w:rPr>
-          <w:rFonts w:ascii="Verdana" w:hAnsi="Verdana"/>
-          <w:i/>
-          <w:sz w:val="14"/>
-        </w:rPr>
-        <w:t>Note 54: In the above code table, whenever reference is made to ice, it also includes solid precipitation other than snow.</w:t>
-      </w:r>
-    </w:p>
-    <w:p>
-      <w:r>
-        <w:rPr>
-          <w:rFonts w:ascii="Verdana" w:hAnsi="Verdana"/>
-          <w:i/>
-          <w:sz w:val="14"/>
-        </w:rPr>
-        <w:t>Note 57: Mixed precipitation is indicated by setting to one the bits of all the observed single types of precipitation.</w:t>
-      </w:r>
-    </w:p>
-    <w:p>
-      <w:r>
-        <w:rPr>
-          <w:rFonts w:ascii="Verdana" w:hAnsi="Verdana"/>
-          <w:i/>
-          <w:sz w:val="14"/>
-        </w:rPr>
-        <w:t>Note 59: New local names for storm of various strengths shall be added as necessary.</w:t>
-      </w:r>
-    </w:p>
-    <w:p>
-      <w:r>
-        <w:rPr>
-          <w:rFonts w:ascii="Verdana" w:hAnsi="Verdana"/>
-          <w:i/>
-          <w:sz w:val="14"/>
-        </w:rPr>
-        <w:t>Note 60: None of the code figures exclude the addition of interpolated levels at the discretion of the generating centre.</w:t>
-      </w:r>
-    </w:p>
-    <w:p>
-      <w:r>
-        <w:rPr>
-          <w:rFonts w:ascii="Verdana" w:hAnsi="Verdana"/>
-          <w:i/>
-          <w:sz w:val="14"/>
-        </w:rPr>
-        <w:t>Note 63: Phenomenon in this flag table means any phenomenon, including precipitation and obscuration.</w:t>
-      </w:r>
-    </w:p>
-    <w:p>
-      <w:r>
-        <w:rPr>
-          <w:rFonts w:ascii="Verdana" w:hAnsi="Verdana"/>
-          <w:i/>
-          <w:sz w:val="14"/>
-        </w:rPr>
-        <w:t>Note 75: The definitions in code numbers 0 to 2 and 4 apply to representative bare ground and numbers 3, 5 to 9 and 10 to 19 to an open representative area.</w:t>
-      </w:r>
-    </w:p>
-    <w:p>
-      <w:r>
-        <w:rPr>
-          <w:rFonts w:ascii="Verdana" w:hAnsi="Verdana"/>
-          <w:i/>
-          <w:sz w:val="14"/>
-        </w:rPr>
-        <w:t>Note 76: The exact bounding height shall be assigned for the lower code figure; e.g., a height of 4 m is coded as 5.</w:t>
-      </w:r>
-    </w:p>
-    <w:p>
-      <w:r>
-        <w:rPr>
-          <w:rFonts w:ascii="Verdana" w:hAnsi="Verdana"/>
-          <w:i/>
-          <w:sz w:val="14"/>
-        </w:rPr>
-        <w:t>Note 78: The first three digits represent the ISO country code.</w:t>
-      </w:r>
-    </w:p>
-    <w:p>
-      <w:r>
-        <w:rPr>
-          <w:rFonts w:ascii="Verdana" w:hAnsi="Verdana"/>
-          <w:i/>
-          <w:sz w:val="14"/>
-        </w:rPr>
-        <w:t>Note 79: The last column in the table contains the associated registry number from the Chemical Abstracts Service (CAS) of the American Chemical Society.</w:t>
-      </w:r>
-    </w:p>
-    <w:p>
-      <w:r>
-        <w:rPr>
-          <w:rFonts w:ascii="Verdana" w:hAnsi="Verdana"/>
-          <w:i/>
-          <w:sz w:val="14"/>
-        </w:rPr>
-        <w:t>Note 80: The middle portion of this code table (code figures 100-199) includes terms on several levels to cover simple and increasingly complex automatic stations.</w:t>
-      </w:r>
-    </w:p>
-    <w:p>
-      <w:r>
-        <w:rPr>
-          <w:rFonts w:ascii="Verdana" w:hAnsi="Verdana"/>
-          <w:i/>
-          <w:sz w:val="14"/>
-        </w:rPr>
-        <w:t>Note 81: The nominal range for the surface soil moisture is 0% - 100%. In extreme cases, the extrapolated backscatter at 40 degrees incidence angle may exceed the dry or the wet backscatter reference. In these cases, the value provided by the measurement process of surface soil moisture is, respectively,less than 0% or more than 100%.</w:t>
-      </w:r>
-    </w:p>
-    <w:p>
-      <w:r>
-        <w:rPr>
-          <w:rFonts w:ascii="Verdana" w:hAnsi="Verdana"/>
-          <w:i/>
-          <w:sz w:val="14"/>
-        </w:rPr>
-        <w:t>Note 84: These values refer to well-developed wind waves of the open sea. While priority shall be given to the descriptive terms, these height values may be used for guidance by the observer when reporting the total state of agitation of the sea resulting from various factors such as wind, swell, currents, angle between swell and wind, etc.</w:t>
-      </w:r>
-    </w:p>
-    <w:p>
-      <w:r>
-        <w:rPr>
-          <w:rFonts w:ascii="Verdana" w:hAnsi="Verdana"/>
-          <w:i/>
-          <w:sz w:val="14"/>
-        </w:rPr>
-        <w:t>Note 85: This descriptor will be associated with visibility data or height of clouds data to specify if the value is bounded. If the reported data is the true value, the code figure is 0. However, the measurement can hit the limit of the instrument measurement capability. If the reported value is higher than the true value, the codefigure is 1; if the reported value is lower than the true value, the code figure is 2.</w:t>
-      </w:r>
-    </w:p>
-    <w:p>
-      <w:r>
-        <w:rPr>
-          <w:rFonts w:ascii="Verdana" w:hAnsi="Verdana"/>
-          <w:i/>
-          <w:sz w:val="14"/>
-        </w:rPr>
-        <w:t>Note 88: Time significance must be qualified by appropriate time periods being specified.</w:t>
-      </w:r>
-    </w:p>
-    <w:p>
-      <w:r>
-        <w:rPr>
-          <w:rFonts w:ascii="Verdana" w:hAnsi="Verdana"/>
-          <w:i/>
-          <w:sz w:val="14"/>
-        </w:rPr>
-        <w:t>Note 90: Type of instrumentation and original units for wind measurement (measured in m s–1 unless otherwise indicated).</w:t>
-      </w:r>
-    </w:p>
-    <w:p>
-      <w:r>
-        <w:rPr>
-          <w:rFonts w:ascii="Verdana" w:hAnsi="Verdana"/>
-          <w:i/>
-          <w:sz w:val="14"/>
-        </w:rPr>
-        <w:t>Note 94: Where the original reporting method is as indicated by code figure 1, the following conversion is recommended to obtain a suitable data value corresponding to descriptor 0 01 012:Reported value Data value0 01 452 903 1354 1805 2256 2707 3158 3609 511</w:t>
-      </w:r>
-    </w:p>
-    <w:p>
-      <w:r>
-        <w:rPr>
-          <w:rFonts w:ascii="Verdana" w:hAnsi="Verdana"/>
-          <w:i/>
-          <w:sz w:val="14"/>
-        </w:rPr>
-        <w:t>Note 95: Where the original reporting method is as indicated by code figure 1, the following conversion is recommended to obtain a suitable data value corresponding to descriptor 0 01 013:Reported value Data value 0 01 12 43 74 95 126 147 178 199 21/ 1023</w:t>
-      </w:r>
-    </w:p>
-    <w:p>
-      <w:r>
-        <w:rPr>
-          <w:rFonts w:ascii="Verdana" w:hAnsi="Verdana"/>
-          <w:i/>
-          <w:sz w:val="14"/>
-        </w:rPr>
-        <w:t>Note 98: Code figures 1 - 24 are siting classifications and measurement quality classifications according to the Guide to Instruments and Methods of Observation (WMO-No. 8), Volume I, Chapter 1, Annex 1.D and Annex 1.G.</w:t>
-      </w:r>
-    </w:p>
-    <w:p>
-      <w:r>
-        <w:rPr>
-          <w:rFonts w:ascii="Verdana" w:hAnsi="Verdana"/>
-          <w:i/>
-          <w:sz w:val="14"/>
-        </w:rPr>
-        <w:t>Note 99: Code figures 26 - 30 are siting classifications according to the Guide to Instruments and Methods of Observation (WMO-No. 8), Volume I, Chapter 1, Annex 1.D.</w:t>
-      </w:r>
-    </w:p>
-    <w:p>
-      <w:r>
-        <w:rPr>
-          <w:rFonts w:ascii="Verdana" w:hAnsi="Verdana"/>
-          <w:i/>
-          <w:sz w:val="14"/>
-        </w:rPr>
-        <w:t>Note 100: Code figures 31 - 34 are measurement quality classifications according to the Guide to Instruments and Methods of Observation (WMO-No. 8), Volume I, Chapter 1, Annex 1.G.</w:t>
-      </w:r>
-    </w:p>
-    <w:p>
-      <w:r>
-        <w:rPr>
-          <w:rFonts w:ascii="Verdana" w:hAnsi="Verdana"/>
-          <w:i/>
-          <w:sz w:val="14"/>
-        </w:rPr>
-        <w:t>Note 101: Annex 1.G is a new annex that will be part of an updated version of WMO-No. 8 to be published in mid-2022.</w:t>
-      </w:r>
-    </w:p>
     <w:sectPr>
       <w:pgSz w:w="16838" w:h="11906" w:orient="landscape"/>
       <w:pgMar w:top="850" w:right="850" w:bottom="850" w:left="850" w:header="720" w:footer="720" w:gutter="0"/>
